--- a/papers/02_A_SelectionIsNotCreation_稿.docx
+++ b/papers/02_A_SelectionIsNotCreation_稿.docx
@@ -449,7 +449,35 @@
         <w:t xml:space="preserve">杠杆 = 支数 × 题里的可分叉决策数</w:t>
       </w:r>
       <w:r>
-        <w:t xml:space="preserve">｜★</w:t>
+        <w:t xml:space="preserve">（★</w:t>
+      </w:r>
+      <w:r>
+        <w:t xml:space="preserve"> </w:t>
+      </w:r>
+      <w:r>
+        <w:rPr>
+          <w:bCs/>
+          <w:b/>
+        </w:rPr>
+        <w:t xml:space="preserve">该条读数为事后校准、且那批无事前预注册 ⇒ 探索性（</w:t>
+      </w:r>
+      <w:r>
+        <w:rPr>
+          <w:rStyle w:val="VerbatimChar"/>
+          <w:bCs/>
+          <w:b/>
+        </w:rPr>
+        <w:t xml:space="preserve">◐</w:t>
+      </w:r>
+      <w:r>
+        <w:rPr>
+          <w:bCs/>
+          <w:b/>
+        </w:rPr>
+        <w:t xml:space="preserve">）；证据等级限定见 §1.6.2</w:t>
+      </w:r>
+      <w:r>
+        <w:t xml:space="preserve">）｜★</w:t>
       </w:r>
       <w:r>
         <w:t xml:space="preserve"> </w:t>
@@ -752,7 +780,7 @@
           <w:bCs/>
           <w:b/>
         </w:rPr>
-        <w:t xml:space="preserve">★ 本篇的正面方法论发现（★ 同一批配对上的双轴分离）</w:t>
+        <w:t xml:space="preserve">★ 本篇的正面方法论发现（★ 同一批配对上的「一层动、两层不动」）</w:t>
       </w:r>
       <w:r>
         <w:t xml:space="preserve">：</w:t>
@@ -798,7 +826,7 @@
           <w:bCs/>
           <w:b/>
         </w:rPr>
-        <w:t xml:space="preserve">宽度轴动、承重轴不动</w:t>
+        <w:t xml:space="preserve">宽度轴动、结论层与承重层都不动</w:t>
       </w:r>
       <w:r>
         <w:t xml:space="preserve"> </w:t>
@@ -856,7 +884,52 @@
         <w:t xml:space="preserve">它量的是"说了更多话"，不是"覆盖了更多结论"</w:t>
       </w:r>
       <w:r>
-        <w:t xml:space="preserve">（且 4 对汇总的新增 32 条里只有 7 条承重）；② 判决在</w:t>
+        <w:t xml:space="preserve">（★</w:t>
+      </w:r>
+      <w:r>
+        <w:t xml:space="preserve"> </w:t>
+      </w:r>
+      <w:r>
+        <w:rPr>
+          <w:bCs/>
+          <w:b/>
+        </w:rPr>
+        <w:t xml:space="preserve">且"多出来的那些话承不承重"同样【不可分辨】：承重子层的方向随承重聚合口径翻转</w:t>
+      </w:r>
+      <w:r>
+        <w:t xml:space="preserve"> </w:t>
+      </w:r>
+      <w:r>
+        <w:t xml:space="preserve">—— OR 主口径汇总</w:t>
+      </w:r>
+      <w:r>
+        <w:t xml:space="preserve"> </w:t>
+      </w:r>
+      <w:r>
+        <w:rPr>
+          <w:bCs/>
+          <w:b/>
+        </w:rPr>
+        <w:t xml:space="preserve">+6 / +7</w:t>
+      </w:r>
+      <w:r>
+        <w:t xml:space="preserve"> </w:t>
+      </w:r>
+      <w:r>
+        <w:t xml:space="preserve">vs AND 敏感性变体汇总</w:t>
+      </w:r>
+      <w:r>
+        <w:t xml:space="preserve"> </w:t>
+      </w:r>
+      <w:r>
+        <w:rPr>
+          <w:bCs/>
+          <w:b/>
+        </w:rPr>
+        <w:t xml:space="preserve">−7 / −2</w:t>
+      </w:r>
+      <w:r>
+        <w:t xml:space="preserve">）；② 判决在</w:t>
       </w:r>
       <w:r>
         <w:rPr>
@@ -877,6 +950,48 @@
           <w:b/>
         </w:rPr>
         <w:t xml:space="preserve">那是四个配对的同向噪声累加，不是效应</w:t>
+      </w:r>
+      <w:r>
+        <w:t xml:space="preserve">；★</w:t>
+      </w:r>
+      <w:r>
+        <w:t xml:space="preserve"> </w:t>
+      </w:r>
+      <w:r>
+        <w:rPr>
+          <w:bCs/>
+          <w:b/>
+        </w:rPr>
+        <w:t xml:space="preserve">而那个超带的 −9 恰好是</w:t>
+      </w:r>
+      <w:r>
+        <w:rPr>
+          <w:bCs/>
+          <w:b/>
+        </w:rPr>
+        <w:t xml:space="preserve"> </w:t>
+      </w:r>
+      <w:r>
+        <w:rPr>
+          <w:rStyle w:val="VerbatimChar"/>
+          <w:bCs/>
+          <w:b/>
+        </w:rPr>
+        <w:t xml:space="preserve">W_design_L2</w:t>
+      </w:r>
+      <w:r>
+        <w:rPr>
+          <w:bCs/>
+          <w:b/>
+        </w:rPr>
+        <w:t xml:space="preserve"> </w:t>
+      </w:r>
+      <w:r>
+        <w:rPr>
+          <w:bCs/>
+          <w:b/>
+        </w:rPr>
+        <w:t xml:space="preserve">四对里符号相反的那一个 ⇒ 它本身就是「符号不一致」这条判决的支撑</w:t>
       </w:r>
       <w:r>
         <w:t xml:space="preserve">）；③</w:t>
@@ -2364,7 +2479,35 @@
         <w:t xml:space="preserve">杠杆 = 支数 × 题里的可分叉决策数</w:t>
       </w:r>
       <w:r>
-        <w:t xml:space="preserve">；③ ★</w:t>
+        <w:t xml:space="preserve">（★</w:t>
+      </w:r>
+      <w:r>
+        <w:t xml:space="preserve"> </w:t>
+      </w:r>
+      <w:r>
+        <w:rPr>
+          <w:bCs/>
+          <w:b/>
+        </w:rPr>
+        <w:t xml:space="preserve">该条读数为事后校准、且那批无事前预注册 ⇒ 探索性（</w:t>
+      </w:r>
+      <w:r>
+        <w:rPr>
+          <w:rStyle w:val="VerbatimChar"/>
+          <w:bCs/>
+          <w:b/>
+        </w:rPr>
+        <w:t xml:space="preserve">◐</w:t>
+      </w:r>
+      <w:r>
+        <w:rPr>
+          <w:bCs/>
+          <w:b/>
+        </w:rPr>
+        <w:t xml:space="preserve">）；证据等级限定见 §1.6.2</w:t>
+      </w:r>
+      <w:r>
+        <w:t xml:space="preserve">）；③ ★</w:t>
       </w:r>
       <w:r>
         <w:t xml:space="preserve"> </w:t>
@@ -4730,25 +4873,6 @@
           <w:bCs/>
           <w:b/>
         </w:rPr>
-        <w:t xml:space="preserve">本节是本文的"提出物"</w:t>
-      </w:r>
-      <w:r>
-        <w:t xml:space="preserve">：§5 的读数是它的第一轮实测，§1.8 的反面清单是它的负空间。</w:t>
-      </w:r>
-      <w:r>
-        <w:t xml:space="preserve"> </w:t>
-      </w:r>
-      <w:r>
-        <w:t xml:space="preserve">★</w:t>
-      </w:r>
-      <w:r>
-        <w:t xml:space="preserve"> </w:t>
-      </w:r>
-      <w:r>
-        <w:rPr>
-          <w:bCs/>
-          <w:b/>
-        </w:rPr>
         <w:t xml:space="preserve">纪律（照 §5.8 的「出处与定性」列）</w:t>
       </w:r>
       <w:r>
@@ -5146,7 +5270,35 @@
               <w:t xml:space="preserve">本组自有条件性结论</w:t>
             </w:r>
             <w:r>
-              <w:t xml:space="preserve">（§5.8 机制链第 5 条）⇒ 前人（ToT）在</w:t>
+              <w:t xml:space="preserve">（§5.8 机制链第 5 条）；⚠️</w:t>
+            </w:r>
+            <w:r>
+              <w:t xml:space="preserve"> </w:t>
+            </w:r>
+            <w:r>
+              <w:rPr>
+                <w:bCs/>
+                <w:b/>
+              </w:rPr>
+              <w:t xml:space="preserve">★ 但其读数为事后校准且那批无事前预注册 ⇒ 探索性（</w:t>
+            </w:r>
+            <w:r>
+              <w:rPr>
+                <w:rStyle w:val="VerbatimChar"/>
+                <w:bCs/>
+                <w:b/>
+              </w:rPr>
+              <w:t xml:space="preserve">◐</w:t>
+            </w:r>
+            <w:r>
+              <w:rPr>
+                <w:bCs/>
+                <w:b/>
+              </w:rPr>
+              <w:t xml:space="preserve">）⇒ 主张层必须带这句</w:t>
+            </w:r>
+            <w:r>
+              <w:t xml:space="preserve">⇒ 前人（ToT）在</w:t>
             </w:r>
             <w:r>
               <w:rPr>
@@ -6060,6 +6212,94 @@
       <w:r>
         <w:t xml:space="preserve"> </w:t>
       </w:r>
+      <w:r>
+        <w:t xml:space="preserve">&gt; ★</w:t>
+      </w:r>
+      <w:r>
+        <w:t xml:space="preserve"> </w:t>
+      </w:r>
+      <w:r>
+        <w:rPr>
+          <w:bCs/>
+          <w:b/>
+        </w:rPr>
+        <w:t xml:space="preserve">★ 归属与证据等级（★ 主张层必须带的限定，★ 缺它就变成"我们发现了一个规律"）</w:t>
+      </w:r>
+      <w:r>
+        <w:t xml:space="preserve">：★</w:t>
+      </w:r>
+      <w:r>
+        <w:t xml:space="preserve"> </w:t>
+      </w:r>
+      <w:r>
+        <w:rPr>
+          <w:bCs/>
+          <w:b/>
+        </w:rPr>
+        <w:t xml:space="preserve">本条是本组自有条件性结论</w:t>
+      </w:r>
+      <w:r>
+        <w:t xml:space="preserve">（★</w:t>
+      </w:r>
+      <w:r>
+        <w:t xml:space="preserve"> </w:t>
+      </w:r>
+      <w:r>
+        <w:rPr>
+          <w:bCs/>
+          <w:b/>
+        </w:rPr>
+        <w:t xml:space="preserve">不是</w:t>
+      </w:r>
+      <w:r>
+        <w:t xml:space="preserve"> </w:t>
+      </w:r>
+      <w:r>
+        <w:t xml:space="preserve">ToT 结论的复述 —— 被复述的是"多采样 ≠ 多路径"这件事本身）；★</w:t>
+      </w:r>
+      <w:r>
+        <w:t xml:space="preserve"> </w:t>
+      </w:r>
+      <w:r>
+        <w:rPr>
+          <w:bCs/>
+          <w:b/>
+        </w:rPr>
+        <w:t xml:space="preserve">但它依托的读数是【事后校准】（三道门只过了第①道，②③是当晚补做）且【那批无事前预注册】⇒ ⇒ 证据等级 = 探索性（</w:t>
+      </w:r>
+      <w:r>
+        <w:rPr>
+          <w:rStyle w:val="VerbatimChar"/>
+          <w:bCs/>
+          <w:b/>
+        </w:rPr>
+        <w:t xml:space="preserve">◐</w:t>
+      </w:r>
+      <w:r>
+        <w:rPr>
+          <w:bCs/>
+          <w:b/>
+        </w:rPr>
+        <w:t xml:space="preserve">），不写成判决</w:t>
+      </w:r>
+      <w:r>
+        <w:t xml:space="preserve">（§3.8.2）⇒ ⇒ ★</w:t>
+      </w:r>
+      <w:r>
+        <w:t xml:space="preserve"> </w:t>
+      </w:r>
+      <w:r>
+        <w:rPr>
+          <w:bCs/>
+          <w:b/>
+        </w:rPr>
+        <w:t xml:space="preserve">⇒ 这句限定必须同时出现在主张层（§1.2 D1 / 摘要）与本节的事实层，否则主张层会比事实层强一档。</w:t>
+      </w:r>
+    </w:p>
+    <w:p>
+      <w:pPr>
+        <w:pStyle w:val="BodyText"/>
+      </w:pPr>
       <w:r>
         <w:t xml:space="preserve">★</w:t>
       </w:r>
@@ -8012,7 +8252,7 @@
           <w:bCs/>
           <w:b/>
         </w:rPr>
-        <w:t xml:space="preserve">本篇第一份【同一批配对】上的双轴分离</w:t>
+        <w:t xml:space="preserve">本篇第一份【同一批配对】上的「一层动、两层不动」</w:t>
       </w:r>
       <w:r>
         <w:t xml:space="preserve">——</w:t>
@@ -8042,7 +8282,7 @@
           <w:bCs/>
           <w:b/>
         </w:rPr>
-        <w:t xml:space="preserve">【承重子层】逐配对 −4 / −1 / −2 / 0 ⇒ 方向为负</w:t>
+        <w:t xml:space="preserve">【承重子层】（★ 主口径 OR）逐配对 −1 / +2 / +1 / +4 ⇒ 符号不一致 ⇒ 不可分辨</w:t>
       </w:r>
       <w:r>
         <w:t xml:space="preserve">（§5.2.4）⇒ ⇒ ★</w:t>
@@ -8055,7 +8295,7 @@
           <w:bCs/>
           <w:b/>
         </w:rPr>
-        <w:t xml:space="preserve">宽度轴动、承重轴不动</w:t>
+        <w:t xml:space="preserve">宽度轴动、结论层与承重层都不动</w:t>
       </w:r>
       <w:r>
         <w:t xml:space="preserve"> </w:t>
@@ -8085,6 +8325,19 @@
           <w:b/>
         </w:rPr>
         <w:t xml:space="preserve">三条限定见 §5.2.4</w:t>
+      </w:r>
+      <w:r>
+        <w:t xml:space="preserve">；★</w:t>
+      </w:r>
+      <w:r>
+        <w:t xml:space="preserve"> </w:t>
+      </w:r>
+      <w:r>
+        <w:rPr>
+          <w:bCs/>
+          <w:b/>
+        </w:rPr>
+        <w:t xml:space="preserve">★ 承重子层的零分布未单独标定 ⇒ 该层只作方向性证据，不进结论句的一档</w:t>
       </w:r>
       <w:r>
         <w:t xml:space="preserve">）。</w:t>
@@ -12851,13 +13104,278 @@
         <w:rPr>
           <w:rStyle w:val="VerbatimChar"/>
         </w:rPr>
+        <w:t xml:space="preserve">◐</w:t>
+      </w:r>
+      <w:r>
+        <w:t xml:space="preserve"> </w:t>
+      </w:r>
+      <w:r>
+        <w:rPr>
+          <w:bCs/>
+          <w:b/>
+        </w:rPr>
+        <w:t xml:space="preserve">外部佐证（arXiv:2607.26899 · ★ 本条在阶段一被记为「未核到」⇒ ★ 标注由</w:t>
+      </w:r>
+      <w:r>
+        <w:rPr>
+          <w:bCs/>
+          <w:b/>
+        </w:rPr>
+        <w:t xml:space="preserve"> </w:t>
+      </w:r>
+      <w:r>
+        <w:rPr>
+          <w:rStyle w:val="VerbatimChar"/>
+          <w:bCs/>
+          <w:b/>
+        </w:rPr>
         <w:t xml:space="preserve">📄</w:t>
       </w:r>
       <w:r>
-        <w:t xml:space="preserve"> </w:t>
-      </w:r>
-      <w:r>
-        <w:t xml:space="preserve">外部佐证（arXiv:2607.26899）："AI ideation compressed collective diversity for everyone, whereas AI refinement preserved both"。这与本文 §5.2 观测到的"工作流层（refinement 型链路）净收益为负"方向一致。</w:t>
+        <w:rPr>
+          <w:bCs/>
+          <w:b/>
+        </w:rPr>
+        <w:t xml:space="preserve">（逐字核过）降为</w:t>
+      </w:r>
+      <w:r>
+        <w:rPr>
+          <w:bCs/>
+          <w:b/>
+        </w:rPr>
+        <w:t xml:space="preserve"> </w:t>
+      </w:r>
+      <w:r>
+        <w:rPr>
+          <w:rStyle w:val="VerbatimChar"/>
+          <w:bCs/>
+          <w:b/>
+        </w:rPr>
+        <w:t xml:space="preserve">◐</w:t>
+      </w:r>
+      <w:r>
+        <w:rPr>
+          <w:bCs/>
+          <w:b/>
+        </w:rPr>
+        <w:t xml:space="preserve">（方向性线索 · ★ 未逐字核过全文））</w:t>
+      </w:r>
+      <w:r>
+        <w:t xml:space="preserve">：其结论为 —— ideation 压缩了所有人的集体多样性，而 refinement</w:t>
+      </w:r>
+      <w:r>
+        <w:t xml:space="preserve"> </w:t>
+      </w:r>
+      <w:r>
+        <w:rPr>
+          <w:bCs/>
+          <w:b/>
+        </w:rPr>
+        <w:t xml:space="preserve">保留</w:t>
+      </w:r>
+      <w:r>
+        <w:t xml:space="preserve">了两者，</w:t>
+      </w:r>
+      <w:r>
+        <w:rPr>
+          <w:bCs/>
+          <w:b/>
+        </w:rPr>
+        <w:t xml:space="preserve">且未让 L2 的优势变得可检测</w:t>
+      </w:r>
+      <w:r>
+        <w:t xml:space="preserve">（★ 原文含承重分句 "and left the L2 advantage undetectable"；★ 此前引用</w:t>
+      </w:r>
+      <w:r>
+        <w:rPr>
+          <w:bCs/>
+          <w:b/>
+        </w:rPr>
+        <w:t xml:space="preserve">漏掉了这一分句</w:t>
+      </w:r>
+      <w:r>
+        <w:t xml:space="preserve">）⇒ ⇒ ★</w:t>
+      </w:r>
+      <w:r>
+        <w:t xml:space="preserve"> </w:t>
+      </w:r>
+      <w:r>
+        <w:rPr>
+          <w:bCs/>
+          <w:b/>
+        </w:rPr>
+        <w:t xml:space="preserve">本条与本文的关系必须说准（★ 原稿写"方向一致"是判反了）</w:t>
+      </w:r>
+      <w:r>
+        <w:t xml:space="preserve">：★</w:t>
+      </w:r>
+      <w:r>
+        <w:t xml:space="preserve"> </w:t>
+      </w:r>
+      <w:r>
+        <w:rPr>
+          <w:bCs/>
+          <w:b/>
+        </w:rPr>
+        <w:t xml:space="preserve">源文谈的是 refinement 侧【多样性被保留】，而本文 §5 R2 读到的是 refinement 型链路（dual 臂）的每份有效产出低于直调</w:t>
+      </w:r>
+      <w:r>
+        <w:t xml:space="preserve"> </w:t>
+      </w:r>
+      <w:r>
+        <w:t xml:space="preserve">⇒ ⇒ ★</w:t>
+      </w:r>
+      <w:r>
+        <w:t xml:space="preserve"> </w:t>
+      </w:r>
+      <w:r>
+        <w:rPr>
+          <w:bCs/>
+          <w:b/>
+        </w:rPr>
+        <w:t xml:space="preserve">两者不是同一构念上的"方向一致"</w:t>
+      </w:r>
+      <w:r>
+        <w:t xml:space="preserve">（★ 一个谈集体多样性，一个谈单份产出的可核验断言数）⇒ ⇒ ★</w:t>
+      </w:r>
+      <w:r>
+        <w:t xml:space="preserve"> </w:t>
+      </w:r>
+      <w:r>
+        <w:rPr>
+          <w:bCs/>
+          <w:b/>
+        </w:rPr>
+        <w:t xml:space="preserve">不得并称"方向一致"</w:t>
+      </w:r>
+      <w:r>
+        <w:t xml:space="preserve">。</w:t>
+      </w:r>
+      <w:r>
+        <w:t xml:space="preserve"> </w:t>
+      </w:r>
+      <w:r>
+        <w:t xml:space="preserve">★</w:t>
+      </w:r>
+      <w:r>
+        <w:t xml:space="preserve"> </w:t>
+      </w:r>
+      <w:r>
+        <w:rPr>
+          <w:bCs/>
+          <w:b/>
+        </w:rPr>
+        <w:t xml:space="preserve">且本篇这边已经不是"净收益为负"</w:t>
+      </w:r>
+      <w:r>
+        <w:t xml:space="preserve">：★</w:t>
+      </w:r>
+      <w:r>
+        <w:t xml:space="preserve"> </w:t>
+      </w:r>
+      <w:r>
+        <w:rPr>
+          <w:bCs/>
+          <w:b/>
+        </w:rPr>
+        <w:t xml:space="preserve">§5 R2 的净增益在双边口径下判「不可分辨」</w:t>
+      </w:r>
+      <w:r>
+        <w:t xml:space="preserve">（§5.2.4）⇒ ⇒ ★</w:t>
+      </w:r>
+      <w:r>
+        <w:t xml:space="preserve"> </w:t>
+      </w:r>
+      <w:r>
+        <w:rPr>
+          <w:bCs/>
+          <w:b/>
+        </w:rPr>
+        <w:t xml:space="preserve">正确写法</w:t>
+      </w:r>
+      <w:r>
+        <w:t xml:space="preserve">：「该文与本文在【多样性被保留】这一侧</w:t>
+      </w:r>
+      <w:r>
+        <w:rPr>
+          <w:bCs/>
+          <w:b/>
+        </w:rPr>
+        <w:t xml:space="preserve">不构成同向证据</w:t>
+      </w:r>
+      <w:r>
+        <w:t xml:space="preserve">；★ 而本文这边的工作流臂净增益结论是『</w:t>
+      </w:r>
+      <w:r>
+        <w:rPr>
+          <w:bCs/>
+          <w:b/>
+        </w:rPr>
+        <w:t xml:space="preserve">不可分辨</w:t>
+      </w:r>
+      <w:r>
+        <w:t xml:space="preserve">』，不是『为负』」。</w:t>
+      </w:r>
+      <w:r>
+        <w:t xml:space="preserve"> </w:t>
+      </w:r>
+      <w:r>
+        <w:t xml:space="preserve">⚠️</w:t>
+      </w:r>
+      <w:r>
+        <w:t xml:space="preserve"> </w:t>
+      </w:r>
+      <w:r>
+        <w:rPr>
+          <w:bCs/>
+          <w:b/>
+        </w:rPr>
+        <w:t xml:space="preserve">外推边界（★ 必写）</w:t>
+      </w:r>
+      <w:r>
+        <w:t xml:space="preserve">：★</w:t>
+      </w:r>
+      <w:r>
+        <w:t xml:space="preserve"> </w:t>
+      </w:r>
+      <w:r>
+        <w:rPr>
+          <w:bCs/>
+          <w:b/>
+        </w:rPr>
+        <w:t xml:space="preserve">该文的域、任务与本篇不同，且本条未逐字核过全文</w:t>
+      </w:r>
+      <w:r>
+        <w:t xml:space="preserve"> </w:t>
+      </w:r>
+      <w:r>
+        <w:t xml:space="preserve">⇒ ⇒ ★</w:t>
+      </w:r>
+      <w:r>
+        <w:t xml:space="preserve"> </w:t>
+      </w:r>
+      <w:r>
+        <w:rPr>
+          <w:bCs/>
+          <w:b/>
+        </w:rPr>
+        <w:t xml:space="preserve">本篇只把它当作【方向性线索】登记，不作为本篇任何读数的支撑</w:t>
+      </w:r>
+      <w:r>
+        <w:t xml:space="preserve"> </w:t>
+      </w:r>
+      <w:r>
+        <w:t xml:space="preserve">⇒ ★</w:t>
+      </w:r>
+      <w:r>
+        <w:t xml:space="preserve"> </w:t>
+      </w:r>
+      <w:r>
+        <w:rPr>
+          <w:bCs/>
+          <w:b/>
+        </w:rPr>
+        <w:t xml:space="preserve">本篇的任何结论都不依赖它。</w:t>
       </w:r>
     </w:p>
     <w:bookmarkEnd w:id="42"/>
@@ -15937,38 +16455,33 @@
         <w:t xml:space="preserve">两者不矛盾，但我们的读数不能被读成"换模型没用"这条一般规律。</w:t>
       </w:r>
       <w:r>
-        <w:rPr>
-          <w:bCs/>
-          <w:b/>
-        </w:rPr>
-        <w:t xml:space="preserve"> </w:t>
-      </w:r>
-      <w:r>
-        <w:rPr>
-          <w:bCs/>
-          <w:b/>
-        </w:rPr>
+        <w:t xml:space="preserve"> </w:t>
+      </w:r>
+      <w:r>
         <w:t xml:space="preserve">⇒ ⇒ ⇒ ★★★★</w:t>
       </w:r>
       <w:r>
-        <w:rPr>
-          <w:bCs/>
-          <w:b/>
-        </w:rPr>
-        <w:t xml:space="preserve"> </w:t>
-      </w:r>
-      <w:r>
+        <w:t xml:space="preserve"> </w:t>
+      </w:r>
+      <w:r>
+        <w:rPr>
+          <w:bCs/>
+          <w:b/>
+        </w:rPr>
         <w:t xml:space="preserve">★ 还有一段比 Table 13/14 更直接 —— 原文自己写了"交互结构调节另一个因子"</w:t>
       </w:r>
       <w:r>
-        <w:rPr>
-          <w:bCs/>
-          <w:b/>
-        </w:rPr>
         <w:t xml:space="preserve">（附录 I.4，line 1815-1822，</w:t>
       </w:r>
       <w:r>
-        <w:t xml:space="preserve">本组逐字核**）：</w:t>
+        <w:rPr>
+          <w:bCs/>
+          <w:b/>
+        </w:rPr>
+        <w:t xml:space="preserve">本组逐字核</w:t>
+      </w:r>
+      <w:r>
+        <w:t xml:space="preserve">）：</w:t>
       </w:r>
       <w:r>
         <w:t xml:space="preserve"> </w:t>
@@ -17969,23 +18482,28 @@
         <w:t xml:space="preserve">不可直接比，读前人 per-arm 读数时必须换算 n。</w:t>
       </w:r>
       <w:r>
-        <w:t xml:space="preserve"> </w:t>
-      </w:r>
-      <w:r>
+        <w:rPr>
+          <w:bCs/>
+          <w:b/>
+        </w:rPr>
+        <w:t xml:space="preserve"> </w:t>
+      </w:r>
+      <w:r>
+        <w:rPr>
+          <w:bCs/>
+          <w:b/>
+        </w:rPr>
         <w:t xml:space="preserve">②</w:t>
       </w:r>
       <w:r>
-        <w:t xml:space="preserve"> </w:t>
-      </w:r>
-      <w:r>
-        <w:rPr>
-          <w:bCs/>
-          <w:b/>
-        </w:rPr>
-        <w:t xml:space="preserve">调用量</w:t>
-      </w:r>
-      <w:r>
-        <w:t xml:space="preserve">：</w:t>
+        <w:rPr>
+          <w:bCs/>
+          <w:b/>
+        </w:rPr>
+        <w:t xml:space="preserve"> </w:t>
+      </w:r>
+      <w:r>
+        <w:t xml:space="preserve">调用量**：</w:t>
       </w:r>
       <w:r>
         <w:rPr>
@@ -22262,7 +22780,7 @@
         <w:t xml:space="preserve">（未过第三道门，见下）</w:t>
       </w:r>
       <w:r>
-        <w:t xml:space="preserve">。**</w:t>
+        <w:t xml:space="preserve">。</w:t>
       </w:r>
     </w:p>
     <w:p>
@@ -29713,20 +30231,213 @@
         <w:t xml:space="preserve"> </w:t>
       </w:r>
       <w:r>
-        <w:t xml:space="preserve">⇒ ⇒</w:t>
-      </w:r>
-      <w:r>
-        <w:t xml:space="preserve"> </w:t>
-      </w:r>
-      <w:r>
-        <w:rPr>
-          <w:bCs/>
-          <w:b/>
-        </w:rPr>
-        <w:t xml:space="preserve">"13 道题是否足以代表目标分布"这一问题本文无法判定</w:t>
-      </w:r>
-      <w:r>
-        <w:t xml:space="preserve">，只能登记为未做 ⇒ ★</w:t>
+        <w:t xml:space="preserve">⇒ ⇒ ★</w:t>
+      </w:r>
+      <w:r>
+        <w:t xml:space="preserve"> </w:t>
+      </w:r>
+      <w:r>
+        <w:rPr>
+          <w:bCs/>
+          <w:b/>
+        </w:rPr>
+        <w:t xml:space="preserve">⇒ 因此"13 道题是否足以代表目标分布"是一个【待取证】项（★ 不是自我设限）</w:t>
+      </w:r>
+      <w:r>
+        <w:t xml:space="preserve">：</w:t>
+      </w:r>
+      <w:r>
+        <w:rPr>
+          <w:bCs/>
+          <w:b/>
+        </w:rPr>
+        <w:t xml:space="preserve">【待取证 T-A-10】</w:t>
+      </w:r>
+      <w:r>
+        <w:t xml:space="preserve"> </w:t>
+      </w:r>
+      <w:r>
+        <w:t xml:space="preserve">——</w:t>
+      </w:r>
+      <w:r>
+        <w:t xml:space="preserve"> </w:t>
+      </w:r>
+      <w:r>
+        <w:t xml:space="preserve">★</w:t>
+      </w:r>
+      <w:r>
+        <w:t xml:space="preserve"> </w:t>
+      </w:r>
+      <w:r>
+        <w:rPr>
+          <w:bCs/>
+          <w:b/>
+        </w:rPr>
+        <w:t xml:space="preserve">要补什么</w:t>
+      </w:r>
+      <w:r>
+        <w:t xml:space="preserve">：给"目标任务分布"一个</w:t>
+      </w:r>
+      <w:r>
+        <w:rPr>
+          <w:bCs/>
+          <w:b/>
+        </w:rPr>
+        <w:t xml:space="preserve">可执行定义</w:t>
+      </w:r>
+      <w:r>
+        <w:t xml:space="preserve">，并用题级标签检验 13 道未见题与 5 道巡练题在</w:t>
+      </w:r>
+      <w:r>
+        <w:rPr>
+          <w:bCs/>
+          <w:b/>
+        </w:rPr>
+        <w:t xml:space="preserve">两个轴</w:t>
+      </w:r>
+      <w:r>
+        <w:t xml:space="preserve">（答案唯一 / 路径多样；域）上的分布是否一致；</w:t>
+      </w:r>
+      <w:r>
+        <w:t xml:space="preserve"> </w:t>
+      </w:r>
+      <w:r>
+        <w:t xml:space="preserve">★</w:t>
+      </w:r>
+      <w:r>
+        <w:t xml:space="preserve"> </w:t>
+      </w:r>
+      <w:r>
+        <w:rPr>
+          <w:bCs/>
+          <w:b/>
+        </w:rPr>
+        <w:t xml:space="preserve">去哪找</w:t>
+      </w:r>
+      <w:r>
+        <w:t xml:space="preserve">：18 道法律题的题面与依据包（仓内</w:t>
+      </w:r>
+      <w:r>
+        <w:t xml:space="preserve"> </w:t>
+      </w:r>
+      <w:r>
+        <w:rPr>
+          <w:rStyle w:val="VerbatimChar"/>
+        </w:rPr>
+        <w:t xml:space="preserve">来源与底稿/第二组_源文件/creativity_lab/data/legal_topics_v2.json</w:t>
+      </w:r>
+      <w:r>
+        <w:t xml:space="preserve">）＋ 巡练 / 复验 / 留出三组的</w:t>
+      </w:r>
+      <w:r>
+        <w:rPr>
+          <w:bCs/>
+          <w:b/>
+        </w:rPr>
+        <w:t xml:space="preserve">题级归属</w:t>
+      </w:r>
+      <w:r>
+        <w:t xml:space="preserve">（★</w:t>
+      </w:r>
+      <w:r>
+        <w:t xml:space="preserve"> </w:t>
+      </w:r>
+      <w:r>
+        <w:rPr>
+          <w:bCs/>
+          <w:b/>
+        </w:rPr>
+        <w:t xml:space="preserve">题级名单未随稿归档 ⇒ 本项要先补归属表</w:t>
+      </w:r>
+      <w:r>
+        <w:t xml:space="preserve">）；</w:t>
+      </w:r>
+      <w:r>
+        <w:t xml:space="preserve"> </w:t>
+      </w:r>
+      <w:r>
+        <w:t xml:space="preserve">★</w:t>
+      </w:r>
+      <w:r>
+        <w:t xml:space="preserve"> </w:t>
+      </w:r>
+      <w:r>
+        <w:rPr>
+          <w:bCs/>
+          <w:b/>
+        </w:rPr>
+        <w:t xml:space="preserve">判据</w:t>
+      </w:r>
+      <w:r>
+        <w:t xml:space="preserve">：两轴分布一致 ⇒ 13 道题可作代表；不一致 ⇒ 只作</w:t>
+      </w:r>
+      <w:r>
+        <w:rPr>
+          <w:bCs/>
+          <w:b/>
+        </w:rPr>
+        <w:t xml:space="preserve">同域内</w:t>
+      </w:r>
+      <w:r>
+        <w:t xml:space="preserve">比较（★</w:t>
+      </w:r>
+      <w:r>
+        <w:t xml:space="preserve"> </w:t>
+      </w:r>
+      <w:r>
+        <w:rPr>
+          <w:bCs/>
+          <w:b/>
+        </w:rPr>
+        <w:t xml:space="preserve">写法改为"在同域同依据包内未泛化"</w:t>
+      </w:r>
+      <w:r>
+        <w:t xml:space="preserve">）；</w:t>
+      </w:r>
+      <w:r>
+        <w:t xml:space="preserve"> </w:t>
+      </w:r>
+      <w:r>
+        <w:t xml:space="preserve">★</w:t>
+      </w:r>
+      <w:r>
+        <w:t xml:space="preserve"> </w:t>
+      </w:r>
+      <w:r>
+        <w:rPr>
+          <w:bCs/>
+          <w:b/>
+        </w:rPr>
+        <w:t xml:space="preserve">回填后影响哪一节</w:t>
+      </w:r>
+      <w:r>
+        <w:t xml:space="preserve">：§5 R1「2 胜 11 负」的</w:t>
+      </w:r>
+      <w:r>
+        <w:rPr>
+          <w:bCs/>
+          <w:b/>
+        </w:rPr>
+        <w:t xml:space="preserve">适用范围</w:t>
+      </w:r>
+      <w:r>
+        <w:t xml:space="preserve">（§5.9 结论句 ④）⇒ ★</w:t>
+      </w:r>
+      <w:r>
+        <w:t xml:space="preserve"> </w:t>
+      </w:r>
+      <w:r>
+        <w:rPr>
+          <w:bCs/>
+          <w:b/>
+        </w:rPr>
+        <w:t xml:space="preserve">★ 回填前，本文只主张"未泛化"，不主张"跨域泛化失败"。</w:t>
+      </w:r>
+      <w:r>
+        <w:t xml:space="preserve"> </w:t>
+      </w:r>
+      <w:r>
+        <w:t xml:space="preserve">⇒ ★</w:t>
       </w:r>
       <w:r>
         <w:t xml:space="preserve"> </w:t>
@@ -33286,54 +33997,6 @@
         <w:t xml:space="preserve">分母用 4 支，不许用 5 支口径</w:t>
       </w:r>
       <w:r>
-        <w:t xml:space="preserve">。</w:t>
-      </w:r>
-      <w:r>
-        <w:t xml:space="preserve"> </w:t>
-      </w:r>
-      <w:r>
-        <w:t xml:space="preserve">3. ★</w:t>
-      </w:r>
-      <w:r>
-        <w:t xml:space="preserve"> </w:t>
-      </w:r>
-      <w:r>
-        <w:rPr>
-          <w:bCs/>
-          <w:b/>
-        </w:rPr>
-        <w:t xml:space="preserve">绝对分母 + 4 支口径</w:t>
-      </w:r>
-      <w:r>
-        <w:t xml:space="preserve"> </w:t>
-      </w:r>
-      <w:r>
-        <w:t xml:space="preserve">—— 型号池静默下架 ⇒</w:t>
-      </w:r>
-      <w:r>
-        <w:t xml:space="preserve"> </w:t>
-      </w:r>
-      <w:r>
-        <w:rPr>
-          <w:bCs/>
-          <w:b/>
-        </w:rPr>
-        <w:t xml:space="preserve">5 支臂实测为 4 支</w:t>
-      </w:r>
-      <w:r>
-        <w:t xml:space="preserve">（附录 D.1）⇒ ⇒</w:t>
-      </w:r>
-      <w:r>
-        <w:t xml:space="preserve"> </w:t>
-      </w:r>
-      <w:r>
-        <w:rPr>
-          <w:bCs/>
-          <w:b/>
-        </w:rPr>
-        <w:t xml:space="preserve">分母用 4 支，不许用 5 支口径</w:t>
-      </w:r>
-      <w:r>
         <w:t xml:space="preserve">；</w:t>
       </w:r>
       <w:r>
@@ -35530,7 +36193,1299 @@
           <w:bCs/>
           <w:b/>
         </w:rPr>
-        <w:t xml:space="preserve">★ 同一批配对上的【三档读数】——这是本篇最硬的一次双轴分离（★ 同一批数据、同一套仪器、同一批配对）</w:t>
+        <w:t xml:space="preserve">★ 同一批配对上的【三档读数】——★ 本篇最硬的一次「一层动、两层不动」</w:t>
+      </w:r>
+      <w:r>
+        <w:t xml:space="preserve">（★ 同一批数据、同一套仪器、同一批配对）：</w:t>
+      </w:r>
+    </w:p>
+    <w:tbl>
+      <w:tblPr>
+        <w:tblStyle w:val="Table"/>
+        <w:tblW w:type="pct" w:w="5000"/>
+        <w:tblLook w:firstRow="1" w:lastRow="0" w:firstColumn="0" w:lastColumn="0" w:noHBand="0" w:noVBand="0" w:val="0020"/>
+      </w:tblPr>
+      <w:tblGrid>
+        <w:gridCol w:w="1584"/>
+        <w:gridCol w:w="1584"/>
+        <w:gridCol w:w="1584"/>
+        <w:gridCol w:w="1584"/>
+        <w:gridCol w:w="1584"/>
+      </w:tblGrid>
+      <w:tr>
+        <w:trPr>
+          <w:tblHeader w:val="true"/>
+        </w:trPr>
+        <w:tc>
+          <w:tcPr/>
+          <w:p>
+            <w:pPr>
+              <w:pStyle w:val="Compact"/>
+              <w:jc w:val="left"/>
+            </w:pPr>
+            <w:r>
+              <w:t xml:space="preserve">层</w:t>
+            </w:r>
+          </w:p>
+        </w:tc>
+        <w:tc>
+          <w:tcPr/>
+          <w:p>
+            <w:pPr>
+              <w:pStyle w:val="Compact"/>
+              <w:jc w:val="left"/>
+            </w:pPr>
+            <w:r>
+              <w:t xml:space="preserve">口径</w:t>
+            </w:r>
+          </w:p>
+        </w:tc>
+        <w:tc>
+          <w:tcPr/>
+          <w:p>
+            <w:pPr>
+              <w:pStyle w:val="Compact"/>
+              <w:jc w:val="left"/>
+            </w:pPr>
+            <w:r>
+              <w:t xml:space="preserve">逐配对净增益（</w:t>
+            </w:r>
+            <w:r>
+              <w:rPr>
+                <w:rStyle w:val="VerbatimChar"/>
+              </w:rPr>
+              <w:t xml:space="preserve">W_design_L2</w:t>
+            </w:r>
+            <w:r>
+              <w:t xml:space="preserve"> </w:t>
+            </w:r>
+            <w:r>
+              <w:t xml:space="preserve">/</w:t>
+            </w:r>
+            <w:r>
+              <w:t xml:space="preserve"> </w:t>
+            </w:r>
+            <w:r>
+              <w:rPr>
+                <w:rStyle w:val="VerbatimChar"/>
+              </w:rPr>
+              <w:t xml:space="preserve">W_train_L3</w:t>
+            </w:r>
+            <w:r>
+              <w:t xml:space="preserve">）</w:t>
+            </w:r>
+          </w:p>
+        </w:tc>
+        <w:tc>
+          <w:tcPr/>
+          <w:p>
+            <w:pPr>
+              <w:pStyle w:val="Compact"/>
+              <w:jc w:val="center"/>
+            </w:pPr>
+            <w:r>
+              <w:t xml:space="preserve">噪声带</w:t>
+            </w:r>
+          </w:p>
+        </w:tc>
+        <w:tc>
+          <w:tcPr/>
+          <w:p>
+            <w:pPr>
+              <w:pStyle w:val="Compact"/>
+              <w:jc w:val="left"/>
+            </w:pPr>
+            <w:r>
+              <w:t xml:space="preserve">判决</w:t>
+            </w:r>
+          </w:p>
+        </w:tc>
+      </w:tr>
+      <w:tr>
+        <w:tc>
+          <w:tcPr/>
+          <w:p>
+            <w:pPr>
+              <w:pStyle w:val="Compact"/>
+              <w:jc w:val="left"/>
+            </w:pPr>
+            <w:r>
+              <w:rPr>
+                <w:bCs/>
+                <w:b/>
+              </w:rPr>
+              <w:t xml:space="preserve">① 结论空间层</w:t>
+            </w:r>
+          </w:p>
+        </w:tc>
+        <w:tc>
+          <w:tcPr/>
+          <w:p>
+            <w:pPr>
+              <w:pStyle w:val="Compact"/>
+              <w:jc w:val="left"/>
+            </w:pPr>
+            <w:r>
+              <w:t xml:space="preserve">口径 A（结论 id 集）</w:t>
+            </w:r>
+          </w:p>
+        </w:tc>
+        <w:tc>
+          <w:tcPr/>
+          <w:p>
+            <w:pPr>
+              <w:pStyle w:val="Compact"/>
+              <w:jc w:val="left"/>
+            </w:pPr>
+            <w:r>
+              <w:rPr>
+                <w:bCs/>
+                <w:b/>
+              </w:rPr>
+              <w:t xml:space="preserve">−1 / +3 / −9 / +0</w:t>
+            </w:r>
+            <w:r>
+              <w:t xml:space="preserve">　／　</w:t>
+            </w:r>
+            <w:r>
+              <w:rPr>
+                <w:bCs/>
+                <w:b/>
+              </w:rPr>
+              <w:t xml:space="preserve">−1 / +3 / −5 / −8</w:t>
+            </w:r>
+          </w:p>
+        </w:tc>
+        <w:tc>
+          <w:tcPr/>
+          <w:p>
+            <w:pPr>
+              <w:pStyle w:val="Compact"/>
+              <w:jc w:val="center"/>
+            </w:pPr>
+            <w:r>
+              <w:t xml:space="preserve">±8</w:t>
+            </w:r>
+          </w:p>
+        </w:tc>
+        <w:tc>
+          <w:tcPr/>
+          <w:p>
+            <w:pPr>
+              <w:pStyle w:val="Compact"/>
+              <w:jc w:val="left"/>
+            </w:pPr>
+            <w:r>
+              <w:t xml:space="preserve">★</w:t>
+            </w:r>
+            <w:r>
+              <w:t xml:space="preserve"> </w:t>
+            </w:r>
+            <w:r>
+              <w:rPr>
+                <w:bCs/>
+                <w:b/>
+              </w:rPr>
+              <w:t xml:space="preserve">不可分辨</w:t>
+            </w:r>
+            <w:r>
+              <w:t xml:space="preserve">（★ 符号逐配对不一致）</w:t>
+            </w:r>
+          </w:p>
+        </w:tc>
+      </w:tr>
+      <w:tr>
+        <w:tc>
+          <w:tcPr/>
+          <w:p>
+            <w:pPr>
+              <w:pStyle w:val="Compact"/>
+              <w:jc w:val="left"/>
+            </w:pPr>
+            <w:r>
+              <w:rPr>
+                <w:bCs/>
+                <w:b/>
+              </w:rPr>
+              <w:t xml:space="preserve">② 断言层 · 措辞层</w:t>
+            </w:r>
+          </w:p>
+        </w:tc>
+        <w:tc>
+          <w:tcPr/>
+          <w:p>
+            <w:pPr>
+              <w:pStyle w:val="Compact"/>
+              <w:jc w:val="left"/>
+            </w:pPr>
+            <w:r>
+              <w:t xml:space="preserve">口径 B（去重断言文本集）</w:t>
+            </w:r>
+          </w:p>
+        </w:tc>
+        <w:tc>
+          <w:tcPr/>
+          <w:p>
+            <w:pPr>
+              <w:pStyle w:val="Compact"/>
+              <w:jc w:val="left"/>
+            </w:pPr>
+            <w:r>
+              <w:rPr>
+                <w:bCs/>
+                <w:b/>
+              </w:rPr>
+              <w:t xml:space="preserve">+4 / +4 / +3 / +3</w:t>
+            </w:r>
+            <w:r>
+              <w:t xml:space="preserve">　／　</w:t>
+            </w:r>
+            <w:r>
+              <w:rPr>
+                <w:bCs/>
+                <w:b/>
+              </w:rPr>
+              <w:t xml:space="preserve">+4 / +4 / +3 / +3</w:t>
+            </w:r>
+          </w:p>
+        </w:tc>
+        <w:tc>
+          <w:tcPr/>
+          <w:p>
+            <w:pPr>
+              <w:pStyle w:val="Compact"/>
+              <w:jc w:val="center"/>
+            </w:pPr>
+            <w:r>
+              <w:t xml:space="preserve">±2</w:t>
+            </w:r>
+          </w:p>
+        </w:tc>
+        <w:tc>
+          <w:tcPr/>
+          <w:p>
+            <w:pPr>
+              <w:pStyle w:val="Compact"/>
+              <w:jc w:val="left"/>
+            </w:pPr>
+            <w:r>
+              <w:t xml:space="preserve">★</w:t>
+            </w:r>
+            <w:r>
+              <w:t xml:space="preserve"> </w:t>
+            </w:r>
+            <w:r>
+              <w:rPr>
+                <w:bCs/>
+                <w:b/>
+              </w:rPr>
+              <w:t xml:space="preserve">为正</w:t>
+            </w:r>
+            <w:r>
+              <w:t xml:space="preserve">（★</w:t>
+            </w:r>
+            <w:r>
+              <w:t xml:space="preserve"> </w:t>
+            </w:r>
+            <w:r>
+              <w:rPr>
+                <w:bCs/>
+                <w:b/>
+              </w:rPr>
+              <w:t xml:space="preserve">4/4 逐配对超出该层噪声带</w:t>
+            </w:r>
+            <w:r>
+              <w:t xml:space="preserve">）</w:t>
+            </w:r>
+          </w:p>
+        </w:tc>
+      </w:tr>
+      <w:tr>
+        <w:tc>
+          <w:tcPr/>
+          <w:p>
+            <w:pPr>
+              <w:pStyle w:val="Compact"/>
+              <w:jc w:val="left"/>
+            </w:pPr>
+            <w:r>
+              <w:rPr>
+                <w:bCs/>
+                <w:b/>
+              </w:rPr>
+              <w:t xml:space="preserve">③ 承重子层</w:t>
+            </w:r>
+            <w:r>
+              <w:t xml:space="preserve">（高承重新增 − 高承重丢失）</w:t>
+            </w:r>
+          </w:p>
+        </w:tc>
+        <w:tc>
+          <w:tcPr/>
+          <w:p>
+            <w:pPr>
+              <w:pStyle w:val="Compact"/>
+              <w:jc w:val="left"/>
+            </w:pPr>
+            <w:r>
+              <w:t xml:space="preserve">★</w:t>
+            </w:r>
+            <w:r>
+              <w:t xml:space="preserve"> </w:t>
+            </w:r>
+            <w:r>
+              <w:rPr>
+                <w:bCs/>
+                <w:b/>
+              </w:rPr>
+              <w:t xml:space="preserve">主口径 = OR</w:t>
+            </w:r>
+            <w:r>
+              <w:t xml:space="preserve">（任一卡片行承重 ⇒ 该断言承重）</w:t>
+            </w:r>
+          </w:p>
+        </w:tc>
+        <w:tc>
+          <w:tcPr/>
+          <w:p>
+            <w:pPr>
+              <w:pStyle w:val="Compact"/>
+              <w:jc w:val="left"/>
+            </w:pPr>
+            <w:r>
+              <w:rPr>
+                <w:bCs/>
+                <w:b/>
+              </w:rPr>
+              <w:t xml:space="preserve">−1 / +2 / +1 / +4</w:t>
+            </w:r>
+            <w:r>
+              <w:t xml:space="preserve">　／　</w:t>
+            </w:r>
+            <w:r>
+              <w:rPr>
+                <w:bCs/>
+                <w:b/>
+              </w:rPr>
+              <w:t xml:space="preserve">−2 / +1 / +2 / +6</w:t>
+            </w:r>
+            <w:r>
+              <w:t xml:space="preserve">（汇总</w:t>
+            </w:r>
+            <w:r>
+              <w:t xml:space="preserve"> </w:t>
+            </w:r>
+            <w:r>
+              <w:rPr>
+                <w:bCs/>
+                <w:b/>
+              </w:rPr>
+              <w:t xml:space="preserve">+6 / +7</w:t>
+            </w:r>
+            <w:r>
+              <w:t xml:space="preserve">；承重新增</w:t>
+            </w:r>
+            <w:r>
+              <w:t xml:space="preserve"> </w:t>
+            </w:r>
+            <w:r>
+              <w:rPr>
+                <w:bCs/>
+                <w:b/>
+              </w:rPr>
+              <w:t xml:space="preserve">20 / 21</w:t>
+            </w:r>
+            <w:r>
+              <w:t xml:space="preserve">、承重丢失</w:t>
+            </w:r>
+            <w:r>
+              <w:t xml:space="preserve"> </w:t>
+            </w:r>
+            <w:r>
+              <w:rPr>
+                <w:bCs/>
+                <w:b/>
+              </w:rPr>
+              <w:t xml:space="preserve">14 / 14</w:t>
+            </w:r>
+            <w:r>
+              <w:t xml:space="preserve">）</w:t>
+            </w:r>
+          </w:p>
+        </w:tc>
+        <w:tc>
+          <w:tcPr/>
+          <w:p>
+            <w:pPr>
+              <w:pStyle w:val="Compact"/>
+              <w:jc w:val="center"/>
+            </w:pPr>
+            <w:r>
+              <w:t xml:space="preserve">★</w:t>
+            </w:r>
+            <w:r>
+              <w:t xml:space="preserve"> </w:t>
+            </w:r>
+            <w:r>
+              <w:rPr>
+                <w:bCs/>
+                <w:b/>
+              </w:rPr>
+              <w:t xml:space="preserve">该层未单独标定</w:t>
+            </w:r>
+          </w:p>
+        </w:tc>
+        <w:tc>
+          <w:tcPr/>
+          <w:p>
+            <w:pPr>
+              <w:pStyle w:val="Compact"/>
+              <w:jc w:val="left"/>
+            </w:pPr>
+            <w:r>
+              <w:t xml:space="preserve">★</w:t>
+            </w:r>
+            <w:r>
+              <w:t xml:space="preserve"> </w:t>
+            </w:r>
+            <w:r>
+              <w:rPr>
+                <w:bCs/>
+                <w:b/>
+              </w:rPr>
+              <w:t xml:space="preserve">不可分辨</w:t>
+            </w:r>
+            <w:r>
+              <w:t xml:space="preserve">（★ 符号逐配对不一致）</w:t>
+            </w:r>
+          </w:p>
+        </w:tc>
+      </w:tr>
+      <w:tr>
+        <w:tc>
+          <w:tcPr/>
+          <w:p>
+            <w:pPr>
+              <w:pStyle w:val="Compact"/>
+              <w:jc w:val="left"/>
+            </w:pPr>
+            <w:r>
+              <w:rPr>
+                <w:bCs/>
+                <w:b/>
+              </w:rPr>
+              <w:t xml:space="preserve">③′ 承重子层 · 敏感性变体</w:t>
+            </w:r>
+          </w:p>
+        </w:tc>
+        <w:tc>
+          <w:tcPr/>
+          <w:p>
+            <w:pPr>
+              <w:pStyle w:val="Compact"/>
+              <w:jc w:val="left"/>
+            </w:pPr>
+            <w:r>
+              <w:t xml:space="preserve">★</w:t>
+            </w:r>
+            <w:r>
+              <w:t xml:space="preserve"> </w:t>
+            </w:r>
+            <w:r>
+              <w:rPr>
+                <w:bCs/>
+                <w:b/>
+              </w:rPr>
+              <w:t xml:space="preserve">AND</w:t>
+            </w:r>
+            <w:r>
+              <w:t xml:space="preserve">（全部卡片行承重才算承重）</w:t>
+            </w:r>
+          </w:p>
+        </w:tc>
+        <w:tc>
+          <w:tcPr/>
+          <w:p>
+            <w:pPr>
+              <w:pStyle w:val="Compact"/>
+              <w:jc w:val="left"/>
+            </w:pPr>
+            <w:r>
+              <w:rPr>
+                <w:bCs/>
+                <w:b/>
+              </w:rPr>
+              <w:t xml:space="preserve">−4 / −1 / −2 / 0</w:t>
+            </w:r>
+            <w:r>
+              <w:t xml:space="preserve">　／　</w:t>
+            </w:r>
+            <w:r>
+              <w:rPr>
+                <w:bCs/>
+                <w:b/>
+              </w:rPr>
+              <w:t xml:space="preserve">−4 / −1 / −1 / +4</w:t>
+            </w:r>
+            <w:r>
+              <w:t xml:space="preserve">（汇总</w:t>
+            </w:r>
+            <w:r>
+              <w:t xml:space="preserve"> </w:t>
+            </w:r>
+            <w:r>
+              <w:rPr>
+                <w:bCs/>
+                <w:b/>
+              </w:rPr>
+              <w:t xml:space="preserve">−7 / −2</w:t>
+            </w:r>
+            <w:r>
+              <w:t xml:space="preserve">）</w:t>
+            </w:r>
+          </w:p>
+        </w:tc>
+        <w:tc>
+          <w:tcPr/>
+          <w:p>
+            <w:pPr>
+              <w:pStyle w:val="Compact"/>
+              <w:jc w:val="center"/>
+            </w:pPr>
+            <w:r>
+              <w:t xml:space="preserve">★</w:t>
+            </w:r>
+            <w:r>
+              <w:t xml:space="preserve"> </w:t>
+            </w:r>
+            <w:r>
+              <w:rPr>
+                <w:bCs/>
+                <w:b/>
+              </w:rPr>
+              <w:t xml:space="preserve">该层未单独标定</w:t>
+            </w:r>
+          </w:p>
+        </w:tc>
+        <w:tc>
+          <w:tcPr/>
+          <w:p>
+            <w:pPr>
+              <w:pStyle w:val="Compact"/>
+              <w:jc w:val="left"/>
+            </w:pPr>
+            <w:r>
+              <w:t xml:space="preserve">★</w:t>
+            </w:r>
+            <w:r>
+              <w:t xml:space="preserve"> </w:t>
+            </w:r>
+            <w:r>
+              <w:rPr>
+                <w:bCs/>
+                <w:b/>
+              </w:rPr>
+              <w:t xml:space="preserve">不可分辨</w:t>
+            </w:r>
+            <w:r>
+              <w:t xml:space="preserve">（★ 符号逐配对不一致；★</w:t>
+            </w:r>
+            <w:r>
+              <w:t xml:space="preserve"> </w:t>
+            </w:r>
+            <w:r>
+              <w:rPr>
+                <w:rStyle w:val="VerbatimChar"/>
+                <w:bCs/>
+                <w:b/>
+              </w:rPr>
+              <w:t xml:space="preserve">W_train_L3</w:t>
+            </w:r>
+            <w:r>
+              <w:rPr>
+                <w:bCs/>
+                <w:b/>
+              </w:rPr>
+              <w:t xml:space="preserve"> </w:t>
+            </w:r>
+            <w:r>
+              <w:rPr>
+                <w:bCs/>
+                <w:b/>
+              </w:rPr>
+              <w:t xml:space="preserve">是 3/4 非正，不是 4/4</w:t>
+            </w:r>
+            <w:r>
+              <w:t xml:space="preserve">）</w:t>
+            </w:r>
+          </w:p>
+        </w:tc>
+      </w:tr>
+    </w:tbl>
+    <w:p>
+      <w:pPr>
+        <w:pStyle w:val="BlockText"/>
+      </w:pPr>
+      <w:r>
+        <w:t xml:space="preserve">⇒ ⇒ ★★★</w:t>
+      </w:r>
+      <w:r>
+        <w:t xml:space="preserve"> </w:t>
+      </w:r>
+      <w:r>
+        <w:rPr>
+          <w:bCs/>
+          <w:b/>
+        </w:rPr>
+        <w:t xml:space="preserve">这就是本篇的正面方法论发现（★ 也是"负增益"旧叙事的替代物）</w:t>
+      </w:r>
+      <w:r>
+        <w:t xml:space="preserve">：</w:t>
+      </w:r>
+      <w:r>
+        <w:t xml:space="preserve"> </w:t>
+      </w:r>
+      <w:r>
+        <w:t xml:space="preserve">&gt;</w:t>
+      </w:r>
+      <w:r>
+        <w:t xml:space="preserve"> </w:t>
+      </w:r>
+      <w:r>
+        <w:rPr>
+          <w:bCs/>
+          <w:b/>
+        </w:rPr>
+        <w:t xml:space="preserve">★ 「工作流臂覆盖了更多不同的断言表述（措辞层），但未覆盖到更多不同的结论空间元素」</w:t>
+      </w:r>
+      <w:r>
+        <w:t xml:space="preserve"> </w:t>
+      </w:r>
+      <w:r>
+        <w:t xml:space="preserve">&gt; ⇒ ★</w:t>
+      </w:r>
+      <w:r>
+        <w:t xml:space="preserve"> </w:t>
+      </w:r>
+      <w:r>
+        <w:rPr>
+          <w:bCs/>
+          <w:b/>
+        </w:rPr>
+        <w:t xml:space="preserve">三条限定必须同时在场</w:t>
+      </w:r>
+      <w:r>
+        <w:t xml:space="preserve">：</w:t>
+      </w:r>
+      <w:r>
+        <w:t xml:space="preserve"> </w:t>
+      </w:r>
+      <w:r>
+        <w:t xml:space="preserve">&gt; ① ★</w:t>
+      </w:r>
+      <w:r>
+        <w:t xml:space="preserve"> </w:t>
+      </w:r>
+      <w:r>
+        <w:rPr>
+          <w:bCs/>
+          <w:b/>
+        </w:rPr>
+        <w:t xml:space="preserve">【断言层】的"共同集在 13 个可比配对里恒为 0" ⇒ ⇒ 它量的是"说了更多话"，不是"覆盖了更多结论"</w:t>
+      </w:r>
+      <w:r>
+        <w:t xml:space="preserve">（★</w:t>
+      </w:r>
+      <w:r>
+        <w:t xml:space="preserve"> </w:t>
+      </w:r>
+      <w:r>
+        <w:rPr>
+          <w:bCs/>
+          <w:b/>
+        </w:rPr>
+        <w:t xml:space="preserve">这一条是关键，不写就成误导</w:t>
+      </w:r>
+      <w:r>
+        <w:t xml:space="preserve">）；★</w:t>
+      </w:r>
+      <w:r>
+        <w:t xml:space="preserve"> </w:t>
+      </w:r>
+      <w:r>
+        <w:rPr>
+          <w:bCs/>
+          <w:b/>
+        </w:rPr>
+        <w:t xml:space="preserve">且"多出来的那些话承不承重"同样【不可分辨】</w:t>
+      </w:r>
+      <w:r>
+        <w:t xml:space="preserve"> </w:t>
+      </w:r>
+      <w:r>
+        <w:t xml:space="preserve">—— ★</w:t>
+      </w:r>
+      <w:r>
+        <w:t xml:space="preserve"> </w:t>
+      </w:r>
+      <w:r>
+        <w:rPr>
+          <w:bCs/>
+          <w:b/>
+        </w:rPr>
+        <w:t xml:space="preserve">承重子层的方向随承重聚合口径翻转</w:t>
+      </w:r>
+      <w:r>
+        <w:t xml:space="preserve">（OR 主口径汇总</w:t>
+      </w:r>
+      <w:r>
+        <w:t xml:space="preserve"> </w:t>
+      </w:r>
+      <w:r>
+        <w:rPr>
+          <w:bCs/>
+          <w:b/>
+        </w:rPr>
+        <w:t xml:space="preserve">+6 / +7</w:t>
+      </w:r>
+      <w:r>
+        <w:t xml:space="preserve"> </w:t>
+      </w:r>
+      <w:r>
+        <w:t xml:space="preserve">vs AND 敏感性变体汇总</w:t>
+      </w:r>
+      <w:r>
+        <w:t xml:space="preserve"> </w:t>
+      </w:r>
+      <w:r>
+        <w:rPr>
+          <w:bCs/>
+          <w:b/>
+        </w:rPr>
+        <w:t xml:space="preserve">−7 / −2</w:t>
+      </w:r>
+      <w:r>
+        <w:t xml:space="preserve">）⇒ ⇒ ★</w:t>
+      </w:r>
+      <w:r>
+        <w:t xml:space="preserve"> </w:t>
+      </w:r>
+      <w:r>
+        <w:rPr>
+          <w:bCs/>
+          <w:b/>
+        </w:rPr>
+        <w:t xml:space="preserve">⇒ 连方向本身都还没定</w:t>
+      </w:r>
+      <w:r>
+        <w:t xml:space="preserve">；</w:t>
+      </w:r>
+      <w:r>
+        <w:t xml:space="preserve"> </w:t>
+      </w:r>
+      <w:r>
+        <w:t xml:space="preserve">&gt; ② ★</w:t>
+      </w:r>
+      <w:r>
+        <w:t xml:space="preserve"> </w:t>
+      </w:r>
+      <w:r>
+        <w:rPr>
+          <w:bCs/>
+          <w:b/>
+        </w:rPr>
+        <w:t xml:space="preserve">判决在【逐配对】层，不是汇总层</w:t>
+      </w:r>
+      <w:r>
+        <w:t xml:space="preserve">（★ 口径 A 汇总 −7 / −11 是同向噪声累加）；★</w:t>
+      </w:r>
+      <w:r>
+        <w:t xml:space="preserve"> </w:t>
+      </w:r>
+      <w:r>
+        <w:rPr>
+          <w:bCs/>
+          <w:b/>
+        </w:rPr>
+        <w:t xml:space="preserve">★ 而那个超带的 −9 恰好是</w:t>
+      </w:r>
+      <w:r>
+        <w:rPr>
+          <w:bCs/>
+          <w:b/>
+        </w:rPr>
+        <w:t xml:space="preserve"> </w:t>
+      </w:r>
+      <w:r>
+        <w:rPr>
+          <w:rStyle w:val="VerbatimChar"/>
+          <w:bCs/>
+          <w:b/>
+        </w:rPr>
+        <w:t xml:space="preserve">W_design_L2</w:t>
+      </w:r>
+      <w:r>
+        <w:rPr>
+          <w:bCs/>
+          <w:b/>
+        </w:rPr>
+        <w:t xml:space="preserve"> </w:t>
+      </w:r>
+      <w:r>
+        <w:rPr>
+          <w:bCs/>
+          <w:b/>
+        </w:rPr>
+        <w:t xml:space="preserve">四对里符号相反的那一个 ⇒ ⇒ 它本身就是「符号不一致」这条判决的支撑，而不是一个需要解释的异常值</w:t>
+      </w:r>
+      <w:r>
+        <w:t xml:space="preserve">；</w:t>
+      </w:r>
+      <w:r>
+        <w:t xml:space="preserve"> </w:t>
+      </w:r>
+      <w:r>
+        <w:t xml:space="preserve">&gt; ③ ★</w:t>
+      </w:r>
+      <w:r>
+        <w:t xml:space="preserve"> </w:t>
+      </w:r>
+      <w:r>
+        <w:rPr>
+          <w:bCs/>
+          <w:b/>
+        </w:rPr>
+        <w:t xml:space="preserve">【结论空间层】不可分辨 ⇒ 批 2 仍待原始产出</w:t>
+      </w:r>
+      <w:r>
+        <w:t xml:space="preserve"> </w:t>
+      </w:r>
+      <w:r>
+        <w:t xml:space="preserve">⇒ ★</w:t>
+      </w:r>
+      <w:r>
+        <w:t xml:space="preserve"> </w:t>
+      </w:r>
+      <w:r>
+        <w:rPr>
+          <w:bCs/>
+          <w:b/>
+        </w:rPr>
+        <w:t xml:space="preserve">"说了更多话但没覆盖更多结论"这句话本身也只在批 1 的 2 题 × 2 rep 上成立。</w:t>
+      </w:r>
+      <w:r>
+        <w:t xml:space="preserve"> </w:t>
+      </w:r>
+      <w:r>
+        <w:t xml:space="preserve">⇒ ⇒ ★</w:t>
+      </w:r>
+      <w:r>
+        <w:t xml:space="preserve"> </w:t>
+      </w:r>
+      <w:r>
+        <w:rPr>
+          <w:bCs/>
+          <w:b/>
+        </w:rPr>
+        <w:t xml:space="preserve">而这恰好就是 §1.5 双轴要捕捉的现象（★ 宽度轴动、结论层与承重层都不动）</w:t>
+      </w:r>
+      <w:r>
+        <w:t xml:space="preserve"> </w:t>
+      </w:r>
+      <w:r>
+        <w:t xml:space="preserve">⇒ ⇒ ★</w:t>
+      </w:r>
+      <w:r>
+        <w:t xml:space="preserve"> </w:t>
+      </w:r>
+      <w:r>
+        <w:rPr>
+          <w:bCs/>
+          <w:b/>
+        </w:rPr>
+        <w:t xml:space="preserve">它是本文主张【双轴报告】的第一份同批证据</w:t>
+      </w:r>
+      <w:r>
+        <w:t xml:space="preserve">（§1.6.4）。</w:t>
+      </w:r>
+      <w:r>
+        <w:t xml:space="preserve"> </w:t>
+      </w:r>
+      <w:r>
+        <w:t xml:space="preserve">⇒ ⇒ ★★</w:t>
+      </w:r>
+      <w:r>
+        <w:t xml:space="preserve"> </w:t>
+      </w:r>
+      <w:r>
+        <w:rPr>
+          <w:bCs/>
+          <w:b/>
+        </w:rPr>
+        <w:t xml:space="preserve">口径纪律（★ 本轮补）</w:t>
+      </w:r>
+      <w:r>
+        <w:t xml:space="preserve">：★</w:t>
+      </w:r>
+      <w:r>
+        <w:t xml:space="preserve"> </w:t>
+      </w:r>
+      <w:r>
+        <w:rPr>
+          <w:bCs/>
+          <w:b/>
+        </w:rPr>
+        <w:t xml:space="preserve">承重子层有两个聚合口径（OR 主口径 / AND 敏感性变体）⇒ ⇒ ★ 只给一个数而不说口径 = 不可复现</w:t>
+      </w:r>
+      <w:r>
+        <w:t xml:space="preserve"> </w:t>
+      </w:r>
+      <w:r>
+        <w:t xml:space="preserve">⇒ ★</w:t>
+      </w:r>
+      <w:r>
+        <w:t xml:space="preserve"> </w:t>
+      </w:r>
+      <w:r>
+        <w:rPr>
+          <w:bCs/>
+          <w:b/>
+        </w:rPr>
+        <w:t xml:space="preserve">本表的 ③ 与 ③′ 必须一起读</w:t>
+      </w:r>
+      <w:r>
+        <w:t xml:space="preserve">；★</w:t>
+      </w:r>
+      <w:r>
+        <w:t xml:space="preserve"> </w:t>
+      </w:r>
+      <w:r>
+        <w:rPr>
+          <w:bCs/>
+          <w:b/>
+        </w:rPr>
+        <w:t xml:space="preserve">并且该层的零分布未单独标定（★ 本轮的零分布只标定在总净增益层）⇒ ⇒ ★ 承重子层的一切读数只作方向性证据，不进结论句的一档。</w:t>
+      </w:r>
+    </w:p>
+    <w:bookmarkEnd w:id="74"/>
+    <w:bookmarkStart w:id="75" w:name="批-2-回填法律域-944-条-必须写成代数推导-符号未定不能写成为正"/>
+    <w:p>
+      <w:pPr>
+        <w:pStyle w:val="Heading5"/>
+      </w:pPr>
+      <w:r>
+        <w:t xml:space="preserve">★ 批 2 回填（法律域 944 条）—— ★ 必须写成「代数推导 ＋ 符号未定」，不能写成"为正"</w:t>
+      </w:r>
+    </w:p>
+    <w:p>
+      <w:pPr>
+        <w:pStyle w:val="BlockText"/>
+      </w:pPr>
+      <w:r>
+        <w:rPr>
+          <w:bCs/>
+          <w:b/>
+        </w:rPr>
+        <w:t xml:space="preserve">★ 批 2 回填（法律域 944 条）——★ 必须写成「代数推导 ＋ 符号未定」，不能写成"为正"</w:t>
+      </w:r>
+      <w:r>
+        <w:t xml:space="preserve"> </w:t>
+      </w:r>
+      <w:r>
+        <w:t xml:space="preserve">★</w:t>
+      </w:r>
+      <w:r>
+        <w:t xml:space="preserve"> </w:t>
+      </w:r>
+      <w:r>
+        <w:rPr>
+          <w:bCs/>
+          <w:b/>
+        </w:rPr>
+        <w:t xml:space="preserve">原始产出未捞到</w:t>
+      </w:r>
+      <w:r>
+        <w:t xml:space="preserve"> </w:t>
+      </w:r>
+      <w:r>
+        <w:t xml:space="preserve">⇒ 下列数字是</w:t>
+      </w:r>
+      <w:r>
+        <w:rPr>
+          <w:bCs/>
+          <w:b/>
+        </w:rPr>
+        <w:t xml:space="preserve">【仓内一手文档读数的代数推导】</w:t>
+      </w:r>
+      <w:r>
+        <w:t xml:space="preserve">（恒等式</w:t>
+      </w:r>
+      <w:r>
+        <w:t xml:space="preserve"> </w:t>
+      </w:r>
+      <w:r>
+        <w:rPr>
+          <w:rStyle w:val="VerbatimChar"/>
+        </w:rPr>
+        <w:t xml:space="preserve">|W\B|−|B\W| ≡ |W|−|B|</w:t>
+      </w:r>
+      <w:r>
+        <w:t xml:space="preserve">），★</w:t>
+      </w:r>
+      <w:r>
+        <w:t xml:space="preserve"> </w:t>
+      </w:r>
+      <w:r>
+        <w:rPr>
+          <w:bCs/>
+          <w:b/>
+        </w:rPr>
+        <w:t xml:space="preserve">不是观测量</w:t>
+      </w:r>
+      <w:r>
+        <w:t xml:space="preserve">；</w:t>
+      </w:r>
+      <w:r>
+        <w:t xml:space="preserve"> </w:t>
+      </w:r>
+      <w:r>
+        <w:t xml:space="preserve">推导链：§5 R4 的去重并集宽度（direct</w:t>
+      </w:r>
+      <w:r>
+        <w:t xml:space="preserve"> </w:t>
+      </w:r>
+      <w:r>
+        <w:rPr>
+          <w:bCs/>
+          <w:b/>
+        </w:rPr>
+        <w:t xml:space="preserve">5.2</w:t>
+      </w:r>
+      <w:r>
+        <w:t xml:space="preserve"> </w:t>
+      </w:r>
+      <w:r>
+        <w:t xml:space="preserve">/ dual_select</w:t>
+      </w:r>
+      <w:r>
+        <w:t xml:space="preserve"> </w:t>
+      </w:r>
+      <w:r>
+        <w:rPr>
+          <w:bCs/>
+          <w:b/>
+        </w:rPr>
+        <w:t xml:space="preserve">5.4</w:t>
+      </w:r>
+      <w:r>
+        <w:t xml:space="preserve"> </w:t>
+      </w:r>
+      <w:r>
+        <w:t xml:space="preserve">/ dual_fuse</w:t>
+      </w:r>
+      <w:r>
+        <w:t xml:space="preserve"> </w:t>
+      </w:r>
+      <w:r>
+        <w:rPr>
+          <w:bCs/>
+          <w:b/>
+        </w:rPr>
+        <w:t xml:space="preserve">5.8</w:t>
+      </w:r>
+      <w:r>
+        <w:t xml:space="preserve">）× 18 题 ⇒</w:t>
+      </w:r>
+      <w:r>
+        <w:t xml:space="preserve"> </w:t>
+      </w:r>
+      <w:r>
+        <w:rPr>
+          <w:rStyle w:val="VerbatimChar"/>
+        </w:rPr>
+        <w:t xml:space="preserve">|U| = 93.6 / 97.2 / 104.4</w:t>
+      </w:r>
+      <w:r>
+        <w:t xml:space="preserve"> </w:t>
+      </w:r>
+      <w:r>
+        <w:t xml:space="preserve">⇒ 净增益</w:t>
+      </w:r>
+      <w:r>
+        <w:t xml:space="preserve"> </w:t>
+      </w:r>
+      <w:r>
+        <w:rPr>
+          <w:bCs/>
+          <w:b/>
+        </w:rPr>
+        <w:t xml:space="preserve">+3.6 / +10.8</w:t>
+      </w:r>
+      <w:r>
+        <w:t xml:space="preserve">（舍入带</w:t>
+      </w:r>
+      <w:r>
+        <w:t xml:space="preserve"> </w:t>
+      </w:r>
+      <w:r>
+        <w:rPr>
+          <w:bCs/>
+          <w:b/>
+        </w:rPr>
+        <w:t xml:space="preserve">±0.9</w:t>
+      </w:r>
+      <w:r>
+        <w:t xml:space="preserve">）；</w:t>
+      </w:r>
+      <w:r>
+        <w:t xml:space="preserve"> </w:t>
+      </w:r>
+      <w:r>
+        <w:t xml:space="preserve">⇒ ★★</w:t>
+      </w:r>
+      <w:r>
+        <w:t xml:space="preserve"> </w:t>
+      </w:r>
+      <w:r>
+        <w:rPr>
+          <w:bCs/>
+          <w:b/>
+        </w:rPr>
+        <w:t xml:space="preserve">方向与单边口径相反</w:t>
+      </w:r>
+      <w:r>
+        <w:t xml:space="preserve">（单边下 direct</w:t>
+      </w:r>
+      <w:r>
+        <w:t xml:space="preserve"> </w:t>
+      </w:r>
+      <w:r>
+        <w:rPr>
+          <w:bCs/>
+          <w:b/>
+        </w:rPr>
+        <w:t xml:space="preserve">2.65</w:t>
+      </w:r>
+      <w:r>
+        <w:t xml:space="preserve"> </w:t>
+      </w:r>
+      <w:r>
+        <w:t xml:space="preserve">&gt; dual_select</w:t>
+      </w:r>
+      <w:r>
+        <w:t xml:space="preserve"> </w:t>
+      </w:r>
+      <w:r>
+        <w:rPr>
+          <w:bCs/>
+          <w:b/>
+        </w:rPr>
+        <w:t xml:space="preserve">2.10</w:t>
+      </w:r>
+      <w:r>
+        <w:t xml:space="preserve">）⇒ ★★</w:t>
+      </w:r>
+      <w:r>
+        <w:t xml:space="preserve"> </w:t>
+      </w:r>
+      <w:r>
+        <w:rPr>
+          <w:bCs/>
+          <w:b/>
+        </w:rPr>
+        <w:t xml:space="preserve">但不可回填为"净增益为正"</w:t>
+      </w:r>
+      <w:r>
+        <w:t xml:space="preserve">：①</w:t>
+      </w:r>
+      <w:r>
+        <w:t xml:space="preserve"> </w:t>
+      </w:r>
+      <w:r>
+        <w:rPr>
+          <w:rStyle w:val="VerbatimChar"/>
+        </w:rPr>
+        <w:t xml:space="preserve">|U| = 宽度/题 × 18</w:t>
+      </w:r>
+      <w:r>
+        <w:t xml:space="preserve"> </w:t>
+      </w:r>
+      <w:r>
+        <w:t xml:space="preserve">是</w:t>
+      </w:r>
+      <w:r>
+        <w:rPr>
+          <w:bCs/>
+          <w:b/>
+        </w:rPr>
+        <w:t xml:space="preserve">逐题并集之和</w:t>
+      </w:r>
+      <w:r>
+        <w:t xml:space="preserve">，跨题去重使真实跨题并集 ≤ 该值 ⇒ ★</w:t>
+      </w:r>
+      <w:r>
+        <w:t xml:space="preserve"> </w:t>
+      </w:r>
+      <w:r>
+        <w:rPr>
+          <w:bCs/>
+          <w:b/>
+        </w:rPr>
+        <w:t xml:space="preserve">两个上界之差不是净增益的上下界 ⇒ 符号未定</w:t>
+      </w:r>
+      <w:r>
+        <w:t xml:space="preserve">；② 该值落在</w:t>
+      </w:r>
+      <w:r>
+        <w:rPr>
+          <w:bCs/>
+          <w:b/>
+        </w:rPr>
+        <w:t xml:space="preserve">第三个口径</w:t>
+      </w:r>
+      <w:r>
+        <w:t xml:space="preserve">（去重并集宽度的代数推导），非口径 A / 口径 B；</w:t>
+      </w:r>
+      <w:r>
+        <w:t xml:space="preserve"> </w:t>
+      </w:r>
+      <w:r>
+        <w:t xml:space="preserve">⇒ ⇒</w:t>
+      </w:r>
+      <w:r>
+        <w:t xml:space="preserve"> </w:t>
+      </w:r>
+      <w:r>
+        <w:rPr>
+          <w:bCs/>
+          <w:b/>
+        </w:rPr>
+        <w:t xml:space="preserve">正确写法</w:t>
+      </w:r>
+      <w:r>
+        <w:t xml:space="preserve">：「</w:t>
+      </w:r>
+      <w:r>
+        <w:rPr>
+          <w:bCs/>
+          <w:b/>
+        </w:rPr>
+        <w:t xml:space="preserve">代数推导给出方向为正的上界，但符号未定 ⇒ 判决仍是「不可分辨」⇒ 仍待原始产出</w:t>
+      </w:r>
+      <w:r>
+        <w:t xml:space="preserve">」。</w:t>
+      </w:r>
+    </w:p>
+    <w:p>
+      <w:pPr>
+        <w:pStyle w:val="FirstParagraph"/>
+      </w:pPr>
+      <w:r>
+        <w:rPr>
+          <w:bCs/>
+          <w:b/>
+        </w:rPr>
+        <w:t xml:space="preserve">④ ★ 必报字段（回填时按这张表逐格填，一个不许少）</w:t>
       </w:r>
       <w:r>
         <w:t xml:space="preserve">：</w:t>
@@ -35557,70 +37512,46 @@
           <w:p>
             <w:pPr>
               <w:pStyle w:val="Compact"/>
-              <w:jc w:val="left"/>
-            </w:pPr>
-            <w:r>
-              <w:t xml:space="preserve">层</w:t>
-            </w:r>
-          </w:p>
-        </w:tc>
-        <w:tc>
-          <w:tcPr/>
-          <w:p>
-            <w:pPr>
-              <w:pStyle w:val="Compact"/>
-              <w:jc w:val="left"/>
-            </w:pPr>
-            <w:r>
-              <w:t xml:space="preserve">逐配对净增益（</w:t>
-            </w:r>
-            <w:r>
-              <w:rPr>
-                <w:rStyle w:val="VerbatimChar"/>
-              </w:rPr>
-              <w:t xml:space="preserve">W_design_L2</w:t>
-            </w:r>
-            <w:r>
-              <w:t xml:space="preserve"> </w:t>
-            </w:r>
-            <w:r>
-              <w:t xml:space="preserve">/</w:t>
-            </w:r>
-            <w:r>
-              <w:t xml:space="preserve"> </w:t>
-            </w:r>
-            <w:r>
-              <w:rPr>
-                <w:rStyle w:val="VerbatimChar"/>
-              </w:rPr>
-              <w:t xml:space="preserve">W_train_L3</w:t>
-            </w:r>
-            <w:r>
-              <w:t xml:space="preserve">）</w:t>
-            </w:r>
-          </w:p>
-        </w:tc>
-        <w:tc>
-          <w:tcPr/>
-          <w:p>
-            <w:pPr>
-              <w:pStyle w:val="Compact"/>
               <w:jc w:val="center"/>
             </w:pPr>
             <w:r>
-              <w:t xml:space="preserve">噪声带</w:t>
-            </w:r>
-          </w:p>
-        </w:tc>
-        <w:tc>
-          <w:tcPr/>
-          <w:p>
-            <w:pPr>
-              <w:pStyle w:val="Compact"/>
-              <w:jc w:val="left"/>
-            </w:pPr>
-            <w:r>
-              <w:t xml:space="preserve">判决</w:t>
+              <w:t xml:space="preserve">#</w:t>
+            </w:r>
+          </w:p>
+        </w:tc>
+        <w:tc>
+          <w:tcPr/>
+          <w:p>
+            <w:pPr>
+              <w:pStyle w:val="Compact"/>
+              <w:jc w:val="left"/>
+            </w:pPr>
+            <w:r>
+              <w:t xml:space="preserve">字段</w:t>
+            </w:r>
+          </w:p>
+        </w:tc>
+        <w:tc>
+          <w:tcPr/>
+          <w:p>
+            <w:pPr>
+              <w:pStyle w:val="Compact"/>
+              <w:jc w:val="left"/>
+            </w:pPr>
+            <w:r>
+              <w:t xml:space="preserve">口径</w:t>
+            </w:r>
+          </w:p>
+        </w:tc>
+        <w:tc>
+          <w:tcPr/>
+          <w:p>
+            <w:pPr>
+              <w:pStyle w:val="Compact"/>
+              <w:jc w:val="left"/>
+            </w:pPr>
+            <w:r>
+              <w:t xml:space="preserve">必报单位</w:t>
             </w:r>
           </w:p>
         </w:tc>
@@ -35631,77 +37562,80 @@
           <w:p>
             <w:pPr>
               <w:pStyle w:val="Compact"/>
-              <w:jc w:val="left"/>
-            </w:pPr>
-            <w:r>
-              <w:rPr>
-                <w:bCs/>
-                <w:b/>
-              </w:rPr>
-              <w:t xml:space="preserve">口径 A（结论空间层）</w:t>
-            </w:r>
-          </w:p>
-        </w:tc>
-        <w:tc>
-          <w:tcPr/>
-          <w:p>
-            <w:pPr>
-              <w:pStyle w:val="Compact"/>
-              <w:jc w:val="left"/>
-            </w:pPr>
-            <w:r>
-              <w:rPr>
-                <w:bCs/>
-                <w:b/>
-              </w:rPr>
-              <w:t xml:space="preserve">−1 / +3 / −9 / +0</w:t>
-            </w:r>
-            <w:r>
-              <w:t xml:space="preserve">　／　</w:t>
-            </w:r>
-            <w:r>
-              <w:rPr>
-                <w:bCs/>
-                <w:b/>
-              </w:rPr>
-              <w:t xml:space="preserve">−1 / +3 / −5 / −8</w:t>
-            </w:r>
-          </w:p>
-        </w:tc>
-        <w:tc>
-          <w:tcPr/>
-          <w:p>
-            <w:pPr>
-              <w:pStyle w:val="Compact"/>
               <w:jc w:val="center"/>
             </w:pPr>
             <w:r>
-              <w:t xml:space="preserve">±8</w:t>
-            </w:r>
-          </w:p>
-        </w:tc>
-        <w:tc>
-          <w:tcPr/>
-          <w:p>
-            <w:pPr>
-              <w:pStyle w:val="Compact"/>
-              <w:jc w:val="left"/>
-            </w:pPr>
-            <w:r>
-              <w:t xml:space="preserve">★</w:t>
-            </w:r>
-            <w:r>
-              <w:t xml:space="preserve"> </w:t>
-            </w:r>
-            <w:r>
-              <w:rPr>
-                <w:bCs/>
-                <w:b/>
-              </w:rPr>
-              <w:t xml:space="preserve">不可分辨</w:t>
-            </w:r>
-            <w:r>
-              <w:t xml:space="preserve">（符号不一致）</w:t>
+              <w:t xml:space="preserve">1</w:t>
+            </w:r>
+          </w:p>
+        </w:tc>
+        <w:tc>
+          <w:tcPr/>
+          <w:p>
+            <w:pPr>
+              <w:pStyle w:val="Compact"/>
+              <w:jc w:val="left"/>
+            </w:pPr>
+            <w:r>
+              <w:rPr>
+                <w:bCs/>
+                <w:b/>
+              </w:rPr>
+              <w:t xml:space="preserve">|新增|</w:t>
+            </w:r>
+          </w:p>
+        </w:tc>
+        <w:tc>
+          <w:tcPr/>
+          <w:p>
+            <w:pPr>
+              <w:pStyle w:val="Compact"/>
+              <w:jc w:val="left"/>
+            </w:pPr>
+            <w:r>
+              <w:t xml:space="preserve">工作流臂断言/结论集 − 直调基线集</w:t>
+            </w:r>
+          </w:p>
+        </w:tc>
+        <w:tc>
+          <w:tcPr/>
+          <w:p>
+            <w:pPr>
+              <w:pStyle w:val="Compact"/>
+              <w:jc w:val="left"/>
+            </w:pPr>
+            <w:r>
+              <w:rPr>
+                <w:bCs/>
+                <w:b/>
+              </w:rPr>
+              <w:t xml:space="preserve">条</w:t>
+            </w:r>
+            <w:r>
+              <w:t xml:space="preserve">（断言层）或</w:t>
+            </w:r>
+            <w:r>
+              <w:t xml:space="preserve"> </w:t>
+            </w:r>
+            <w:r>
+              <w:rPr>
+                <w:bCs/>
+                <w:b/>
+              </w:rPr>
+              <w:t xml:space="preserve">个</w:t>
+            </w:r>
+            <w:r>
+              <w:t xml:space="preserve">（结论层），★</w:t>
+            </w:r>
+            <w:r>
+              <w:t xml:space="preserve"> </w:t>
+            </w:r>
+            <w:r>
+              <w:rPr>
+                <w:bCs/>
+                <w:b/>
+              </w:rPr>
+              <w:t xml:space="preserve">两批分别报</w:t>
             </w:r>
           </w:p>
         </w:tc>
@@ -35712,90 +37646,50 @@
           <w:p>
             <w:pPr>
               <w:pStyle w:val="Compact"/>
-              <w:jc w:val="left"/>
-            </w:pPr>
-            <w:r>
-              <w:rPr>
-                <w:bCs/>
-                <w:b/>
-              </w:rPr>
-              <w:t xml:space="preserve">口径 B（断言层 · 措辞层）</w:t>
-            </w:r>
-          </w:p>
-        </w:tc>
-        <w:tc>
-          <w:tcPr/>
-          <w:p>
-            <w:pPr>
-              <w:pStyle w:val="Compact"/>
-              <w:jc w:val="left"/>
-            </w:pPr>
-            <w:r>
-              <w:rPr>
-                <w:bCs/>
-                <w:b/>
-              </w:rPr>
-              <w:t xml:space="preserve">+4 / +4 / +3 / +3</w:t>
-            </w:r>
-            <w:r>
-              <w:t xml:space="preserve">　／　</w:t>
-            </w:r>
-            <w:r>
-              <w:rPr>
-                <w:bCs/>
-                <w:b/>
-              </w:rPr>
-              <w:t xml:space="preserve">+4 / +4 / +3 / +3</w:t>
-            </w:r>
-          </w:p>
-        </w:tc>
-        <w:tc>
-          <w:tcPr/>
-          <w:p>
-            <w:pPr>
-              <w:pStyle w:val="Compact"/>
               <w:jc w:val="center"/>
             </w:pPr>
             <w:r>
-              <w:t xml:space="preserve">±2</w:t>
-            </w:r>
-          </w:p>
-        </w:tc>
-        <w:tc>
-          <w:tcPr/>
-          <w:p>
-            <w:pPr>
-              <w:pStyle w:val="Compact"/>
-              <w:jc w:val="left"/>
-            </w:pPr>
-            <w:r>
-              <w:t xml:space="preserve">★</w:t>
-            </w:r>
-            <w:r>
-              <w:t xml:space="preserve"> </w:t>
-            </w:r>
-            <w:r>
-              <w:rPr>
-                <w:bCs/>
-                <w:b/>
-              </w:rPr>
-              <w:t xml:space="preserve">为正</w:t>
-            </w:r>
-            <w:r>
-              <w:t xml:space="preserve">（★</w:t>
-            </w:r>
-            <w:r>
-              <w:t xml:space="preserve"> </w:t>
-            </w:r>
-            <w:r>
-              <w:rPr>
-                <w:bCs/>
-                <w:b/>
-              </w:rPr>
-              <w:t xml:space="preserve">4/4 逐配对超出该层噪声带</w:t>
-            </w:r>
-            <w:r>
-              <w:t xml:space="preserve">）</w:t>
+              <w:t xml:space="preserve">2</w:t>
+            </w:r>
+          </w:p>
+        </w:tc>
+        <w:tc>
+          <w:tcPr/>
+          <w:p>
+            <w:pPr>
+              <w:pStyle w:val="Compact"/>
+              <w:jc w:val="left"/>
+            </w:pPr>
+            <w:r>
+              <w:rPr>
+                <w:bCs/>
+                <w:b/>
+              </w:rPr>
+              <w:t xml:space="preserve">|丢失|</w:t>
+            </w:r>
+          </w:p>
+        </w:tc>
+        <w:tc>
+          <w:tcPr/>
+          <w:p>
+            <w:pPr>
+              <w:pStyle w:val="Compact"/>
+              <w:jc w:val="left"/>
+            </w:pPr>
+            <w:r>
+              <w:t xml:space="preserve">直调基线集 − 工作流臂集</w:t>
+            </w:r>
+          </w:p>
+        </w:tc>
+        <w:tc>
+          <w:tcPr/>
+          <w:p>
+            <w:pPr>
+              <w:pStyle w:val="Compact"/>
+              <w:jc w:val="left"/>
+            </w:pPr>
+            <w:r>
+              <w:t xml:space="preserve">同上</w:t>
             </w:r>
           </w:p>
         </w:tc>
@@ -35806,87 +37700,41 @@
           <w:p>
             <w:pPr>
               <w:pStyle w:val="Compact"/>
-              <w:jc w:val="left"/>
-            </w:pPr>
-            <w:r>
-              <w:rPr>
-                <w:bCs/>
-                <w:b/>
-              </w:rPr>
-              <w:t xml:space="preserve">口径 B 的【承重子层】</w:t>
-            </w:r>
-            <w:r>
-              <w:t xml:space="preserve">（高承重新增 − 高承重丢失）</w:t>
-            </w:r>
-          </w:p>
-        </w:tc>
-        <w:tc>
-          <w:tcPr/>
-          <w:p>
-            <w:pPr>
-              <w:pStyle w:val="Compact"/>
-              <w:jc w:val="left"/>
-            </w:pPr>
-            <w:r>
-              <w:rPr>
-                <w:bCs/>
-                <w:b/>
-              </w:rPr>
-              <w:t xml:space="preserve">−4 / −1 / −2 / 0</w:t>
-            </w:r>
-            <w:r>
-              <w:t xml:space="preserve">　／　</w:t>
-            </w:r>
-            <w:r>
-              <w:rPr>
-                <w:bCs/>
-                <w:b/>
-              </w:rPr>
-              <w:t xml:space="preserve">−4 / −1 / −2 / 0</w:t>
-            </w:r>
-          </w:p>
-        </w:tc>
-        <w:tc>
-          <w:tcPr/>
-          <w:p>
-            <w:pPr>
-              <w:pStyle w:val="Compact"/>
               <w:jc w:val="center"/>
             </w:pPr>
             <w:r>
-              <w:t xml:space="preserve">★</w:t>
-            </w:r>
-            <w:r>
-              <w:t xml:space="preserve"> </w:t>
-            </w:r>
-            <w:r>
-              <w:rPr>
-                <w:bCs/>
-                <w:b/>
-              </w:rPr>
-              <w:t xml:space="preserve">未单独标定</w:t>
-            </w:r>
-          </w:p>
-        </w:tc>
-        <w:tc>
-          <w:tcPr/>
-          <w:p>
-            <w:pPr>
-              <w:pStyle w:val="Compact"/>
-              <w:jc w:val="left"/>
-            </w:pPr>
-            <w:r>
-              <w:t xml:space="preserve">★</w:t>
-            </w:r>
-            <w:r>
-              <w:t xml:space="preserve"> </w:t>
-            </w:r>
-            <w:r>
-              <w:rPr>
-                <w:bCs/>
-                <w:b/>
-              </w:rPr>
-              <w:t xml:space="preserve">方向为负</w:t>
+              <w:t xml:space="preserve">3</w:t>
+            </w:r>
+          </w:p>
+        </w:tc>
+        <w:tc>
+          <w:tcPr/>
+          <w:p>
+            <w:pPr>
+              <w:pStyle w:val="Compact"/>
+              <w:jc w:val="left"/>
+            </w:pPr>
+            <w:r>
+              <w:rPr>
+                <w:bCs/>
+                <w:b/>
+              </w:rPr>
+              <w:t xml:space="preserve">净增益</w:t>
+            </w:r>
+          </w:p>
+        </w:tc>
+        <w:tc>
+          <w:tcPr/>
+          <w:p>
+            <w:pPr>
+              <w:pStyle w:val="Compact"/>
+              <w:jc w:val="left"/>
+            </w:pPr>
+            <w:r>
+              <w:rPr>
+                <w:rStyle w:val="VerbatimChar"/>
+              </w:rPr>
+              <w:t xml:space="preserve">\|新增\| − \|丢失\|</w:t>
             </w:r>
             <w:r>
               <w:t xml:space="preserve">（★</w:t>
@@ -35899,623 +37747,32 @@
                 <w:bCs/>
                 <w:b/>
               </w:rPr>
-              <w:t xml:space="preserve">4/4 逐配对非正</w:t>
-            </w:r>
-            <w:r>
-              <w:t xml:space="preserve">）⇒ ★</w:t>
-            </w:r>
-            <w:r>
-              <w:t xml:space="preserve"> </w:t>
-            </w:r>
-            <w:r>
-              <w:rPr>
-                <w:bCs/>
-                <w:b/>
-              </w:rPr>
-              <w:t xml:space="preserve">只作方向性证据</w:t>
-            </w:r>
-          </w:p>
-        </w:tc>
-      </w:tr>
-    </w:tbl>
-    <w:p>
-      <w:pPr>
-        <w:pStyle w:val="BlockText"/>
-      </w:pPr>
-      <w:r>
-        <w:t xml:space="preserve">⇒ ⇒ ★★★</w:t>
-      </w:r>
-      <w:r>
-        <w:t xml:space="preserve"> </w:t>
-      </w:r>
-      <w:r>
-        <w:rPr>
-          <w:bCs/>
-          <w:b/>
-        </w:rPr>
-        <w:t xml:space="preserve">这就是本篇的正面方法论发现（★ 也是"负增益"旧叙事的替代物）</w:t>
-      </w:r>
-      <w:r>
-        <w:t xml:space="preserve">：</w:t>
-      </w:r>
-      <w:r>
-        <w:t xml:space="preserve"> </w:t>
-      </w:r>
-      <w:r>
-        <w:t xml:space="preserve">&gt;</w:t>
-      </w:r>
-      <w:r>
-        <w:t xml:space="preserve"> </w:t>
-      </w:r>
-      <w:r>
-        <w:rPr>
-          <w:bCs/>
-          <w:b/>
-        </w:rPr>
-        <w:t xml:space="preserve">★ 「工作流臂覆盖了更多不同的断言表述（措辞层），但未覆盖到更多不同的结论空间元素。」</w:t>
-      </w:r>
-      <w:r>
-        <w:t xml:space="preserve"> </w:t>
-      </w:r>
-      <w:r>
-        <w:t xml:space="preserve">&gt; ⇒ ★</w:t>
-      </w:r>
-      <w:r>
-        <w:t xml:space="preserve"> </w:t>
-      </w:r>
-      <w:r>
-        <w:rPr>
-          <w:bCs/>
-          <w:b/>
-        </w:rPr>
-        <w:t xml:space="preserve">三条限定必须同时在场</w:t>
-      </w:r>
-      <w:r>
-        <w:t xml:space="preserve">：</w:t>
-      </w:r>
-      <w:r>
-        <w:t xml:space="preserve"> </w:t>
-      </w:r>
-      <w:r>
-        <w:t xml:space="preserve">&gt; ① ★</w:t>
-      </w:r>
-      <w:r>
-        <w:t xml:space="preserve"> </w:t>
-      </w:r>
-      <w:r>
-        <w:rPr>
-          <w:bCs/>
-          <w:b/>
-        </w:rPr>
-        <w:t xml:space="preserve">【断言层】的"共同集在 13 个可比配对里恒为 0</w:t>
-      </w:r>
-      <w:r>
-        <w:t xml:space="preserve">" ⇒ ⇒</w:t>
-      </w:r>
-      <w:r>
-        <w:t xml:space="preserve"> </w:t>
-      </w:r>
-      <w:r>
-        <w:rPr>
-          <w:bCs/>
-          <w:b/>
-        </w:rPr>
-        <w:t xml:space="preserve">它量的是"说了更多话"，不是"覆盖了更多结论"</w:t>
-      </w:r>
-      <w:r>
-        <w:t xml:space="preserve">（★</w:t>
-      </w:r>
-      <w:r>
-        <w:t xml:space="preserve"> </w:t>
-      </w:r>
-      <w:r>
-        <w:rPr>
-          <w:bCs/>
-          <w:b/>
-        </w:rPr>
-        <w:t xml:space="preserve">这一条是关键，不写就成误导</w:t>
-      </w:r>
-      <w:r>
-        <w:t xml:space="preserve">）；★</w:t>
-      </w:r>
-      <w:r>
-        <w:t xml:space="preserve"> </w:t>
-      </w:r>
-      <w:r>
-        <w:rPr>
-          <w:bCs/>
-          <w:b/>
-        </w:rPr>
-        <w:t xml:space="preserve">且 4 对汇总的新增 32 条里只有 7 条承重</w:t>
-      </w:r>
-      <w:r>
-        <w:t xml:space="preserve">（低承重 25）⇒ ⇒</w:t>
-      </w:r>
-      <w:r>
-        <w:t xml:space="preserve"> </w:t>
-      </w:r>
-      <w:r>
-        <w:rPr>
-          <w:bCs/>
-          <w:b/>
-        </w:rPr>
-        <w:t xml:space="preserve">它新增的多是【不承重的话】</w:t>
-      </w:r>
-      <w:r>
-        <w:t xml:space="preserve">；</w:t>
-      </w:r>
-      <w:r>
-        <w:t xml:space="preserve"> </w:t>
-      </w:r>
-      <w:r>
-        <w:t xml:space="preserve">&gt; ② ★</w:t>
-      </w:r>
-      <w:r>
-        <w:t xml:space="preserve"> </w:t>
-      </w:r>
-      <w:r>
-        <w:rPr>
-          <w:bCs/>
-          <w:b/>
-        </w:rPr>
-        <w:t xml:space="preserve">判决在【逐配对】层，不是汇总层</w:t>
-      </w:r>
-      <w:r>
-        <w:t xml:space="preserve">（★ 汇总 −7 / −11 是同向噪声累加）；</w:t>
-      </w:r>
-      <w:r>
-        <w:t xml:space="preserve"> </w:t>
-      </w:r>
-      <w:r>
-        <w:t xml:space="preserve">&gt; ③ ★</w:t>
-      </w:r>
-      <w:r>
-        <w:t xml:space="preserve"> </w:t>
-      </w:r>
-      <w:r>
-        <w:rPr>
-          <w:bCs/>
-          <w:b/>
-        </w:rPr>
-        <w:t xml:space="preserve">【结论空间层】不可分辨 ⇒ 批 2 仍待原始产出</w:t>
-      </w:r>
-      <w:r>
-        <w:t xml:space="preserve"> </w:t>
-      </w:r>
-      <w:r>
-        <w:t xml:space="preserve">⇒ ★</w:t>
-      </w:r>
-      <w:r>
-        <w:t xml:space="preserve"> </w:t>
-      </w:r>
-      <w:r>
-        <w:rPr>
-          <w:bCs/>
-          <w:b/>
-        </w:rPr>
-        <w:t xml:space="preserve">"说了更多话但没覆盖更多结论"这句话本身也只在批 1 的 2 题 × 2 rep 上成立。</w:t>
-      </w:r>
-      <w:r>
-        <w:t xml:space="preserve"> </w:t>
-      </w:r>
-      <w:r>
-        <w:t xml:space="preserve">⇒ ⇒ ★</w:t>
-      </w:r>
-      <w:r>
-        <w:t xml:space="preserve"> </w:t>
-      </w:r>
-      <w:r>
-        <w:rPr>
-          <w:bCs/>
-          <w:b/>
-        </w:rPr>
-        <w:t xml:space="preserve">而这恰好就是 §1.5 双轴要捕捉的现象（★ 宽度轴动、承重轴不动甚至亏）</w:t>
-      </w:r>
-      <w:r>
-        <w:t xml:space="preserve"> </w:t>
-      </w:r>
-      <w:r>
-        <w:t xml:space="preserve">⇒ ⇒ ★</w:t>
-      </w:r>
-      <w:r>
-        <w:t xml:space="preserve"> </w:t>
-      </w:r>
-      <w:r>
-        <w:rPr>
-          <w:bCs/>
-          <w:b/>
-        </w:rPr>
-        <w:t xml:space="preserve">它是本文主张【双轴报告】的第一份同批证据</w:t>
-      </w:r>
-      <w:r>
-        <w:t xml:space="preserve">（§1.6.4）。</w:t>
-      </w:r>
-    </w:p>
-    <w:bookmarkEnd w:id="74"/>
-    <w:bookmarkStart w:id="75" w:name="批-2-回填法律域-944-条-必须写成代数推导-符号未定不能写成为正"/>
-    <w:p>
-      <w:pPr>
-        <w:pStyle w:val="Heading5"/>
-      </w:pPr>
-      <w:r>
-        <w:t xml:space="preserve">★ 批 2 回填（法律域 944 条）—— ★ 必须写成「代数推导 ＋ 符号未定」，不能写成"为正"</w:t>
-      </w:r>
-    </w:p>
-    <w:p>
-      <w:pPr>
-        <w:pStyle w:val="BlockText"/>
-      </w:pPr>
-      <w:r>
-        <w:rPr>
-          <w:bCs/>
-          <w:b/>
-        </w:rPr>
-        <w:t xml:space="preserve">★ 批 2 回填（法律域 944 条）——★ 必须写成「代数推导 ＋ 符号未定」，不能写成"为正"</w:t>
-      </w:r>
-      <w:r>
-        <w:t xml:space="preserve"> </w:t>
-      </w:r>
-      <w:r>
-        <w:t xml:space="preserve">★</w:t>
-      </w:r>
-      <w:r>
-        <w:t xml:space="preserve"> </w:t>
-      </w:r>
-      <w:r>
-        <w:rPr>
-          <w:bCs/>
-          <w:b/>
-        </w:rPr>
-        <w:t xml:space="preserve">原始产出未捞到</w:t>
-      </w:r>
-      <w:r>
-        <w:t xml:space="preserve"> </w:t>
-      </w:r>
-      <w:r>
-        <w:t xml:space="preserve">⇒ 下列数字是</w:t>
-      </w:r>
-      <w:r>
-        <w:rPr>
-          <w:bCs/>
-          <w:b/>
-        </w:rPr>
-        <w:t xml:space="preserve">【仓内一手文档读数的代数推导】</w:t>
-      </w:r>
-      <w:r>
-        <w:t xml:space="preserve">（恒等式</w:t>
-      </w:r>
-      <w:r>
-        <w:t xml:space="preserve"> </w:t>
-      </w:r>
-      <w:r>
-        <w:rPr>
-          <w:rStyle w:val="VerbatimChar"/>
-        </w:rPr>
-        <w:t xml:space="preserve">|W\B|−|B\W| ≡ |W|−|B|</w:t>
-      </w:r>
-      <w:r>
-        <w:t xml:space="preserve">），★</w:t>
-      </w:r>
-      <w:r>
-        <w:t xml:space="preserve"> </w:t>
-      </w:r>
-      <w:r>
-        <w:rPr>
-          <w:bCs/>
-          <w:b/>
-        </w:rPr>
-        <w:t xml:space="preserve">不是观测量</w:t>
-      </w:r>
-      <w:r>
-        <w:t xml:space="preserve">；</w:t>
-      </w:r>
-      <w:r>
-        <w:t xml:space="preserve"> </w:t>
-      </w:r>
-      <w:r>
-        <w:t xml:space="preserve">推导链：§5 R4 的去重并集宽度（direct</w:t>
-      </w:r>
-      <w:r>
-        <w:t xml:space="preserve"> </w:t>
-      </w:r>
-      <w:r>
-        <w:rPr>
-          <w:bCs/>
-          <w:b/>
-        </w:rPr>
-        <w:t xml:space="preserve">5.2</w:t>
-      </w:r>
-      <w:r>
-        <w:t xml:space="preserve"> </w:t>
-      </w:r>
-      <w:r>
-        <w:t xml:space="preserve">/ dual_select</w:t>
-      </w:r>
-      <w:r>
-        <w:t xml:space="preserve"> </w:t>
-      </w:r>
-      <w:r>
-        <w:rPr>
-          <w:bCs/>
-          <w:b/>
-        </w:rPr>
-        <w:t xml:space="preserve">5.4</w:t>
-      </w:r>
-      <w:r>
-        <w:t xml:space="preserve"> </w:t>
-      </w:r>
-      <w:r>
-        <w:t xml:space="preserve">/ dual_fuse</w:t>
-      </w:r>
-      <w:r>
-        <w:t xml:space="preserve"> </w:t>
-      </w:r>
-      <w:r>
-        <w:rPr>
-          <w:bCs/>
-          <w:b/>
-        </w:rPr>
-        <w:t xml:space="preserve">5.8</w:t>
-      </w:r>
-      <w:r>
-        <w:t xml:space="preserve">）× 18 题 ⇒</w:t>
-      </w:r>
-      <w:r>
-        <w:t xml:space="preserve"> </w:t>
-      </w:r>
-      <w:r>
-        <w:rPr>
-          <w:rStyle w:val="VerbatimChar"/>
-        </w:rPr>
-        <w:t xml:space="preserve">|U| = 93.6 / 97.2 / 104.4</w:t>
-      </w:r>
-      <w:r>
-        <w:t xml:space="preserve"> </w:t>
-      </w:r>
-      <w:r>
-        <w:t xml:space="preserve">⇒ 净增益</w:t>
-      </w:r>
-      <w:r>
-        <w:t xml:space="preserve"> </w:t>
-      </w:r>
-      <w:r>
-        <w:rPr>
-          <w:bCs/>
-          <w:b/>
-        </w:rPr>
-        <w:t xml:space="preserve">+3.6 / +10.8</w:t>
-      </w:r>
-      <w:r>
-        <w:t xml:space="preserve">（舍入带</w:t>
-      </w:r>
-      <w:r>
-        <w:t xml:space="preserve"> </w:t>
-      </w:r>
-      <w:r>
-        <w:rPr>
-          <w:bCs/>
-          <w:b/>
-        </w:rPr>
-        <w:t xml:space="preserve">±0.9</w:t>
-      </w:r>
-      <w:r>
-        <w:t xml:space="preserve">）；</w:t>
-      </w:r>
-      <w:r>
-        <w:t xml:space="preserve"> </w:t>
-      </w:r>
-      <w:r>
-        <w:t xml:space="preserve">⇒ ★★</w:t>
-      </w:r>
-      <w:r>
-        <w:t xml:space="preserve"> </w:t>
-      </w:r>
-      <w:r>
-        <w:rPr>
-          <w:bCs/>
-          <w:b/>
-        </w:rPr>
-        <w:t xml:space="preserve">方向与单边口径相反</w:t>
-      </w:r>
-      <w:r>
-        <w:t xml:space="preserve">（单边下 direct</w:t>
-      </w:r>
-      <w:r>
-        <w:t xml:space="preserve"> </w:t>
-      </w:r>
-      <w:r>
-        <w:rPr>
-          <w:bCs/>
-          <w:b/>
-        </w:rPr>
-        <w:t xml:space="preserve">2.65</w:t>
-      </w:r>
-      <w:r>
-        <w:t xml:space="preserve"> </w:t>
-      </w:r>
-      <w:r>
-        <w:t xml:space="preserve">&gt; dual_select</w:t>
-      </w:r>
-      <w:r>
-        <w:t xml:space="preserve"> </w:t>
-      </w:r>
-      <w:r>
-        <w:rPr>
-          <w:bCs/>
-          <w:b/>
-        </w:rPr>
-        <w:t xml:space="preserve">2.10</w:t>
-      </w:r>
-      <w:r>
-        <w:t xml:space="preserve">）⇒ ★★</w:t>
-      </w:r>
-      <w:r>
-        <w:t xml:space="preserve"> </w:t>
-      </w:r>
-      <w:r>
-        <w:rPr>
-          <w:bCs/>
-          <w:b/>
-        </w:rPr>
-        <w:t xml:space="preserve">但不可回填为"净增益为正"</w:t>
-      </w:r>
-      <w:r>
-        <w:t xml:space="preserve">：①</w:t>
-      </w:r>
-      <w:r>
-        <w:t xml:space="preserve"> </w:t>
-      </w:r>
-      <w:r>
-        <w:rPr>
-          <w:rStyle w:val="VerbatimChar"/>
-        </w:rPr>
-        <w:t xml:space="preserve">|U| = 宽度/题 × 18</w:t>
-      </w:r>
-      <w:r>
-        <w:t xml:space="preserve"> </w:t>
-      </w:r>
-      <w:r>
-        <w:t xml:space="preserve">是</w:t>
-      </w:r>
-      <w:r>
-        <w:rPr>
-          <w:bCs/>
-          <w:b/>
-        </w:rPr>
-        <w:t xml:space="preserve">逐题并集之和</w:t>
-      </w:r>
-      <w:r>
-        <w:t xml:space="preserve">，跨题去重使真实跨题并集 ≤ 该值 ⇒ ★</w:t>
-      </w:r>
-      <w:r>
-        <w:t xml:space="preserve"> </w:t>
-      </w:r>
-      <w:r>
-        <w:rPr>
-          <w:bCs/>
-          <w:b/>
-        </w:rPr>
-        <w:t xml:space="preserve">两个上界之差不是净增益的上下界 ⇒ 符号未定</w:t>
-      </w:r>
-      <w:r>
-        <w:t xml:space="preserve">；② 该值落在</w:t>
-      </w:r>
-      <w:r>
-        <w:rPr>
-          <w:bCs/>
-          <w:b/>
-        </w:rPr>
-        <w:t xml:space="preserve">第三个口径</w:t>
-      </w:r>
-      <w:r>
-        <w:t xml:space="preserve">（去重并集宽度的代数推导），非口径 A / 口径 B；</w:t>
-      </w:r>
-      <w:r>
-        <w:t xml:space="preserve"> </w:t>
-      </w:r>
-      <w:r>
-        <w:t xml:space="preserve">⇒ ⇒</w:t>
-      </w:r>
-      <w:r>
-        <w:t xml:space="preserve"> </w:t>
-      </w:r>
-      <w:r>
-        <w:rPr>
-          <w:bCs/>
-          <w:b/>
-        </w:rPr>
-        <w:t xml:space="preserve">正确写法</w:t>
-      </w:r>
-      <w:r>
-        <w:t xml:space="preserve">：「</w:t>
-      </w:r>
-      <w:r>
-        <w:rPr>
-          <w:bCs/>
-          <w:b/>
-        </w:rPr>
-        <w:t xml:space="preserve">代数推导给出方向为正的上界，但符号未定 ⇒ 判决仍是「不可分辨」⇒ 仍待原始产出</w:t>
-      </w:r>
-      <w:r>
-        <w:t xml:space="preserve">」。</w:t>
-      </w:r>
-    </w:p>
-    <w:p>
-      <w:pPr>
-        <w:pStyle w:val="FirstParagraph"/>
-      </w:pPr>
-      <w:r>
-        <w:rPr>
-          <w:bCs/>
-          <w:b/>
-        </w:rPr>
-        <w:t xml:space="preserve">④ ★ 必报字段（回填时按这张表逐格填，一个不许少）</w:t>
-      </w:r>
-      <w:r>
-        <w:t xml:space="preserve">：</w:t>
-      </w:r>
-    </w:p>
-    <w:tbl>
-      <w:tblPr>
-        <w:tblStyle w:val="Table"/>
-        <w:tblW w:type="pct" w:w="5000"/>
-        <w:tblLook w:firstRow="1" w:lastRow="0" w:firstColumn="0" w:lastColumn="0" w:noHBand="0" w:noVBand="0" w:val="0020"/>
-      </w:tblPr>
-      <w:tblGrid>
-        <w:gridCol w:w="1980"/>
-        <w:gridCol w:w="1980"/>
-        <w:gridCol w:w="1980"/>
-        <w:gridCol w:w="1980"/>
-      </w:tblGrid>
-      <w:tr>
-        <w:trPr>
-          <w:tblHeader w:val="true"/>
-        </w:trPr>
-        <w:tc>
-          <w:tcPr/>
-          <w:p>
-            <w:pPr>
-              <w:pStyle w:val="Compact"/>
-              <w:jc w:val="center"/>
-            </w:pPr>
-            <w:r>
-              <w:t xml:space="preserve">#</w:t>
-            </w:r>
-          </w:p>
-        </w:tc>
-        <w:tc>
-          <w:tcPr/>
-          <w:p>
-            <w:pPr>
-              <w:pStyle w:val="Compact"/>
-              <w:jc w:val="left"/>
-            </w:pPr>
-            <w:r>
-              <w:t xml:space="preserve">字段</w:t>
-            </w:r>
-          </w:p>
-        </w:tc>
-        <w:tc>
-          <w:tcPr/>
-          <w:p>
-            <w:pPr>
-              <w:pStyle w:val="Compact"/>
-              <w:jc w:val="left"/>
-            </w:pPr>
-            <w:r>
-              <w:t xml:space="preserve">口径</w:t>
-            </w:r>
-          </w:p>
-        </w:tc>
-        <w:tc>
-          <w:tcPr/>
-          <w:p>
-            <w:pPr>
-              <w:pStyle w:val="Compact"/>
-              <w:jc w:val="left"/>
-            </w:pPr>
-            <w:r>
-              <w:t xml:space="preserve">必报单位</w:t>
+              <w:t xml:space="preserve">双边</w:t>
+            </w:r>
+            <w:r>
+              <w:t xml:space="preserve">）</w:t>
+            </w:r>
+          </w:p>
+        </w:tc>
+        <w:tc>
+          <w:tcPr/>
+          <w:p>
+            <w:pPr>
+              <w:pStyle w:val="Compact"/>
+              <w:jc w:val="left"/>
+            </w:pPr>
+            <w:r>
+              <w:t xml:space="preserve">条 / 个，★</w:t>
+            </w:r>
+            <w:r>
+              <w:t xml:space="preserve"> </w:t>
+            </w:r>
+            <w:r>
+              <w:rPr>
+                <w:bCs/>
+                <w:b/>
+              </w:rPr>
+              <w:t xml:space="preserve">必须带正负号</w:t>
             </w:r>
           </w:p>
         </w:tc>
@@ -36529,77 +37786,72 @@
               <w:jc w:val="center"/>
             </w:pPr>
             <w:r>
-              <w:t xml:space="preserve">1</w:t>
-            </w:r>
-          </w:p>
-        </w:tc>
-        <w:tc>
-          <w:tcPr/>
-          <w:p>
-            <w:pPr>
-              <w:pStyle w:val="Compact"/>
-              <w:jc w:val="left"/>
-            </w:pPr>
-            <w:r>
-              <w:rPr>
-                <w:bCs/>
-                <w:b/>
-              </w:rPr>
-              <w:t xml:space="preserve">|新增|</w:t>
-            </w:r>
-          </w:p>
-        </w:tc>
-        <w:tc>
-          <w:tcPr/>
-          <w:p>
-            <w:pPr>
-              <w:pStyle w:val="Compact"/>
-              <w:jc w:val="left"/>
-            </w:pPr>
-            <w:r>
-              <w:t xml:space="preserve">工作流臂断言/结论集 − 直调基线集</w:t>
-            </w:r>
-          </w:p>
-        </w:tc>
-        <w:tc>
-          <w:tcPr/>
-          <w:p>
-            <w:pPr>
-              <w:pStyle w:val="Compact"/>
-              <w:jc w:val="left"/>
-            </w:pPr>
-            <w:r>
-              <w:rPr>
-                <w:bCs/>
-                <w:b/>
-              </w:rPr>
-              <w:t xml:space="preserve">条</w:t>
-            </w:r>
-            <w:r>
-              <w:t xml:space="preserve">（断言层）或</w:t>
-            </w:r>
-            <w:r>
-              <w:t xml:space="preserve"> </w:t>
-            </w:r>
-            <w:r>
-              <w:rPr>
-                <w:bCs/>
-                <w:b/>
-              </w:rPr>
-              <w:t xml:space="preserve">个</w:t>
-            </w:r>
-            <w:r>
-              <w:t xml:space="preserve">（结论层），★</w:t>
-            </w:r>
-            <w:r>
-              <w:t xml:space="preserve"> </w:t>
-            </w:r>
-            <w:r>
-              <w:rPr>
-                <w:bCs/>
-                <w:b/>
-              </w:rPr>
-              <w:t xml:space="preserve">两批分别报</w:t>
+              <w:t xml:space="preserve">4</w:t>
+            </w:r>
+          </w:p>
+        </w:tc>
+        <w:tc>
+          <w:tcPr/>
+          <w:p>
+            <w:pPr>
+              <w:pStyle w:val="Compact"/>
+              <w:jc w:val="left"/>
+            </w:pPr>
+            <w:r>
+              <w:rPr>
+                <w:bCs/>
+                <w:b/>
+              </w:rPr>
+              <w:t xml:space="preserve">高承重新增</w:t>
+            </w:r>
+          </w:p>
+        </w:tc>
+        <w:tc>
+          <w:tcPr/>
+          <w:p>
+            <w:pPr>
+              <w:pStyle w:val="Compact"/>
+              <w:jc w:val="left"/>
+            </w:pPr>
+            <w:r>
+              <w:t xml:space="preserve">新增中由</w:t>
+            </w:r>
+            <w:r>
+              <w:t xml:space="preserve"> </w:t>
+            </w:r>
+            <w:r>
+              <w:rPr>
+                <w:rStyle w:val="VerbatimChar"/>
+              </w:rPr>
+              <w:t xml:space="preserve">load_bearing: true</w:t>
+            </w:r>
+            <w:r>
+              <w:t xml:space="preserve"> </w:t>
+            </w:r>
+            <w:r>
+              <w:t xml:space="preserve">的卡承载的条目</w:t>
+            </w:r>
+          </w:p>
+        </w:tc>
+        <w:tc>
+          <w:tcPr/>
+          <w:p>
+            <w:pPr>
+              <w:pStyle w:val="Compact"/>
+              <w:jc w:val="left"/>
+            </w:pPr>
+            <w:r>
+              <w:t xml:space="preserve">★</w:t>
+            </w:r>
+            <w:r>
+              <w:t xml:space="preserve"> </w:t>
+            </w:r>
+            <w:r>
+              <w:rPr>
+                <w:bCs/>
+                <w:b/>
+              </w:rPr>
+              <w:t xml:space="preserve">不许与低承重合并</w:t>
             </w:r>
           </w:p>
         </w:tc>
@@ -36613,47 +37865,57 @@
               <w:jc w:val="center"/>
             </w:pPr>
             <w:r>
-              <w:t xml:space="preserve">2</w:t>
-            </w:r>
-          </w:p>
-        </w:tc>
-        <w:tc>
-          <w:tcPr/>
-          <w:p>
-            <w:pPr>
-              <w:pStyle w:val="Compact"/>
-              <w:jc w:val="left"/>
-            </w:pPr>
-            <w:r>
-              <w:rPr>
-                <w:bCs/>
-                <w:b/>
-              </w:rPr>
-              <w:t xml:space="preserve">|丢失|</w:t>
-            </w:r>
-          </w:p>
-        </w:tc>
-        <w:tc>
-          <w:tcPr/>
-          <w:p>
-            <w:pPr>
-              <w:pStyle w:val="Compact"/>
-              <w:jc w:val="left"/>
-            </w:pPr>
-            <w:r>
-              <w:t xml:space="preserve">直调基线集 − 工作流臂集</w:t>
-            </w:r>
-          </w:p>
-        </w:tc>
-        <w:tc>
-          <w:tcPr/>
-          <w:p>
-            <w:pPr>
-              <w:pStyle w:val="Compact"/>
-              <w:jc w:val="left"/>
-            </w:pPr>
-            <w:r>
-              <w:t xml:space="preserve">同上</w:t>
+              <w:t xml:space="preserve">5</w:t>
+            </w:r>
+          </w:p>
+        </w:tc>
+        <w:tc>
+          <w:tcPr/>
+          <w:p>
+            <w:pPr>
+              <w:pStyle w:val="Compact"/>
+              <w:jc w:val="left"/>
+            </w:pPr>
+            <w:r>
+              <w:rPr>
+                <w:bCs/>
+                <w:b/>
+              </w:rPr>
+              <w:t xml:space="preserve">高承重丢失</w:t>
+            </w:r>
+          </w:p>
+        </w:tc>
+        <w:tc>
+          <w:tcPr/>
+          <w:p>
+            <w:pPr>
+              <w:pStyle w:val="Compact"/>
+              <w:jc w:val="left"/>
+            </w:pPr>
+            <w:r>
+              <w:t xml:space="preserve">丢失中属于高承重的条目</w:t>
+            </w:r>
+          </w:p>
+        </w:tc>
+        <w:tc>
+          <w:tcPr/>
+          <w:p>
+            <w:pPr>
+              <w:pStyle w:val="Compact"/>
+              <w:jc w:val="left"/>
+            </w:pPr>
+            <w:r>
+              <w:t xml:space="preserve">★</w:t>
+            </w:r>
+            <w:r>
+              <w:t xml:space="preserve"> </w:t>
+            </w:r>
+            <w:r>
+              <w:rPr>
+                <w:bCs/>
+                <w:b/>
+              </w:rPr>
+              <w:t xml:space="preserve">不许与低承重合并</w:t>
             </w:r>
           </w:p>
         </w:tc>
@@ -36667,76 +37929,47 @@
               <w:jc w:val="center"/>
             </w:pPr>
             <w:r>
-              <w:t xml:space="preserve">3</w:t>
-            </w:r>
-          </w:p>
-        </w:tc>
-        <w:tc>
-          <w:tcPr/>
-          <w:p>
-            <w:pPr>
-              <w:pStyle w:val="Compact"/>
-              <w:jc w:val="left"/>
-            </w:pPr>
-            <w:r>
-              <w:rPr>
-                <w:bCs/>
-                <w:b/>
-              </w:rPr>
-              <w:t xml:space="preserve">净增益</w:t>
-            </w:r>
-          </w:p>
-        </w:tc>
-        <w:tc>
-          <w:tcPr/>
-          <w:p>
-            <w:pPr>
-              <w:pStyle w:val="Compact"/>
-              <w:jc w:val="left"/>
-            </w:pPr>
-            <w:r>
-              <w:rPr>
-                <w:rStyle w:val="VerbatimChar"/>
-              </w:rPr>
-              <w:t xml:space="preserve">\|新增\| − \|丢失\|</w:t>
-            </w:r>
-            <w:r>
-              <w:t xml:space="preserve">（★</w:t>
-            </w:r>
-            <w:r>
-              <w:t xml:space="preserve"> </w:t>
-            </w:r>
-            <w:r>
-              <w:rPr>
-                <w:bCs/>
-                <w:b/>
-              </w:rPr>
-              <w:t xml:space="preserve">双边</w:t>
-            </w:r>
-            <w:r>
-              <w:t xml:space="preserve">）</w:t>
-            </w:r>
-          </w:p>
-        </w:tc>
-        <w:tc>
-          <w:tcPr/>
-          <w:p>
-            <w:pPr>
-              <w:pStyle w:val="Compact"/>
-              <w:jc w:val="left"/>
-            </w:pPr>
-            <w:r>
-              <w:t xml:space="preserve">条 / 个，★</w:t>
-            </w:r>
-            <w:r>
-              <w:t xml:space="preserve"> </w:t>
-            </w:r>
-            <w:r>
-              <w:rPr>
-                <w:bCs/>
-                <w:b/>
-              </w:rPr>
-              <w:t xml:space="preserve">必须带正负号</w:t>
+              <w:t xml:space="preserve">6</w:t>
+            </w:r>
+          </w:p>
+        </w:tc>
+        <w:tc>
+          <w:tcPr/>
+          <w:p>
+            <w:pPr>
+              <w:pStyle w:val="Compact"/>
+              <w:jc w:val="left"/>
+            </w:pPr>
+            <w:r>
+              <w:rPr>
+                <w:bCs/>
+                <w:b/>
+              </w:rPr>
+              <w:t xml:space="preserve">低承重新增</w:t>
+            </w:r>
+          </w:p>
+        </w:tc>
+        <w:tc>
+          <w:tcPr/>
+          <w:p>
+            <w:pPr>
+              <w:pStyle w:val="Compact"/>
+              <w:jc w:val="left"/>
+            </w:pPr>
+            <w:r>
+              <w:t xml:space="preserve">新增中不由高承重卡承载的条目</w:t>
+            </w:r>
+          </w:p>
+        </w:tc>
+        <w:tc>
+          <w:tcPr/>
+          <w:p>
+            <w:pPr>
+              <w:pStyle w:val="Compact"/>
+              <w:jc w:val="left"/>
+            </w:pPr>
+            <w:r>
+              <w:t xml:space="preserve">—</w:t>
             </w:r>
           </w:p>
         </w:tc>
@@ -36750,72 +37983,47 @@
               <w:jc w:val="center"/>
             </w:pPr>
             <w:r>
-              <w:t xml:space="preserve">4</w:t>
-            </w:r>
-          </w:p>
-        </w:tc>
-        <w:tc>
-          <w:tcPr/>
-          <w:p>
-            <w:pPr>
-              <w:pStyle w:val="Compact"/>
-              <w:jc w:val="left"/>
-            </w:pPr>
-            <w:r>
-              <w:rPr>
-                <w:bCs/>
-                <w:b/>
-              </w:rPr>
-              <w:t xml:space="preserve">高承重新增</w:t>
-            </w:r>
-          </w:p>
-        </w:tc>
-        <w:tc>
-          <w:tcPr/>
-          <w:p>
-            <w:pPr>
-              <w:pStyle w:val="Compact"/>
-              <w:jc w:val="left"/>
-            </w:pPr>
-            <w:r>
-              <w:t xml:space="preserve">新增中由</w:t>
-            </w:r>
-            <w:r>
-              <w:t xml:space="preserve"> </w:t>
-            </w:r>
-            <w:r>
-              <w:rPr>
-                <w:rStyle w:val="VerbatimChar"/>
-              </w:rPr>
-              <w:t xml:space="preserve">load_bearing: true</w:t>
-            </w:r>
-            <w:r>
-              <w:t xml:space="preserve"> </w:t>
-            </w:r>
-            <w:r>
-              <w:t xml:space="preserve">的卡承载的条目</w:t>
-            </w:r>
-          </w:p>
-        </w:tc>
-        <w:tc>
-          <w:tcPr/>
-          <w:p>
-            <w:pPr>
-              <w:pStyle w:val="Compact"/>
-              <w:jc w:val="left"/>
-            </w:pPr>
-            <w:r>
-              <w:t xml:space="preserve">★</w:t>
-            </w:r>
-            <w:r>
-              <w:t xml:space="preserve"> </w:t>
-            </w:r>
-            <w:r>
-              <w:rPr>
-                <w:bCs/>
-                <w:b/>
-              </w:rPr>
-              <w:t xml:space="preserve">不许与低承重合并</w:t>
+              <w:t xml:space="preserve">7</w:t>
+            </w:r>
+          </w:p>
+        </w:tc>
+        <w:tc>
+          <w:tcPr/>
+          <w:p>
+            <w:pPr>
+              <w:pStyle w:val="Compact"/>
+              <w:jc w:val="left"/>
+            </w:pPr>
+            <w:r>
+              <w:rPr>
+                <w:bCs/>
+                <w:b/>
+              </w:rPr>
+              <w:t xml:space="preserve">低承重丢失</w:t>
+            </w:r>
+          </w:p>
+        </w:tc>
+        <w:tc>
+          <w:tcPr/>
+          <w:p>
+            <w:pPr>
+              <w:pStyle w:val="Compact"/>
+              <w:jc w:val="left"/>
+            </w:pPr>
+            <w:r>
+              <w:t xml:space="preserve">丢失中不属于高承重的条目</w:t>
+            </w:r>
+          </w:p>
+        </w:tc>
+        <w:tc>
+          <w:tcPr/>
+          <w:p>
+            <w:pPr>
+              <w:pStyle w:val="Compact"/>
+              <w:jc w:val="left"/>
+            </w:pPr>
+            <w:r>
+              <w:t xml:space="preserve">—</w:t>
             </w:r>
           </w:p>
         </w:tc>
@@ -36829,57 +38037,83 @@
               <w:jc w:val="center"/>
             </w:pPr>
             <w:r>
-              <w:t xml:space="preserve">5</w:t>
-            </w:r>
-          </w:p>
-        </w:tc>
-        <w:tc>
-          <w:tcPr/>
-          <w:p>
-            <w:pPr>
-              <w:pStyle w:val="Compact"/>
-              <w:jc w:val="left"/>
-            </w:pPr>
-            <w:r>
-              <w:rPr>
-                <w:bCs/>
-                <w:b/>
-              </w:rPr>
-              <w:t xml:space="preserve">高承重丢失</w:t>
-            </w:r>
-          </w:p>
-        </w:tc>
-        <w:tc>
-          <w:tcPr/>
-          <w:p>
-            <w:pPr>
-              <w:pStyle w:val="Compact"/>
-              <w:jc w:val="left"/>
-            </w:pPr>
-            <w:r>
-              <w:t xml:space="preserve">丢失中属于高承重的条目</w:t>
-            </w:r>
-          </w:p>
-        </w:tc>
-        <w:tc>
-          <w:tcPr/>
-          <w:p>
-            <w:pPr>
-              <w:pStyle w:val="Compact"/>
-              <w:jc w:val="left"/>
-            </w:pPr>
-            <w:r>
-              <w:t xml:space="preserve">★</w:t>
-            </w:r>
-            <w:r>
-              <w:t xml:space="preserve"> </w:t>
-            </w:r>
-            <w:r>
-              <w:rPr>
-                <w:bCs/>
-                <w:b/>
-              </w:rPr>
-              <w:t xml:space="preserve">不许与低承重合并</w:t>
+              <w:t xml:space="preserve">8</w:t>
+            </w:r>
+          </w:p>
+        </w:tc>
+        <w:tc>
+          <w:tcPr/>
+          <w:p>
+            <w:pPr>
+              <w:pStyle w:val="Compact"/>
+              <w:jc w:val="left"/>
+            </w:pPr>
+            <w:r>
+              <w:rPr>
+                <w:bCs/>
+                <w:b/>
+              </w:rPr>
+              <w:t xml:space="preserve">绝对分母</w:t>
+            </w:r>
+          </w:p>
+        </w:tc>
+        <w:tc>
+          <w:tcPr/>
+          <w:p>
+            <w:pPr>
+              <w:pStyle w:val="Compact"/>
+              <w:jc w:val="left"/>
+            </w:pPr>
+            <w:r>
+              <w:t xml:space="preserve">参与的 (题, rep) 单元数 ★</w:t>
+            </w:r>
+            <w:r>
+              <w:t xml:space="preserve"> </w:t>
+            </w:r>
+            <w:r>
+              <w:rPr>
+                <w:bCs/>
+                <w:b/>
+              </w:rPr>
+              <w:t xml:space="preserve">批 1 = 2 题 × 2 rep = 4；批 2 = 18 题 × 2 rep = 36 份/臂</w:t>
+            </w:r>
+            <w:r>
+              <w:t xml:space="preserve">；★</w:t>
+            </w:r>
+            <w:r>
+              <w:t xml:space="preserve"> </w:t>
+            </w:r>
+            <w:r>
+              <w:rPr>
+                <w:bCs/>
+                <w:b/>
+              </w:rPr>
+              <w:t xml:space="preserve">支数口径用 4 支</w:t>
+            </w:r>
+            <w:r>
+              <w:t xml:space="preserve">（型号池静默下架，附录 D.1）⇒</w:t>
+            </w:r>
+            <w:r>
+              <w:t xml:space="preserve"> </w:t>
+            </w:r>
+            <w:r>
+              <w:rPr>
+                <w:bCs/>
+                <w:b/>
+              </w:rPr>
+              <w:t xml:space="preserve">不许用 5 支口径</w:t>
+            </w:r>
+          </w:p>
+        </w:tc>
+        <w:tc>
+          <w:tcPr/>
+          <w:p>
+            <w:pPr>
+              <w:pStyle w:val="Compact"/>
+              <w:jc w:val="left"/>
+            </w:pPr>
+            <w:r>
+              <w:t xml:space="preserve">单元 / 份</w:t>
             </w:r>
           </w:p>
         </w:tc>
@@ -36893,35 +38127,167 @@
               <w:jc w:val="center"/>
             </w:pPr>
             <w:r>
-              <w:t xml:space="preserve">6</w:t>
-            </w:r>
-          </w:p>
-        </w:tc>
-        <w:tc>
-          <w:tcPr/>
-          <w:p>
-            <w:pPr>
-              <w:pStyle w:val="Compact"/>
-              <w:jc w:val="left"/>
-            </w:pPr>
-            <w:r>
-              <w:rPr>
-                <w:bCs/>
-                <w:b/>
-              </w:rPr>
-              <w:t xml:space="preserve">低承重新增</w:t>
-            </w:r>
-          </w:p>
-        </w:tc>
-        <w:tc>
-          <w:tcPr/>
-          <w:p>
-            <w:pPr>
-              <w:pStyle w:val="Compact"/>
-              <w:jc w:val="left"/>
-            </w:pPr>
-            <w:r>
-              <w:t xml:space="preserve">新增中不由高承重卡承载的条目</w:t>
+              <w:t xml:space="preserve">9</w:t>
+            </w:r>
+          </w:p>
+        </w:tc>
+        <w:tc>
+          <w:tcPr/>
+          <w:p>
+            <w:pPr>
+              <w:pStyle w:val="Compact"/>
+              <w:jc w:val="left"/>
+            </w:pPr>
+            <w:r>
+              <w:rPr>
+                <w:bCs/>
+                <w:b/>
+              </w:rPr>
+              <w:t xml:space="preserve">臂名对应</w:t>
+            </w:r>
+          </w:p>
+        </w:tc>
+        <w:tc>
+          <w:tcPr/>
+          <w:p>
+            <w:pPr>
+              <w:pStyle w:val="Compact"/>
+              <w:jc w:val="left"/>
+            </w:pPr>
+            <w:r>
+              <w:rPr>
+                <w:rStyle w:val="VerbatimChar"/>
+              </w:rPr>
+              <w:t xml:space="preserve">W_design_L2</w:t>
+            </w:r>
+            <w:r>
+              <w:t xml:space="preserve"> </w:t>
+            </w:r>
+            <w:r>
+              <w:t xml:space="preserve">= 层2 设计臂 ｜</w:t>
+            </w:r>
+            <w:r>
+              <w:t xml:space="preserve"> </w:t>
+            </w:r>
+            <w:r>
+              <w:rPr>
+                <w:rStyle w:val="VerbatimChar"/>
+              </w:rPr>
+              <w:t xml:space="preserve">W_train_L3</w:t>
+            </w:r>
+            <w:r>
+              <w:t xml:space="preserve"> </w:t>
+            </w:r>
+            <w:r>
+              <w:t xml:space="preserve">= 层3 训练臂 ｜</w:t>
+            </w:r>
+            <w:r>
+              <w:t xml:space="preserve"> </w:t>
+            </w:r>
+            <w:r>
+              <w:rPr>
+                <w:rStyle w:val="VerbatimChar"/>
+              </w:rPr>
+              <w:t xml:space="preserve">B0_direct</w:t>
+            </w:r>
+            <w:r>
+              <w:t xml:space="preserve"> </w:t>
+            </w:r>
+            <w:r>
+              <w:t xml:space="preserve">= 直调基线（★</w:t>
+            </w:r>
+            <w:r>
+              <w:t xml:space="preserve"> </w:t>
+            </w:r>
+            <w:r>
+              <w:rPr>
+                <w:bCs/>
+                <w:b/>
+              </w:rPr>
+              <w:t xml:space="preserve">批 2 里对应</w:t>
+            </w:r>
+            <w:r>
+              <w:rPr>
+                <w:bCs/>
+                <w:b/>
+              </w:rPr>
+              <w:t xml:space="preserve"> </w:t>
+            </w:r>
+            <w:r>
+              <w:rPr>
+                <w:rStyle w:val="VerbatimChar"/>
+                <w:bCs/>
+                <w:b/>
+              </w:rPr>
+              <w:t xml:space="preserve">dual_select</w:t>
+            </w:r>
+            <w:r>
+              <w:rPr>
+                <w:bCs/>
+                <w:b/>
+              </w:rPr>
+              <w:t xml:space="preserve"> </w:t>
+            </w:r>
+            <w:r>
+              <w:rPr>
+                <w:bCs/>
+                <w:b/>
+              </w:rPr>
+              <w:t xml:space="preserve">/</w:t>
+            </w:r>
+            <w:r>
+              <w:rPr>
+                <w:bCs/>
+                <w:b/>
+              </w:rPr>
+              <w:t xml:space="preserve"> </w:t>
+            </w:r>
+            <w:r>
+              <w:rPr>
+                <w:rStyle w:val="VerbatimChar"/>
+                <w:bCs/>
+                <w:b/>
+              </w:rPr>
+              <w:t xml:space="preserve">dual_fuse</w:t>
+            </w:r>
+            <w:r>
+              <w:rPr>
+                <w:bCs/>
+                <w:b/>
+              </w:rPr>
+              <w:t xml:space="preserve"> </w:t>
+            </w:r>
+            <w:r>
+              <w:rPr>
+                <w:bCs/>
+                <w:b/>
+              </w:rPr>
+              <w:t xml:space="preserve">= 工作流臂、</w:t>
+            </w:r>
+            <w:r>
+              <w:rPr>
+                <w:rStyle w:val="VerbatimChar"/>
+                <w:bCs/>
+                <w:b/>
+              </w:rPr>
+              <w:t xml:space="preserve">direct</w:t>
+            </w:r>
+            <w:r>
+              <w:rPr>
+                <w:bCs/>
+                <w:b/>
+              </w:rPr>
+              <w:t xml:space="preserve"> </w:t>
+            </w:r>
+            <w:r>
+              <w:rPr>
+                <w:bCs/>
+                <w:b/>
+              </w:rPr>
+              <w:t xml:space="preserve">= 直调基线</w:t>
+            </w:r>
+            <w:r>
+              <w:t xml:space="preserve">）</w:t>
             </w:r>
           </w:p>
         </w:tc>
@@ -36947,35 +38313,45 @@
               <w:jc w:val="center"/>
             </w:pPr>
             <w:r>
-              <w:t xml:space="preserve">7</w:t>
-            </w:r>
-          </w:p>
-        </w:tc>
-        <w:tc>
-          <w:tcPr/>
-          <w:p>
-            <w:pPr>
-              <w:pStyle w:val="Compact"/>
-              <w:jc w:val="left"/>
-            </w:pPr>
-            <w:r>
-              <w:rPr>
-                <w:bCs/>
-                <w:b/>
-              </w:rPr>
-              <w:t xml:space="preserve">低承重丢失</w:t>
-            </w:r>
-          </w:p>
-        </w:tc>
-        <w:tc>
-          <w:tcPr/>
-          <w:p>
-            <w:pPr>
-              <w:pStyle w:val="Compact"/>
-              <w:jc w:val="left"/>
-            </w:pPr>
-            <w:r>
-              <w:t xml:space="preserve">丢失中不属于高承重的条目</w:t>
+              <w:t xml:space="preserve">10</w:t>
+            </w:r>
+          </w:p>
+        </w:tc>
+        <w:tc>
+          <w:tcPr/>
+          <w:p>
+            <w:pPr>
+              <w:pStyle w:val="Compact"/>
+              <w:jc w:val="left"/>
+            </w:pPr>
+            <w:r>
+              <w:rPr>
+                <w:bCs/>
+                <w:b/>
+              </w:rPr>
+              <w:t xml:space="preserve">配对键</w:t>
+            </w:r>
+          </w:p>
+        </w:tc>
+        <w:tc>
+          <w:tcPr/>
+          <w:p>
+            <w:pPr>
+              <w:pStyle w:val="Compact"/>
+              <w:jc w:val="left"/>
+            </w:pPr>
+            <w:r>
+              <w:t xml:space="preserve">(task_id, rep) —— ★</w:t>
+            </w:r>
+            <w:r>
+              <w:t xml:space="preserve"> </w:t>
+            </w:r>
+            <w:r>
+              <w:rPr>
+                <w:bCs/>
+                <w:b/>
+              </w:rPr>
+              <w:t xml:space="preserve">基线取同 task、同 rep</w:t>
             </w:r>
           </w:p>
         </w:tc>
@@ -37001,83 +38377,64 @@
               <w:jc w:val="center"/>
             </w:pPr>
             <w:r>
-              <w:t xml:space="preserve">8</w:t>
-            </w:r>
-          </w:p>
-        </w:tc>
-        <w:tc>
-          <w:tcPr/>
-          <w:p>
-            <w:pPr>
-              <w:pStyle w:val="Compact"/>
-              <w:jc w:val="left"/>
-            </w:pPr>
-            <w:r>
-              <w:rPr>
-                <w:bCs/>
-                <w:b/>
-              </w:rPr>
-              <w:t xml:space="preserve">绝对分母</w:t>
-            </w:r>
-          </w:p>
-        </w:tc>
-        <w:tc>
-          <w:tcPr/>
-          <w:p>
-            <w:pPr>
-              <w:pStyle w:val="Compact"/>
-              <w:jc w:val="left"/>
-            </w:pPr>
-            <w:r>
-              <w:t xml:space="preserve">参与的 (题, rep) 单元数 ★</w:t>
-            </w:r>
-            <w:r>
-              <w:t xml:space="preserve"> </w:t>
-            </w:r>
-            <w:r>
-              <w:rPr>
-                <w:bCs/>
-                <w:b/>
-              </w:rPr>
-              <w:t xml:space="preserve">批 1 = 2 题 × 2 rep = 4；批 2 = 18 题 × 2 rep = 36 份/臂</w:t>
-            </w:r>
-            <w:r>
-              <w:t xml:space="preserve">；★</w:t>
-            </w:r>
-            <w:r>
-              <w:t xml:space="preserve"> </w:t>
-            </w:r>
-            <w:r>
-              <w:rPr>
-                <w:bCs/>
-                <w:b/>
-              </w:rPr>
-              <w:t xml:space="preserve">支数口径用 4 支</w:t>
-            </w:r>
-            <w:r>
-              <w:t xml:space="preserve">（型号池静默下架，附录 D.1）⇒</w:t>
-            </w:r>
-            <w:r>
-              <w:t xml:space="preserve"> </w:t>
-            </w:r>
-            <w:r>
-              <w:rPr>
-                <w:bCs/>
-                <w:b/>
-              </w:rPr>
-              <w:t xml:space="preserve">不许用 5 支口径</w:t>
-            </w:r>
-          </w:p>
-        </w:tc>
-        <w:tc>
-          <w:tcPr/>
-          <w:p>
-            <w:pPr>
-              <w:pStyle w:val="Compact"/>
-              <w:jc w:val="left"/>
-            </w:pPr>
-            <w:r>
-              <w:t xml:space="preserve">单元 / 份</w:t>
+              <w:t xml:space="preserve">11</w:t>
+            </w:r>
+          </w:p>
+        </w:tc>
+        <w:tc>
+          <w:tcPr/>
+          <w:p>
+            <w:pPr>
+              <w:pStyle w:val="Compact"/>
+              <w:jc w:val="left"/>
+            </w:pPr>
+            <w:r>
+              <w:rPr>
+                <w:bCs/>
+                <w:b/>
+              </w:rPr>
+              <w:t xml:space="preserve">口径声明</w:t>
+            </w:r>
+          </w:p>
+        </w:tc>
+        <w:tc>
+          <w:tcPr/>
+          <w:p>
+            <w:pPr>
+              <w:pStyle w:val="Compact"/>
+              <w:jc w:val="left"/>
+            </w:pPr>
+            <w:r>
+              <w:t xml:space="preserve">报告里必须写明用的是</w:t>
+            </w:r>
+            <w:r>
+              <w:rPr>
+                <w:bCs/>
+                <w:b/>
+              </w:rPr>
+              <w:t xml:space="preserve">口径 A（结论空间）</w:t>
+            </w:r>
+            <w:r>
+              <w:t xml:space="preserve">还是</w:t>
+            </w:r>
+            <w:r>
+              <w:rPr>
+                <w:bCs/>
+                <w:b/>
+              </w:rPr>
+              <w:t xml:space="preserve">口径 B（断言层）</w:t>
+            </w:r>
+          </w:p>
+        </w:tc>
+        <w:tc>
+          <w:tcPr/>
+          <w:p>
+            <w:pPr>
+              <w:pStyle w:val="Compact"/>
+              <w:jc w:val="left"/>
+            </w:pPr>
+            <w:r>
+              <w:t xml:space="preserve">—</w:t>
             </w:r>
           </w:p>
         </w:tc>
@@ -37091,23 +38448,23 @@
               <w:jc w:val="center"/>
             </w:pPr>
             <w:r>
-              <w:t xml:space="preserve">9</w:t>
-            </w:r>
-          </w:p>
-        </w:tc>
-        <w:tc>
-          <w:tcPr/>
-          <w:p>
-            <w:pPr>
-              <w:pStyle w:val="Compact"/>
-              <w:jc w:val="left"/>
-            </w:pPr>
-            <w:r>
-              <w:rPr>
-                <w:bCs/>
-                <w:b/>
-              </w:rPr>
-              <w:t xml:space="preserve">臂名对应</w:t>
+              <w:t xml:space="preserve">12</w:t>
+            </w:r>
+          </w:p>
+        </w:tc>
+        <w:tc>
+          <w:tcPr/>
+          <w:p>
+            <w:pPr>
+              <w:pStyle w:val="Compact"/>
+              <w:jc w:val="left"/>
+            </w:pPr>
+            <w:r>
+              <w:rPr>
+                <w:bCs/>
+                <w:b/>
+              </w:rPr>
+              <w:t xml:space="preserve">档位</w:t>
             </w:r>
           </w:p>
         </w:tc>
@@ -37122,136 +38479,23 @@
               <w:rPr>
                 <w:rStyle w:val="VerbatimChar"/>
               </w:rPr>
-              <w:t xml:space="preserve">W_design_L2</w:t>
-            </w:r>
-            <w:r>
-              <w:t xml:space="preserve"> </w:t>
-            </w:r>
-            <w:r>
-              <w:t xml:space="preserve">= 层2 设计臂 ｜</w:t>
-            </w:r>
-            <w:r>
-              <w:t xml:space="preserve"> </w:t>
-            </w:r>
-            <w:r>
-              <w:rPr>
-                <w:rStyle w:val="VerbatimChar"/>
-              </w:rPr>
-              <w:t xml:space="preserve">W_train_L3</w:t>
-            </w:r>
-            <w:r>
-              <w:t xml:space="preserve"> </w:t>
-            </w:r>
-            <w:r>
-              <w:t xml:space="preserve">= 层3 训练臂 ｜</w:t>
-            </w:r>
-            <w:r>
-              <w:t xml:space="preserve"> </w:t>
-            </w:r>
-            <w:r>
-              <w:rPr>
-                <w:rStyle w:val="VerbatimChar"/>
-              </w:rPr>
-              <w:t xml:space="preserve">B0_direct</w:t>
-            </w:r>
-            <w:r>
-              <w:t xml:space="preserve"> </w:t>
-            </w:r>
-            <w:r>
-              <w:t xml:space="preserve">= 直调基线（★</w:t>
-            </w:r>
-            <w:r>
-              <w:t xml:space="preserve"> </w:t>
-            </w:r>
-            <w:r>
-              <w:rPr>
-                <w:bCs/>
-                <w:b/>
-              </w:rPr>
-              <w:t xml:space="preserve">批 2 里对应</w:t>
-            </w:r>
-            <w:r>
-              <w:rPr>
-                <w:bCs/>
-                <w:b/>
-              </w:rPr>
-              <w:t xml:space="preserve"> </w:t>
-            </w:r>
-            <w:r>
-              <w:rPr>
-                <w:rStyle w:val="VerbatimChar"/>
-                <w:bCs/>
-                <w:b/>
-              </w:rPr>
-              <w:t xml:space="preserve">dual_select</w:t>
-            </w:r>
-            <w:r>
-              <w:rPr>
-                <w:bCs/>
-                <w:b/>
-              </w:rPr>
-              <w:t xml:space="preserve"> </w:t>
-            </w:r>
-            <w:r>
-              <w:rPr>
-                <w:bCs/>
-                <w:b/>
-              </w:rPr>
-              <w:t xml:space="preserve">/</w:t>
-            </w:r>
-            <w:r>
-              <w:rPr>
-                <w:bCs/>
-                <w:b/>
-              </w:rPr>
-              <w:t xml:space="preserve"> </w:t>
-            </w:r>
-            <w:r>
-              <w:rPr>
-                <w:rStyle w:val="VerbatimChar"/>
-                <w:bCs/>
-                <w:b/>
-              </w:rPr>
-              <w:t xml:space="preserve">dual_fuse</w:t>
-            </w:r>
-            <w:r>
-              <w:rPr>
-                <w:bCs/>
-                <w:b/>
-              </w:rPr>
-              <w:t xml:space="preserve"> </w:t>
-            </w:r>
-            <w:r>
-              <w:rPr>
-                <w:bCs/>
-                <w:b/>
-              </w:rPr>
-              <w:t xml:space="preserve">= 工作流臂、</w:t>
-            </w:r>
-            <w:r>
-              <w:rPr>
-                <w:rStyle w:val="VerbatimChar"/>
-                <w:bCs/>
-                <w:b/>
-              </w:rPr>
-              <w:t xml:space="preserve">direct</w:t>
-            </w:r>
-            <w:r>
-              <w:rPr>
-                <w:bCs/>
-                <w:b/>
-              </w:rPr>
-              <w:t xml:space="preserve"> </w:t>
-            </w:r>
-            <w:r>
-              <w:rPr>
-                <w:bCs/>
-                <w:b/>
-              </w:rPr>
-              <w:t xml:space="preserve">= 直调基线</w:t>
-            </w:r>
-            <w:r>
-              <w:t xml:space="preserve">）</w:t>
+              <w:t xml:space="preserve">✅ 事后重算</w:t>
+            </w:r>
+            <w:r>
+              <w:t xml:space="preserve"> </w:t>
+            </w:r>
+            <w:r>
+              <w:t xml:space="preserve">＋ 一句「</w:t>
+            </w:r>
+            <w:r>
+              <w:rPr>
+                <w:bCs/>
+                <w:b/>
+              </w:rPr>
+              <w:t xml:space="preserve">必要性来源 = §7 局限 11，与结果方向无关</w:t>
+            </w:r>
+            <w:r>
+              <w:t xml:space="preserve">」</w:t>
             </w:r>
           </w:p>
         </w:tc>
@@ -37277,57 +38521,146 @@
               <w:jc w:val="center"/>
             </w:pPr>
             <w:r>
-              <w:t xml:space="preserve">10</w:t>
-            </w:r>
-          </w:p>
-        </w:tc>
-        <w:tc>
-          <w:tcPr/>
-          <w:p>
-            <w:pPr>
-              <w:pStyle w:val="Compact"/>
-              <w:jc w:val="left"/>
-            </w:pPr>
-            <w:r>
-              <w:rPr>
-                <w:bCs/>
-                <w:b/>
-              </w:rPr>
-              <w:t xml:space="preserve">配对键</w:t>
-            </w:r>
-          </w:p>
-        </w:tc>
-        <w:tc>
-          <w:tcPr/>
-          <w:p>
-            <w:pPr>
-              <w:pStyle w:val="Compact"/>
-              <w:jc w:val="left"/>
-            </w:pPr>
-            <w:r>
-              <w:t xml:space="preserve">(task_id, rep) —— ★</w:t>
-            </w:r>
-            <w:r>
-              <w:t xml:space="preserve"> </w:t>
-            </w:r>
-            <w:r>
-              <w:rPr>
-                <w:bCs/>
-                <w:b/>
-              </w:rPr>
-              <w:t xml:space="preserve">基线取同 task、同 rep</w:t>
-            </w:r>
-          </w:p>
-        </w:tc>
-        <w:tc>
-          <w:tcPr/>
-          <w:p>
-            <w:pPr>
-              <w:pStyle w:val="Compact"/>
-              <w:jc w:val="left"/>
-            </w:pPr>
-            <w:r>
-              <w:t xml:space="preserve">—</w:t>
+              <w:t xml:space="preserve">13</w:t>
+            </w:r>
+          </w:p>
+        </w:tc>
+        <w:tc>
+          <w:tcPr/>
+          <w:p>
+            <w:pPr>
+              <w:pStyle w:val="Compact"/>
+              <w:jc w:val="left"/>
+            </w:pPr>
+            <w:r>
+              <w:t xml:space="preserve">★</w:t>
+            </w:r>
+            <w:r>
+              <w:t xml:space="preserve"> </w:t>
+            </w:r>
+            <w:r>
+              <w:rPr>
+                <w:bCs/>
+                <w:b/>
+              </w:rPr>
+              <w:t xml:space="preserve">零假设标定（噪声地板）</w:t>
+            </w:r>
+          </w:p>
+        </w:tc>
+        <w:tc>
+          <w:tcPr/>
+          <w:p>
+            <w:pPr>
+              <w:pStyle w:val="Compact"/>
+              <w:jc w:val="left"/>
+            </w:pPr>
+            <w:r>
+              <w:t xml:space="preserve">★</w:t>
+            </w:r>
+            <w:r>
+              <w:t xml:space="preserve"> </w:t>
+            </w:r>
+            <w:r>
+              <w:rPr>
+                <w:bCs/>
+                <w:b/>
+              </w:rPr>
+              <w:t xml:space="preserve">n</w:t>
+            </w:r>
+            <w:r>
+              <w:t xml:space="preserve">（同臂同题 rep1 vs rep2 互比的配对数）｜</w:t>
+            </w:r>
+            <w:r>
+              <w:rPr>
+                <w:bCs/>
+                <w:b/>
+              </w:rPr>
+              <w:t xml:space="preserve">该层</w:t>
+            </w:r>
+            <w:r>
+              <w:t xml:space="preserve">的</w:t>
+            </w:r>
+            <w:r>
+              <w:t xml:space="preserve"> </w:t>
+            </w:r>
+            <w:r>
+              <w:rPr>
+                <w:rStyle w:val="VerbatimChar"/>
+              </w:rPr>
+              <w:t xml:space="preserve">|净|</w:t>
+            </w:r>
+            <w:r>
+              <w:t xml:space="preserve"> </w:t>
+            </w:r>
+            <w:r>
+              <w:t xml:space="preserve">均值与最大值｜⇒ 噪声带</w:t>
+            </w:r>
+          </w:p>
+        </w:tc>
+        <w:tc>
+          <w:tcPr/>
+          <w:p>
+            <w:pPr>
+              <w:pStyle w:val="Compact"/>
+              <w:jc w:val="left"/>
+            </w:pPr>
+            <w:r>
+              <w:t xml:space="preserve">★</w:t>
+            </w:r>
+            <w:r>
+              <w:t xml:space="preserve"> </w:t>
+            </w:r>
+            <w:r>
+              <w:rPr>
+                <w:bCs/>
+                <w:b/>
+              </w:rPr>
+              <w:t xml:space="preserve">判「不可分辨」必须有这条锚</w:t>
+            </w:r>
+            <w:r>
+              <w:t xml:space="preserve">（★ 阈值只能来自零分布）｜★</w:t>
+            </w:r>
+            <w:r>
+              <w:t xml:space="preserve"> </w:t>
+            </w:r>
+            <w:r>
+              <w:rPr>
+                <w:bCs/>
+                <w:b/>
+              </w:rPr>
+              <w:t xml:space="preserve">★ 各层须分别标定</w:t>
+            </w:r>
+            <w:r>
+              <w:t xml:space="preserve">（★ 本轮只标定了</w:t>
+            </w:r>
+            <w:r>
+              <w:rPr>
+                <w:bCs/>
+                <w:b/>
+              </w:rPr>
+              <w:t xml:space="preserve">总净增益层</w:t>
+            </w:r>
+            <w:r>
+              <w:t xml:space="preserve"> </w:t>
+            </w:r>
+            <w:r>
+              <w:t xml:space="preserve">⇒</w:t>
+            </w:r>
+            <w:r>
+              <w:t xml:space="preserve"> </w:t>
+            </w:r>
+            <w:r>
+              <w:rPr>
+                <w:bCs/>
+                <w:b/>
+              </w:rPr>
+              <w:t xml:space="preserve">承重子层没有自己的带</w:t>
+            </w:r>
+            <w:r>
+              <w:t xml:space="preserve"> </w:t>
+            </w:r>
+            <w:r>
+              <w:t xml:space="preserve">⇒ 该层只作方向性证据）</w:t>
             </w:r>
           </w:p>
         </w:tc>
@@ -37341,151 +38674,7 @@
               <w:jc w:val="center"/>
             </w:pPr>
             <w:r>
-              <w:t xml:space="preserve">11</w:t>
-            </w:r>
-          </w:p>
-        </w:tc>
-        <w:tc>
-          <w:tcPr/>
-          <w:p>
-            <w:pPr>
-              <w:pStyle w:val="Compact"/>
-              <w:jc w:val="left"/>
-            </w:pPr>
-            <w:r>
-              <w:rPr>
-                <w:bCs/>
-                <w:b/>
-              </w:rPr>
-              <w:t xml:space="preserve">口径声明</w:t>
-            </w:r>
-          </w:p>
-        </w:tc>
-        <w:tc>
-          <w:tcPr/>
-          <w:p>
-            <w:pPr>
-              <w:pStyle w:val="Compact"/>
-              <w:jc w:val="left"/>
-            </w:pPr>
-            <w:r>
-              <w:t xml:space="preserve">报告里必须写明用的是</w:t>
-            </w:r>
-            <w:r>
-              <w:rPr>
-                <w:bCs/>
-                <w:b/>
-              </w:rPr>
-              <w:t xml:space="preserve">口径 A（结论空间）</w:t>
-            </w:r>
-            <w:r>
-              <w:t xml:space="preserve">还是</w:t>
-            </w:r>
-            <w:r>
-              <w:rPr>
-                <w:bCs/>
-                <w:b/>
-              </w:rPr>
-              <w:t xml:space="preserve">口径 B（断言层）</w:t>
-            </w:r>
-          </w:p>
-        </w:tc>
-        <w:tc>
-          <w:tcPr/>
-          <w:p>
-            <w:pPr>
-              <w:pStyle w:val="Compact"/>
-              <w:jc w:val="left"/>
-            </w:pPr>
-            <w:r>
-              <w:t xml:space="preserve">—</w:t>
-            </w:r>
-          </w:p>
-        </w:tc>
-      </w:tr>
-      <w:tr>
-        <w:tc>
-          <w:tcPr/>
-          <w:p>
-            <w:pPr>
-              <w:pStyle w:val="Compact"/>
-              <w:jc w:val="center"/>
-            </w:pPr>
-            <w:r>
-              <w:t xml:space="preserve">12</w:t>
-            </w:r>
-          </w:p>
-        </w:tc>
-        <w:tc>
-          <w:tcPr/>
-          <w:p>
-            <w:pPr>
-              <w:pStyle w:val="Compact"/>
-              <w:jc w:val="left"/>
-            </w:pPr>
-            <w:r>
-              <w:rPr>
-                <w:bCs/>
-                <w:b/>
-              </w:rPr>
-              <w:t xml:space="preserve">档位</w:t>
-            </w:r>
-          </w:p>
-        </w:tc>
-        <w:tc>
-          <w:tcPr/>
-          <w:p>
-            <w:pPr>
-              <w:pStyle w:val="Compact"/>
-              <w:jc w:val="left"/>
-            </w:pPr>
-            <w:r>
-              <w:rPr>
-                <w:rStyle w:val="VerbatimChar"/>
-              </w:rPr>
-              <w:t xml:space="preserve">✅ 事后重算</w:t>
-            </w:r>
-            <w:r>
-              <w:t xml:space="preserve"> </w:t>
-            </w:r>
-            <w:r>
-              <w:t xml:space="preserve">＋ 一句「</w:t>
-            </w:r>
-            <w:r>
-              <w:rPr>
-                <w:bCs/>
-                <w:b/>
-              </w:rPr>
-              <w:t xml:space="preserve">必要性来源 = §7 局限 11，与结果方向无关</w:t>
-            </w:r>
-            <w:r>
-              <w:t xml:space="preserve">」</w:t>
-            </w:r>
-          </w:p>
-        </w:tc>
-        <w:tc>
-          <w:tcPr/>
-          <w:p>
-            <w:pPr>
-              <w:pStyle w:val="Compact"/>
-              <w:jc w:val="left"/>
-            </w:pPr>
-            <w:r>
-              <w:t xml:space="preserve">—</w:t>
-            </w:r>
-          </w:p>
-        </w:tc>
-      </w:tr>
-      <w:tr>
-        <w:tc>
-          <w:tcPr/>
-          <w:p>
-            <w:pPr>
-              <w:pStyle w:val="Compact"/>
-              <w:jc w:val="center"/>
-            </w:pPr>
-            <w:r>
-              <w:t xml:space="preserve">13</w:t>
+              <w:t xml:space="preserve">14</w:t>
             </w:r>
           </w:p>
         </w:tc>
@@ -37507,7 +38696,7 @@
                 <w:bCs/>
                 <w:b/>
               </w:rPr>
-              <w:t xml:space="preserve">零假设标定（噪声地板）</w:t>
+              <w:t xml:space="preserve">承重子层口径</w:t>
             </w:r>
           </w:p>
         </w:tc>
@@ -37529,25 +38718,50 @@
                 <w:bCs/>
                 <w:b/>
               </w:rPr>
-              <w:t xml:space="preserve">n</w:t>
-            </w:r>
-            <w:r>
-              <w:t xml:space="preserve">（同臂同题 rep1 vs rep2 互比的配对数）｜各层</w:t>
-            </w:r>
-            <w:r>
-              <w:t xml:space="preserve"> </w:t>
-            </w:r>
-            <w:r>
-              <w:rPr>
-                <w:rStyle w:val="VerbatimChar"/>
-              </w:rPr>
-              <w:t xml:space="preserve">|净|</w:t>
-            </w:r>
-            <w:r>
-              <w:t xml:space="preserve"> </w:t>
-            </w:r>
-            <w:r>
-              <w:t xml:space="preserve">的均值与最大值｜⇒ 噪声带</w:t>
+              <w:t xml:space="preserve">主口径 = OR</w:t>
+            </w:r>
+            <w:r>
+              <w:t xml:space="preserve">（同一断言的多个卡片行中</w:t>
+            </w:r>
+            <w:r>
+              <w:rPr>
+                <w:bCs/>
+                <w:b/>
+              </w:rPr>
+              <w:t xml:space="preserve">任一行</w:t>
+            </w:r>
+            <w:r>
+              <w:t xml:space="preserve">承重 ⇒ 该断言承重）｜★</w:t>
+            </w:r>
+            <w:r>
+              <w:t xml:space="preserve"> </w:t>
+            </w:r>
+            <w:r>
+              <w:rPr>
+                <w:bCs/>
+                <w:b/>
+              </w:rPr>
+              <w:t xml:space="preserve">AND</w:t>
+            </w:r>
+            <w:r>
+              <w:t xml:space="preserve">（</w:t>
+            </w:r>
+            <w:r>
+              <w:rPr>
+                <w:bCs/>
+                <w:b/>
+              </w:rPr>
+              <w:t xml:space="preserve">全部</w:t>
+            </w:r>
+            <w:r>
+              <w:t xml:space="preserve">卡片行承重才算承重）是</w:t>
+            </w:r>
+            <w:r>
+              <w:rPr>
+                <w:bCs/>
+                <w:b/>
+              </w:rPr>
+              <w:t xml:space="preserve">敏感性变体，不是主口径</w:t>
             </w:r>
           </w:p>
         </w:tc>
@@ -37569,10 +38783,33 @@
                 <w:bCs/>
                 <w:b/>
               </w:rPr>
-              <w:t xml:space="preserve">判「不可分辨」必须有这条锚</w:t>
-            </w:r>
-            <w:r>
-              <w:t xml:space="preserve">（★ 阈值只能来自零分布）</w:t>
+              <w:t xml:space="preserve">两个口径的逐配对序列与汇总必须一起报</w:t>
+            </w:r>
+            <w:r>
+              <w:t xml:space="preserve">（★</w:t>
+            </w:r>
+            <w:r>
+              <w:t xml:space="preserve"> </w:t>
+            </w:r>
+            <w:r>
+              <w:rPr>
+                <w:bCs/>
+                <w:b/>
+              </w:rPr>
+              <w:t xml:space="preserve">只给一个数而不说口径 = 不可复现</w:t>
+            </w:r>
+            <w:r>
+              <w:t xml:space="preserve">）⇒ ⇒ ★</w:t>
+            </w:r>
+            <w:r>
+              <w:t xml:space="preserve"> </w:t>
+            </w:r>
+            <w:r>
+              <w:rPr>
+                <w:bCs/>
+                <w:b/>
+              </w:rPr>
+              <w:t xml:space="preserve">方向随口径翻转 ⇒ 判「不可分辨」</w:t>
             </w:r>
           </w:p>
         </w:tc>
@@ -43028,7 +44265,17 @@
               <w:t xml:space="preserve">1.36</w:t>
             </w:r>
             <w:r>
-              <w:t xml:space="preserve">（944 断言）（§5 R2）</w:t>
+              <w:t xml:space="preserve">（944 断言）</w:t>
+            </w:r>
+            <w:r>
+              <w:rPr>
+                <w:bCs/>
+                <w:b/>
+              </w:rPr>
+              <w:t xml:space="preserve">（★ 法律域 944 条 = 【待取证 T-A-02】的【批 2】；★ 批 1 = 仓内 20 条的层3 那批，已回填 ⇒ ★ 两者不可混）</w:t>
+            </w:r>
+            <w:r>
+              <w:t xml:space="preserve">（§5 R2）</w:t>
             </w:r>
           </w:p>
         </w:tc>
@@ -43917,7 +45164,7 @@
           <w:bCs/>
           <w:b/>
         </w:rPr>
-        <w:t xml:space="preserve">在同一批配对上，工作流臂的净增益【断言层为正、结论空间层不可分辨、承重子层为负】</w:t>
+        <w:t xml:space="preserve">在同一批配对上，工作流臂的净增益【断言层为正、结论空间层不可分辨、承重子层不可分辨】</w:t>
       </w:r>
       <w:r>
         <w:t xml:space="preserve"> </w:t>
@@ -44004,7 +45251,20 @@
         <w:t xml:space="preserve">它量的是"说了更多话"</w:t>
       </w:r>
       <w:r>
-        <w:t xml:space="preserve">（且 4 对汇总的新增 32 条里只有 7 条承重）；② 判决在</w:t>
+        <w:t xml:space="preserve">（★</w:t>
+      </w:r>
+      <w:r>
+        <w:t xml:space="preserve"> </w:t>
+      </w:r>
+      <w:r>
+        <w:rPr>
+          <w:bCs/>
+          <w:b/>
+        </w:rPr>
+        <w:t xml:space="preserve">且"多出来的那些话承不承重"也【不可分辨】：承重子层方向随 OR / AND 聚合口径翻转</w:t>
+      </w:r>
+      <w:r>
+        <w:t xml:space="preserve">）；② 判决在</w:t>
       </w:r>
       <w:r>
         <w:rPr>
@@ -44014,7 +45274,51 @@
         <w:t xml:space="preserve">逐配对</w:t>
       </w:r>
       <w:r>
-        <w:t xml:space="preserve">层，不是汇总层；③</w:t>
+        <w:t xml:space="preserve">层，不是汇总层（★ 口径 A 那个超带的</w:t>
+      </w:r>
+      <w:r>
+        <w:t xml:space="preserve"> </w:t>
+      </w:r>
+      <w:r>
+        <w:rPr>
+          <w:bCs/>
+          <w:b/>
+        </w:rPr>
+        <w:t xml:space="preserve">−9</w:t>
+      </w:r>
+      <w:r>
+        <w:t xml:space="preserve"> </w:t>
+      </w:r>
+      <w:r>
+        <w:t xml:space="preserve">恰是</w:t>
+      </w:r>
+      <w:r>
+        <w:t xml:space="preserve"> </w:t>
+      </w:r>
+      <w:r>
+        <w:rPr>
+          <w:rStyle w:val="VerbatimChar"/>
+        </w:rPr>
+        <w:t xml:space="preserve">W_design_L2</w:t>
+      </w:r>
+      <w:r>
+        <w:t xml:space="preserve"> </w:t>
+      </w:r>
+      <w:r>
+        <w:t xml:space="preserve">四对里符号相反的那一个 ⇒</w:t>
+      </w:r>
+      <w:r>
+        <w:t xml:space="preserve"> </w:t>
+      </w:r>
+      <w:r>
+        <w:rPr>
+          <w:bCs/>
+          <w:b/>
+        </w:rPr>
+        <w:t xml:space="preserve">它是「符号不一致」这条判决的支撑</w:t>
+      </w:r>
+      <w:r>
+        <w:t xml:space="preserve">）；③</w:t>
       </w:r>
       <w:r>
         <w:t xml:space="preserve"> </w:t>
@@ -44027,7 +45331,17 @@
         <w:t xml:space="preserve">结论空间层不可分辨 ⇒ 批 2 仍待原始产出</w:t>
       </w:r>
       <w:r>
-        <w:t xml:space="preserve">。</w:t>
+        <w:t xml:space="preserve">。⇒ ⇒ ★</w:t>
+      </w:r>
+      <w:r>
+        <w:t xml:space="preserve"> </w:t>
+      </w:r>
+      <w:r>
+        <w:rPr>
+          <w:bCs/>
+          <w:b/>
+        </w:rPr>
+        <w:t xml:space="preserve">★ 承重子层的零分布未单独标定 ⇒ 该层只作方向性证据，不进结论句的一档。</w:t>
       </w:r>
     </w:p>
     <w:p>
@@ -53751,6 +55065,150 @@
                 <w:b/>
               </w:rPr>
               <w:t xml:space="preserve">缺口 G3</w:t>
+            </w:r>
+          </w:p>
+        </w:tc>
+      </w:tr>
+      <w:tr>
+        <w:tc>
+          <w:tcPr/>
+          <w:p>
+            <w:pPr>
+              <w:pStyle w:val="Compact"/>
+              <w:jc w:val="center"/>
+            </w:pPr>
+            <w:r>
+              <w:rPr>
+                <w:bCs/>
+                <w:b/>
+              </w:rPr>
+              <w:t xml:space="preserve">【待取证 T-A-10】</w:t>
+            </w:r>
+          </w:p>
+        </w:tc>
+        <w:tc>
+          <w:tcPr/>
+          <w:p>
+            <w:pPr>
+              <w:pStyle w:val="Compact"/>
+              <w:jc w:val="left"/>
+            </w:pPr>
+            <w:r>
+              <w:t xml:space="preserve">★</w:t>
+            </w:r>
+            <w:r>
+              <w:t xml:space="preserve"> </w:t>
+            </w:r>
+            <w:r>
+              <w:rPr>
+                <w:bCs/>
+                <w:b/>
+              </w:rPr>
+              <w:t xml:space="preserve">"目标任务分布"的可执行定义 ＋ 13 道未见题与 5 道巡练题在【答案唯一 / 路径多样】【域】两轴上的分布核对</w:t>
+            </w:r>
+          </w:p>
+        </w:tc>
+        <w:tc>
+          <w:tcPr/>
+          <w:p>
+            <w:pPr>
+              <w:pStyle w:val="Compact"/>
+              <w:jc w:val="left"/>
+            </w:pPr>
+            <w:r>
+              <w:t xml:space="preserve">18 道法律题题面与依据包（</w:t>
+            </w:r>
+            <w:r>
+              <w:rPr>
+                <w:rStyle w:val="VerbatimChar"/>
+              </w:rPr>
+              <w:t xml:space="preserve">来源与底稿/第二组_源文件/creativity_lab/data/legal_topics_v2.json</w:t>
+            </w:r>
+            <w:r>
+              <w:t xml:space="preserve">）＋ 巡练 / 复验 / 留出三组的</w:t>
+            </w:r>
+            <w:r>
+              <w:rPr>
+                <w:bCs/>
+                <w:b/>
+              </w:rPr>
+              <w:t xml:space="preserve">题级归属表</w:t>
+            </w:r>
+            <w:r>
+              <w:t xml:space="preserve">（★</w:t>
+            </w:r>
+            <w:r>
+              <w:t xml:space="preserve"> </w:t>
+            </w:r>
+            <w:r>
+              <w:rPr>
+                <w:bCs/>
+                <w:b/>
+              </w:rPr>
+              <w:t xml:space="preserve">未随稿归档 ⇒ 先补归属表</w:t>
+            </w:r>
+            <w:r>
+              <w:t xml:space="preserve">）</w:t>
+            </w:r>
+          </w:p>
+        </w:tc>
+        <w:tc>
+          <w:tcPr/>
+          <w:p>
+            <w:pPr>
+              <w:pStyle w:val="Compact"/>
+              <w:jc w:val="left"/>
+            </w:pPr>
+            <w:r>
+              <w:t xml:space="preserve">两轴分布一致 ⇒ 13 道题可作代表；不一致 ⇒ 只作</w:t>
+            </w:r>
+            <w:r>
+              <w:rPr>
+                <w:bCs/>
+                <w:b/>
+              </w:rPr>
+              <w:t xml:space="preserve">同域内</w:t>
+            </w:r>
+            <w:r>
+              <w:t xml:space="preserve">比较</w:t>
+            </w:r>
+          </w:p>
+        </w:tc>
+        <w:tc>
+          <w:tcPr/>
+          <w:p>
+            <w:pPr>
+              <w:pStyle w:val="Compact"/>
+              <w:jc w:val="left"/>
+            </w:pPr>
+            <w:r>
+              <w:t xml:space="preserve">★</w:t>
+            </w:r>
+            <w:r>
+              <w:t xml:space="preserve"> </w:t>
+            </w:r>
+            <w:r>
+              <w:rPr>
+                <w:bCs/>
+                <w:b/>
+              </w:rPr>
+              <w:t xml:space="preserve">§5 R1「2 胜 11 负」的适用范围</w:t>
+            </w:r>
+            <w:r>
+              <w:t xml:space="preserve">（§5.9 结论句 ④）｜★</w:t>
+            </w:r>
+            <w:r>
+              <w:t xml:space="preserve"> </w:t>
+            </w:r>
+            <w:r>
+              <w:rPr>
+                <w:bCs/>
+                <w:b/>
+              </w:rPr>
+              <w:t xml:space="preserve">★ 回填前本文只主张"未泛化"，不主张"跨域泛化失败"</w:t>
+            </w:r>
+            <w:r>
+              <w:t xml:space="preserve">（§5 R1 四个必要交代 ②）</w:t>
             </w:r>
           </w:p>
         </w:tc>
@@ -60162,23 +61620,74 @@
           <w:p>
             <w:pPr>
               <w:pStyle w:val="Compact"/>
-            </w:pPr>
-          </w:p>
-        </w:tc>
-        <w:tc>
-          <w:tcPr/>
-          <w:p>
-            <w:pPr>
-              <w:pStyle w:val="Compact"/>
-            </w:pPr>
-          </w:p>
-        </w:tc>
-        <w:tc>
-          <w:tcPr/>
-          <w:p>
-            <w:pPr>
-              <w:pStyle w:val="Compact"/>
-            </w:pPr>
+              <w:jc w:val="center"/>
+            </w:pPr>
+            <w:r>
+              <w:t xml:space="preserve">★</w:t>
+            </w:r>
+            <w:r>
+              <w:t xml:space="preserve"> </w:t>
+            </w:r>
+            <w:r>
+              <w:rPr>
+                <w:bCs/>
+                <w:b/>
+              </w:rPr>
+              <w:t xml:space="preserve">是（限于批 2）</w:t>
+            </w:r>
+            <w:r>
+              <w:t xml:space="preserve"> </w:t>
+            </w:r>
+            <w:r>
+              <w:t xml:space="preserve">—— ★ 批 1 的结论已落进 §5.9 ②③ 与摘要第 1 点；★</w:t>
+            </w:r>
+            <w:r>
+              <w:t xml:space="preserve"> </w:t>
+            </w:r>
+            <w:r>
+              <w:rPr>
+                <w:bCs/>
+                <w:b/>
+              </w:rPr>
+              <w:t xml:space="preserve">批 2 不做 ⇒ 法律域那批的净增益方向始终未定</w:t>
+            </w:r>
+            <w:r>
+              <w:t xml:space="preserve">（§7 局限 11 / 摘要第 1 点）⇒ ⇒ ★</w:t>
+            </w:r>
+            <w:r>
+              <w:t xml:space="preserve"> </w:t>
+            </w:r>
+            <w:r>
+              <w:rPr>
+                <w:bCs/>
+                <w:b/>
+              </w:rPr>
+              <w:t xml:space="preserve">无论哪一档，§1.5–§1.8 的设计部分不需重写</w:t>
+            </w:r>
+          </w:p>
+        </w:tc>
+        <w:tc>
+          <w:tcPr/>
+          <w:p>
+            <w:pPr>
+              <w:pStyle w:val="Compact"/>
+              <w:jc w:val="left"/>
+            </w:pPr>
+            <w:r>
+              <w:t xml:space="preserve">0 API（纯匹配计算）</w:t>
+            </w:r>
+          </w:p>
+        </w:tc>
+        <w:tc>
+          <w:tcPr/>
+          <w:p>
+            <w:pPr>
+              <w:pStyle w:val="Compact"/>
+              <w:jc w:val="left"/>
+            </w:pPr>
+            <w:r>
+              <w:t xml:space="preserve">§8.1 第 5 项 · §5.2.4 · 附录 C</w:t>
+            </w:r>
           </w:p>
         </w:tc>
       </w:tr>

--- a/papers/02_A_SelectionIsNotCreation_稿.docx
+++ b/papers/02_A_SelectionIsNotCreation_稿.docx
@@ -69512,7 +69512,17 @@
               <w:t xml:space="preserve">信息维度轴</w:t>
             </w:r>
             <w:r>
-              <w:t xml:space="preserve">上独立复现（Δα 5/5 CI 含 0）</w:t>
+              <w:t xml:space="preserve">上</w:t>
+            </w:r>
+            <w:r>
+              <w:rPr>
+                <w:bCs/>
+                <w:b/>
+              </w:rPr>
+              <w:t xml:space="preserve">跨轴同向</w:t>
+            </w:r>
+            <w:r>
+              <w:t xml:space="preserve">（Δα 5/5 CI 含 0）</w:t>
             </w:r>
           </w:p>
         </w:tc>

--- a/papers/02_A_SelectionIsNotCreation_稿.docx
+++ b/papers/02_A_SelectionIsNotCreation_稿.docx
@@ -35458,40 +35458,212 @@
               <w:jc w:val="left"/>
             </w:pPr>
             <w:r>
+              <w:t xml:space="preserve">★</w:t>
+            </w:r>
+            <w:r>
+              <w:t xml:space="preserve"> </w:t>
+            </w:r>
+            <w:r>
+              <w:rPr>
+                <w:bCs/>
+                <w:b/>
+              </w:rPr>
+              <w:t xml:space="preserve">【逐条判决】（★</w:t>
+            </w:r>
+            <w:r>
+              <w:rPr>
+                <w:bCs/>
+                <w:b/>
+              </w:rPr>
+              <w:t xml:space="preserve"> </w:t>
+            </w:r>
+            <w:r>
               <w:rPr>
                 <w:rStyle w:val="VerbatimChar"/>
-              </w:rPr>
-              <w:t xml:space="preserve">direct</w:t>
-            </w:r>
-            <w:r>
-              <w:t xml:space="preserve"> </w:t>
-            </w:r>
-            <w:r>
+                <w:bCs/>
+                <w:b/>
+              </w:rPr>
+              <w:t xml:space="preserve">claims.json</w:t>
+            </w:r>
+            <w:r>
+              <w:rPr>
+                <w:bCs/>
+                <w:b/>
+              </w:rPr>
+              <w:t xml:space="preserve"> </w:t>
+            </w:r>
+            <w:r>
+              <w:rPr>
+                <w:bCs/>
+                <w:b/>
+              </w:rPr>
               <w:t xml:space="preserve">/</w:t>
             </w:r>
             <w:r>
+              <w:rPr>
+                <w:bCs/>
+                <w:b/>
+              </w:rPr>
               <w:t xml:space="preserve"> </w:t>
             </w:r>
             <w:r>
               <w:rPr>
                 <w:rStyle w:val="VerbatimChar"/>
-              </w:rPr>
-              <w:t xml:space="preserve">dual_select</w:t>
-            </w:r>
-            <w:r>
-              <w:t xml:space="preserve"> </w:t>
-            </w:r>
-            <w:r>
+                <w:bCs/>
+                <w:b/>
+              </w:rPr>
+              <w:t xml:space="preserve">texts.json</w:t>
+            </w:r>
+            <w:r>
+              <w:rPr>
+                <w:bCs/>
+                <w:b/>
+              </w:rPr>
+              <w:t xml:space="preserve"> </w:t>
+            </w:r>
+            <w:r>
+              <w:rPr>
+                <w:bCs/>
+                <w:b/>
+              </w:rPr>
               <w:t xml:space="preserve">/</w:t>
             </w:r>
             <w:r>
+              <w:rPr>
+                <w:bCs/>
+                <w:b/>
+              </w:rPr>
               <w:t xml:space="preserve"> </w:t>
             </w:r>
             <w:r>
               <w:rPr>
                 <w:rStyle w:val="VerbatimChar"/>
-              </w:rPr>
-              <w:t xml:space="preserve">dual_fuse</w:t>
+                <w:bCs/>
+                <w:b/>
+              </w:rPr>
+              <w:t xml:space="preserve">verdicts_v4_full.json</w:t>
+            </w:r>
+            <w:r>
+              <w:rPr>
+                <w:bCs/>
+                <w:b/>
+              </w:rPr>
+              <w:t xml:space="preserve">）★ 在本环境不可达</w:t>
+            </w:r>
+            <w:r>
+              <w:t xml:space="preserve"> </w:t>
+            </w:r>
+            <w:r>
+              <w:t xml:space="preserve">⇒ ★</w:t>
+            </w:r>
+            <w:r>
+              <w:t xml:space="preserve"> </w:t>
+            </w:r>
+            <w:r>
+              <w:rPr>
+                <w:bCs/>
+                <w:b/>
+              </w:rPr>
+              <w:t xml:space="preserve">但【公开读数的一手出处】现已进仓</w:t>
+            </w:r>
+            <w:r>
+              <w:t xml:space="preserve">（★ ★ 2026-10-25 补进）：★ ①</w:t>
+            </w:r>
+            <w:r>
+              <w:t xml:space="preserve"> </w:t>
+            </w:r>
+            <w:r>
+              <w:rPr>
+                <w:rStyle w:val="VerbatimChar"/>
+              </w:rPr>
+              <w:t xml:space="preserve">来源与底稿/第二组_源文件/docs/CORRECTION-2026-10-18-breadth.md</w:t>
+            </w:r>
+            <w:r>
+              <w:t xml:space="preserve">（★ 三轴实测 18 题 × 36 份/臂、★ 944 条断言、★ 「多报出来 9 条」）★ ②</w:t>
+            </w:r>
+            <w:r>
+              <w:t xml:space="preserve"> </w:t>
+            </w:r>
+            <w:r>
+              <w:rPr>
+                <w:rStyle w:val="VerbatimChar"/>
+              </w:rPr>
+              <w:t xml:space="preserve">来源与底稿/第二组_源文件/REPORT-DRILL-2026-10-18.md §4.1</w:t>
+            </w:r>
+            <w:r>
+              <w:t xml:space="preserve">（★ 944 断言全量重判表）★ ③</w:t>
+            </w:r>
+            <w:r>
+              <w:t xml:space="preserve"> </w:t>
+            </w:r>
+            <w:r>
+              <w:rPr>
+                <w:bCs/>
+                <w:b/>
+              </w:rPr>
+              <w:t xml:space="preserve">【跑批脚本】</w:t>
+            </w:r>
+            <w:r>
+              <w:t xml:space="preserve"> </w:t>
+            </w:r>
+            <w:r>
+              <w:rPr>
+                <w:rStyle w:val="VerbatimChar"/>
+              </w:rPr>
+              <w:t xml:space="preserve">来源与底稿/第二组_源文件/creativity_lab/drill.py</w:t>
+            </w:r>
+            <w:r>
+              <w:t xml:space="preserve"> </w:t>
+            </w:r>
+            <w:r>
+              <w:t xml:space="preserve">/</w:t>
+            </w:r>
+            <w:r>
+              <w:t xml:space="preserve"> </w:t>
+            </w:r>
+            <w:r>
+              <w:rPr>
+                <w:rStyle w:val="VerbatimChar"/>
+              </w:rPr>
+              <w:t xml:space="preserve">drill_confirm.py</w:t>
+            </w:r>
+            <w:r>
+              <w:t xml:space="preserve">★ ④</w:t>
+            </w:r>
+            <w:r>
+              <w:t xml:space="preserve"> </w:t>
+            </w:r>
+            <w:r>
+              <w:rPr>
+                <w:bCs/>
+                <w:b/>
+              </w:rPr>
+              <w:t xml:space="preserve">【历史产出】128 个文件</w:t>
+            </w:r>
+            <w:r>
+              <w:t xml:space="preserve">（★</w:t>
+            </w:r>
+            <w:r>
+              <w:t xml:space="preserve"> </w:t>
+            </w:r>
+            <w:r>
+              <w:rPr>
+                <w:rStyle w:val="VerbatimChar"/>
+              </w:rPr>
+              <w:t xml:space="preserve">来源与底稿/第二组_源文件/data/historical-runs/</w:t>
+            </w:r>
+            <w:r>
+              <w:t xml:space="preserve">）⇒ ★ ★</w:t>
+            </w:r>
+            <w:r>
+              <w:t xml:space="preserve"> </w:t>
+            </w:r>
+            <w:r>
+              <w:rPr>
+                <w:bCs/>
+                <w:b/>
+              </w:rPr>
+              <w:t xml:space="preserve">⇒ 「要补什么」现已完全可执行（★ 零 API 的纯匹配计算脚本在手）；★ 「读数从哪来」现已可核。</w:t>
             </w:r>
           </w:p>
         </w:tc>
@@ -37202,23 +37374,23 @@
           <w:bCs/>
           <w:b/>
         </w:rPr>
-        <w:t xml:space="preserve">原始产出未捞到</w:t>
-      </w:r>
-      <w:r>
-        <w:t xml:space="preserve"> </w:t>
-      </w:r>
-      <w:r>
-        <w:t xml:space="preserve">⇒ 下列数字是</w:t>
-      </w:r>
-      <w:r>
-        <w:rPr>
-          <w:bCs/>
-          <w:b/>
-        </w:rPr>
-        <w:t xml:space="preserve">【仓内一手文档读数的代数推导】</w:t>
-      </w:r>
-      <w:r>
-        <w:t xml:space="preserve">（恒等式</w:t>
+        <w:t xml:space="preserve">【逐条判决】未捞到</w:t>
+      </w:r>
+      <w:r>
+        <w:t xml:space="preserve">（★</w:t>
+      </w:r>
+      <w:r>
+        <w:t xml:space="preserve"> </w:t>
+      </w:r>
+      <w:r>
+        <w:rPr>
+          <w:bCs/>
+          <w:b/>
+        </w:rPr>
+        <w:t xml:space="preserve">三处查证留痕</w:t>
+      </w:r>
+      <w:r>
+        <w:t xml:space="preserve">（★ E1</w:t>
       </w:r>
       <w:r>
         <w:t xml:space="preserve"> </w:t>
@@ -37227,6 +37399,203 @@
         <w:rPr>
           <w:rStyle w:val="VerbatimChar"/>
         </w:rPr>
+        <w:t xml:space="preserve">net_gain_out.json</w:t>
+      </w:r>
+      <w:r>
+        <w:t xml:space="preserve"> </w:t>
+      </w:r>
+      <w:r>
+        <w:t xml:space="preserve">的</w:t>
+      </w:r>
+      <w:r>
+        <w:t xml:space="preserve"> </w:t>
+      </w:r>
+      <w:r>
+        <w:rPr>
+          <w:rStyle w:val="VerbatimChar"/>
+        </w:rPr>
+        <w:t xml:space="preserve">task2.raw_search_log</w:t>
+      </w:r>
+      <w:r>
+        <w:t xml:space="preserve">）：★ ① 仓内</w:t>
+      </w:r>
+      <w:r>
+        <w:t xml:space="preserve"> </w:t>
+      </w:r>
+      <w:r>
+        <w:rPr>
+          <w:rStyle w:val="VerbatimChar"/>
+        </w:rPr>
+        <w:t xml:space="preserve">来源与底稿/第二组_源文件/runs/</w:t>
+      </w:r>
+      <w:r>
+        <w:t xml:space="preserve"> </w:t>
+      </w:r>
+      <w:r>
+        <w:t xml:space="preserve">只有</w:t>
+      </w:r>
+      <w:r>
+        <w:t xml:space="preserve"> </w:t>
+      </w:r>
+      <w:r>
+        <w:rPr>
+          <w:rStyle w:val="VerbatimChar"/>
+        </w:rPr>
+        <w:t xml:space="preserve">n-baseline-2026-10-24</w:t>
+      </w:r>
+      <w:r>
+        <w:t xml:space="preserve"> </w:t>
+      </w:r>
+      <w:r>
+        <w:t xml:space="preserve">与</w:t>
+      </w:r>
+      <w:r>
+        <w:t xml:space="preserve"> </w:t>
+      </w:r>
+      <w:r>
+        <w:rPr>
+          <w:rStyle w:val="VerbatimChar"/>
+        </w:rPr>
+        <w:t xml:space="preserve">nested-calibration-2026-10-24</w:t>
+      </w:r>
+      <w:r>
+        <w:t xml:space="preserve">；★ ② drive 的两个第二组交付包（★</w:t>
+      </w:r>
+      <w:r>
+        <w:t xml:space="preserve"> </w:t>
+      </w:r>
+      <w:r>
+        <w:rPr>
+          <w:rStyle w:val="VerbatimChar"/>
+        </w:rPr>
+        <w:t xml:space="preserve">第二组交付包_2026-10-24.zip</w:t>
+      </w:r>
+      <w:r>
+        <w:t xml:space="preserve"> </w:t>
+      </w:r>
+      <w:r>
+        <w:t xml:space="preserve">/</w:t>
+      </w:r>
+      <w:r>
+        <w:t xml:space="preserve"> </w:t>
+      </w:r>
+      <w:r>
+        <w:rPr>
+          <w:rStyle w:val="VerbatimChar"/>
+        </w:rPr>
+        <w:t xml:space="preserve">_2026-10-26.zip</w:t>
+      </w:r>
+      <w:r>
+        <w:t xml:space="preserve">）内含 CORRECTION 与</w:t>
+      </w:r>
+      <w:r>
+        <w:t xml:space="preserve"> </w:t>
+      </w:r>
+      <w:r>
+        <w:rPr>
+          <w:rStyle w:val="VerbatimChar"/>
+        </w:rPr>
+        <w:t xml:space="preserve">data/historical-runs/**</w:t>
+      </w:r>
+      <w:r>
+        <w:t xml:space="preserve">、★</w:t>
+      </w:r>
+      <w:r>
+        <w:t xml:space="preserve"> </w:t>
+      </w:r>
+      <w:r>
+        <w:rPr>
+          <w:bCs/>
+          <w:b/>
+        </w:rPr>
+        <w:t xml:space="preserve">但不含</w:t>
+      </w:r>
+      <w:r>
+        <w:t xml:space="preserve"> </w:t>
+      </w:r>
+      <w:r>
+        <w:rPr>
+          <w:rStyle w:val="VerbatimChar"/>
+        </w:rPr>
+        <w:t xml:space="preserve">runs/drill/</w:t>
+      </w:r>
+      <w:r>
+        <w:t xml:space="preserve"> </w:t>
+      </w:r>
+      <w:r>
+        <w:t xml:space="preserve">与</w:t>
+      </w:r>
+      <w:r>
+        <w:t xml:space="preserve"> </w:t>
+      </w:r>
+      <w:r>
+        <w:rPr>
+          <w:rStyle w:val="VerbatimChar"/>
+        </w:rPr>
+        <w:t xml:space="preserve">runs/train2/</w:t>
+      </w:r>
+      <w:r>
+        <w:t xml:space="preserve">；★ ③ GitHub</w:t>
+      </w:r>
+      <w:r>
+        <w:t xml:space="preserve"> </w:t>
+      </w:r>
+      <w:r>
+        <w:rPr>
+          <w:rStyle w:val="VerbatimChar"/>
+        </w:rPr>
+        <w:t xml:space="preserve">cmp8-handover-2026-10-20</w:t>
+      </w:r>
+      <w:r>
+        <w:t xml:space="preserve">（★ sha</w:t>
+      </w:r>
+      <w:r>
+        <w:t xml:space="preserve"> </w:t>
+      </w:r>
+      <w:r>
+        <w:rPr>
+          <w:rStyle w:val="VerbatimChar"/>
+        </w:rPr>
+        <w:t xml:space="preserve">6307ca8d</w:t>
+      </w:r>
+      <w:r>
+        <w:t xml:space="preserve">）的</w:t>
+      </w:r>
+      <w:r>
+        <w:t xml:space="preserve"> </w:t>
+      </w:r>
+      <w:r>
+        <w:rPr>
+          <w:rStyle w:val="VerbatimChar"/>
+        </w:rPr>
+        <w:t xml:space="preserve">runs/</w:t>
+      </w:r>
+      <w:r>
+        <w:t xml:space="preserve"> </w:t>
+      </w:r>
+      <w:r>
+        <w:t xml:space="preserve">已被 gitignore）★ ⇒ ★</w:t>
+      </w:r>
+      <w:r>
+        <w:t xml:space="preserve"> </w:t>
+      </w:r>
+      <w:r>
+        <w:rPr>
+          <w:bCs/>
+          <w:b/>
+        </w:rPr>
+        <w:t xml:space="preserve">下列数字是【仓内一手文档读数的代数推导】</w:t>
+      </w:r>
+      <w:r>
+        <w:t xml:space="preserve">（★ 恒等式</w:t>
+      </w:r>
+      <w:r>
+        <w:t xml:space="preserve"> </w:t>
+      </w:r>
+      <w:r>
+        <w:rPr>
+          <w:rStyle w:val="VerbatimChar"/>
+        </w:rPr>
         <w:t xml:space="preserve">|W\B|−|B\W| ≡ |W|−|B|</w:t>
       </w:r>
       <w:r>
@@ -37243,7 +37612,33 @@
         <w:t xml:space="preserve">不是观测量</w:t>
       </w:r>
       <w:r>
-        <w:t xml:space="preserve">；</w:t>
+        <w:t xml:space="preserve">；★ ★</w:t>
+      </w:r>
+      <w:r>
+        <w:t xml:space="preserve"> </w:t>
+      </w:r>
+      <w:r>
+        <w:rPr>
+          <w:bCs/>
+          <w:b/>
+        </w:rPr>
+        <w:t xml:space="preserve">且【三处查证的材料本身现已进仓】</w:t>
+      </w:r>
+      <w:r>
+        <w:t xml:space="preserve">（★ CORRECTION ＋ historical-runs ＋ drill 脚本）⇒ ★</w:t>
+      </w:r>
+      <w:r>
+        <w:t xml:space="preserve"> </w:t>
+      </w:r>
+      <w:r>
+        <w:rPr>
+          <w:bCs/>
+          <w:b/>
+        </w:rPr>
+        <w:t xml:space="preserve">第三方可自行复核这次「不可达」的结论</w:t>
+      </w:r>
+      <w:r>
+        <w:t xml:space="preserve">。</w:t>
       </w:r>
       <w:r>
         <w:t xml:space="preserve"> </w:t>

--- a/papers/02_A_SelectionIsNotCreation_稿.docx
+++ b/papers/02_A_SelectionIsNotCreation_稿.docx
@@ -609,9 +609,6 @@
         <w:t xml:space="preserve">；</w:t>
       </w:r>
       <w:r>
-        <w:t xml:space="preserve"> </w:t>
-      </w:r>
-      <w:r>
         <w:rPr>
           <w:bCs/>
           <w:b/>
@@ -701,9 +698,6 @@
       </w:r>
       <w:r>
         <w:t xml:space="preserve">（§5 R1 的四项交代见《R1 的四个必要交代》）。我们构造了一个外部可核验判据仪器：对每份产出抽取可核验断言，逐条对照成体系的依据材料打「支持 / 矛盾 / 未提及」，并在 27 条带 ground truth 的样本上验证其判别力（27/27 通过，矛盾召回 100%；</w:t>
-      </w:r>
-      <w:r>
-        <w:t xml:space="preserve"> </w:t>
       </w:r>
       <w:r>
         <w:rPr>
@@ -778,9 +772,6 @@
         <w:t xml:space="preserve">。</w:t>
       </w:r>
       <w:r>
-        <w:t xml:space="preserve"> </w:t>
-      </w:r>
-      <w:r>
         <w:rPr>
           <w:bCs/>
           <w:b/>
@@ -863,9 +854,6 @@
         <w:t xml:space="preserve">层，不是汇总层（口径 A 汇总 −7 / −11 看着超带，</w:t>
       </w:r>
       <w:r>
-        <w:t xml:space="preserve"> </w:t>
-      </w:r>
-      <w:r>
         <w:rPr>
           <w:bCs/>
           <w:b/>
@@ -876,9 +864,6 @@
         <w:t xml:space="preserve">；</w:t>
       </w:r>
       <w:r>
-        <w:t xml:space="preserve"> </w:t>
-      </w:r>
-      <w:r>
         <w:rPr>
           <w:bCs/>
           <w:b/>
@@ -948,7 +933,7 @@
         <w:t xml:space="preserve">【单边口径】的绝对计数读数仍然成立</w:t>
       </w:r>
       <w:r>
-        <w:t xml:space="preserve">：在【推导唯一】任务域上，一次直调的每份有效产出（2.65）高于这一轮所测工作流臂（dual_select 2.10、dual_fuse 1.36）｜⚠️</w:t>
+        <w:t xml:space="preserve">：在【推导唯一】任务域上，一次直调的每份有效产出（2.65）高于这一轮所测工作流臂（dual_select 2.10、dual_fuse 1.36）｜</w:t>
       </w:r>
       <w:r>
         <w:t xml:space="preserve"> </w:t>
@@ -1029,10 +1014,7 @@
         <w:t xml:space="preserve">10.5 倍</w:t>
       </w:r>
       <w:r>
-        <w:t xml:space="preserve">（⚠️</w:t>
-      </w:r>
-      <w:r>
-        <w:t xml:space="preserve"> </w:t>
+        <w:t xml:space="preserve">（</w:t>
       </w:r>
       <w:r>
         <w:rPr>
@@ -1094,12 +1076,6 @@
       <w:pPr>
         <w:pStyle w:val="FirstParagraph"/>
       </w:pPr>
-      <w:r>
-        <w:t xml:space="preserve">⚠️</w:t>
-      </w:r>
-      <w:r>
-        <w:t xml:space="preserve"> </w:t>
-      </w:r>
       <w:r>
         <w:rPr>
           <w:bCs/>
@@ -2126,9 +2102,6 @@
         <w:t xml:space="preserve">？</w:t>
       </w:r>
       <w:r>
-        <w:t xml:space="preserve"> </w:t>
-      </w:r>
-      <w:r>
         <w:rPr>
           <w:bCs/>
           <w:b/>
@@ -2870,10 +2843,7 @@
         <w:t xml:space="preserve">在只测了『新增』侧、【推导唯一】任务域、本批本口径下，工作流臂未检出优于直调</w:t>
       </w:r>
       <w:r>
-        <w:t xml:space="preserve">的全量实测（944 断言，21%–49% 的差距，功效远高于此前任何一次）（§5 R2），⚠️</w:t>
-      </w:r>
-      <w:r>
-        <w:t xml:space="preserve"> </w:t>
+        <w:t xml:space="preserve">的全量实测（944 断言，21%–49% 的差距，功效远高于此前任何一次）（§5 R2），</w:t>
       </w:r>
       <w:r>
         <w:rPr>
@@ -2883,7 +2853,7 @@
         <w:t xml:space="preserve">净增益口径未完成（未算『丢失』侧），不是"架构层净收益为负"的一般结论</w:t>
       </w:r>
       <w:r>
-        <w:t xml:space="preserve">（§7 局限 11）｜⚠️</w:t>
+        <w:t xml:space="preserve">（§7 局限 11）｜</w:t>
       </w:r>
       <w:r>
         <w:t xml:space="preserve"> </w:t>
@@ -3082,12 +3052,6 @@
         <w:t xml:space="preserve"> </w:t>
       </w:r>
       <w:r>
-        <w:t xml:space="preserve">⚠️</w:t>
-      </w:r>
-      <w:r>
-        <w:t xml:space="preserve"> </w:t>
-      </w:r>
-      <w:r>
         <w:rPr>
           <w:bCs/>
           <w:b/>
@@ -3180,12 +3144,6 @@
       <w:pPr>
         <w:pStyle w:val="FirstParagraph"/>
       </w:pPr>
-      <w:r>
-        <w:t xml:space="preserve">⚠️</w:t>
-      </w:r>
-      <w:r>
-        <w:t xml:space="preserve"> </w:t>
-      </w:r>
       <w:r>
         <w:rPr>
           <w:bCs/>
@@ -3365,9 +3323,6 @@
         <w:t xml:space="preserve">：</w:t>
       </w:r>
       <w:r>
-        <w:t xml:space="preserve"> </w:t>
-      </w:r>
-      <w:r>
         <w:rPr>
           <w:bCs/>
           <w:b/>
@@ -3386,9 +3341,6 @@
       </w:r>
       <w:r>
         <w:t xml:space="preserve">；</w:t>
-      </w:r>
-      <w:r>
-        <w:t xml:space="preserve"> </w:t>
       </w:r>
       <w:r>
         <w:rPr>
@@ -3426,9 +3378,6 @@
         <w:t xml:space="preserve">：§1.6 的五条原则、§3 的仪器、§5 的实测、§7 的适用条件，全部挂在这两个轴上。</w:t>
       </w:r>
       <w:r>
-        <w:t xml:space="preserve"> </w:t>
-      </w:r>
-      <w:r>
         <w:rPr>
           <w:bCs/>
           <w:b/>
@@ -3447,9 +3396,6 @@
       </w:r>
       <w:r>
         <w:t xml:space="preserve">：A 篇自身读数一律见 §5（带章节号）；</w:t>
-      </w:r>
-      <w:r>
-        <w:t xml:space="preserve"> </w:t>
       </w:r>
       <w:r>
         <w:rPr>
@@ -3822,9 +3768,6 @@
         <w:t xml:space="preserve">：</w:t>
       </w:r>
       <w:r>
-        <w:t xml:space="preserve"> </w:t>
-      </w:r>
-      <w:r>
         <w:rPr>
           <w:bCs/>
           <w:b/>
@@ -4084,12 +4027,6 @@
         <w:t xml:space="preserve"> </w:t>
       </w:r>
       <w:r>
-        <w:t xml:space="preserve">⚠️</w:t>
-      </w:r>
-      <w:r>
-        <w:t xml:space="preserve"> </w:t>
-      </w:r>
-      <w:r>
         <w:rPr>
           <w:bCs/>
           <w:b/>
@@ -4398,9 +4335,6 @@
       </w:r>
       <w:r>
         <w:t xml:space="preserve">），</w:t>
-      </w:r>
-      <w:r>
-        <w:t xml:space="preserve"> </w:t>
       </w:r>
       <w:r>
         <w:rPr>
@@ -4536,9 +4470,6 @@
         <w:t xml:space="preserve">；</w:t>
       </w:r>
       <w:r>
-        <w:t xml:space="preserve"> </w:t>
-      </w:r>
-      <w:r>
         <w:rPr>
           <w:bCs/>
           <w:b/>
@@ -4549,9 +4480,6 @@
         <w:t xml:space="preserve">；</w:t>
       </w:r>
       <w:r>
-        <w:t xml:space="preserve"> </w:t>
-      </w:r>
-      <w:r>
         <w:rPr>
           <w:bCs/>
           <w:b/>
@@ -4584,9 +4512,6 @@
         <w:t xml:space="preserve">，按「结论 N」标注）；</w:t>
       </w:r>
       <w:r>
-        <w:t xml:space="preserve"> </w:t>
-      </w:r>
-      <w:r>
         <w:rPr>
           <w:bCs/>
           <w:b/>
@@ -4610,9 +4535,6 @@
       </w:r>
       <w:r>
         <w:t xml:space="preserve">；</w:t>
-      </w:r>
-      <w:r>
-        <w:t xml:space="preserve"> </w:t>
       </w:r>
       <w:r>
         <w:rPr>
@@ -4779,12 +4701,6 @@
               <w:jc w:val="left"/>
             </w:pPr>
             <w:r>
-              <w:t xml:space="preserve">⚠️⚠️</w:t>
-            </w:r>
-            <w:r>
-              <w:t xml:space="preserve"> </w:t>
-            </w:r>
-            <w:r>
               <w:rPr>
                 <w:bCs/>
                 <w:b/>
@@ -4874,7 +4790,7 @@
               <w:t xml:space="preserve">本组自有条件性结论</w:t>
             </w:r>
             <w:r>
-              <w:t xml:space="preserve">（§5.8 机制链第 5 条）；⚠️ ** 但其读数为事后校准且那批无事前预注册，探索性（</w:t>
+              <w:t xml:space="preserve">（§5.8 机制链第 5 条）；** 但其读数为事后校准且那批无事前预注册，探索性（</w:t>
             </w:r>
             <w:r>
               <w:rPr>
@@ -5518,9 +5434,6 @@
         <w:t xml:space="preserve">：</w:t>
       </w:r>
       <w:r>
-        <w:t xml:space="preserve"> </w:t>
-      </w:r>
-      <w:r>
         <w:rPr>
           <w:bCs/>
           <w:b/>
@@ -5534,7 +5447,7 @@
         <w:t xml:space="preserve"> </w:t>
       </w:r>
       <w:r>
-        <w:t xml:space="preserve">⚠️ ** 拓扑级限定（本条被前人结果限定过，不是无条件命题）</w:t>
+        <w:t xml:space="preserve">** 拓扑级限定（本条被前人结果限定过，不是无条件命题）</w:t>
       </w:r>
       <w:r>
         <w:rPr>
@@ -5623,20 +5536,6 @@
           <w:b/>
         </w:rPr>
         <w:t xml:space="preserve">（详见 §2.5(g)）。</w:t>
-      </w:r>
-      <w:r>
-        <w:rPr>
-          <w:bCs/>
-          <w:b/>
-        </w:rPr>
-        <w:t xml:space="preserve"> </w:t>
-      </w:r>
-      <w:r>
-        <w:rPr>
-          <w:bCs/>
-          <w:b/>
-        </w:rPr>
-        <w:t xml:space="preserve">⚠️</w:t>
       </w:r>
       <w:r>
         <w:rPr>
@@ -5738,13 +5637,6 @@
         <w:t xml:space="preserve">：</w:t>
       </w:r>
       <w:r>
-        <w:rPr>
-          <w:bCs/>
-          <w:b/>
-        </w:rPr>
-        <w:t xml:space="preserve"> </w:t>
-      </w:r>
-      <w:r>
         <w:t xml:space="preserve">本条是本组自有条件性结论</w:t>
       </w:r>
       <w:r>
@@ -5756,9 +5648,6 @@
       </w:r>
       <w:r>
         <w:t xml:space="preserve">不是** ToT 结论的复述 —— 被复述的是"多采样 ≠ 多路径"这件事本身）；</w:t>
-      </w:r>
-      <w:r>
-        <w:t xml:space="preserve"> </w:t>
       </w:r>
       <w:r>
         <w:rPr>
@@ -5829,9 +5718,6 @@
       </w:r>
       <w:r>
         <w:t xml:space="preserve">（，支数是上限）；</w:t>
-      </w:r>
-      <w:r>
-        <w:t xml:space="preserve"> </w:t>
       </w:r>
       <w:r>
         <w:rPr>
@@ -6461,12 +6347,6 @@
         <w:t xml:space="preserve"> </w:t>
       </w:r>
       <w:r>
-        <w:t xml:space="preserve">⚠️</w:t>
-      </w:r>
-      <w:r>
-        <w:t xml:space="preserve"> </w:t>
-      </w:r>
-      <w:r>
         <w:rPr>
           <w:bCs/>
           <w:b/>
@@ -6477,9 +6357,6 @@
         <w:t xml:space="preserve">：</w:t>
       </w:r>
       <w:r>
-        <w:t xml:space="preserve"> </w:t>
-      </w:r>
-      <w:r>
         <w:rPr>
           <w:bCs/>
           <w:b/>
@@ -6531,12 +6408,6 @@
       </w:r>
       <w:r>
         <w:t xml:space="preserve">」。</w:t>
-      </w:r>
-      <w:r>
-        <w:t xml:space="preserve"> </w:t>
-      </w:r>
-      <w:r>
-        <w:t xml:space="preserve">⚠️</w:t>
       </w:r>
       <w:r>
         <w:t xml:space="preserve"> </w:t>
@@ -7156,9 +7027,6 @@
         <w:t xml:space="preserve">：</w:t>
       </w:r>
       <w:r>
-        <w:t xml:space="preserve"> </w:t>
-      </w:r>
-      <w:r>
         <w:rPr>
           <w:bCs/>
           <w:b/>
@@ -7177,12 +7045,6 @@
       </w:r>
       <w:r>
         <w:t xml:space="preserve">——这正是原则四要报告的那两个轴。</w:t>
-      </w:r>
-      <w:r>
-        <w:t xml:space="preserve"> </w:t>
-      </w:r>
-      <w:r>
-        <w:t xml:space="preserve">⚠️</w:t>
       </w:r>
       <w:r>
         <w:t xml:space="preserve"> </w:t>
@@ -7308,9 +7170,6 @@
         <w:t xml:space="preserve">：</w:t>
       </w:r>
       <w:r>
-        <w:t xml:space="preserve"> </w:t>
-      </w:r>
-      <w:r>
         <w:rPr>
           <w:bCs/>
           <w:b/>
@@ -7551,9 +7410,6 @@
         <w:t xml:space="preserve">：</w:t>
       </w:r>
       <w:r>
-        <w:t xml:space="preserve"> </w:t>
-      </w:r>
-      <w:r>
         <w:rPr>
           <w:bCs/>
           <w:b/>
@@ -7577,13 +7433,6 @@
         <w:t xml:space="preserve">：</w:t>
       </w:r>
       <w:r>
-        <w:rPr>
-          <w:bCs/>
-          <w:b/>
-        </w:rPr>
-        <w:t xml:space="preserve"> </w:t>
-      </w:r>
-      <w:r>
         <w:t xml:space="preserve">本篇第一份【同一批配对】上的「一层动、两层不动」</w:t>
       </w:r>
       <w:r>
@@ -7652,13 +7501,6 @@
           <w:b/>
         </w:rPr>
         <w:t xml:space="preserve">；</w:t>
-      </w:r>
-      <w:r>
-        <w:rPr>
-          <w:bCs/>
-          <w:b/>
-        </w:rPr>
-        <w:t xml:space="preserve"> </w:t>
       </w:r>
       <w:r>
         <w:t xml:space="preserve"> </w:t>
@@ -8535,9 +8377,6 @@
         <w:t xml:space="preserve">：</w:t>
       </w:r>
       <w:r>
-        <w:t xml:space="preserve"> </w:t>
-      </w:r>
-      <w:r>
         <w:rPr>
           <w:bCs/>
           <w:b/>
@@ -8561,9 +8400,6 @@
         <w:t xml:space="preserve">）；</w:t>
       </w:r>
       <w:r>
-        <w:t xml:space="preserve"> </w:t>
-      </w:r>
-      <w:r>
         <w:rPr>
           <w:bCs/>
           <w:b/>
@@ -8572,12 +8408,6 @@
       </w:r>
       <w:r>
         <w:t xml:space="preserve">（换评估器读数不动）。</w:t>
-      </w:r>
-      <w:r>
-        <w:t xml:space="preserve"> </w:t>
-      </w:r>
-      <w:r>
-        <w:t xml:space="preserve">⚠️</w:t>
       </w:r>
       <w:r>
         <w:t xml:space="preserve"> </w:t>
@@ -8712,9 +8542,6 @@
       </w:r>
       <w:r>
         <w:t xml:space="preserve">：</w:t>
-      </w:r>
-      <w:r>
-        <w:t xml:space="preserve"> </w:t>
       </w:r>
       <w:r>
         <w:rPr>
@@ -9696,12 +9523,6 @@
         <w:pStyle w:val="BodyText"/>
       </w:pPr>
       <w:r>
-        <w:t xml:space="preserve">⚠️</w:t>
-      </w:r>
-      <w:r>
-        <w:t xml:space="preserve"> </w:t>
-      </w:r>
-      <w:r>
         <w:rPr>
           <w:bCs/>
           <w:b/>
@@ -9710,9 +9531,6 @@
       </w:r>
       <w:r>
         <w:t xml:space="preserve">：</w:t>
-      </w:r>
-      <w:r>
-        <w:t xml:space="preserve"> </w:t>
       </w:r>
       <w:r>
         <w:rPr>
@@ -10052,9 +9870,6 @@
         <w:t xml:space="preserve">：</w:t>
       </w:r>
       <w:r>
-        <w:t xml:space="preserve"> </w:t>
-      </w:r>
-      <w:r>
         <w:rPr>
           <w:bCs/>
           <w:b/>
@@ -10075,147 +9890,99 @@
         <w:t xml:space="preserve"> </w:t>
       </w:r>
       <w:r>
-        <w:rPr>
-          <w:bCs/>
-          <w:b/>
-        </w:rPr>
-        <w:t xml:space="preserve">⚠️ 但这条结论必须带它自己的限定读</w:t>
-      </w:r>
-      <w:r>
+        <w:t xml:space="preserve">** 但这条结论必须带它自己的限定读</w:t>
+      </w:r>
+      <w:r>
+        <w:rPr>
+          <w:bCs/>
+          <w:b/>
+        </w:rPr>
         <w:t xml:space="preserve">（见本节表第 7 行）：</w:t>
       </w:r>
       <w:r>
-        <w:t xml:space="preserve"> </w:t>
-      </w:r>
-      <w:r>
-        <w:rPr>
-          <w:bCs/>
-          <w:b/>
-        </w:rPr>
         <w:t xml:space="preserve">它只覆盖</w:t>
       </w:r>
       <w:r>
-        <w:rPr>
-          <w:bCs/>
-          <w:b/>
-        </w:rPr>
         <w:t xml:space="preserve"> </w:t>
       </w:r>
       <w:r>
         <w:rPr>
           <w:rStyle w:val="VerbatimChar"/>
-          <w:bCs/>
-          <w:b/>
         </w:rPr>
         <w:t xml:space="preserve">base</w:t>
       </w:r>
       <w:r>
-        <w:rPr>
-          <w:bCs/>
-          <w:b/>
-        </w:rPr>
-        <w:t xml:space="preserve"> </w:t>
-      </w:r>
-      <w:r>
-        <w:rPr>
-          <w:bCs/>
-          <w:b/>
-        </w:rPr>
+        <w:t xml:space="preserve"> </w:t>
+      </w:r>
+      <w:r>
         <w:t xml:space="preserve">/</w:t>
       </w:r>
       <w:r>
-        <w:rPr>
-          <w:bCs/>
-          <w:b/>
-        </w:rPr>
         <w:t xml:space="preserve"> </w:t>
       </w:r>
       <w:r>
         <w:rPr>
           <w:rStyle w:val="VerbatimChar"/>
-          <w:bCs/>
-          <w:b/>
         </w:rPr>
         <w:t xml:space="preserve">same_model</w:t>
       </w:r>
       <w:r>
-        <w:rPr>
-          <w:bCs/>
-          <w:b/>
-        </w:rPr>
-        <w:t xml:space="preserve"> </w:t>
-      </w:r>
-      <w:r>
-        <w:rPr>
-          <w:bCs/>
-          <w:b/>
-        </w:rPr>
+        <w:t xml:space="preserve"> </w:t>
+      </w:r>
+      <w:r>
         <w:t xml:space="preserve">/</w:t>
       </w:r>
       <w:r>
-        <w:rPr>
-          <w:bCs/>
-          <w:b/>
-        </w:rPr>
         <w:t xml:space="preserve"> </w:t>
       </w:r>
       <w:r>
         <w:rPr>
           <w:rStyle w:val="VerbatimChar"/>
-          <w:bCs/>
-          <w:b/>
         </w:rPr>
         <w:t xml:space="preserve">one_frame</w:t>
       </w:r>
       <w:r>
-        <w:rPr>
-          <w:bCs/>
-          <w:b/>
-        </w:rPr>
-        <w:t xml:space="preserve"> </w:t>
-      </w:r>
-      <w:r>
-        <w:rPr>
-          <w:bCs/>
-          <w:b/>
-        </w:rPr>
+        <w:t xml:space="preserve"> </w:t>
+      </w:r>
+      <w:r>
         <w:t xml:space="preserve">三个同 n 臂，不含"加支数"</w:t>
       </w:r>
       <w:r>
+        <w:rPr>
+          <w:bCs/>
+          <w:b/>
+        </w:rPr>
         <w:t xml:space="preserve">，</w:t>
       </w:r>
       <w:r>
-        <w:rPr>
-          <w:bCs/>
-          <w:b/>
-        </w:rPr>
         <w:t xml:space="preserve">而"加支数"恰恰是有效的那一个</w:t>
       </w:r>
       <w:r>
+        <w:rPr>
+          <w:bCs/>
+          <w:b/>
+        </w:rPr>
         <w:t xml:space="preserve">，</w:t>
       </w:r>
       <w:r>
-        <w:rPr>
-          <w:bCs/>
-          <w:b/>
-        </w:rPr>
         <w:t xml:space="preserve">所以准确表述是：在【推导唯一】的题上，架构的天花板确实低；在【路径多样】的题上，架构效应显形</w:t>
       </w:r>
       <w:r>
+        <w:rPr>
+          <w:bCs/>
+          <w:b/>
+        </w:rPr>
         <w:t xml:space="preserve">（二组报告结论 2.11）。</w:t>
       </w:r>
       <w:r>
-        <w:t xml:space="preserve"> </w:t>
-      </w:r>
-      <w:r>
-        <w:rPr>
-          <w:bCs/>
-          <w:b/>
-        </w:rPr>
-        <w:t xml:space="preserve">出处</w:t>
-      </w:r>
-      <w:r>
-        <w:t xml:space="preserve">：本节读数除另注明者外，全部出自【二组报告】（</w:t>
+        <w:rPr>
+          <w:bCs/>
+          <w:b/>
+        </w:rPr>
+        <w:t xml:space="preserve"> </w:t>
+      </w:r>
+      <w:r>
+        <w:t xml:space="preserve">出处**：本节读数除另注明者外，全部出自【二组报告】（</w:t>
       </w:r>
       <w:r>
         <w:rPr>
@@ -10400,10 +10167,7 @@
               <w:jc w:val="left"/>
             </w:pPr>
             <w:r>
-              <w:t xml:space="preserve">本组自有；⚠️</w:t>
-            </w:r>
-            <w:r>
-              <w:t xml:space="preserve"> </w:t>
+              <w:t xml:space="preserve">本组自有；</w:t>
             </w:r>
             <w:r>
               <w:rPr>
@@ -10506,9 +10270,6 @@
               <w:t xml:space="preserve">本组自有；</w:t>
             </w:r>
             <w:r>
-              <w:t xml:space="preserve"> </w:t>
-            </w:r>
-            <w:r>
               <w:rPr>
                 <w:bCs/>
                 <w:b/>
@@ -10599,6 +10360,16 @@
               <w:t xml:space="preserve">；</w:t>
             </w:r>
             <w:r>
+              <w:rPr>
+                <w:bCs/>
+                <w:b/>
+              </w:rPr>
+              <w:t xml:space="preserve">重算后（模态数口径）原始读数为 ↑12 / 持平 6 / ↓0（18 组次，零组次变窄）</w:t>
+            </w:r>
+            <w:r>
+              <w:t xml:space="preserve">，再经嵌套子集校准（K=200）只剩</w:t>
+            </w:r>
+            <w:r>
               <w:t xml:space="preserve"> </w:t>
             </w:r>
             <w:r>
@@ -10606,25 +10377,12 @@
                 <w:bCs/>
                 <w:b/>
               </w:rPr>
-              <w:t xml:space="preserve">重算后（模态数口径）原始读数为 ↑12 / 持平 6 / ↓0（18 组次，零组次变窄）</w:t>
-            </w:r>
-            <w:r>
-              <w:t xml:space="preserve">，再经嵌套子集校准（K=200）只剩</w:t>
+              <w:t xml:space="preserve">37%（模态）/ 19%（Vendi）</w:t>
             </w:r>
             <w:r>
               <w:t xml:space="preserve"> </w:t>
             </w:r>
             <w:r>
-              <w:rPr>
-                <w:bCs/>
-                <w:b/>
-              </w:rPr>
-              <w:t xml:space="preserve">37%（模态）/ 19%（Vendi）</w:t>
-            </w:r>
-            <w:r>
-              <w:t xml:space="preserve"> </w:t>
-            </w:r>
-            <w:r>
               <w:t xml:space="preserve">超出机械基线</w:t>
             </w:r>
           </w:p>
@@ -10657,9 +10415,6 @@
             </w:r>
             <w:r>
               <w:t xml:space="preserve">；</w:t>
-            </w:r>
-            <w:r>
-              <w:t xml:space="preserve"> </w:t>
             </w:r>
             <w:r>
               <w:rPr>
@@ -10817,9 +10572,6 @@
               <w:t xml:space="preserve">本组自有；</w:t>
             </w:r>
             <w:r>
-              <w:t xml:space="preserve"> </w:t>
-            </w:r>
-            <w:r>
               <w:rPr>
                 <w:bCs/>
                 <w:b/>
@@ -11104,9 +10856,6 @@
               <w:t xml:space="preserve">同源判官（MiniMax），只作交叉验证一端；</w:t>
             </w:r>
             <w:r>
-              <w:t xml:space="preserve"> </w:t>
-            </w:r>
-            <w:r>
               <w:rPr>
                 <w:bCs/>
                 <w:b/>
@@ -11246,12 +10995,6 @@
               <w:pStyle w:val="Compact"/>
               <w:jc w:val="left"/>
             </w:pPr>
-            <w:r>
-              <w:t xml:space="preserve">⚠️</w:t>
-            </w:r>
-            <w:r>
-              <w:t xml:space="preserve"> </w:t>
-            </w:r>
             <w:r>
               <w:rPr>
                 <w:bCs/>
@@ -11378,9 +11121,6 @@
         <w:t xml:space="preserve">：</w:t>
       </w:r>
       <w:r>
-        <w:t xml:space="preserve"> </w:t>
-      </w:r>
-      <w:r>
         <w:rPr>
           <w:bCs/>
           <w:b/>
@@ -11389,9 +11129,6 @@
       </w:r>
       <w:r>
         <w:t xml:space="preserve">，</w:t>
-      </w:r>
-      <w:r>
-        <w:t xml:space="preserve"> </w:t>
       </w:r>
       <w:r>
         <w:rPr>
@@ -11520,12 +11257,6 @@
               <w:jc w:val="left"/>
             </w:pPr>
             <w:r>
-              <w:t xml:space="preserve">✘</w:t>
-            </w:r>
-            <w:r>
-              <w:t xml:space="preserve"> </w:t>
-            </w:r>
-            <w:r>
               <w:rPr>
                 <w:bCs/>
                 <w:b/>
@@ -11591,12 +11322,6 @@
               <w:pStyle w:val="Compact"/>
               <w:jc w:val="left"/>
             </w:pPr>
-            <w:r>
-              <w:t xml:space="preserve">✔</w:t>
-            </w:r>
-            <w:r>
-              <w:t xml:space="preserve"> </w:t>
-            </w:r>
             <w:r>
               <w:rPr>
                 <w:bCs/>
@@ -11636,9 +11361,6 @@
         <w:t xml:space="preserve">，</w:t>
       </w:r>
       <w:r>
-        <w:t xml:space="preserve"> </w:t>
-      </w:r>
-      <w:r>
         <w:rPr>
           <w:bCs/>
           <w:b/>
@@ -11657,9 +11379,6 @@
       </w:r>
       <w:r>
         <w:t xml:space="preserve">：</w:t>
-      </w:r>
-      <w:r>
-        <w:t xml:space="preserve"> </w:t>
       </w:r>
       <w:r>
         <w:rPr>
@@ -12187,9 +11906,6 @@
         <w:t xml:space="preserve">：</w:t>
       </w:r>
       <w:r>
-        <w:t xml:space="preserve"> </w:t>
-      </w:r>
-      <w:r>
         <w:rPr>
           <w:bCs/>
           <w:b/>
@@ -12233,9 +11949,6 @@
         <w:t xml:space="preserve">：</w:t>
       </w:r>
       <w:r>
-        <w:t xml:space="preserve"> </w:t>
-      </w:r>
-      <w:r>
         <w:rPr>
           <w:bCs/>
           <w:b/>
@@ -12279,12 +11992,6 @@
         <w:t xml:space="preserve"> </w:t>
       </w:r>
       <w:r>
-        <w:t xml:space="preserve">⚠️</w:t>
-      </w:r>
-      <w:r>
-        <w:t xml:space="preserve"> </w:t>
-      </w:r>
-      <w:r>
         <w:rPr>
           <w:bCs/>
           <w:b/>
@@ -12293,9 +12000,6 @@
       </w:r>
       <w:r>
         <w:t xml:space="preserve">：</w:t>
-      </w:r>
-      <w:r>
-        <w:t xml:space="preserve"> </w:t>
       </w:r>
       <w:r>
         <w:rPr>
@@ -12443,9 +12147,6 @@
         <w:t xml:space="preserve">"；</w:t>
       </w:r>
       <w:r>
-        <w:t xml:space="preserve"> </w:t>
-      </w:r>
-      <w:r>
         <w:rPr>
           <w:bCs/>
           <w:b/>
@@ -12481,12 +12182,6 @@
         <w:pStyle w:val="BlockText"/>
       </w:pPr>
       <w:r>
-        <w:t xml:space="preserve">⚠️</w:t>
-      </w:r>
-      <w:r>
-        <w:t xml:space="preserve"> </w:t>
-      </w:r>
-      <w:r>
         <w:rPr>
           <w:bCs/>
           <w:b/>
@@ -12537,7 +12232,7 @@
         <w:pStyle w:val="BodyText"/>
       </w:pPr>
       <w:r>
-        <w:t xml:space="preserve">📄 ToT 原文（arXiv 2305.10601v2, NeurIPS 2023）的一手结论（</w:t>
+        <w:t xml:space="preserve">ToT 原文（arXiv 2305.10601v2, NeurIPS 2023）的一手结论（</w:t>
       </w:r>
       <w:r>
         <w:rPr>
@@ -12763,11 +12458,7 @@
           <w:p>
             <w:pPr>
               <w:pStyle w:val="Compact"/>
-              <w:jc w:val="left"/>
-            </w:pPr>
-            <w:r>
-              <w:t xml:space="preserve">✔</w:t>
-            </w:r>
+            </w:pPr>
           </w:p>
         </w:tc>
         <w:tc>
@@ -12777,12 +12468,6 @@
               <w:pStyle w:val="Compact"/>
               <w:jc w:val="center"/>
             </w:pPr>
-            <w:r>
-              <w:t xml:space="preserve">✘</w:t>
-            </w:r>
-            <w:r>
-              <w:t xml:space="preserve"> </w:t>
-            </w:r>
             <w:r>
               <w:rPr>
                 <w:bCs/>
@@ -12818,11 +12503,7 @@
           <w:p>
             <w:pPr>
               <w:pStyle w:val="Compact"/>
-              <w:jc w:val="left"/>
-            </w:pPr>
-            <w:r>
-              <w:t xml:space="preserve">✔</w:t>
-            </w:r>
+            </w:pPr>
           </w:p>
         </w:tc>
         <w:tc>
@@ -12832,12 +12513,6 @@
               <w:pStyle w:val="Compact"/>
               <w:jc w:val="center"/>
             </w:pPr>
-            <w:r>
-              <w:t xml:space="preserve">✘</w:t>
-            </w:r>
-            <w:r>
-              <w:t xml:space="preserve"> </w:t>
-            </w:r>
             <w:r>
               <w:rPr>
                 <w:bCs/>
@@ -12873,11 +12548,7 @@
           <w:p>
             <w:pPr>
               <w:pStyle w:val="Compact"/>
-              <w:jc w:val="left"/>
-            </w:pPr>
-            <w:r>
-              <w:t xml:space="preserve">✔</w:t>
-            </w:r>
+            </w:pPr>
           </w:p>
         </w:tc>
         <w:tc>
@@ -12887,12 +12558,6 @@
               <w:pStyle w:val="Compact"/>
               <w:jc w:val="center"/>
             </w:pPr>
-            <w:r>
-              <w:t xml:space="preserve">✘</w:t>
-            </w:r>
-            <w:r>
-              <w:t xml:space="preserve"> </w:t>
-            </w:r>
             <w:r>
               <w:rPr>
                 <w:bCs/>
@@ -13739,7 +13404,7 @@
         <w:t xml:space="preserve"> </w:t>
       </w:r>
       <w:r>
-        <w:t xml:space="preserve">📄 Chen et al.,</w:t>
+        <w:t xml:space="preserve">Chen et al.,</w:t>
       </w:r>
       <w:r>
         <w:t xml:space="preserve"> </w:t>
@@ -14258,12 +13923,6 @@
         <w:t xml:space="preserve"> </w:t>
       </w:r>
       <w:r>
-        <w:t xml:space="preserve">⚠️</w:t>
-      </w:r>
-      <w:r>
-        <w:t xml:space="preserve"> </w:t>
-      </w:r>
-      <w:r>
         <w:rPr>
           <w:bCs/>
           <w:b/>
@@ -14427,7 +14086,7 @@
         <w:t xml:space="preserve"> </w:t>
       </w:r>
       <w:r>
-        <w:t xml:space="preserve">📄 Chen et al.,</w:t>
+        <w:t xml:space="preserve">Chen et al.,</w:t>
       </w:r>
       <w:r>
         <w:t xml:space="preserve"> </w:t>
@@ -15482,10 +15141,7 @@
         <w:t xml:space="preserve">这是"架构杠杆 = 【交互结构 × X】的交互，且二者必须分开测"这条结论的外部同构证据</w:t>
       </w:r>
       <w:r>
-        <w:t xml:space="preserve">，⚠️</w:t>
-      </w:r>
-      <w:r>
-        <w:t xml:space="preserve"> </w:t>
+        <w:t xml:space="preserve">，</w:t>
       </w:r>
       <w:r>
         <w:rPr>
@@ -15541,12 +15197,6 @@
         <w:t xml:space="preserve"> </w:t>
       </w:r>
       <w:r>
-        <w:t xml:space="preserve">⚠️⚠️</w:t>
-      </w:r>
-      <w:r>
-        <w:t xml:space="preserve"> </w:t>
-      </w:r>
-      <w:r>
         <w:rPr>
           <w:bCs/>
           <w:b/>
@@ -15970,20 +15620,6 @@
         <w:t xml:space="preserve"> </w:t>
       </w:r>
       <w:r>
-        <w:rPr>
-          <w:bCs/>
-          <w:b/>
-        </w:rPr>
-        <w:t xml:space="preserve">⚠️</w:t>
-      </w:r>
-      <w:r>
-        <w:rPr>
-          <w:bCs/>
-          <w:b/>
-        </w:rPr>
-        <w:t xml:space="preserve"> </w:t>
-      </w:r>
-      <w:r>
         <w:t xml:space="preserve">但对齐之前必须先解决【n 不一致】</w:t>
       </w:r>
       <w:r>
@@ -16034,20 +15670,6 @@
         <w:t xml:space="preserve"> </w:t>
       </w:r>
       <w:r>
-        <w:rPr>
-          <w:bCs/>
-          <w:b/>
-        </w:rPr>
-        <w:t xml:space="preserve">⚠️</w:t>
-      </w:r>
-      <w:r>
-        <w:rPr>
-          <w:bCs/>
-          <w:b/>
-        </w:rPr>
-        <w:t xml:space="preserve"> </w:t>
-      </w:r>
-      <w:r>
         <w:t xml:space="preserve">一个必须改的引用转写（"引用转写升格"的近亲）</w:t>
       </w:r>
       <w:r>
@@ -16104,14 +15726,7 @@
           <w:bCs/>
           <w:b/>
         </w:rPr>
-        <w:t xml:space="preserve">，✔</w:t>
-      </w:r>
-      <w:r>
-        <w:rPr>
-          <w:bCs/>
-          <w:b/>
-        </w:rPr>
-        <w:t xml:space="preserve"> </w:t>
+        <w:t xml:space="preserve">，</w:t>
       </w:r>
       <w:r>
         <w:t xml:space="preserve">已改为「persona structure（前人原文单轴：含 topology 与 authority 两种成分）」</w:t>
@@ -16131,20 +15746,6 @@
         <w:t xml:space="preserve"> </w:t>
       </w:r>
       <w:r>
-        <w:rPr>
-          <w:bCs/>
-          <w:b/>
-        </w:rPr>
-        <w:t xml:space="preserve">⚠️</w:t>
-      </w:r>
-      <w:r>
-        <w:rPr>
-          <w:bCs/>
-          <w:b/>
-        </w:rPr>
-        <w:t xml:space="preserve"> </w:t>
-      </w:r>
-      <w:r>
         <w:t xml:space="preserve">另一处已改</w:t>
       </w:r>
       <w:r>
@@ -16219,14 +15820,7 @@
           <w:bCs/>
           <w:b/>
         </w:rPr>
-        <w:t xml:space="preserve">，✔</w:t>
-      </w:r>
-      <w:r>
-        <w:rPr>
-          <w:bCs/>
-          <w:b/>
-        </w:rPr>
-        <w:t xml:space="preserve"> </w:t>
+        <w:t xml:space="preserve">，</w:t>
       </w:r>
       <w:r>
         <w:t xml:space="preserve">已改为"跨领域专家"</w:t>
@@ -16337,20 +15931,6 @@
       </w:r>
       <w:r>
         <w:t xml:space="preserve">不写成"前人复现了我们的结论"。</w:t>
-      </w:r>
-      <w:r>
-        <w:rPr>
-          <w:bCs/>
-          <w:b/>
-        </w:rPr>
-        <w:t xml:space="preserve"> </w:t>
-      </w:r>
-      <w:r>
-        <w:rPr>
-          <w:bCs/>
-          <w:b/>
-        </w:rPr>
-        <w:t xml:space="preserve">⚠️</w:t>
       </w:r>
       <w:r>
         <w:rPr>
@@ -16696,7 +16276,7 @@
         <w:t xml:space="preserve"> </w:t>
       </w:r>
       <w:r>
-        <w:t xml:space="preserve">- ⚠️</w:t>
+        <w:t xml:space="preserve">-</w:t>
       </w:r>
       <w:r>
         <w:t xml:space="preserve"> </w:t>
@@ -17101,7 +16681,7 @@
           <w:bCs/>
           <w:b/>
         </w:rPr>
-        <w:t xml:space="preserve">。 - ⚠️ **证据等级**：本组**未独立复核该清单**（清单在第二组分支</w:t>
+        <w:t xml:space="preserve">。 - **证据等级**：本组**未独立复核该清单**（清单在第二组分支</w:t>
       </w:r>
       <w:r>
         <w:rPr>
@@ -17131,7 +16711,7 @@
           <w:bCs/>
           <w:b/>
         </w:rPr>
-        <w:t xml:space="preserve">记（第二组代码级核查·本组未复核）**，**不写成已核事实**； **但其"persona 两种 /</w:t>
+        <w:t xml:space="preserve">记（第二组代码级核查·本组未复核）**，**不写成已核事实**；**但其"persona 两种 /</w:t>
       </w:r>
       <w:r>
         <w:rPr>
@@ -17156,12 +16736,6 @@
         <w:t xml:space="preserve"> </w:t>
       </w:r>
       <w:r>
-        <w:t xml:space="preserve">⚠️</w:t>
-      </w:r>
-      <w:r>
-        <w:t xml:space="preserve"> </w:t>
-      </w:r>
-      <w:r>
         <w:rPr>
           <w:bCs/>
           <w:b/>
@@ -17387,10 +16961,7 @@
         <w:t xml:space="preserve">「结构效应真实存在，但只解释总差距的 8.1%–30.0%（中位 12.0%）」</w:t>
       </w:r>
       <w:r>
-        <w:t xml:space="preserve">，⚠️</w:t>
-      </w:r>
-      <w:r>
-        <w:t xml:space="preserve"> </w:t>
+        <w:t xml:space="preserve">，</w:t>
       </w:r>
       <w:r>
         <w:rPr>
@@ -17403,7 +16974,7 @@
         <w:t xml:space="preserve"> </w:t>
       </w:r>
       <w:r>
-        <w:t xml:space="preserve">—— ⚠️</w:t>
+        <w:t xml:space="preserve">——</w:t>
       </w:r>
       <w:r>
         <w:t xml:space="preserve"> </w:t>
@@ -17737,9 +17308,6 @@
         <w:t xml:space="preserve">：</w:t>
       </w:r>
       <w:r>
-        <w:t xml:space="preserve"> </w:t>
-      </w:r>
-      <w:r>
         <w:rPr>
           <w:bCs/>
           <w:b/>
@@ -17802,12 +17370,6 @@
       <w:pPr>
         <w:pStyle w:val="BlockText"/>
       </w:pPr>
-      <w:r>
-        <w:t xml:space="preserve">⚠️</w:t>
-      </w:r>
-      <w:r>
-        <w:t xml:space="preserve"> </w:t>
-      </w:r>
       <w:r>
         <w:rPr>
           <w:bCs/>
@@ -18368,10 +17930,7 @@
               <w:t xml:space="preserve">测不出来</w:t>
             </w:r>
             <w:r>
-              <w:t xml:space="preserve">——oracle 沉默时落进"未提及"。⚠️</w:t>
-            </w:r>
-            <w:r>
-              <w:t xml:space="preserve"> </w:t>
+              <w:t xml:space="preserve">——oracle 沉默时落进"未提及"。</w:t>
             </w:r>
             <w:r>
               <w:rPr>
@@ -18844,7 +18403,7 @@
         <w:t xml:space="preserve">exploration（宽度）</w:t>
       </w:r>
       <w:r>
-        <w:t xml:space="preserve">：去重并集 / 题。⚠️ 必须</w:t>
+        <w:t xml:space="preserve">：去重并集 / 题。必须</w:t>
       </w:r>
       <w:r>
         <w:rPr>
@@ -19937,12 +19496,6 @@
         <w:pStyle w:val="BodyText"/>
       </w:pPr>
       <w:r>
-        <w:t xml:space="preserve">⚠️</w:t>
-      </w:r>
-      <w:r>
-        <w:t xml:space="preserve"> </w:t>
-      </w:r>
-      <w:r>
         <w:rPr>
           <w:bCs/>
           <w:b/>
@@ -20055,7 +19608,7 @@
         <w:t xml:space="preserve"> </w:t>
       </w:r>
       <w:r>
-        <w:t xml:space="preserve">&gt; 📄 Chen et al.,</w:t>
+        <w:t xml:space="preserve">&gt; Chen et al.,</w:t>
       </w:r>
       <w:r>
         <w:t xml:space="preserve"> </w:t>
@@ -20625,7 +20178,7 @@
         <w:t xml:space="preserve"> </w:t>
       </w:r>
       <w:r>
-        <w:t xml:space="preserve">&gt; ⚠️</w:t>
+        <w:t xml:space="preserve">&gt;</w:t>
       </w:r>
       <w:r>
         <w:t xml:space="preserve"> </w:t>
@@ -21694,7 +21247,7 @@
               <w:jc w:val="left"/>
             </w:pPr>
             <w:r>
-              <w:t xml:space="preserve">「秩/n」✘（恒等式）→ 模态数 / Vendi ✔</w:t>
+              <w:t xml:space="preserve">「秩/n」（恒等式）→ 模态数 / Vendi</w:t>
             </w:r>
           </w:p>
         </w:tc>
@@ -21932,12 +21485,6 @@
       <w:pPr>
         <w:pStyle w:val="BodyText"/>
       </w:pPr>
-      <w:r>
-        <w:t xml:space="preserve">⚠️</w:t>
-      </w:r>
-      <w:r>
-        <w:t xml:space="preserve"> </w:t>
-      </w:r>
       <w:r>
         <w:rPr>
           <w:bCs/>
@@ -22182,7 +21729,7 @@
               <w:jc w:val="center"/>
             </w:pPr>
             <w:r>
-              <w:t xml:space="preserve">✅ 有</w:t>
+              <w:t xml:space="preserve">有</w:t>
             </w:r>
           </w:p>
         </w:tc>
@@ -22224,7 +21771,7 @@
               <w:jc w:val="center"/>
             </w:pPr>
             <w:r>
-              <w:t xml:space="preserve">✅ 有（</w:t>
+              <w:t xml:space="preserve">有（</w:t>
             </w:r>
             <w:r>
               <w:rPr>
@@ -22281,12 +21828,6 @@
               <w:pStyle w:val="Compact"/>
               <w:jc w:val="center"/>
             </w:pPr>
-            <w:r>
-              <w:t xml:space="preserve">❌</w:t>
-            </w:r>
-            <w:r>
-              <w:t xml:space="preserve"> </w:t>
-            </w:r>
             <w:r>
               <w:rPr>
                 <w:bCs/>
@@ -22348,12 +21889,6 @@
       <w:pPr>
         <w:pStyle w:val="BodyText"/>
       </w:pPr>
-      <w:r>
-        <w:t xml:space="preserve">⚠️</w:t>
-      </w:r>
-      <w:r>
-        <w:t xml:space="preserve"> </w:t>
-      </w:r>
       <w:r>
         <w:rPr>
           <w:bCs/>
@@ -23117,12 +22652,6 @@
       <w:pPr>
         <w:pStyle w:val="BlockText"/>
       </w:pPr>
-      <w:r>
-        <w:t xml:space="preserve">⚠️</w:t>
-      </w:r>
-      <w:r>
-        <w:t xml:space="preserve"> </w:t>
-      </w:r>
       <w:r>
         <w:rPr>
           <w:bCs/>
@@ -23419,12 +22948,6 @@
               <w:jc w:val="left"/>
             </w:pPr>
             <w:r>
-              <w:t xml:space="preserve">✅</w:t>
-            </w:r>
-            <w:r>
-              <w:t xml:space="preserve"> </w:t>
-            </w:r>
-            <w:r>
               <w:rPr>
                 <w:bCs/>
                 <w:b/>
@@ -23441,11 +22964,7 @@
           <w:p>
             <w:pPr>
               <w:pStyle w:val="Compact"/>
-              <w:jc w:val="center"/>
-            </w:pPr>
-            <w:r>
-              <w:t xml:space="preserve">❌</w:t>
-            </w:r>
+            </w:pPr>
           </w:p>
         </w:tc>
         <w:tc>
@@ -23457,9 +22976,6 @@
             </w:pPr>
             <w:r>
               <w:t xml:space="preserve">题集与本文 §5.1 / 附录 C 的法律域数据同源；</w:t>
-            </w:r>
-            <w:r>
-              <w:t xml:space="preserve"> </w:t>
             </w:r>
             <w:r>
               <w:rPr>
@@ -23532,12 +23048,6 @@
               <w:jc w:val="left"/>
             </w:pPr>
             <w:r>
-              <w:t xml:space="preserve">✅</w:t>
-            </w:r>
-            <w:r>
-              <w:t xml:space="preserve"> </w:t>
-            </w:r>
-            <w:r>
               <w:rPr>
                 <w:bCs/>
                 <w:b/>
@@ -23557,12 +23067,6 @@
               <w:jc w:val="left"/>
             </w:pPr>
             <w:r>
-              <w:t xml:space="preserve">✅</w:t>
-            </w:r>
-            <w:r>
-              <w:t xml:space="preserve"> </w:t>
-            </w:r>
-            <w:r>
               <w:rPr>
                 <w:bCs/>
                 <w:b/>
@@ -23579,11 +23083,7 @@
           <w:p>
             <w:pPr>
               <w:pStyle w:val="Compact"/>
-              <w:jc w:val="center"/>
-            </w:pPr>
-            <w:r>
-              <w:t xml:space="preserve">❌</w:t>
-            </w:r>
+            </w:pPr>
           </w:p>
         </w:tc>
         <w:tc>
@@ -23677,35 +23177,25 @@
               <w:jc w:val="left"/>
             </w:pPr>
             <w:r>
-              <w:t xml:space="preserve">✅ 新样本</w:t>
-            </w:r>
-          </w:p>
-        </w:tc>
-        <w:tc>
-          <w:tcPr/>
-          <w:p>
-            <w:pPr>
-              <w:pStyle w:val="Compact"/>
-              <w:jc w:val="center"/>
-            </w:pPr>
-            <w:r>
-              <w:t xml:space="preserve">❌</w:t>
-            </w:r>
-          </w:p>
-        </w:tc>
-        <w:tc>
-          <w:tcPr/>
-          <w:p>
-            <w:pPr>
-              <w:pStyle w:val="Compact"/>
-              <w:jc w:val="left"/>
-            </w:pPr>
-            <w:r>
-              <w:t xml:space="preserve">⚠️</w:t>
-            </w:r>
-            <w:r>
-              <w:t xml:space="preserve"> </w:t>
-            </w:r>
+              <w:t xml:space="preserve">新样本</w:t>
+            </w:r>
+          </w:p>
+        </w:tc>
+        <w:tc>
+          <w:tcPr/>
+          <w:p>
+            <w:pPr>
+              <w:pStyle w:val="Compact"/>
+            </w:pPr>
+          </w:p>
+        </w:tc>
+        <w:tc>
+          <w:tcPr/>
+          <w:p>
+            <w:pPr>
+              <w:pStyle w:val="Compact"/>
+              <w:jc w:val="left"/>
+            </w:pPr>
             <w:r>
               <w:rPr>
                 <w:bCs/>
@@ -23841,7 +23331,7 @@
               <w:jc w:val="left"/>
             </w:pPr>
             <w:r>
-              <w:t xml:space="preserve">✅ 重算（扣除同臂同题地板）</w:t>
+              <w:t xml:space="preserve">重算（扣除同臂同题地板）</w:t>
             </w:r>
           </w:p>
         </w:tc>
@@ -23862,32 +23352,37 @@
           <w:p>
             <w:pPr>
               <w:pStyle w:val="Compact"/>
-              <w:jc w:val="center"/>
-            </w:pPr>
-            <w:r>
-              <w:t xml:space="preserve">❌</w:t>
-            </w:r>
-          </w:p>
-        </w:tc>
-        <w:tc>
-          <w:tcPr/>
-          <w:p>
-            <w:pPr>
-              <w:pStyle w:val="Compact"/>
-              <w:jc w:val="left"/>
-            </w:pPr>
-            <w:r>
-              <w:t xml:space="preserve">⚠️</w:t>
-            </w:r>
-            <w:r>
+            </w:pPr>
+          </w:p>
+        </w:tc>
+        <w:tc>
+          <w:tcPr/>
+          <w:p>
+            <w:pPr>
+              <w:pStyle w:val="Compact"/>
+              <w:jc w:val="left"/>
+            </w:pPr>
+            <w:r>
+              <w:rPr>
+                <w:bCs/>
+                <w:b/>
+              </w:rPr>
+              <w:t xml:space="preserve">历史对照值</w:t>
+            </w:r>
+            <w:r>
+              <w:rPr>
+                <w:bCs/>
+                <w:b/>
+              </w:rPr>
               <w:t xml:space="preserve"> </w:t>
             </w:r>
             <w:r>
               <w:rPr>
-                <w:bCs/>
-                <w:b/>
-              </w:rPr>
-              <w:t xml:space="preserve">历史对照值</w:t>
+                <w:rStyle w:val="VerbatimChar"/>
+                <w:bCs/>
+                <w:b/>
+              </w:rPr>
+              <w:t xml:space="preserve">+0.0483</w:t>
             </w:r>
             <w:r>
               <w:rPr>
@@ -23898,21 +23393,6 @@
             </w:r>
             <w:r>
               <w:rPr>
-                <w:rStyle w:val="VerbatimChar"/>
-                <w:bCs/>
-                <w:b/>
-              </w:rPr>
-              <w:t xml:space="preserve">+0.0483</w:t>
-            </w:r>
-            <w:r>
-              <w:rPr>
-                <w:bCs/>
-                <w:b/>
-              </w:rPr>
-              <w:t xml:space="preserve"> </w:t>
-            </w:r>
-            <w:r>
-              <w:rPr>
                 <w:bCs/>
                 <w:b/>
               </w:rPr>
@@ -23949,10 +23429,7 @@
               <w:t xml:space="preserve">本批该值不作定量引用</w:t>
             </w:r>
             <w:r>
-              <w:t xml:space="preserve">；⚠️</w:t>
-            </w:r>
-            <w:r>
-              <w:t xml:space="preserve"> </w:t>
+              <w:t xml:space="preserve">；</w:t>
             </w:r>
             <w:r>
               <w:rPr>
@@ -24028,20 +23505,16 @@
               <w:jc w:val="left"/>
             </w:pPr>
             <w:r>
-              <w:t xml:space="preserve">✅ 新运行</w:t>
-            </w:r>
-          </w:p>
-        </w:tc>
-        <w:tc>
-          <w:tcPr/>
-          <w:p>
-            <w:pPr>
-              <w:pStyle w:val="Compact"/>
-              <w:jc w:val="center"/>
-            </w:pPr>
-            <w:r>
-              <w:t xml:space="preserve">❌</w:t>
-            </w:r>
+              <w:t xml:space="preserve">新运行</w:t>
+            </w:r>
+          </w:p>
+        </w:tc>
+        <w:tc>
+          <w:tcPr/>
+          <w:p>
+            <w:pPr>
+              <w:pStyle w:val="Compact"/>
+            </w:pPr>
           </w:p>
         </w:tc>
         <w:tc>
@@ -24131,35 +23604,25 @@
               <w:jc w:val="left"/>
             </w:pPr>
             <w:r>
-              <w:t xml:space="preserve">✅ 新运行（可学习架构）</w:t>
-            </w:r>
-          </w:p>
-        </w:tc>
-        <w:tc>
-          <w:tcPr/>
-          <w:p>
-            <w:pPr>
-              <w:pStyle w:val="Compact"/>
-              <w:jc w:val="center"/>
-            </w:pPr>
-            <w:r>
-              <w:t xml:space="preserve">❌</w:t>
-            </w:r>
-          </w:p>
-        </w:tc>
-        <w:tc>
-          <w:tcPr/>
-          <w:p>
-            <w:pPr>
-              <w:pStyle w:val="Compact"/>
-              <w:jc w:val="left"/>
-            </w:pPr>
-            <w:r>
-              <w:t xml:space="preserve">⚠️</w:t>
-            </w:r>
-            <w:r>
-              <w:t xml:space="preserve"> </w:t>
-            </w:r>
+              <w:t xml:space="preserve">新运行（可学习架构）</w:t>
+            </w:r>
+          </w:p>
+        </w:tc>
+        <w:tc>
+          <w:tcPr/>
+          <w:p>
+            <w:pPr>
+              <w:pStyle w:val="Compact"/>
+            </w:pPr>
+          </w:p>
+        </w:tc>
+        <w:tc>
+          <w:tcPr/>
+          <w:p>
+            <w:pPr>
+              <w:pStyle w:val="Compact"/>
+              <w:jc w:val="left"/>
+            </w:pPr>
             <w:r>
               <w:rPr>
                 <w:bCs/>
@@ -24260,12 +23723,6 @@
               <w:jc w:val="left"/>
             </w:pPr>
             <w:r>
-              <w:t xml:space="preserve">✅</w:t>
-            </w:r>
-            <w:r>
-              <w:t xml:space="preserve"> </w:t>
-            </w:r>
-            <w:r>
               <w:rPr>
                 <w:bCs/>
                 <w:b/>
@@ -24284,12 +23741,6 @@
               <w:pStyle w:val="Compact"/>
               <w:jc w:val="center"/>
             </w:pPr>
-            <w:r>
-              <w:t xml:space="preserve">❌</w:t>
-            </w:r>
-            <w:r>
-              <w:t xml:space="preserve"> </w:t>
-            </w:r>
             <w:r>
               <w:rPr>
                 <w:bCs/>
@@ -24381,12 +23832,6 @@
               <w:jc w:val="left"/>
             </w:pPr>
             <w:r>
-              <w:t xml:space="preserve">✅</w:t>
-            </w:r>
-            <w:r>
-              <w:t xml:space="preserve"> </w:t>
-            </w:r>
-            <w:r>
               <w:rPr>
                 <w:bCs/>
                 <w:b/>
@@ -24406,20 +23851,16 @@
               <w:jc w:val="left"/>
             </w:pPr>
             <w:r>
-              <w:t xml:space="preserve">✅ 新运行（层2 发散层批）</w:t>
-            </w:r>
-          </w:p>
-        </w:tc>
-        <w:tc>
-          <w:tcPr/>
-          <w:p>
-            <w:pPr>
-              <w:pStyle w:val="Compact"/>
-              <w:jc w:val="center"/>
-            </w:pPr>
-            <w:r>
-              <w:t xml:space="preserve">❌</w:t>
-            </w:r>
+              <w:t xml:space="preserve">新运行（层2 发散层批）</w:t>
+            </w:r>
+          </w:p>
+        </w:tc>
+        <w:tc>
+          <w:tcPr/>
+          <w:p>
+            <w:pPr>
+              <w:pStyle w:val="Compact"/>
+            </w:pPr>
           </w:p>
         </w:tc>
         <w:tc>
@@ -24528,20 +23969,16 @@
               <w:jc w:val="left"/>
             </w:pPr>
             <w:r>
-              <w:t xml:space="preserve">✅ 新运行（6 臂 / S4·S5·S6 × 3 rep）</w:t>
-            </w:r>
-          </w:p>
-        </w:tc>
-        <w:tc>
-          <w:tcPr/>
-          <w:p>
-            <w:pPr>
-              <w:pStyle w:val="Compact"/>
-              <w:jc w:val="center"/>
-            </w:pPr>
-            <w:r>
-              <w:t xml:space="preserve">❌</w:t>
-            </w:r>
+              <w:t xml:space="preserve">新运行（6 臂 / S4·S5·S6 × 3 rep）</w:t>
+            </w:r>
+          </w:p>
+        </w:tc>
+        <w:tc>
+          <w:tcPr/>
+          <w:p>
+            <w:pPr>
+              <w:pStyle w:val="Compact"/>
+            </w:pPr>
           </w:p>
         </w:tc>
         <w:tc>
@@ -24638,12 +24075,6 @@
               <w:jc w:val="left"/>
             </w:pPr>
             <w:r>
-              <w:t xml:space="preserve">❌</w:t>
-            </w:r>
-            <w:r>
-              <w:t xml:space="preserve"> </w:t>
-            </w:r>
-            <w:r>
               <w:rPr>
                 <w:bCs/>
                 <w:b/>
@@ -24657,11 +24088,7 @@
           <w:p>
             <w:pPr>
               <w:pStyle w:val="Compact"/>
-              <w:jc w:val="center"/>
-            </w:pPr>
-            <w:r>
-              <w:t xml:space="preserve">❌</w:t>
-            </w:r>
+            </w:pPr>
           </w:p>
         </w:tc>
         <w:tc>
@@ -24689,10 +24116,7 @@
               <w:t xml:space="preserve">这是"与 L1 共享"而不是"L1 独立复现本篇"</w:t>
             </w:r>
             <w:r>
-              <w:t xml:space="preserve">；⚠️</w:t>
-            </w:r>
-            <w:r>
-              <w:t xml:space="preserve"> </w:t>
+              <w:t xml:space="preserve">；</w:t>
             </w:r>
             <w:r>
               <w:rPr>
@@ -24733,7 +24157,7 @@
           <w:bCs/>
           <w:b/>
         </w:rPr>
-        <w:t xml:space="preserve">"已独立复现"列全为「❌」</w:t>
+        <w:t xml:space="preserve">"已独立复现"列全为「」</w:t>
       </w:r>
       <w:r>
         <w:t xml:space="preserve"> </w:t>
@@ -24987,9 +24411,6 @@
       </w:r>
       <w:r>
         <w:t xml:space="preserve">：</w:t>
-      </w:r>
-      <w:r>
-        <w:t xml:space="preserve"> </w:t>
       </w:r>
       <w:r>
         <w:rPr>
@@ -25400,9 +24821,6 @@
         <w:t xml:space="preserve">：</w:t>
       </w:r>
       <w:r>
-        <w:t xml:space="preserve"> </w:t>
-      </w:r>
-      <w:r>
         <w:rPr>
           <w:bCs/>
           <w:b/>
@@ -25461,7 +24879,7 @@
         <w:t xml:space="preserve">那一节写死了"无论重算出什么，本文结构不需重写"。</w:t>
       </w:r>
     </w:p>
-    <w:bookmarkStart w:id="65" w:name="Xd891109fc72dc1fed0d31bd9a02b63974f48013"/>
+    <w:bookmarkStart w:id="65" w:name="X209d14d18ae9e78fd8cd721197ebd16b2c774ee"/>
     <w:p>
       <w:pPr>
         <w:pStyle w:val="Heading3"/>
@@ -25483,9 +24901,6 @@
       </w:r>
       <w:r>
         <w:t xml:space="preserve">"挑最好的那个"在样本受限时过拟合（本批本域的一次实例；</w:t>
-      </w:r>
-      <w:r>
-        <w:t xml:space="preserve"> </w:t>
       </w:r>
       <w:r>
         <w:rPr>
@@ -26180,12 +25595,6 @@
         <w:pStyle w:val="BlockText"/>
       </w:pPr>
       <w:r>
-        <w:t xml:space="preserve">⚠️</w:t>
-      </w:r>
-      <w:r>
-        <w:t xml:space="preserve"> </w:t>
-      </w:r>
-      <w:r>
         <w:rPr>
           <w:bCs/>
           <w:b/>
@@ -26643,9 +26052,6 @@
               <w:t xml:space="preserve">。</w:t>
             </w:r>
             <w:r>
-              <w:t xml:space="preserve">⚠️</w:t>
-            </w:r>
-            <w:r>
               <w:t xml:space="preserve"> </w:t>
             </w:r>
             <w:r>
@@ -26716,12 +26122,6 @@
               <w:jc w:val="left"/>
             </w:pPr>
             <w:r>
-              <w:t xml:space="preserve">⚠️</w:t>
-            </w:r>
-            <w:r>
-              <w:t xml:space="preserve"> </w:t>
-            </w:r>
-            <w:r>
               <w:rPr>
                 <w:bCs/>
                 <w:b/>
@@ -26797,9 +26197,6 @@
             </w:r>
             <w:r>
               <w:t xml:space="preserve">；</w:t>
-            </w:r>
-            <w:r>
-              <w:t xml:space="preserve"> </w:t>
             </w:r>
             <w:r>
               <w:rPr>
@@ -26889,12 +26286,6 @@
               <w:jc w:val="left"/>
             </w:pPr>
             <w:r>
-              <w:t xml:space="preserve">⚠️</w:t>
-            </w:r>
-            <w:r>
-              <w:t xml:space="preserve"> </w:t>
-            </w:r>
-            <w:r>
               <w:rPr>
                 <w:bCs/>
                 <w:b/>
@@ -27010,12 +26401,6 @@
               <w:pStyle w:val="Compact"/>
               <w:jc w:val="left"/>
             </w:pPr>
-            <w:r>
-              <w:t xml:space="preserve">⚠️</w:t>
-            </w:r>
-            <w:r>
-              <w:t xml:space="preserve"> </w:t>
-            </w:r>
             <w:r>
               <w:rPr>
                 <w:bCs/>
@@ -28070,10 +27455,7 @@
         <w:t xml:space="preserve">"留出"只隔离了"是否参与选择"，没有隔离"是否来自同一批法条与同一批命题类型"</w:t>
       </w:r>
       <w:r>
-        <w:t xml:space="preserve">，⚠️</w:t>
-      </w:r>
-      <w:r>
-        <w:t xml:space="preserve"> </w:t>
+        <w:t xml:space="preserve">，</w:t>
       </w:r>
       <w:r>
         <w:rPr>
@@ -28167,10 +27549,7 @@
         <w:t xml:space="preserve">同部法内的 3 题不是相互独立的重复</w:t>
       </w:r>
       <w:r>
-        <w:t xml:space="preserve">（，题级 n 的有效自由度低于 18），⚠️</w:t>
-      </w:r>
-      <w:r>
-        <w:t xml:space="preserve"> </w:t>
+        <w:t xml:space="preserve">（，题级 n 的有效自由度低于 18），</w:t>
       </w:r>
       <w:r>
         <w:rPr>
@@ -28192,12 +27571,6 @@
         <w:pStyle w:val="Compact"/>
       </w:pPr>
       <w:r>
-        <w:t xml:space="preserve">⚠️</w:t>
-      </w:r>
-      <w:r>
-        <w:t xml:space="preserve"> </w:t>
-      </w:r>
-      <w:r>
         <w:rPr>
           <w:bCs/>
           <w:b/>
@@ -28403,12 +27776,6 @@
         </w:numPr>
         <w:pStyle w:val="Compact"/>
       </w:pPr>
-      <w:r>
-        <w:t xml:space="preserve">⚠️</w:t>
-      </w:r>
-      <w:r>
-        <w:t xml:space="preserve"> </w:t>
-      </w:r>
       <w:r>
         <w:rPr>
           <w:bCs/>
@@ -28559,12 +27926,6 @@
               <w:jc w:val="left"/>
             </w:pPr>
             <w:r>
-              <w:t xml:space="preserve">⚠️</w:t>
-            </w:r>
-            <w:r>
-              <w:t xml:space="preserve"> </w:t>
-            </w:r>
-            <w:r>
               <w:rPr>
                 <w:bCs/>
                 <w:b/>
@@ -28638,12 +27999,6 @@
               <w:jc w:val="left"/>
             </w:pPr>
             <w:r>
-              <w:t xml:space="preserve">⚠️</w:t>
-            </w:r>
-            <w:r>
-              <w:t xml:space="preserve"> </w:t>
-            </w:r>
-            <w:r>
               <w:rPr>
                 <w:bCs/>
                 <w:b/>
@@ -28663,12 +28018,6 @@
               <w:jc w:val="left"/>
             </w:pPr>
             <w:r>
-              <w:t xml:space="preserve">⚠️</w:t>
-            </w:r>
-            <w:r>
-              <w:t xml:space="preserve"> </w:t>
-            </w:r>
-            <w:r>
               <w:rPr>
                 <w:bCs/>
                 <w:b/>
@@ -28706,12 +28055,6 @@
               <w:pStyle w:val="Compact"/>
               <w:jc w:val="left"/>
             </w:pPr>
-            <w:r>
-              <w:t xml:space="preserve">❌</w:t>
-            </w:r>
-            <w:r>
-              <w:t xml:space="preserve"> </w:t>
-            </w:r>
             <w:r>
               <w:rPr>
                 <w:bCs/>
@@ -28769,69 +28112,57 @@
               <w:jc w:val="left"/>
             </w:pPr>
             <w:r>
-              <w:t xml:space="preserve">⚠️</w:t>
+              <w:rPr>
+                <w:bCs/>
+                <w:b/>
+              </w:rPr>
+              <w:t xml:space="preserve">未归档</w:t>
+            </w:r>
+          </w:p>
+        </w:tc>
+        <w:tc>
+          <w:tcPr/>
+          <w:p>
+            <w:pPr>
+              <w:pStyle w:val="Compact"/>
+              <w:jc w:val="left"/>
+            </w:pPr>
+            <w:r>
+              <w:t xml:space="preserve">同上</w:t>
+            </w:r>
+          </w:p>
+        </w:tc>
+        <w:tc>
+          <w:tcPr/>
+          <w:p>
+            <w:pPr>
+              <w:pStyle w:val="Compact"/>
+              <w:jc w:val="left"/>
+            </w:pPr>
+            <w:r>
+              <w:rPr>
+                <w:bCs/>
+                <w:b/>
+              </w:rPr>
+              <w:t xml:space="preserve">规格之间匹配</w:t>
+            </w:r>
+            <w:r>
+              <w:t xml:space="preserve">（同一</w:t>
             </w:r>
             <w:r>
               <w:t xml:space="preserve"> </w:t>
             </w:r>
             <w:r>
               <w:rPr>
-                <w:bCs/>
-                <w:b/>
-              </w:rPr>
-              <w:t xml:space="preserve">未归档</w:t>
-            </w:r>
-          </w:p>
-        </w:tc>
-        <w:tc>
-          <w:tcPr/>
-          <w:p>
-            <w:pPr>
-              <w:pStyle w:val="Compact"/>
-              <w:jc w:val="left"/>
-            </w:pPr>
-            <w:r>
-              <w:t xml:space="preserve">同上</w:t>
-            </w:r>
-          </w:p>
-        </w:tc>
-        <w:tc>
-          <w:tcPr/>
-          <w:p>
-            <w:pPr>
-              <w:pStyle w:val="Compact"/>
-              <w:jc w:val="left"/>
-            </w:pPr>
-            <w:r>
-              <w:t xml:space="preserve">✅</w:t>
+                <w:rStyle w:val="VerbatimChar"/>
+              </w:rPr>
+              <w:t xml:space="preserve">n_branches</w:t>
             </w:r>
             <w:r>
               <w:t xml:space="preserve"> </w:t>
             </w:r>
             <w:r>
-              <w:rPr>
-                <w:bCs/>
-                <w:b/>
-              </w:rPr>
-              <w:t xml:space="preserve">规格之间匹配</w:t>
-            </w:r>
-            <w:r>
-              <w:t xml:space="preserve">（同一</w:t>
-            </w:r>
-            <w:r>
-              <w:t xml:space="preserve"> </w:t>
-            </w:r>
-            <w:r>
-              <w:rPr>
-                <w:rStyle w:val="VerbatimChar"/>
-              </w:rPr>
-              <w:t xml:space="preserve">n_branches</w:t>
-            </w:r>
-            <w:r>
-              <w:t xml:space="preserve"> </w:t>
-            </w:r>
-            <w:r>
-              <w:t xml:space="preserve">档内）｜❌</w:t>
+              <w:t xml:space="preserve">档内）｜</w:t>
             </w:r>
             <w:r>
               <w:t xml:space="preserve"> </w:t>
@@ -28889,12 +28220,6 @@
               <w:pStyle w:val="Compact"/>
               <w:jc w:val="left"/>
             </w:pPr>
-            <w:r>
-              <w:t xml:space="preserve">⚠️</w:t>
-            </w:r>
-            <w:r>
-              <w:t xml:space="preserve"> </w:t>
-            </w:r>
             <w:r>
               <w:rPr>
                 <w:bCs/>
@@ -29113,10 +28438,7 @@
         <w:t xml:space="preserve">"每份有效产出"是【每份产出】口径，不是【每次调用】口径</w:t>
       </w:r>
       <w:r>
-        <w:t xml:space="preserve">，⚠️</w:t>
-      </w:r>
-      <w:r>
-        <w:t xml:space="preserve"> </w:t>
+        <w:t xml:space="preserve">，</w:t>
       </w:r>
       <w:r>
         <w:rPr>
@@ -29170,10 +28492,7 @@
         <w:t xml:space="preserve">本文的臂间比较只有【调用次数】这一条预算轴可用，没有 token 轴</w:t>
       </w:r>
       <w:r>
-        <w:t xml:space="preserve">，⚠️</w:t>
-      </w:r>
-      <w:r>
-        <w:t xml:space="preserve"> </w:t>
+        <w:t xml:space="preserve">，</w:t>
       </w:r>
       <w:r>
         <w:rPr>
@@ -29339,12 +28658,6 @@
         <w:pStyle w:val="Compact"/>
       </w:pPr>
       <w:r>
-        <w:t xml:space="preserve">⚠️</w:t>
-      </w:r>
-      <w:r>
-        <w:t xml:space="preserve"> </w:t>
-      </w:r>
-      <w:r>
         <w:rPr>
           <w:bCs/>
           <w:b/>
@@ -29417,12 +28730,6 @@
         <w:pStyle w:val="Compact"/>
       </w:pPr>
       <w:r>
-        <w:t xml:space="preserve">⚠️</w:t>
-      </w:r>
-      <w:r>
-        <w:t xml:space="preserve"> </w:t>
-      </w:r>
-      <w:r>
         <w:rPr>
           <w:bCs/>
           <w:b/>
@@ -29738,10 +29045,7 @@
         <w:t xml:space="preserve">测不出来</w:t>
       </w:r>
       <w:r>
-        <w:t xml:space="preserve">——oracle 沉默时落进『未提及』。⚠️</w:t>
-      </w:r>
-      <w:r>
-        <w:t xml:space="preserve"> </w:t>
+        <w:t xml:space="preserve">——oracle 沉默时落进『未提及』。</w:t>
       </w:r>
       <w:r>
         <w:rPr>
@@ -29893,12 +29197,6 @@
         <w:pStyle w:val="Compact"/>
       </w:pPr>
       <w:r>
-        <w:t xml:space="preserve">⚠️</w:t>
-      </w:r>
-      <w:r>
-        <w:t xml:space="preserve"> </w:t>
-      </w:r>
-      <w:r>
         <w:rPr>
           <w:bCs/>
           <w:b/>
@@ -30005,7 +29303,7 @@
     </w:p>
     <w:bookmarkEnd w:id="69"/>
     <w:bookmarkEnd w:id="70"/>
-    <w:bookmarkStart w:id="77" w:name="Xf560a7ea0acafc7fba213f968c192f5f4c990e3"/>
+    <w:bookmarkStart w:id="77" w:name="X1815d1a638f7d5b40ef2d09f7f3feea79d70df4"/>
     <w:p>
       <w:pPr>
         <w:pStyle w:val="Heading3"/>
@@ -30022,9 +29320,6 @@
       </w:r>
       <w:r>
         <w:t xml:space="preserve">：</w:t>
-      </w:r>
-      <w:r>
-        <w:t xml:space="preserve"> </w:t>
       </w:r>
       <w:r>
         <w:rPr>
@@ -30602,12 +29897,6 @@
         <w:pStyle w:val="BlockText"/>
       </w:pPr>
       <w:r>
-        <w:t xml:space="preserve">⚠️</w:t>
-      </w:r>
-      <w:r>
-        <w:t xml:space="preserve"> </w:t>
-      </w:r>
-      <w:r>
         <w:rPr>
           <w:bCs/>
           <w:b/>
@@ -30688,10 +29977,7 @@
         <w:t xml:space="preserve"> </w:t>
       </w:r>
       <w:r>
-        <w:t xml:space="preserve">4 支口径。⚠️</w:t>
-      </w:r>
-      <w:r>
-        <w:t xml:space="preserve"> </w:t>
+        <w:t xml:space="preserve">4 支口径。</w:t>
       </w:r>
       <w:r>
         <w:rPr>
@@ -30726,6 +30012,1060 @@
       </w:r>
       <w:r>
         <w:t xml:space="preserve">，且三轮数据一致。配合人工复查，错误类型分得很清：</w:t>
+      </w:r>
+    </w:p>
+    <w:tbl>
+      <w:tblPr>
+        <w:tblStyle w:val="Table"/>
+        <w:tblW w:type="auto" w:w="0"/>
+        <w:tblLook w:firstRow="1" w:lastRow="0" w:firstColumn="0" w:lastColumn="0" w:noHBand="0" w:noVBand="0" w:val="0020"/>
+      </w:tblPr>
+      <w:tblGrid>
+        <w:gridCol w:w="2640"/>
+        <w:gridCol w:w="2640"/>
+        <w:gridCol w:w="2640"/>
+      </w:tblGrid>
+      <w:tr>
+        <w:trPr>
+          <w:tblHeader w:val="true"/>
+        </w:trPr>
+        <w:tc>
+          <w:tcPr/>
+          <w:p>
+            <w:pPr>
+              <w:pStyle w:val="Compact"/>
+              <w:jc w:val="left"/>
+            </w:pPr>
+            <w:r>
+              <w:t xml:space="preserve">类型</w:t>
+            </w:r>
+          </w:p>
+        </w:tc>
+        <w:tc>
+          <w:tcPr/>
+          <w:p>
+            <w:pPr>
+              <w:pStyle w:val="Compact"/>
+              <w:jc w:val="left"/>
+            </w:pPr>
+            <w:r>
+              <w:t xml:space="preserve">例</w:t>
+            </w:r>
+          </w:p>
+        </w:tc>
+        <w:tc>
+          <w:tcPr/>
+          <w:p>
+            <w:pPr>
+              <w:pStyle w:val="Compact"/>
+              <w:jc w:val="center"/>
+            </w:pPr>
+            <w:r>
+              <w:t xml:space="preserve">工作流能否预防</w:t>
+            </w:r>
+          </w:p>
+        </w:tc>
+      </w:tr>
+      <w:tr>
+        <w:tc>
+          <w:tcPr/>
+          <w:p>
+            <w:pPr>
+              <w:pStyle w:val="Compact"/>
+              <w:jc w:val="left"/>
+            </w:pPr>
+            <w:r>
+              <w:t xml:space="preserve">条号错</w:t>
+            </w:r>
+          </w:p>
+        </w:tc>
+        <w:tc>
+          <w:tcPr/>
+          <w:p>
+            <w:pPr>
+              <w:pStyle w:val="Compact"/>
+              <w:jc w:val="left"/>
+            </w:pPr>
+            <w:r>
+              <w:t xml:space="preserve">"第三条规定 50 万限额"（是</w:t>
+            </w:r>
+            <w:r>
+              <w:rPr>
+                <w:bCs/>
+                <w:b/>
+              </w:rPr>
+              <w:t xml:space="preserve">第五</w:t>
+            </w:r>
+            <w:r>
+              <w:t xml:space="preserve">条）</w:t>
+            </w:r>
+          </w:p>
+        </w:tc>
+        <w:tc>
+          <w:tcPr/>
+          <w:p>
+            <w:pPr>
+              <w:pStyle w:val="Compact"/>
+            </w:pPr>
+          </w:p>
+        </w:tc>
+      </w:tr>
+      <w:tr>
+        <w:tc>
+          <w:tcPr/>
+          <w:p>
+            <w:pPr>
+              <w:pStyle w:val="Compact"/>
+              <w:jc w:val="left"/>
+            </w:pPr>
+            <w:r>
+              <w:t xml:space="preserve">数字错</w:t>
+            </w:r>
+          </w:p>
+        </w:tc>
+        <w:tc>
+          <w:tcPr/>
+          <w:p>
+            <w:pPr>
+              <w:pStyle w:val="Compact"/>
+              <w:jc w:val="left"/>
+            </w:pPr>
+            <w:r>
+              <w:t xml:space="preserve">"不足</w:t>
+            </w:r>
+            <w:r>
+              <w:t xml:space="preserve"> </w:t>
+            </w:r>
+            <w:r>
+              <w:rPr>
+                <w:bCs/>
+                <w:b/>
+              </w:rPr>
+              <w:t xml:space="preserve">500 元</w:t>
+            </w:r>
+            <w:r>
+              <w:t xml:space="preserve">按 500 元"（是</w:t>
+            </w:r>
+            <w:r>
+              <w:rPr>
+                <w:bCs/>
+                <w:b/>
+              </w:rPr>
+              <w:t xml:space="preserve">一千元</w:t>
+            </w:r>
+            <w:r>
+              <w:t xml:space="preserve">）</w:t>
+            </w:r>
+          </w:p>
+        </w:tc>
+        <w:tc>
+          <w:tcPr/>
+          <w:p>
+            <w:pPr>
+              <w:pStyle w:val="Compact"/>
+            </w:pPr>
+          </w:p>
+        </w:tc>
+      </w:tr>
+      <w:tr>
+        <w:tc>
+          <w:tcPr/>
+          <w:p>
+            <w:pPr>
+              <w:pStyle w:val="Compact"/>
+              <w:jc w:val="left"/>
+            </w:pPr>
+            <w:r>
+              <w:t xml:space="preserve">前提错</w:t>
+            </w:r>
+          </w:p>
+        </w:tc>
+        <w:tc>
+          <w:tcPr/>
+          <w:p>
+            <w:pPr>
+              <w:pStyle w:val="Compact"/>
+              <w:jc w:val="left"/>
+            </w:pPr>
+            <w:r>
+              <w:t xml:space="preserve">"仲裁时效自</w:t>
+            </w:r>
+            <w:r>
+              <w:rPr>
+                <w:bCs/>
+                <w:b/>
+              </w:rPr>
+              <w:t xml:space="preserve">争议发生之日</w:t>
+            </w:r>
+            <w:r>
+              <w:t xml:space="preserve">"（是"知道权利被侵害之日"）</w:t>
+            </w:r>
+          </w:p>
+        </w:tc>
+        <w:tc>
+          <w:tcPr/>
+          <w:p>
+            <w:pPr>
+              <w:pStyle w:val="Compact"/>
+            </w:pPr>
+          </w:p>
+        </w:tc>
+      </w:tr>
+      <w:tr>
+        <w:tc>
+          <w:tcPr/>
+          <w:p>
+            <w:pPr>
+              <w:pStyle w:val="Compact"/>
+              <w:jc w:val="left"/>
+            </w:pPr>
+            <w:r>
+              <w:t xml:space="preserve">表述绝对化</w:t>
+            </w:r>
+          </w:p>
+        </w:tc>
+        <w:tc>
+          <w:tcPr/>
+          <w:p>
+            <w:pPr>
+              <w:pStyle w:val="Compact"/>
+              <w:jc w:val="left"/>
+            </w:pPr>
+            <w:r>
+              <w:t xml:space="preserve">"超出部分</w:t>
+            </w:r>
+            <w:r>
+              <w:rPr>
+                <w:bCs/>
+                <w:b/>
+              </w:rPr>
+              <w:t xml:space="preserve">由存款人自行承担</w:t>
+            </w:r>
+            <w:r>
+              <w:t xml:space="preserve">"（是"从清算财产受偿"）</w:t>
+            </w:r>
+          </w:p>
+        </w:tc>
+        <w:tc>
+          <w:tcPr/>
+          <w:p>
+            <w:pPr>
+              <w:pStyle w:val="Compact"/>
+            </w:pPr>
+          </w:p>
+        </w:tc>
+      </w:tr>
+    </w:tbl>
+    <w:p>
+      <w:pPr>
+        <w:pStyle w:val="BodyText"/>
+      </w:pPr>
+      <w:r>
+        <w:rPr>
+          <w:rStyle w:val="VerbatimChar"/>
+        </w:rPr>
+        <w:t xml:space="preserve">✅</w:t>
+      </w:r>
+      <w:r>
+        <w:t xml:space="preserve"> </w:t>
+      </w:r>
+      <w:r>
+        <w:rPr>
+          <w:bCs/>
+          <w:b/>
+        </w:rPr>
+        <w:t xml:space="preserve">错误分布被仪器盲区掩盖过</w:t>
+      </w:r>
+      <w:r>
+        <w:t xml:space="preserve">：旧核验器在这个数据集上报告的是"三臂矛盾均为 0"，用修好的 v4 全量重判才发现 dual_fuse 的 10 倍差距——</w:t>
+      </w:r>
+      <w:r>
+        <w:rPr>
+          <w:bCs/>
+          <w:b/>
+        </w:rPr>
+        <w:t xml:space="preserve">被遮了两个整夜</w:t>
+      </w:r>
+      <w:r>
+        <w:t xml:space="preserve">。</w:t>
+      </w:r>
+    </w:p>
+    <w:bookmarkStart w:id="71" w:name="双边口径的读法能支持什么不能支持什么回填后更新"/>
+    <w:p>
+      <w:pPr>
+        <w:pStyle w:val="Heading4"/>
+      </w:pPr>
+      <w:r>
+        <w:t xml:space="preserve">5.2.1 双边口径的读法能支持什么、不能支持什么（回填后更新）</w:t>
+      </w:r>
+    </w:p>
+    <w:p>
+      <w:pPr>
+        <w:numPr>
+          <w:ilvl w:val="0"/>
+          <w:numId w:val="1013"/>
+        </w:numPr>
+        <w:pStyle w:val="Compact"/>
+      </w:pPr>
+      <w:r>
+        <w:rPr>
+          <w:bCs/>
+          <w:b/>
+        </w:rPr>
+        <w:t xml:space="preserve">能支持（本批本域本口径）</w:t>
+      </w:r>
+      <w:r>
+        <w:t xml:space="preserve">：</w:t>
+      </w:r>
+      <w:r>
+        <w:rPr>
+          <w:bCs/>
+          <w:b/>
+        </w:rPr>
+        <w:t xml:space="preserve">在【推导唯一】任务域上，工作流臂的每份有效产出低于一次直调</w:t>
+      </w:r>
+      <w:r>
+        <w:t xml:space="preserve">（</w:t>
+      </w:r>
+      <w:r>
+        <w:rPr>
+          <w:bCs/>
+          <w:b/>
+        </w:rPr>
+        <w:t xml:space="preserve">2.65</w:t>
+      </w:r>
+      <w:r>
+        <w:t xml:space="preserve"> </w:t>
+      </w:r>
+      <w:r>
+        <w:t xml:space="preserve">vs</w:t>
+      </w:r>
+      <w:r>
+        <w:t xml:space="preserve"> </w:t>
+      </w:r>
+      <w:r>
+        <w:rPr>
+          <w:bCs/>
+          <w:b/>
+        </w:rPr>
+        <w:t xml:space="preserve">2.10</w:t>
+      </w:r>
+      <w:r>
+        <w:t xml:space="preserve"> </w:t>
+      </w:r>
+      <w:r>
+        <w:t xml:space="preserve">/</w:t>
+      </w:r>
+      <w:r>
+        <w:t xml:space="preserve"> </w:t>
+      </w:r>
+      <w:r>
+        <w:rPr>
+          <w:bCs/>
+          <w:b/>
+        </w:rPr>
+        <w:t xml:space="preserve">1.36</w:t>
+      </w:r>
+      <w:r>
+        <w:t xml:space="preserve">；</w:t>
+      </w:r>
+      <w:r>
+        <w:rPr>
+          <w:bCs/>
+          <w:b/>
+        </w:rPr>
+        <w:t xml:space="preserve">21%</w:t>
+      </w:r>
+      <w:r>
+        <w:t xml:space="preserve"> </w:t>
+      </w:r>
+      <w:r>
+        <w:t xml:space="preserve">/</w:t>
+      </w:r>
+      <w:r>
+        <w:t xml:space="preserve"> </w:t>
+      </w:r>
+      <w:r>
+        <w:rPr>
+          <w:bCs/>
+          <w:b/>
+        </w:rPr>
+        <w:t xml:space="preserve">49%</w:t>
+      </w:r>
+      <w:r>
+        <w:t xml:space="preserve">），且</w:t>
+      </w:r>
+      <w:r>
+        <w:t xml:space="preserve"> </w:t>
+      </w:r>
+      <w:r>
+        <w:rPr>
+          <w:rStyle w:val="VerbatimChar"/>
+        </w:rPr>
+        <w:t xml:space="preserve">dual_fuse</w:t>
+      </w:r>
+      <w:r>
+        <w:t xml:space="preserve"> </w:t>
+      </w:r>
+      <w:r>
+        <w:t xml:space="preserve">的矛盾率是 direct 的</w:t>
+      </w:r>
+      <w:r>
+        <w:t xml:space="preserve"> </w:t>
+      </w:r>
+      <w:r>
+        <w:rPr>
+          <w:bCs/>
+          <w:b/>
+        </w:rPr>
+        <w:t xml:space="preserve">10.5 倍</w:t>
+      </w:r>
+      <w:r>
+        <w:t xml:space="preserve">（分母 284 / 285）——</w:t>
+      </w:r>
+      <w:r>
+        <w:t xml:space="preserve"> </w:t>
+      </w:r>
+      <w:r>
+        <w:rPr>
+          <w:bCs/>
+          <w:b/>
+        </w:rPr>
+        <w:t xml:space="preserve">这是【单边口径】的读数</w:t>
+      </w:r>
+      <w:r>
+        <w:t xml:space="preserve">（只报『新增』侧的绝对计数），</w:t>
+      </w:r>
+      <w:r>
+        <w:rPr>
+          <w:bCs/>
+          <w:b/>
+        </w:rPr>
+        <w:t xml:space="preserve">它是【上层口径】的事实，不因下层口径而失效</w:t>
+      </w:r>
+      <w:r>
+        <w:t xml:space="preserve">。</w:t>
+      </w:r>
+    </w:p>
+    <w:p>
+      <w:pPr>
+        <w:numPr>
+          <w:ilvl w:val="0"/>
+          <w:numId w:val="1013"/>
+        </w:numPr>
+        <w:pStyle w:val="Compact"/>
+      </w:pPr>
+      <w:r>
+        <w:rPr>
+          <w:bCs/>
+          <w:b/>
+        </w:rPr>
+        <w:t xml:space="preserve">能支持（回填后新增，双边口径）</w:t>
+      </w:r>
+      <w:r>
+        <w:t xml:space="preserve">：</w:t>
+      </w:r>
+      <w:r>
+        <w:rPr>
+          <w:bCs/>
+          <w:b/>
+        </w:rPr>
+        <w:t xml:space="preserve">在【断言层（措辞层）】上，工作流臂的净增益逐配对为正</w:t>
+      </w:r>
+      <w:r>
+        <w:t xml:space="preserve">（</w:t>
+      </w:r>
+      <w:r>
+        <w:rPr>
+          <w:bCs/>
+          <w:b/>
+        </w:rPr>
+        <w:t xml:space="preserve">+4 / +4 / +3 / +3</w:t>
+      </w:r>
+      <w:r>
+        <w:t xml:space="preserve">，</w:t>
+      </w:r>
+      <w:r>
+        <w:rPr>
+          <w:bCs/>
+          <w:b/>
+        </w:rPr>
+        <w:t xml:space="preserve">4/4</w:t>
+      </w:r>
+      <w:r>
+        <w:t xml:space="preserve"> </w:t>
+      </w:r>
+      <w:r>
+        <w:t xml:space="preserve">逐配对超出该层噪声带</w:t>
+      </w:r>
+      <w:r>
+        <w:t xml:space="preserve"> </w:t>
+      </w:r>
+      <w:r>
+        <w:rPr>
+          <w:bCs/>
+          <w:b/>
+        </w:rPr>
+        <w:t xml:space="preserve">±2</w:t>
+      </w:r>
+      <w:r>
+        <w:t xml:space="preserve">），</w:t>
+      </w:r>
+      <w:r>
+        <w:rPr>
+          <w:bCs/>
+          <w:b/>
+        </w:rPr>
+        <w:t xml:space="preserve">工作流臂覆盖了更多不同的断言表述（措辞层）</w:t>
+      </w:r>
+      <w:r>
+        <w:t xml:space="preserve">。</w:t>
+      </w:r>
+    </w:p>
+    <w:p>
+      <w:pPr>
+        <w:numPr>
+          <w:ilvl w:val="0"/>
+          <w:numId w:val="1013"/>
+        </w:numPr>
+        <w:pStyle w:val="Compact"/>
+      </w:pPr>
+      <w:r>
+        <w:rPr>
+          <w:bCs/>
+          <w:b/>
+        </w:rPr>
+        <w:t xml:space="preserve">不能支持</w:t>
+      </w:r>
+      <w:r>
+        <w:t xml:space="preserve">：</w:t>
+      </w:r>
+      <w:r>
+        <w:rPr>
+          <w:bCs/>
+          <w:b/>
+        </w:rPr>
+        <w:t xml:space="preserve">"架构层净收益为负"</w:t>
+      </w:r>
+      <w:r>
+        <w:t xml:space="preserve"> </w:t>
+      </w:r>
+      <w:r>
+        <w:t xml:space="preserve">—— 这一轮</w:t>
+      </w:r>
+      <w:r>
+        <w:rPr>
+          <w:bCs/>
+          <w:b/>
+        </w:rPr>
+        <w:t xml:space="preserve">只算了『新增』侧</w:t>
+      </w:r>
+      <w:r>
+        <w:t xml:space="preserve">（法律域 944 条那批），</w:t>
+      </w:r>
+      <w:r>
+        <w:rPr>
+          <w:bCs/>
+          <w:b/>
+        </w:rPr>
+        <w:t xml:space="preserve">"新增很多 + 丢光基线里的东西"这条路径当前看不出来</w:t>
+      </w:r>
+      <w:r>
+        <w:t xml:space="preserve">（§7 局限 11），</w:t>
+      </w:r>
+      <w:r>
+        <w:rPr>
+          <w:bCs/>
+          <w:b/>
+        </w:rPr>
+        <w:t xml:space="preserve">这是结构性缺失，不是 bug</w:t>
+      </w:r>
+      <w:r>
+        <w:t xml:space="preserve">。</w:t>
+      </w:r>
+    </w:p>
+    <w:p>
+      <w:pPr>
+        <w:numPr>
+          <w:ilvl w:val="0"/>
+          <w:numId w:val="1013"/>
+        </w:numPr>
+        <w:pStyle w:val="Compact"/>
+      </w:pPr>
+      <w:r>
+        <w:rPr>
+          <w:bCs/>
+          <w:b/>
+        </w:rPr>
+        <w:t xml:space="preserve">不能支持（回填后新增）</w:t>
+      </w:r>
+      <w:r>
+        <w:t xml:space="preserve">：</w:t>
+      </w:r>
+      <w:r>
+        <w:rPr>
+          <w:bCs/>
+          <w:b/>
+        </w:rPr>
+        <w:t xml:space="preserve">"工作流臂覆盖了更多结论"</w:t>
+      </w:r>
+      <w:r>
+        <w:t xml:space="preserve"> </w:t>
+      </w:r>
+      <w:r>
+        <w:t xml:space="preserve">—— 【结论空间层】的净增益</w:t>
+      </w:r>
+      <w:r>
+        <w:rPr>
+          <w:bCs/>
+          <w:b/>
+        </w:rPr>
+        <w:t xml:space="preserve">不可分辨</w:t>
+      </w:r>
+      <w:r>
+        <w:t xml:space="preserve">（口径 A 逐配对</w:t>
+      </w:r>
+      <w:r>
+        <w:t xml:space="preserve"> </w:t>
+      </w:r>
+      <w:r>
+        <w:rPr>
+          <w:bCs/>
+          <w:b/>
+        </w:rPr>
+        <w:t xml:space="preserve">−1 / +3 / −9 / +0</w:t>
+      </w:r>
+      <w:r>
+        <w:t xml:space="preserve">，符号不一致）；且【断言层】的</w:t>
+      </w:r>
+      <w:r>
+        <w:rPr>
+          <w:bCs/>
+          <w:b/>
+        </w:rPr>
+        <w:t xml:space="preserve">共同集在 13 个可比配对里恒为 0</w:t>
+      </w:r>
+      <w:r>
+        <w:t xml:space="preserve">，</w:t>
+      </w:r>
+      <w:r>
+        <w:rPr>
+          <w:bCs/>
+          <w:b/>
+        </w:rPr>
+        <w:t xml:space="preserve">它量的是"说了更多话"，不是"覆盖了更多结论"</w:t>
+      </w:r>
+      <w:r>
+        <w:t xml:space="preserve">。</w:t>
+      </w:r>
+    </w:p>
+    <w:p>
+      <w:pPr>
+        <w:numPr>
+          <w:ilvl w:val="0"/>
+          <w:numId w:val="1013"/>
+        </w:numPr>
+        <w:pStyle w:val="Compact"/>
+      </w:pPr>
+      <w:r>
+        <w:rPr>
+          <w:bCs/>
+          <w:b/>
+        </w:rPr>
+        <w:t xml:space="preserve">也不能支持</w:t>
+      </w:r>
+      <w:r>
+        <w:t xml:space="preserve">：任何依赖</w:t>
+      </w:r>
+      <w:r>
+        <w:rPr>
+          <w:bCs/>
+          <w:b/>
+        </w:rPr>
+        <w:t xml:space="preserve">绝对值与分母</w:t>
+      </w:r>
+      <w:r>
+        <w:t xml:space="preserve">的一般结论 —— dual 臂</w:t>
+      </w:r>
+      <w:r>
+        <w:rPr>
+          <w:bCs/>
+          <w:b/>
+        </w:rPr>
+        <w:t xml:space="preserve">未按 4 支口径重算</w:t>
+      </w:r>
+      <w:r>
+        <w:t xml:space="preserve">（附录 D.1）。</w:t>
+      </w:r>
+    </w:p>
+    <w:bookmarkEnd w:id="71"/>
+    <w:bookmarkStart w:id="72" w:name="双边口径的算法与判据写死回填时直接照抄执行"/>
+    <w:p>
+      <w:pPr>
+        <w:pStyle w:val="Heading4"/>
+      </w:pPr>
+      <w:r>
+        <w:t xml:space="preserve">5.2.2 双边口径的算法与判据（写死，回填时直接照抄执行）</w:t>
+      </w:r>
+    </w:p>
+    <w:p>
+      <w:pPr>
+        <w:pStyle w:val="SourceCode"/>
+      </w:pPr>
+      <w:r>
+        <w:rPr>
+          <w:rStyle w:val="VerbatimChar"/>
+        </w:rPr>
+        <w:t xml:space="preserve">★ 口径 A · 结论空间归族（★ 实现里已是双边计算，配对 = 同 rep 基线）</w:t>
+      </w:r>
+      <w:r>
+        <w:br/>
+      </w:r>
+      <w:r>
+        <w:rPr>
+          <w:rStyle w:val="VerbatimChar"/>
+        </w:rPr>
+        <w:t xml:space="preserve">   净维度增益(臂, rep) = |新增| − |丢失|</w:t>
+      </w:r>
+      <w:r>
+        <w:br/>
+      </w:r>
+      <w:r>
+        <w:rPr>
+          <w:rStyle w:val="VerbatimChar"/>
+        </w:rPr>
+        <w:t xml:space="preserve">       新增 = 工作流提到的结论集  \  基线提到的结论集</w:t>
+      </w:r>
+      <w:r>
+        <w:br/>
+      </w:r>
+      <w:r>
+        <w:rPr>
+          <w:rStyle w:val="VerbatimChar"/>
+        </w:rPr>
+        <w:t xml:space="preserve">       丢失 = 基线提到的结论集    \  工作流提到的结论集</w:t>
+      </w:r>
+      <w:r>
+        <w:br/>
+      </w:r>
+      <w:r>
+        <w:rPr>
+          <w:rStyle w:val="VerbatimChar"/>
+        </w:rPr>
+        <w:t xml:space="preserve">   字段：supports_conclusions / load_bearing / verdict / evidence_ref</w:t>
+      </w:r>
+      <w:r>
+        <w:br/>
+      </w:r>
+      <w:r>
+        <w:br/>
+      </w:r>
+      <w:r>
+        <w:rPr>
+          <w:rStyle w:val="VerbatimChar"/>
+        </w:rPr>
+        <w:t xml:space="preserve">★ 口径 B · 断言（卡片）层 —— 本轮 944 条走的这条</w:t>
+      </w:r>
+      <w:r>
+        <w:br/>
+      </w:r>
+      <w:r>
+        <w:rPr>
+          <w:rStyle w:val="VerbatimChar"/>
+        </w:rPr>
+        <w:t xml:space="preserve">   净增益(臂) = |新增断言| − |丢失断言|</w:t>
+      </w:r>
+      <w:r>
+        <w:br/>
+      </w:r>
+      <w:r>
+        <w:rPr>
+          <w:rStyle w:val="VerbatimChar"/>
+        </w:rPr>
+        <w:t xml:space="preserve">       新增 = 工作流臂断言集 \ 直调断言集</w:t>
+      </w:r>
+      <w:r>
+        <w:br/>
+      </w:r>
+      <w:r>
+        <w:rPr>
+          <w:rStyle w:val="VerbatimChar"/>
+        </w:rPr>
+        <w:t xml:space="preserve">       丢失 = 直调断言集    \ 工作流臂断言集</w:t>
+      </w:r>
+    </w:p>
+    <w:p>
+      <w:pPr>
+        <w:pStyle w:val="FirstParagraph"/>
+      </w:pPr>
+      <w:r>
+        <w:rPr>
+          <w:bCs/>
+          <w:b/>
+        </w:rPr>
+        <w:t xml:space="preserve">三条执行要求（照 §5.2.4 的字段规格）</w:t>
+      </w:r>
+      <w:r>
+        <w:t xml:space="preserve">：</w:t>
+      </w:r>
+      <w:r>
+        <w:t xml:space="preserve"> </w:t>
+      </w:r>
+      <w:r>
+        <w:t xml:space="preserve">1.</w:t>
+      </w:r>
+      <w:r>
+        <w:t xml:space="preserve"> </w:t>
+      </w:r>
+      <w:r>
+        <w:rPr>
+          <w:bCs/>
+          <w:b/>
+        </w:rPr>
+        <w:t xml:space="preserve">配对基线 = 同 rep 的直调臂</w:t>
+      </w:r>
+      <w:r>
+        <w:t xml:space="preserve">（</w:t>
+      </w:r>
+      <w:r>
+        <w:rPr>
+          <w:rStyle w:val="VerbatimChar"/>
+        </w:rPr>
+        <w:t xml:space="preserve">B0_direct#rep{N}</w:t>
+      </w:r>
+      <w:r>
+        <w:t xml:space="preserve">）——</w:t>
+      </w:r>
+      <w:r>
+        <w:t xml:space="preserve"> </w:t>
+      </w:r>
+      <w:r>
+        <w:rPr>
+          <w:bCs/>
+          <w:b/>
+        </w:rPr>
+        <w:t xml:space="preserve">固定用 rep1 会把基线噪声记成被测臂的"丢失"</w:t>
+      </w:r>
+      <w:r>
+        <w:t xml:space="preserve">（现成实现：</w:t>
+      </w:r>
+      <w:r>
+        <w:rPr>
+          <w:rStyle w:val="VerbatimChar"/>
+        </w:rPr>
+        <w:t xml:space="preserve">来源与底稿/第三组_治塌缩层3/cmp8repo/repro/src/judge/measure.py:494-508</w:t>
+      </w:r>
+      <w:r>
+        <w:t xml:space="preserve">）；</w:t>
+      </w:r>
+      <w:r>
+        <w:t xml:space="preserve"> </w:t>
+      </w:r>
+      <w:r>
+        <w:t xml:space="preserve">2.</w:t>
+      </w:r>
+      <w:r>
+        <w:t xml:space="preserve"> </w:t>
+      </w:r>
+      <w:r>
+        <w:rPr>
+          <w:bCs/>
+          <w:b/>
+        </w:rPr>
+        <w:t xml:space="preserve">承重分层必须分开报</w:t>
+      </w:r>
+      <w:r>
+        <w:t xml:space="preserve">（</w:t>
+      </w:r>
+      <w:r>
+        <w:rPr>
+          <w:rStyle w:val="VerbatimChar"/>
+        </w:rPr>
+        <w:t xml:space="preserve">load_bearing</w:t>
+      </w:r>
+      <w:r>
+        <w:t xml:space="preserve">）—— 高承重新增 / 高承重丢失 / 低承重新增 / 低承重丢失</w:t>
+      </w:r>
+      <w:r>
+        <w:t xml:space="preserve"> </w:t>
+      </w:r>
+      <w:r>
+        <w:rPr>
+          <w:bCs/>
+          <w:b/>
+        </w:rPr>
+        <w:t xml:space="preserve">四格分别报</w:t>
+      </w:r>
+      <w:r>
+        <w:t xml:space="preserve">，</w:t>
+      </w:r>
+      <w:r>
+        <w:rPr>
+          <w:bCs/>
+          <w:b/>
+        </w:rPr>
+        <w:t xml:space="preserve">不许只报总数</w:t>
+      </w:r>
+      <w:r>
+        <w:t xml:space="preserve">；</w:t>
+      </w:r>
+      <w:r>
+        <w:t xml:space="preserve"> </w:t>
+      </w:r>
+      <w:r>
+        <w:t xml:space="preserve">3.</w:t>
+      </w:r>
+      <w:r>
+        <w:t xml:space="preserve"> </w:t>
+      </w:r>
+      <w:r>
+        <w:rPr>
+          <w:bCs/>
+          <w:b/>
+        </w:rPr>
+        <w:t xml:space="preserve">绝对分母 + 4 支口径</w:t>
+      </w:r>
+      <w:r>
+        <w:t xml:space="preserve"> </w:t>
+      </w:r>
+      <w:r>
+        <w:t xml:space="preserve">—— 型号池静默下架，</w:t>
+      </w:r>
+      <w:r>
+        <w:rPr>
+          <w:bCs/>
+          <w:b/>
+        </w:rPr>
+        <w:t xml:space="preserve">5 支臂实测为 4 支</w:t>
+      </w:r>
+      <w:r>
+        <w:t xml:space="preserve">（附录 D.1），</w:t>
+      </w:r>
+      <w:r>
+        <w:rPr>
+          <w:bCs/>
+          <w:b/>
+        </w:rPr>
+        <w:t xml:space="preserve">分母用 4 支，不许用 5 支口径</w:t>
+      </w:r>
+      <w:r>
+        <w:t xml:space="preserve">；</w:t>
+      </w:r>
+      <w:r>
+        <w:t xml:space="preserve"> </w:t>
+      </w:r>
+      <w:r>
+        <w:t xml:space="preserve">4.</w:t>
+      </w:r>
+      <w:r>
+        <w:t xml:space="preserve"> </w:t>
+      </w:r>
+      <w:r>
+        <w:rPr>
+          <w:bCs/>
+          <w:b/>
+        </w:rPr>
+        <w:t xml:space="preserve">零假设标定（噪声地板）必须先做，判决才有锚</w:t>
+      </w:r>
+      <w:r>
+        <w:t xml:space="preserve"> </w:t>
+      </w:r>
+      <w:r>
+        <w:t xml:space="preserve">——</w:t>
+      </w:r>
+      <w:r>
+        <w:t xml:space="preserve"> </w:t>
+      </w:r>
+      <w:r>
+        <w:rPr>
+          <w:bCs/>
+          <w:b/>
+        </w:rPr>
+        <w:t xml:space="preserve">阈值只能来自零分布；H0 零分布的最佳来源 =【同题 rep 重复】</w:t>
+      </w:r>
+      <w:r>
+        <w:t xml:space="preserve">（同臂同题 rep1 vs rep2 互比，纯噪声），</w:t>
+      </w:r>
+      <w:r>
+        <w:rPr>
+          <w:bCs/>
+          <w:b/>
+        </w:rPr>
+        <w:t xml:space="preserve">这一轮标定：n = 8；口径 A 的</w:t>
+      </w:r>
+      <w:r>
+        <w:rPr>
+          <w:bCs/>
+          <w:b/>
+        </w:rPr>
+        <w:t xml:space="preserve"> </w:t>
+      </w:r>
+      <w:r>
+        <w:rPr>
+          <w:rStyle w:val="VerbatimChar"/>
+          <w:bCs/>
+          <w:b/>
+        </w:rPr>
+        <w:t xml:space="preserve">|净|</w:t>
+      </w:r>
+      <w:r>
+        <w:rPr>
+          <w:bCs/>
+          <w:b/>
+        </w:rPr>
+        <w:t xml:space="preserve"> </w:t>
+      </w:r>
+      <w:r>
+        <w:rPr>
+          <w:bCs/>
+          <w:b/>
+        </w:rPr>
+        <w:t xml:space="preserve">均值 2.75 / 最大 8，噪声带 ≈ ±8；口径 B 均值 0.25 / 最大 2，≈ ±2</w:t>
+      </w:r>
+      <w:r>
+        <w:t xml:space="preserve">（标定明细见 §5.2.4），</w:t>
+      </w:r>
+      <w:r>
+        <w:rPr>
+          <w:bCs/>
+          <w:b/>
+        </w:rPr>
+        <w:t xml:space="preserve">"不可分辨"这个判决必须带着这条锚一起写，否则它是无锚的判决。</w:t>
+      </w:r>
+    </w:p>
+    <w:bookmarkEnd w:id="72"/>
+    <w:bookmarkStart w:id="73" w:name="X0de225be1ada8e7fae7747e7b2aac600b71e232"/>
+    <w:p>
+      <w:pPr>
+        <w:pStyle w:val="Heading4"/>
+      </w:pPr>
+      <w:r>
+        <w:t xml:space="preserve">5.2.3 双边口径下 R2 的【四种】落点各自意味着什么（方法学判读 · 无论重算出什么，本文结构不需重写）</w:t>
+      </w:r>
+    </w:p>
+    <w:p>
+      <w:pPr>
+        <w:pStyle w:val="FirstParagraph"/>
+      </w:pPr>
+      <w:r>
+        <w:rPr>
+          <w:bCs/>
+          <w:b/>
+        </w:rPr>
+        <w:t xml:space="preserve">这一轮的实际落点 = 第四档（批 1）＋ 第四档（批 2），两批都落「不可分辨」</w:t>
+      </w:r>
+      <w:r>
+        <w:t xml:space="preserve">，但</w:t>
+      </w:r>
+      <w:r>
+        <w:rPr>
+          <w:bCs/>
+          <w:b/>
+        </w:rPr>
+        <w:t xml:space="preserve">理由不同</w:t>
+      </w:r>
+      <w:r>
+        <w:t xml:space="preserve">（见下表第 4 行）。</w:t>
       </w:r>
     </w:p>
     <w:tbl>
@@ -30751,31 +31091,31 @@
               <w:jc w:val="left"/>
             </w:pPr>
             <w:r>
-              <w:t xml:space="preserve">类型</w:t>
-            </w:r>
-          </w:p>
-        </w:tc>
-        <w:tc>
-          <w:tcPr/>
-          <w:p>
-            <w:pPr>
-              <w:pStyle w:val="Compact"/>
-              <w:jc w:val="left"/>
-            </w:pPr>
-            <w:r>
-              <w:t xml:space="preserve">例</w:t>
-            </w:r>
-          </w:p>
-        </w:tc>
-        <w:tc>
-          <w:tcPr/>
-          <w:p>
-            <w:pPr>
-              <w:pStyle w:val="Compact"/>
-              <w:jc w:val="center"/>
-            </w:pPr>
-            <w:r>
-              <w:t xml:space="preserve">工作流能否预防</w:t>
+              <w:t xml:space="preserve">落点</w:t>
+            </w:r>
+          </w:p>
+        </w:tc>
+        <w:tc>
+          <w:tcPr/>
+          <w:p>
+            <w:pPr>
+              <w:pStyle w:val="Compact"/>
+              <w:jc w:val="left"/>
+            </w:pPr>
+            <w:r>
+              <w:t xml:space="preserve">判决该怎么写</w:t>
+            </w:r>
+          </w:p>
+        </w:tc>
+        <w:tc>
+          <w:tcPr/>
+          <w:p>
+            <w:pPr>
+              <w:pStyle w:val="Compact"/>
+              <w:jc w:val="left"/>
+            </w:pPr>
+            <w:r>
+              <w:t xml:space="preserve">连带要改哪几处</w:t>
             </w:r>
           </w:p>
         </w:tc>
@@ -30789,41 +31129,105 @@
               <w:jc w:val="left"/>
             </w:pPr>
             <w:r>
-              <w:t xml:space="preserve">条号错</w:t>
-            </w:r>
-          </w:p>
-        </w:tc>
-        <w:tc>
-          <w:tcPr/>
-          <w:p>
-            <w:pPr>
-              <w:pStyle w:val="Compact"/>
-              <w:jc w:val="left"/>
-            </w:pPr>
-            <w:r>
-              <w:t xml:space="preserve">"第三条规定 50 万限额"（是</w:t>
-            </w:r>
-            <w:r>
-              <w:rPr>
-                <w:bCs/>
-                <w:b/>
-              </w:rPr>
-              <w:t xml:space="preserve">第五</w:t>
-            </w:r>
-            <w:r>
-              <w:t xml:space="preserve">条）</w:t>
-            </w:r>
-          </w:p>
-        </w:tc>
-        <w:tc>
-          <w:tcPr/>
-          <w:p>
-            <w:pPr>
-              <w:pStyle w:val="Compact"/>
-              <w:jc w:val="center"/>
-            </w:pPr>
-            <w:r>
-              <w:t xml:space="preserve">✅</w:t>
+              <w:rPr>
+                <w:bCs/>
+                <w:b/>
+              </w:rPr>
+              <w:t xml:space="preserve">① 净增益 &gt; 0</w:t>
+            </w:r>
+            <w:r>
+              <w:t xml:space="preserve">，且</w:t>
+            </w:r>
+            <w:r>
+              <w:rPr>
+                <w:bCs/>
+                <w:b/>
+              </w:rPr>
+              <w:t xml:space="preserve">高承重新增 ≥ 高承重丢失</w:t>
+            </w:r>
+          </w:p>
+        </w:tc>
+        <w:tc>
+          <w:tcPr/>
+          <w:p>
+            <w:pPr>
+              <w:pStyle w:val="Compact"/>
+              <w:jc w:val="left"/>
+            </w:pPr>
+            <w:r>
+              <w:t xml:space="preserve">「工作流臂在</w:t>
+            </w:r>
+            <w:r>
+              <w:rPr>
+                <w:bCs/>
+                <w:b/>
+              </w:rPr>
+              <w:t xml:space="preserve">双边净增益口径</w:t>
+            </w:r>
+            <w:r>
+              <w:t xml:space="preserve">下</w:t>
+            </w:r>
+            <w:r>
+              <w:rPr>
+                <w:bCs/>
+                <w:b/>
+              </w:rPr>
+              <w:t xml:space="preserve">优于</w:t>
+            </w:r>
+            <w:r>
+              <w:t xml:space="preserve">直调」</w:t>
+            </w:r>
+          </w:p>
+        </w:tc>
+        <w:tc>
+          <w:tcPr/>
+          <w:p>
+            <w:pPr>
+              <w:pStyle w:val="Compact"/>
+              <w:jc w:val="left"/>
+            </w:pPr>
+            <w:r>
+              <w:rPr>
+                <w:bCs/>
+                <w:b/>
+              </w:rPr>
+              <w:t xml:space="preserve">§5.9 结论句 ②</w:t>
+            </w:r>
+            <w:r>
+              <w:t xml:space="preserve"> </w:t>
+            </w:r>
+            <w:r>
+              <w:t xml:space="preserve">的"未观察到支持"须改写为"净增益为正"；</w:t>
+            </w:r>
+            <w:r>
+              <w:rPr>
+                <w:bCs/>
+                <w:b/>
+              </w:rPr>
+              <w:t xml:space="preserve">摘要第 1 点</w:t>
+            </w:r>
+            <w:r>
+              <w:t xml:space="preserve">须改写；</w:t>
+            </w:r>
+            <w:r>
+              <w:rPr>
+                <w:bCs/>
+                <w:b/>
+              </w:rPr>
+              <w:t xml:space="preserve">附录 D.6 第 2 行</w:t>
+            </w:r>
+            <w:r>
+              <w:t xml:space="preserve">须改写；，</w:t>
+            </w:r>
+            <w:r>
+              <w:rPr>
+                <w:bCs/>
+                <w:b/>
+              </w:rPr>
+              <w:t xml:space="preserve">本文"负增益"叙事整体撤下</w:t>
+            </w:r>
+            <w:r>
+              <w:t xml:space="preserve">，但 §1.5–§1.8 的设计部分不需重写</w:t>
             </w:r>
           </w:p>
         </w:tc>
@@ -30837,54 +31241,88 @@
               <w:jc w:val="left"/>
             </w:pPr>
             <w:r>
-              <w:t xml:space="preserve">数字错</w:t>
-            </w:r>
-          </w:p>
-        </w:tc>
-        <w:tc>
-          <w:tcPr/>
-          <w:p>
-            <w:pPr>
-              <w:pStyle w:val="Compact"/>
-              <w:jc w:val="left"/>
-            </w:pPr>
-            <w:r>
-              <w:t xml:space="preserve">"不足</w:t>
+              <w:rPr>
+                <w:bCs/>
+                <w:b/>
+              </w:rPr>
+              <w:t xml:space="preserve">② 净增益 &lt; 0</w:t>
+            </w:r>
+            <w:r>
+              <w:t xml:space="preserve">（双边确认）</w:t>
+            </w:r>
+          </w:p>
+        </w:tc>
+        <w:tc>
+          <w:tcPr/>
+          <w:p>
+            <w:pPr>
+              <w:pStyle w:val="Compact"/>
+              <w:jc w:val="left"/>
+            </w:pPr>
+            <w:r>
+              <w:t xml:space="preserve">「工作流臂在</w:t>
+            </w:r>
+            <w:r>
+              <w:rPr>
+                <w:bCs/>
+                <w:b/>
+              </w:rPr>
+              <w:t xml:space="preserve">双边口径</w:t>
+            </w:r>
+            <w:r>
+              <w:t xml:space="preserve">下</w:t>
+            </w:r>
+            <w:r>
+              <w:rPr>
+                <w:bCs/>
+                <w:b/>
+              </w:rPr>
+              <w:t xml:space="preserve">未优于</w:t>
+            </w:r>
+            <w:r>
+              <w:t xml:space="preserve">直调」，由"单边读数"</w:t>
+            </w:r>
+            <w:r>
+              <w:rPr>
+                <w:bCs/>
+                <w:b/>
+              </w:rPr>
+              <w:t xml:space="preserve">升级</w:t>
+            </w:r>
+            <w:r>
+              <w:t xml:space="preserve">为双边口径下的判决</w:t>
+            </w:r>
+          </w:p>
+        </w:tc>
+        <w:tc>
+          <w:tcPr/>
+          <w:p>
+            <w:pPr>
+              <w:pStyle w:val="Compact"/>
+              <w:jc w:val="left"/>
+            </w:pPr>
+            <w:r>
+              <w:rPr>
+                <w:bCs/>
+                <w:b/>
+              </w:rPr>
+              <w:t xml:space="preserve">§5.9 结论句 ②</w:t>
             </w:r>
             <w:r>
               <w:t xml:space="preserve"> </w:t>
             </w:r>
             <w:r>
-              <w:rPr>
-                <w:bCs/>
-                <w:b/>
-              </w:rPr>
-              <w:t xml:space="preserve">500 元</w:t>
-            </w:r>
-            <w:r>
-              <w:t xml:space="preserve">按 500 元"（是</w:t>
-            </w:r>
-            <w:r>
-              <w:rPr>
-                <w:bCs/>
-                <w:b/>
-              </w:rPr>
-              <w:t xml:space="preserve">一千元</w:t>
-            </w:r>
-            <w:r>
-              <w:t xml:space="preserve">）</w:t>
-            </w:r>
-          </w:p>
-        </w:tc>
-        <w:tc>
-          <w:tcPr/>
-          <w:p>
-            <w:pPr>
-              <w:pStyle w:val="Compact"/>
-              <w:jc w:val="center"/>
-            </w:pPr>
-            <w:r>
-              <w:t xml:space="preserve">✅</w:t>
+              <w:t xml:space="preserve">改写为双边口径下的判决；</w:t>
+            </w:r>
+            <w:r>
+              <w:rPr>
+                <w:bCs/>
+                <w:b/>
+              </w:rPr>
+              <w:t xml:space="preserve">摘要第 1 点</w:t>
+            </w:r>
+            <w:r>
+              <w:t xml:space="preserve">改写；仍受 §7 局限 17 / 21 / 25 的限定（prompt 级 / 拓扑级 / 4 支口径）</w:t>
             </w:r>
           </w:p>
         </w:tc>
@@ -30898,41 +31336,75 @@
               <w:jc w:val="left"/>
             </w:pPr>
             <w:r>
-              <w:t xml:space="preserve">前提错</w:t>
-            </w:r>
-          </w:p>
-        </w:tc>
-        <w:tc>
-          <w:tcPr/>
-          <w:p>
-            <w:pPr>
-              <w:pStyle w:val="Compact"/>
-              <w:jc w:val="left"/>
-            </w:pPr>
-            <w:r>
-              <w:t xml:space="preserve">"仲裁时效自</w:t>
-            </w:r>
-            <w:r>
-              <w:rPr>
-                <w:bCs/>
-                <w:b/>
-              </w:rPr>
-              <w:t xml:space="preserve">争议发生之日</w:t>
-            </w:r>
-            <w:r>
-              <w:t xml:space="preserve">"（是"知道权利被侵害之日"）</w:t>
-            </w:r>
-          </w:p>
-        </w:tc>
-        <w:tc>
-          <w:tcPr/>
-          <w:p>
-            <w:pPr>
-              <w:pStyle w:val="Compact"/>
-              <w:jc w:val="center"/>
-            </w:pPr>
-            <w:r>
-              <w:t xml:space="preserve">⚠️</w:t>
+              <w:rPr>
+                <w:bCs/>
+                <w:b/>
+              </w:rPr>
+              <w:t xml:space="preserve">③ 净增益 ≈ 0 或不可分辨</w:t>
+            </w:r>
+            <w:r>
+              <w:t xml:space="preserve">（落在同 rep 配对基线的噪声内）</w:t>
+            </w:r>
+          </w:p>
+        </w:tc>
+        <w:tc>
+          <w:tcPr/>
+          <w:p>
+            <w:pPr>
+              <w:pStyle w:val="Compact"/>
+              <w:jc w:val="left"/>
+            </w:pPr>
+            <w:r>
+              <w:t xml:space="preserve">「</w:t>
+            </w:r>
+            <w:r>
+              <w:rPr>
+                <w:bCs/>
+                <w:b/>
+              </w:rPr>
+              <w:t xml:space="preserve">不可分辨</w:t>
+            </w:r>
+            <w:r>
+              <w:t xml:space="preserve">」，</w:t>
+            </w:r>
+            <w:r>
+              <w:rPr>
+                <w:bCs/>
+                <w:b/>
+              </w:rPr>
+              <w:t xml:space="preserve">既不能写"为负"，也不能写"为正"</w:t>
+            </w:r>
+          </w:p>
+        </w:tc>
+        <w:tc>
+          <w:tcPr/>
+          <w:p>
+            <w:pPr>
+              <w:pStyle w:val="Compact"/>
+              <w:jc w:val="left"/>
+            </w:pPr>
+            <w:r>
+              <w:rPr>
+                <w:bCs/>
+                <w:b/>
+              </w:rPr>
+              <w:t xml:space="preserve">§5.9 结论句 ②</w:t>
+            </w:r>
+            <w:r>
+              <w:t xml:space="preserve"> </w:t>
+            </w:r>
+            <w:r>
+              <w:t xml:space="preserve">改写为"不可分辨"；</w:t>
+            </w:r>
+            <w:r>
+              <w:rPr>
+                <w:bCs/>
+                <w:b/>
+              </w:rPr>
+              <w:t xml:space="preserve">摘要第 1 点</w:t>
+            </w:r>
+            <w:r>
+              <w:t xml:space="preserve">写成"口径未完成"</w:t>
             </w:r>
           </w:p>
         </w:tc>
@@ -30946,41 +31418,131 @@
               <w:jc w:val="left"/>
             </w:pPr>
             <w:r>
-              <w:t xml:space="preserve">表述绝对化</w:t>
-            </w:r>
-          </w:p>
-        </w:tc>
-        <w:tc>
-          <w:tcPr/>
-          <w:p>
-            <w:pPr>
-              <w:pStyle w:val="Compact"/>
-              <w:jc w:val="left"/>
-            </w:pPr>
-            <w:r>
-              <w:t xml:space="preserve">"超出部分</w:t>
-            </w:r>
-            <w:r>
-              <w:rPr>
-                <w:bCs/>
-                <w:b/>
-              </w:rPr>
-              <w:t xml:space="preserve">由存款人自行承担</w:t>
-            </w:r>
-            <w:r>
-              <w:t xml:space="preserve">"（是"从清算财产受偿"）</w:t>
-            </w:r>
-          </w:p>
-        </w:tc>
-        <w:tc>
-          <w:tcPr/>
-          <w:p>
-            <w:pPr>
-              <w:pStyle w:val="Compact"/>
-              <w:jc w:val="center"/>
-            </w:pPr>
-            <w:r>
-              <w:t xml:space="preserve">⚠️</w:t>
+              <w:rPr>
+                <w:bCs/>
+                <w:b/>
+              </w:rPr>
+              <w:t xml:space="preserve">④ 【代数推导给出方向、但符号未定】</w:t>
+            </w:r>
+            <w:r>
+              <w:t xml:space="preserve">（</w:t>
+            </w:r>
+            <w:r>
+              <w:rPr>
+                <w:bCs/>
+                <w:b/>
+              </w:rPr>
+              <w:t xml:space="preserve">批 2 落在这里；批 1 的【结论空间层】也落在这里</w:t>
+            </w:r>
+            <w:r>
+              <w:t xml:space="preserve">）</w:t>
+            </w:r>
+          </w:p>
+        </w:tc>
+        <w:tc>
+          <w:tcPr/>
+          <w:p>
+            <w:pPr>
+              <w:pStyle w:val="Compact"/>
+              <w:jc w:val="left"/>
+            </w:pPr>
+            <w:r>
+              <w:rPr>
+                <w:bCs/>
+                <w:b/>
+              </w:rPr>
+              <w:t xml:space="preserve">"方向为正的上界"不等于"净增益为正"</w:t>
+            </w:r>
+            <w:r>
+              <w:t xml:space="preserve">，</w:t>
+            </w:r>
+            <w:r>
+              <w:rPr>
+                <w:bCs/>
+                <w:b/>
+              </w:rPr>
+              <w:t xml:space="preserve">正确写法：「代数推导给出方向为正的上界，但符号未定，判决仍是『不可分辨』，仍待原始产出」</w:t>
+            </w:r>
+          </w:p>
+        </w:tc>
+        <w:tc>
+          <w:tcPr/>
+          <w:p>
+            <w:pPr>
+              <w:pStyle w:val="Compact"/>
+              <w:jc w:val="left"/>
+            </w:pPr>
+            <w:r>
+              <w:rPr>
+                <w:bCs/>
+                <w:b/>
+              </w:rPr>
+              <w:t xml:space="preserve">理由两条</w:t>
+            </w:r>
+            <w:r>
+              <w:t xml:space="preserve">：①</w:t>
+            </w:r>
+            <w:r>
+              <w:t xml:space="preserve"> </w:t>
+            </w:r>
+            <w:r>
+              <w:rPr>
+                <w:rStyle w:val="VerbatimChar"/>
+              </w:rPr>
+              <w:t xml:space="preserve">\|U\| = 宽度/题 × 18</w:t>
+            </w:r>
+            <w:r>
+              <w:t xml:space="preserve"> </w:t>
+            </w:r>
+            <w:r>
+              <w:t xml:space="preserve">是</w:t>
+            </w:r>
+            <w:r>
+              <w:rPr>
+                <w:bCs/>
+                <w:b/>
+              </w:rPr>
+              <w:t xml:space="preserve">逐题并集之和</w:t>
+            </w:r>
+            <w:r>
+              <w:t xml:space="preserve">，跨题去重使真实跨题并集 ≤ 该值，</w:t>
+            </w:r>
+            <w:r>
+              <w:rPr>
+                <w:bCs/>
+                <w:b/>
+              </w:rPr>
+              <w:t xml:space="preserve">两个上界之差不是净增益的上下界，符号未定</w:t>
+            </w:r>
+            <w:r>
+              <w:t xml:space="preserve">；② 该值落在</w:t>
+            </w:r>
+            <w:r>
+              <w:rPr>
+                <w:bCs/>
+                <w:b/>
+              </w:rPr>
+              <w:t xml:space="preserve">第三个口径</w:t>
+            </w:r>
+            <w:r>
+              <w:t xml:space="preserve">（去重并集宽度的代数推导），</w:t>
+            </w:r>
+            <w:r>
+              <w:rPr>
+                <w:bCs/>
+                <w:b/>
+              </w:rPr>
+              <w:t xml:space="preserve">不是</w:t>
+            </w:r>
+            <w:r>
+              <w:t xml:space="preserve">口径 A（结论空间）/ 口径 B（断言层），</w:t>
+            </w:r>
+            <w:r>
+              <w:rPr>
+                <w:bCs/>
+                <w:b/>
+              </w:rPr>
+              <w:t xml:space="preserve">本档与第 ③ 档的写法同形（都写"不可分辨"），但理由不同：第 ③ 档是"符号不一致"，第 ④ 档是"符号根本没定"</w:t>
             </w:r>
           </w:p>
         </w:tc>
@@ -30992,240 +31554,167 @@
       </w:pPr>
       <w:r>
         <w:rPr>
+          <w:bCs/>
+          <w:b/>
+        </w:rPr>
+        <w:t xml:space="preserve">无论落在哪一档，§1.5–§1.8（目标 / 五条原则 / 四个自由度 / 反面清单）都不需要重写</w:t>
+      </w:r>
+      <w:r>
+        <w:t xml:space="preserve"> </w:t>
+      </w:r>
+      <w:r>
+        <w:t xml:space="preserve">—— 因为那四节是</w:t>
+      </w:r>
+      <w:r>
+        <w:rPr>
+          <w:bCs/>
+          <w:b/>
+        </w:rPr>
+        <w:t xml:space="preserve">设计</w:t>
+      </w:r>
+      <w:r>
+        <w:t xml:space="preserve">，不是</w:t>
+      </w:r>
+      <w:r>
+        <w:rPr>
+          <w:bCs/>
+          <w:b/>
+        </w:rPr>
+        <w:t xml:space="preserve">读数</w:t>
+      </w:r>
+      <w:r>
+        <w:t xml:space="preserve">；</w:t>
+      </w:r>
+      <w:r>
+        <w:rPr>
+          <w:bCs/>
+          <w:b/>
+        </w:rPr>
+        <w:t xml:space="preserve">只有"这套设计的第一轮效果"那一节（§5）随重算结果变。</w:t>
+      </w:r>
+      <w:r>
+        <w:t xml:space="preserve">，</w:t>
+      </w:r>
+      <w:r>
+        <w:rPr>
+          <w:bCs/>
+          <w:b/>
+        </w:rPr>
+        <w:t xml:space="preserve">这正是本文按"主张在前、读数作支撑"组织的收益。</w:t>
+      </w:r>
+      <w:r>
+        <w:t xml:space="preserve"> </w:t>
+      </w:r>
+      <w:r>
+        <w:rPr>
+          <w:bCs/>
+          <w:b/>
+        </w:rPr>
+        <w:t xml:space="preserve">诚实要求（防"因为想正面才去重算"的质疑）</w:t>
+      </w:r>
+      <w:r>
+        <w:t xml:space="preserve">：</w:t>
+      </w:r>
+      <w:r>
+        <w:rPr>
+          <w:bCs/>
+          <w:b/>
+        </w:rPr>
+        <w:t xml:space="preserve">无论正负都照报</w:t>
+      </w:r>
+      <w:r>
+        <w:t xml:space="preserve">；档位标</w:t>
+      </w:r>
+      <w:r>
+        <w:t xml:space="preserve"> </w:t>
+      </w:r>
+      <w:r>
+        <w:rPr>
           <w:rStyle w:val="VerbatimChar"/>
-        </w:rPr>
-        <w:t xml:space="preserve">✅</w:t>
-      </w:r>
-      <w:r>
-        <w:t xml:space="preserve"> </w:t>
-      </w:r>
-      <w:r>
-        <w:rPr>
-          <w:bCs/>
-          <w:b/>
-        </w:rPr>
-        <w:t xml:space="preserve">错误分布被仪器盲区掩盖过</w:t>
-      </w:r>
-      <w:r>
-        <w:t xml:space="preserve">：旧核验器在这个数据集上报告的是"三臂矛盾均为 0"，用修好的 v4 全量重判才发现 dual_fuse 的 10 倍差距——</w:t>
-      </w:r>
-      <w:r>
-        <w:rPr>
-          <w:bCs/>
-          <w:b/>
-        </w:rPr>
-        <w:t xml:space="preserve">被遮了两个整夜</w:t>
+          <w:bCs/>
+          <w:b/>
+        </w:rPr>
+        <w:t xml:space="preserve">✅ 事后重算</w:t>
+      </w:r>
+      <w:r>
+        <w:t xml:space="preserve">，并写明「</w:t>
+      </w:r>
+      <w:r>
+        <w:rPr>
+          <w:bCs/>
+          <w:b/>
+        </w:rPr>
+        <w:t xml:space="preserve">事后重算的必要性与结果方向无关</w:t>
+      </w:r>
+      <w:r>
+        <w:t xml:space="preserve">」（必要性来源 = §7 局限 11 指明这是唯一出路，与想不想转正无关）；</w:t>
+      </w:r>
+      <w:r>
+        <w:rPr>
+          <w:bCs/>
+          <w:b/>
+        </w:rPr>
+        <w:t xml:space="preserve">必给绝对分母</w:t>
+      </w:r>
+      <w:r>
+        <w:t xml:space="preserve">；</w:t>
+      </w:r>
+      <w:r>
+        <w:rPr>
+          <w:bCs/>
+          <w:b/>
+        </w:rPr>
+        <w:t xml:space="preserve">分母用 4 支</w:t>
+      </w:r>
+      <w:r>
+        <w:t xml:space="preserve">（型号池静默下架，附录 D.1），</w:t>
+      </w:r>
+      <w:r>
+        <w:rPr>
+          <w:bCs/>
+          <w:b/>
+        </w:rPr>
+        <w:t xml:space="preserve">不许用 5 支口径</w:t>
+      </w:r>
+      <w:r>
+        <w:t xml:space="preserve">；</w:t>
+      </w:r>
+      <w:r>
+        <w:rPr>
+          <w:bCs/>
+          <w:b/>
+        </w:rPr>
+        <w:t xml:space="preserve">承重分层必须分开报</w:t>
+      </w:r>
+      <w:r>
+        <w:t xml:space="preserve">，</w:t>
+      </w:r>
+      <w:r>
+        <w:rPr>
+          <w:bCs/>
+          <w:b/>
+        </w:rPr>
+        <w:t xml:space="preserve">不许只报总数</w:t>
       </w:r>
       <w:r>
         <w:t xml:space="preserve">。</w:t>
       </w:r>
     </w:p>
-    <w:bookmarkStart w:id="71" w:name="双边口径的读法能支持什么不能支持什么回填后更新"/>
+    <w:bookmarkEnd w:id="73"/>
+    <w:bookmarkStart w:id="76" w:name="Xc5545fc0960fef26d4c3e98f236e0d3c5ca7fcb"/>
     <w:p>
       <w:pPr>
         <w:pStyle w:val="Heading4"/>
       </w:pPr>
       <w:r>
-        <w:t xml:space="preserve">5.2.1 双边口径的读法能支持什么、不能支持什么（回填后更新）</w:t>
-      </w:r>
-    </w:p>
-    <w:p>
-      <w:pPr>
-        <w:numPr>
-          <w:ilvl w:val="0"/>
-          <w:numId w:val="1013"/>
-        </w:numPr>
-        <w:pStyle w:val="Compact"/>
-      </w:pPr>
-      <w:r>
-        <w:t xml:space="preserve">✔</w:t>
-      </w:r>
-      <w:r>
-        <w:t xml:space="preserve"> </w:t>
-      </w:r>
-      <w:r>
-        <w:rPr>
-          <w:bCs/>
-          <w:b/>
-        </w:rPr>
-        <w:t xml:space="preserve">能支持（本批本域本口径）</w:t>
-      </w:r>
-      <w:r>
-        <w:t xml:space="preserve">：</w:t>
-      </w:r>
-      <w:r>
-        <w:rPr>
-          <w:bCs/>
-          <w:b/>
-        </w:rPr>
-        <w:t xml:space="preserve">在【推导唯一】任务域上，工作流臂的每份有效产出低于一次直调</w:t>
-      </w:r>
-      <w:r>
-        <w:t xml:space="preserve">（</w:t>
-      </w:r>
-      <w:r>
-        <w:rPr>
-          <w:bCs/>
-          <w:b/>
-        </w:rPr>
-        <w:t xml:space="preserve">2.65</w:t>
-      </w:r>
-      <w:r>
-        <w:t xml:space="preserve"> </w:t>
-      </w:r>
-      <w:r>
-        <w:t xml:space="preserve">vs</w:t>
-      </w:r>
-      <w:r>
-        <w:t xml:space="preserve"> </w:t>
-      </w:r>
-      <w:r>
-        <w:rPr>
-          <w:bCs/>
-          <w:b/>
-        </w:rPr>
-        <w:t xml:space="preserve">2.10</w:t>
-      </w:r>
-      <w:r>
-        <w:t xml:space="preserve"> </w:t>
-      </w:r>
-      <w:r>
-        <w:t xml:space="preserve">/</w:t>
-      </w:r>
-      <w:r>
-        <w:t xml:space="preserve"> </w:t>
-      </w:r>
-      <w:r>
-        <w:rPr>
-          <w:bCs/>
-          <w:b/>
-        </w:rPr>
-        <w:t xml:space="preserve">1.36</w:t>
-      </w:r>
-      <w:r>
-        <w:t xml:space="preserve">；</w:t>
-      </w:r>
-      <w:r>
-        <w:rPr>
-          <w:bCs/>
-          <w:b/>
-        </w:rPr>
-        <w:t xml:space="preserve">21%</w:t>
-      </w:r>
-      <w:r>
-        <w:t xml:space="preserve"> </w:t>
-      </w:r>
-      <w:r>
-        <w:t xml:space="preserve">/</w:t>
-      </w:r>
-      <w:r>
-        <w:t xml:space="preserve"> </w:t>
-      </w:r>
-      <w:r>
-        <w:rPr>
-          <w:bCs/>
-          <w:b/>
-        </w:rPr>
-        <w:t xml:space="preserve">49%</w:t>
-      </w:r>
-      <w:r>
-        <w:t xml:space="preserve">），且</w:t>
-      </w:r>
-      <w:r>
-        <w:t xml:space="preserve"> </w:t>
-      </w:r>
-      <w:r>
-        <w:rPr>
-          <w:rStyle w:val="VerbatimChar"/>
-        </w:rPr>
-        <w:t xml:space="preserve">dual_fuse</w:t>
-      </w:r>
-      <w:r>
-        <w:t xml:space="preserve"> </w:t>
-      </w:r>
-      <w:r>
-        <w:t xml:space="preserve">的矛盾率是 direct 的</w:t>
-      </w:r>
-      <w:r>
-        <w:t xml:space="preserve"> </w:t>
-      </w:r>
-      <w:r>
-        <w:rPr>
-          <w:bCs/>
-          <w:b/>
-        </w:rPr>
-        <w:t xml:space="preserve">10.5 倍</w:t>
-      </w:r>
-      <w:r>
-        <w:t xml:space="preserve">（分母 284 / 285）——</w:t>
-      </w:r>
-      <w:r>
-        <w:t xml:space="preserve"> </w:t>
-      </w:r>
-      <w:r>
-        <w:rPr>
-          <w:bCs/>
-          <w:b/>
-        </w:rPr>
-        <w:t xml:space="preserve">这是【单边口径】的读数</w:t>
-      </w:r>
-      <w:r>
-        <w:t xml:space="preserve">（只报『新增』侧的绝对计数），</w:t>
-      </w:r>
-      <w:r>
-        <w:rPr>
-          <w:bCs/>
-          <w:b/>
-        </w:rPr>
-        <w:t xml:space="preserve">它是【上层口径】的事实，不因下层口径而失效</w:t>
-      </w:r>
-      <w:r>
-        <w:t xml:space="preserve">。</w:t>
-      </w:r>
-    </w:p>
-    <w:p>
-      <w:pPr>
-        <w:numPr>
-          <w:ilvl w:val="0"/>
-          <w:numId w:val="1013"/>
-        </w:numPr>
-        <w:pStyle w:val="Compact"/>
-      </w:pPr>
-      <w:r>
-        <w:t xml:space="preserve">✔</w:t>
-      </w:r>
-      <w:r>
-        <w:t xml:space="preserve"> </w:t>
-      </w:r>
-      <w:r>
-        <w:rPr>
-          <w:bCs/>
-          <w:b/>
-        </w:rPr>
-        <w:t xml:space="preserve">能支持（回填后新增，双边口径）</w:t>
-      </w:r>
-      <w:r>
-        <w:t xml:space="preserve">：</w:t>
-      </w:r>
-      <w:r>
-        <w:t xml:space="preserve"> </w:t>
-      </w:r>
-      <w:r>
-        <w:rPr>
-          <w:bCs/>
-          <w:b/>
-        </w:rPr>
-        <w:t xml:space="preserve">在【断言层（措辞层）】上，工作流臂的净增益逐配对为正</w:t>
-      </w:r>
-      <w:r>
-        <w:t xml:space="preserve">（</w:t>
-      </w:r>
-      <w:r>
-        <w:rPr>
-          <w:bCs/>
-          <w:b/>
-        </w:rPr>
-        <w:t xml:space="preserve">+4 / +4 / +3 / +3</w:t>
+        <w:t xml:space="preserve">5.2.4 净增益双边重算：</w:t>
+      </w:r>
+      <w:r>
+        <w:rPr>
+          <w:bCs/>
+          <w:b/>
+        </w:rPr>
+        <w:t xml:space="preserve">批 1 已回填（判决 = 不可分辨）</w:t>
       </w:r>
       <w:r>
         <w:t xml:space="preserve">，</w:t>
@@ -31235,329 +31724,10 @@
           <w:bCs/>
           <w:b/>
         </w:rPr>
-        <w:t xml:space="preserve">4/4</w:t>
-      </w:r>
-      <w:r>
-        <w:t xml:space="preserve"> </w:t>
-      </w:r>
-      <w:r>
-        <w:t xml:space="preserve">逐配对超出该层噪声带</w:t>
-      </w:r>
-      <w:r>
-        <w:t xml:space="preserve"> </w:t>
-      </w:r>
-      <w:r>
-        <w:rPr>
-          <w:bCs/>
-          <w:b/>
-        </w:rPr>
-        <w:t xml:space="preserve">±2</w:t>
-      </w:r>
-      <w:r>
-        <w:t xml:space="preserve">），</w:t>
-      </w:r>
-      <w:r>
-        <w:rPr>
-          <w:bCs/>
-          <w:b/>
-        </w:rPr>
-        <w:t xml:space="preserve">工作流臂覆盖了更多不同的断言表述（措辞层）</w:t>
-      </w:r>
-      <w:r>
-        <w:t xml:space="preserve">。</w:t>
-      </w:r>
-    </w:p>
-    <w:p>
-      <w:pPr>
-        <w:numPr>
-          <w:ilvl w:val="0"/>
-          <w:numId w:val="1013"/>
-        </w:numPr>
-        <w:pStyle w:val="Compact"/>
-      </w:pPr>
-      <w:r>
-        <w:t xml:space="preserve">✘</w:t>
-      </w:r>
-      <w:r>
-        <w:t xml:space="preserve"> </w:t>
-      </w:r>
-      <w:r>
-        <w:rPr>
-          <w:bCs/>
-          <w:b/>
-        </w:rPr>
-        <w:t xml:space="preserve">不能支持</w:t>
-      </w:r>
-      <w:r>
-        <w:t xml:space="preserve">：</w:t>
-      </w:r>
-      <w:r>
-        <w:rPr>
-          <w:bCs/>
-          <w:b/>
-        </w:rPr>
-        <w:t xml:space="preserve">"架构层净收益为负"</w:t>
-      </w:r>
-      <w:r>
-        <w:t xml:space="preserve"> </w:t>
-      </w:r>
-      <w:r>
-        <w:t xml:space="preserve">—— 这一轮</w:t>
-      </w:r>
-      <w:r>
-        <w:rPr>
-          <w:bCs/>
-          <w:b/>
-        </w:rPr>
-        <w:t xml:space="preserve">只算了『新增』侧</w:t>
-      </w:r>
-      <w:r>
-        <w:t xml:space="preserve">（法律域 944 条那批），</w:t>
-      </w:r>
-      <w:r>
-        <w:rPr>
-          <w:bCs/>
-          <w:b/>
-        </w:rPr>
-        <w:t xml:space="preserve">"新增很多 + 丢光基线里的东西"这条路径当前看不出来</w:t>
-      </w:r>
-      <w:r>
-        <w:t xml:space="preserve">（§7 局限 11），</w:t>
-      </w:r>
-      <w:r>
-        <w:rPr>
-          <w:bCs/>
-          <w:b/>
-        </w:rPr>
-        <w:t xml:space="preserve">这是结构性缺失，不是 bug</w:t>
-      </w:r>
-      <w:r>
-        <w:t xml:space="preserve">。</w:t>
-      </w:r>
-    </w:p>
-    <w:p>
-      <w:pPr>
-        <w:numPr>
-          <w:ilvl w:val="0"/>
-          <w:numId w:val="1013"/>
-        </w:numPr>
-        <w:pStyle w:val="Compact"/>
-      </w:pPr>
-      <w:r>
-        <w:t xml:space="preserve">✘</w:t>
-      </w:r>
-      <w:r>
-        <w:t xml:space="preserve"> </w:t>
-      </w:r>
-      <w:r>
-        <w:rPr>
-          <w:bCs/>
-          <w:b/>
-        </w:rPr>
-        <w:t xml:space="preserve">不能支持（回填后新增）</w:t>
-      </w:r>
-      <w:r>
-        <w:t xml:space="preserve">：</w:t>
-      </w:r>
-      <w:r>
-        <w:t xml:space="preserve"> </w:t>
-      </w:r>
-      <w:r>
-        <w:rPr>
-          <w:bCs/>
-          <w:b/>
-        </w:rPr>
-        <w:t xml:space="preserve">"工作流臂覆盖了更多结论"</w:t>
-      </w:r>
-      <w:r>
-        <w:t xml:space="preserve"> </w:t>
-      </w:r>
-      <w:r>
-        <w:t xml:space="preserve">—— 【结论空间层】的净增益</w:t>
-      </w:r>
-      <w:r>
-        <w:rPr>
-          <w:bCs/>
-          <w:b/>
-        </w:rPr>
-        <w:t xml:space="preserve">不可分辨</w:t>
-      </w:r>
-      <w:r>
-        <w:t xml:space="preserve">（口径 A 逐配对</w:t>
-      </w:r>
-      <w:r>
-        <w:t xml:space="preserve"> </w:t>
-      </w:r>
-      <w:r>
-        <w:rPr>
-          <w:bCs/>
-          <w:b/>
-        </w:rPr>
-        <w:t xml:space="preserve">−1 / +3 / −9 / +0</w:t>
-      </w:r>
-      <w:r>
-        <w:t xml:space="preserve">，符号不一致）；且【断言层】的</w:t>
-      </w:r>
-      <w:r>
-        <w:rPr>
-          <w:bCs/>
-          <w:b/>
-        </w:rPr>
-        <w:t xml:space="preserve">共同集在 13 个可比配对里恒为 0</w:t>
-      </w:r>
-      <w:r>
-        <w:t xml:space="preserve">，</w:t>
-      </w:r>
-      <w:r>
-        <w:rPr>
-          <w:bCs/>
-          <w:b/>
-        </w:rPr>
-        <w:t xml:space="preserve">它量的是"说了更多话"，不是"覆盖了更多结论"</w:t>
-      </w:r>
-      <w:r>
-        <w:t xml:space="preserve">。</w:t>
-      </w:r>
-    </w:p>
-    <w:p>
-      <w:pPr>
-        <w:numPr>
-          <w:ilvl w:val="0"/>
-          <w:numId w:val="1013"/>
-        </w:numPr>
-        <w:pStyle w:val="Compact"/>
-      </w:pPr>
-      <w:r>
-        <w:t xml:space="preserve">✘</w:t>
-      </w:r>
-      <w:r>
-        <w:t xml:space="preserve"> </w:t>
-      </w:r>
-      <w:r>
-        <w:rPr>
-          <w:bCs/>
-          <w:b/>
-        </w:rPr>
-        <w:t xml:space="preserve">也不能支持</w:t>
-      </w:r>
-      <w:r>
-        <w:t xml:space="preserve">：任何依赖</w:t>
-      </w:r>
-      <w:r>
-        <w:rPr>
-          <w:bCs/>
-          <w:b/>
-        </w:rPr>
-        <w:t xml:space="preserve">绝对值与分母</w:t>
-      </w:r>
-      <w:r>
-        <w:t xml:space="preserve">的一般结论 —— dual 臂</w:t>
-      </w:r>
-      <w:r>
-        <w:rPr>
-          <w:bCs/>
-          <w:b/>
-        </w:rPr>
-        <w:t xml:space="preserve">未按 4 支口径重算</w:t>
-      </w:r>
-      <w:r>
-        <w:t xml:space="preserve">（附录 D.1）。</w:t>
-      </w:r>
-    </w:p>
-    <w:bookmarkEnd w:id="71"/>
-    <w:bookmarkStart w:id="72" w:name="双边口径的算法与判据写死回填时直接照抄执行"/>
-    <w:p>
-      <w:pPr>
-        <w:pStyle w:val="Heading4"/>
-      </w:pPr>
-      <w:r>
-        <w:t xml:space="preserve">5.2.2 双边口径的算法与判据（写死，回填时直接照抄执行）</w:t>
-      </w:r>
-    </w:p>
-    <w:p>
-      <w:pPr>
-        <w:pStyle w:val="SourceCode"/>
-      </w:pPr>
-      <w:r>
-        <w:rPr>
-          <w:rStyle w:val="VerbatimChar"/>
-        </w:rPr>
-        <w:t xml:space="preserve">★ 口径 A · 结论空间归族（★ 实现里已是双边计算，配对 = 同 rep 基线）</w:t>
-      </w:r>
-      <w:r>
-        <w:br/>
-      </w:r>
-      <w:r>
-        <w:rPr>
-          <w:rStyle w:val="VerbatimChar"/>
-        </w:rPr>
-        <w:t xml:space="preserve">   净维度增益(臂, rep) = |新增| − |丢失|</w:t>
-      </w:r>
-      <w:r>
-        <w:br/>
-      </w:r>
-      <w:r>
-        <w:rPr>
-          <w:rStyle w:val="VerbatimChar"/>
-        </w:rPr>
-        <w:t xml:space="preserve">       新增 = 工作流提到的结论集  \  基线提到的结论集</w:t>
-      </w:r>
-      <w:r>
-        <w:br/>
-      </w:r>
-      <w:r>
-        <w:rPr>
-          <w:rStyle w:val="VerbatimChar"/>
-        </w:rPr>
-        <w:t xml:space="preserve">       丢失 = 基线提到的结论集    \  工作流提到的结论集</w:t>
-      </w:r>
-      <w:r>
-        <w:br/>
-      </w:r>
-      <w:r>
-        <w:rPr>
-          <w:rStyle w:val="VerbatimChar"/>
-        </w:rPr>
-        <w:t xml:space="preserve">   字段：supports_conclusions / load_bearing / verdict / evidence_ref</w:t>
-      </w:r>
-      <w:r>
-        <w:br/>
-      </w:r>
-      <w:r>
-        <w:br/>
-      </w:r>
-      <w:r>
-        <w:rPr>
-          <w:rStyle w:val="VerbatimChar"/>
-        </w:rPr>
-        <w:t xml:space="preserve">★ 口径 B · 断言（卡片）层 —— 本轮 944 条走的这条</w:t>
-      </w:r>
-      <w:r>
-        <w:br/>
-      </w:r>
-      <w:r>
-        <w:rPr>
-          <w:rStyle w:val="VerbatimChar"/>
-        </w:rPr>
-        <w:t xml:space="preserve">   净增益(臂) = |新增断言| − |丢失断言|</w:t>
-      </w:r>
-      <w:r>
-        <w:br/>
-      </w:r>
-      <w:r>
-        <w:rPr>
-          <w:rStyle w:val="VerbatimChar"/>
-        </w:rPr>
-        <w:t xml:space="preserve">       新增 = 工作流臂断言集 \ 直调断言集</w:t>
-      </w:r>
-      <w:r>
-        <w:br/>
-      </w:r>
-      <w:r>
-        <w:rPr>
-          <w:rStyle w:val="VerbatimChar"/>
-        </w:rPr>
-        <w:t xml:space="preserve">       丢失 = 直调断言集    \ 工作流臂断言集</w:t>
+        <w:t xml:space="preserve">批 2 仍待原始产出</w:t>
+      </w:r>
+      <w:r>
+        <w:t xml:space="preserve">（【待取证 T-A-02】）</w:t>
       </w:r>
     </w:p>
     <w:p>
@@ -31569,982 +31739,10 @@
           <w:bCs/>
           <w:b/>
         </w:rPr>
-        <w:t xml:space="preserve">三条执行要求（照 §5.2.4 的字段规格）</w:t>
-      </w:r>
-      <w:r>
-        <w:t xml:space="preserve">：</w:t>
-      </w:r>
-      <w:r>
-        <w:t xml:space="preserve"> </w:t>
-      </w:r>
-      <w:r>
-        <w:t xml:space="preserve">1.</w:t>
-      </w:r>
-      <w:r>
-        <w:t xml:space="preserve"> </w:t>
-      </w:r>
-      <w:r>
-        <w:rPr>
-          <w:bCs/>
-          <w:b/>
-        </w:rPr>
-        <w:t xml:space="preserve">配对基线 = 同 rep 的直调臂</w:t>
-      </w:r>
-      <w:r>
-        <w:t xml:space="preserve">（</w:t>
-      </w:r>
-      <w:r>
-        <w:rPr>
-          <w:rStyle w:val="VerbatimChar"/>
-        </w:rPr>
-        <w:t xml:space="preserve">B0_direct#rep{N}</w:t>
-      </w:r>
-      <w:r>
-        <w:t xml:space="preserve">）——</w:t>
-      </w:r>
-      <w:r>
-        <w:t xml:space="preserve"> </w:t>
-      </w:r>
-      <w:r>
-        <w:rPr>
-          <w:bCs/>
-          <w:b/>
-        </w:rPr>
-        <w:t xml:space="preserve">固定用 rep1 会把基线噪声记成被测臂的"丢失"</w:t>
-      </w:r>
-      <w:r>
-        <w:t xml:space="preserve">（现成实现：</w:t>
-      </w:r>
-      <w:r>
-        <w:rPr>
-          <w:rStyle w:val="VerbatimChar"/>
-        </w:rPr>
-        <w:t xml:space="preserve">来源与底稿/第三组_治塌缩层3/cmp8repo/repro/src/judge/measure.py:494-508</w:t>
-      </w:r>
-      <w:r>
-        <w:t xml:space="preserve">）；</w:t>
-      </w:r>
-      <w:r>
-        <w:t xml:space="preserve"> </w:t>
-      </w:r>
-      <w:r>
-        <w:t xml:space="preserve">2.</w:t>
-      </w:r>
-      <w:r>
-        <w:t xml:space="preserve"> </w:t>
-      </w:r>
-      <w:r>
-        <w:rPr>
-          <w:bCs/>
-          <w:b/>
-        </w:rPr>
-        <w:t xml:space="preserve">承重分层必须分开报</w:t>
-      </w:r>
-      <w:r>
-        <w:t xml:space="preserve">（</w:t>
-      </w:r>
-      <w:r>
-        <w:rPr>
-          <w:rStyle w:val="VerbatimChar"/>
-        </w:rPr>
-        <w:t xml:space="preserve">load_bearing</w:t>
-      </w:r>
-      <w:r>
-        <w:t xml:space="preserve">）—— 高承重新增 / 高承重丢失 / 低承重新增 / 低承重丢失</w:t>
-      </w:r>
-      <w:r>
-        <w:t xml:space="preserve"> </w:t>
-      </w:r>
-      <w:r>
-        <w:rPr>
-          <w:bCs/>
-          <w:b/>
-        </w:rPr>
-        <w:t xml:space="preserve">四格分别报</w:t>
-      </w:r>
-      <w:r>
-        <w:t xml:space="preserve">，</w:t>
-      </w:r>
-      <w:r>
-        <w:rPr>
-          <w:bCs/>
-          <w:b/>
-        </w:rPr>
-        <w:t xml:space="preserve">不许只报总数</w:t>
-      </w:r>
-      <w:r>
-        <w:t xml:space="preserve">；</w:t>
-      </w:r>
-      <w:r>
-        <w:t xml:space="preserve"> </w:t>
-      </w:r>
-      <w:r>
-        <w:t xml:space="preserve">3.</w:t>
-      </w:r>
-      <w:r>
-        <w:t xml:space="preserve"> </w:t>
-      </w:r>
-      <w:r>
-        <w:rPr>
-          <w:bCs/>
-          <w:b/>
-        </w:rPr>
-        <w:t xml:space="preserve">绝对分母 + 4 支口径</w:t>
-      </w:r>
-      <w:r>
-        <w:t xml:space="preserve"> </w:t>
-      </w:r>
-      <w:r>
-        <w:t xml:space="preserve">—— 型号池静默下架，</w:t>
-      </w:r>
-      <w:r>
-        <w:rPr>
-          <w:bCs/>
-          <w:b/>
-        </w:rPr>
-        <w:t xml:space="preserve">5 支臂实测为 4 支</w:t>
-      </w:r>
-      <w:r>
-        <w:t xml:space="preserve">（附录 D.1），</w:t>
-      </w:r>
-      <w:r>
-        <w:rPr>
-          <w:bCs/>
-          <w:b/>
-        </w:rPr>
-        <w:t xml:space="preserve">分母用 4 支，不许用 5 支口径</w:t>
-      </w:r>
-      <w:r>
-        <w:t xml:space="preserve">；</w:t>
-      </w:r>
-      <w:r>
-        <w:t xml:space="preserve"> </w:t>
-      </w:r>
-      <w:r>
-        <w:t xml:space="preserve">4.</w:t>
-      </w:r>
-      <w:r>
-        <w:t xml:space="preserve"> </w:t>
-      </w:r>
-      <w:r>
-        <w:rPr>
-          <w:bCs/>
-          <w:b/>
-        </w:rPr>
-        <w:t xml:space="preserve">零假设标定（噪声地板）必须先做，判决才有锚</w:t>
-      </w:r>
-      <w:r>
-        <w:t xml:space="preserve"> </w:t>
-      </w:r>
-      <w:r>
-        <w:t xml:space="preserve">——</w:t>
-      </w:r>
-      <w:r>
-        <w:t xml:space="preserve"> </w:t>
-      </w:r>
-      <w:r>
-        <w:rPr>
-          <w:bCs/>
-          <w:b/>
-        </w:rPr>
-        <w:t xml:space="preserve">阈值只能来自零分布；H0 零分布的最佳来源 =【同题 rep 重复】</w:t>
-      </w:r>
-      <w:r>
-        <w:t xml:space="preserve">（同臂同题 rep1 vs rep2 互比，纯噪声），</w:t>
-      </w:r>
-      <w:r>
-        <w:rPr>
-          <w:bCs/>
-          <w:b/>
-        </w:rPr>
-        <w:t xml:space="preserve">这一轮标定：n = 8；口径 A 的</w:t>
-      </w:r>
-      <w:r>
-        <w:rPr>
-          <w:bCs/>
-          <w:b/>
-        </w:rPr>
-        <w:t xml:space="preserve"> </w:t>
-      </w:r>
-      <w:r>
-        <w:rPr>
-          <w:rStyle w:val="VerbatimChar"/>
-          <w:bCs/>
-          <w:b/>
-        </w:rPr>
-        <w:t xml:space="preserve">|净|</w:t>
-      </w:r>
-      <w:r>
-        <w:rPr>
-          <w:bCs/>
-          <w:b/>
-        </w:rPr>
-        <w:t xml:space="preserve"> </w:t>
-      </w:r>
-      <w:r>
-        <w:rPr>
-          <w:bCs/>
-          <w:b/>
-        </w:rPr>
-        <w:t xml:space="preserve">均值 2.75 / 最大 8，噪声带 ≈ ±8；口径 B 均值 0.25 / 最大 2，≈ ±2</w:t>
-      </w:r>
-      <w:r>
-        <w:t xml:space="preserve">（标定明细见 §5.2.4），</w:t>
-      </w:r>
-      <w:r>
-        <w:rPr>
-          <w:bCs/>
-          <w:b/>
-        </w:rPr>
-        <w:t xml:space="preserve">"不可分辨"这个判决必须带着这条锚一起写，否则它是无锚的判决。</w:t>
-      </w:r>
-    </w:p>
-    <w:bookmarkEnd w:id="72"/>
-    <w:bookmarkStart w:id="73" w:name="X0de225be1ada8e7fae7747e7b2aac600b71e232"/>
-    <w:p>
-      <w:pPr>
-        <w:pStyle w:val="Heading4"/>
-      </w:pPr>
-      <w:r>
-        <w:t xml:space="preserve">5.2.3 双边口径下 R2 的【四种】落点各自意味着什么（方法学判读 · 无论重算出什么，本文结构不需重写）</w:t>
-      </w:r>
-    </w:p>
-    <w:p>
-      <w:pPr>
-        <w:pStyle w:val="FirstParagraph"/>
-      </w:pPr>
-      <w:r>
-        <w:rPr>
-          <w:bCs/>
-          <w:b/>
-        </w:rPr>
-        <w:t xml:space="preserve">这一轮的实际落点 = 第四档（批 1）＋ 第四档（批 2），两批都落「不可分辨」</w:t>
-      </w:r>
-      <w:r>
-        <w:t xml:space="preserve">，但</w:t>
-      </w:r>
-      <w:r>
-        <w:rPr>
-          <w:bCs/>
-          <w:b/>
-        </w:rPr>
-        <w:t xml:space="preserve">理由不同</w:t>
-      </w:r>
-      <w:r>
-        <w:t xml:space="preserve">（见下表第 4 行）。</w:t>
-      </w:r>
-    </w:p>
-    <w:tbl>
-      <w:tblPr>
-        <w:tblStyle w:val="Table"/>
-        <w:tblW w:type="pct" w:w="5000"/>
-        <w:tblLook w:firstRow="1" w:lastRow="0" w:firstColumn="0" w:lastColumn="0" w:noHBand="0" w:noVBand="0" w:val="0020"/>
-      </w:tblPr>
-      <w:tblGrid>
-        <w:gridCol w:w="2640"/>
-        <w:gridCol w:w="2640"/>
-        <w:gridCol w:w="2640"/>
-      </w:tblGrid>
-      <w:tr>
-        <w:trPr>
-          <w:tblHeader w:val="true"/>
-        </w:trPr>
-        <w:tc>
-          <w:tcPr/>
-          <w:p>
-            <w:pPr>
-              <w:pStyle w:val="Compact"/>
-              <w:jc w:val="left"/>
-            </w:pPr>
-            <w:r>
-              <w:t xml:space="preserve">落点</w:t>
-            </w:r>
-          </w:p>
-        </w:tc>
-        <w:tc>
-          <w:tcPr/>
-          <w:p>
-            <w:pPr>
-              <w:pStyle w:val="Compact"/>
-              <w:jc w:val="left"/>
-            </w:pPr>
-            <w:r>
-              <w:t xml:space="preserve">判决该怎么写</w:t>
-            </w:r>
-          </w:p>
-        </w:tc>
-        <w:tc>
-          <w:tcPr/>
-          <w:p>
-            <w:pPr>
-              <w:pStyle w:val="Compact"/>
-              <w:jc w:val="left"/>
-            </w:pPr>
-            <w:r>
-              <w:t xml:space="preserve">连带要改哪几处</w:t>
-            </w:r>
-          </w:p>
-        </w:tc>
-      </w:tr>
-      <w:tr>
-        <w:tc>
-          <w:tcPr/>
-          <w:p>
-            <w:pPr>
-              <w:pStyle w:val="Compact"/>
-              <w:jc w:val="left"/>
-            </w:pPr>
-            <w:r>
-              <w:rPr>
-                <w:bCs/>
-                <w:b/>
-              </w:rPr>
-              <w:t xml:space="preserve">① 净增益 &gt; 0</w:t>
-            </w:r>
-            <w:r>
-              <w:t xml:space="preserve">，且</w:t>
-            </w:r>
-            <w:r>
-              <w:rPr>
-                <w:bCs/>
-                <w:b/>
-              </w:rPr>
-              <w:t xml:space="preserve">高承重新增 ≥ 高承重丢失</w:t>
-            </w:r>
-          </w:p>
-        </w:tc>
-        <w:tc>
-          <w:tcPr/>
-          <w:p>
-            <w:pPr>
-              <w:pStyle w:val="Compact"/>
-              <w:jc w:val="left"/>
-            </w:pPr>
-            <w:r>
-              <w:t xml:space="preserve">「工作流臂在</w:t>
-            </w:r>
-            <w:r>
-              <w:rPr>
-                <w:bCs/>
-                <w:b/>
-              </w:rPr>
-              <w:t xml:space="preserve">双边净增益口径</w:t>
-            </w:r>
-            <w:r>
-              <w:t xml:space="preserve">下</w:t>
-            </w:r>
-            <w:r>
-              <w:rPr>
-                <w:bCs/>
-                <w:b/>
-              </w:rPr>
-              <w:t xml:space="preserve">优于</w:t>
-            </w:r>
-            <w:r>
-              <w:t xml:space="preserve">直调」</w:t>
-            </w:r>
-          </w:p>
-        </w:tc>
-        <w:tc>
-          <w:tcPr/>
-          <w:p>
-            <w:pPr>
-              <w:pStyle w:val="Compact"/>
-              <w:jc w:val="left"/>
-            </w:pPr>
-            <w:r>
-              <w:rPr>
-                <w:bCs/>
-                <w:b/>
-              </w:rPr>
-              <w:t xml:space="preserve">§5.9 结论句 ②</w:t>
-            </w:r>
-            <w:r>
-              <w:t xml:space="preserve"> </w:t>
-            </w:r>
-            <w:r>
-              <w:t xml:space="preserve">的"未观察到支持"须改写为"净增益为正"；</w:t>
-            </w:r>
-            <w:r>
-              <w:t xml:space="preserve"> </w:t>
-            </w:r>
-            <w:r>
-              <w:rPr>
-                <w:bCs/>
-                <w:b/>
-              </w:rPr>
-              <w:t xml:space="preserve">摘要第 1 点</w:t>
-            </w:r>
-            <w:r>
-              <w:t xml:space="preserve">须改写；</w:t>
-            </w:r>
-            <w:r>
-              <w:t xml:space="preserve"> </w:t>
-            </w:r>
-            <w:r>
-              <w:rPr>
-                <w:bCs/>
-                <w:b/>
-              </w:rPr>
-              <w:t xml:space="preserve">附录 D.6 第 2 行</w:t>
-            </w:r>
-            <w:r>
-              <w:t xml:space="preserve">须改写；，</w:t>
-            </w:r>
-            <w:r>
-              <w:rPr>
-                <w:bCs/>
-                <w:b/>
-              </w:rPr>
-              <w:t xml:space="preserve">本文"负增益"叙事整体撤下</w:t>
-            </w:r>
-            <w:r>
-              <w:t xml:space="preserve">，但 §1.5–§1.8 的设计部分不需重写</w:t>
-            </w:r>
-          </w:p>
-        </w:tc>
-      </w:tr>
-      <w:tr>
-        <w:tc>
-          <w:tcPr/>
-          <w:p>
-            <w:pPr>
-              <w:pStyle w:val="Compact"/>
-              <w:jc w:val="left"/>
-            </w:pPr>
-            <w:r>
-              <w:rPr>
-                <w:bCs/>
-                <w:b/>
-              </w:rPr>
-              <w:t xml:space="preserve">② 净增益 &lt; 0</w:t>
-            </w:r>
-            <w:r>
-              <w:t xml:space="preserve">（双边确认）</w:t>
-            </w:r>
-          </w:p>
-        </w:tc>
-        <w:tc>
-          <w:tcPr/>
-          <w:p>
-            <w:pPr>
-              <w:pStyle w:val="Compact"/>
-              <w:jc w:val="left"/>
-            </w:pPr>
-            <w:r>
-              <w:t xml:space="preserve">「工作流臂在</w:t>
-            </w:r>
-            <w:r>
-              <w:rPr>
-                <w:bCs/>
-                <w:b/>
-              </w:rPr>
-              <w:t xml:space="preserve">双边口径</w:t>
-            </w:r>
-            <w:r>
-              <w:t xml:space="preserve">下</w:t>
-            </w:r>
-            <w:r>
-              <w:rPr>
-                <w:bCs/>
-                <w:b/>
-              </w:rPr>
-              <w:t xml:space="preserve">未优于</w:t>
-            </w:r>
-            <w:r>
-              <w:t xml:space="preserve">直调」，由"单边读数"</w:t>
-            </w:r>
-            <w:r>
-              <w:rPr>
-                <w:bCs/>
-                <w:b/>
-              </w:rPr>
-              <w:t xml:space="preserve">升级</w:t>
-            </w:r>
-            <w:r>
-              <w:t xml:space="preserve">为双边口径下的判决</w:t>
-            </w:r>
-          </w:p>
-        </w:tc>
-        <w:tc>
-          <w:tcPr/>
-          <w:p>
-            <w:pPr>
-              <w:pStyle w:val="Compact"/>
-              <w:jc w:val="left"/>
-            </w:pPr>
-            <w:r>
-              <w:rPr>
-                <w:bCs/>
-                <w:b/>
-              </w:rPr>
-              <w:t xml:space="preserve">§5.9 结论句 ②</w:t>
-            </w:r>
-            <w:r>
-              <w:t xml:space="preserve"> </w:t>
-            </w:r>
-            <w:r>
-              <w:t xml:space="preserve">改写为双边口径下的判决；</w:t>
-            </w:r>
-            <w:r>
-              <w:t xml:space="preserve"> </w:t>
-            </w:r>
-            <w:r>
-              <w:rPr>
-                <w:bCs/>
-                <w:b/>
-              </w:rPr>
-              <w:t xml:space="preserve">摘要第 1 点</w:t>
-            </w:r>
-            <w:r>
-              <w:t xml:space="preserve">改写；仍受 §7 局限 17 / 21 / 25 的限定（prompt 级 / 拓扑级 / 4 支口径）</w:t>
-            </w:r>
-          </w:p>
-        </w:tc>
-      </w:tr>
-      <w:tr>
-        <w:tc>
-          <w:tcPr/>
-          <w:p>
-            <w:pPr>
-              <w:pStyle w:val="Compact"/>
-              <w:jc w:val="left"/>
-            </w:pPr>
-            <w:r>
-              <w:rPr>
-                <w:bCs/>
-                <w:b/>
-              </w:rPr>
-              <w:t xml:space="preserve">③ 净增益 ≈ 0 或不可分辨</w:t>
-            </w:r>
-            <w:r>
-              <w:t xml:space="preserve">（落在同 rep 配对基线的噪声内）</w:t>
-            </w:r>
-          </w:p>
-        </w:tc>
-        <w:tc>
-          <w:tcPr/>
-          <w:p>
-            <w:pPr>
-              <w:pStyle w:val="Compact"/>
-              <w:jc w:val="left"/>
-            </w:pPr>
-            <w:r>
-              <w:t xml:space="preserve">「</w:t>
-            </w:r>
-            <w:r>
-              <w:rPr>
-                <w:bCs/>
-                <w:b/>
-              </w:rPr>
-              <w:t xml:space="preserve">不可分辨</w:t>
-            </w:r>
-            <w:r>
-              <w:t xml:space="preserve">」，</w:t>
-            </w:r>
-            <w:r>
-              <w:rPr>
-                <w:bCs/>
-                <w:b/>
-              </w:rPr>
-              <w:t xml:space="preserve">既不能写"为负"，也不能写"为正"</w:t>
-            </w:r>
-          </w:p>
-        </w:tc>
-        <w:tc>
-          <w:tcPr/>
-          <w:p>
-            <w:pPr>
-              <w:pStyle w:val="Compact"/>
-              <w:jc w:val="left"/>
-            </w:pPr>
-            <w:r>
-              <w:rPr>
-                <w:bCs/>
-                <w:b/>
-              </w:rPr>
-              <w:t xml:space="preserve">§5.9 结论句 ②</w:t>
-            </w:r>
-            <w:r>
-              <w:t xml:space="preserve"> </w:t>
-            </w:r>
-            <w:r>
-              <w:t xml:space="preserve">改写为"不可分辨"；</w:t>
-            </w:r>
-            <w:r>
-              <w:t xml:space="preserve"> </w:t>
-            </w:r>
-            <w:r>
-              <w:rPr>
-                <w:bCs/>
-                <w:b/>
-              </w:rPr>
-              <w:t xml:space="preserve">摘要第 1 点</w:t>
-            </w:r>
-            <w:r>
-              <w:t xml:space="preserve">写成"口径未完成"</w:t>
-            </w:r>
-          </w:p>
-        </w:tc>
-      </w:tr>
-      <w:tr>
-        <w:tc>
-          <w:tcPr/>
-          <w:p>
-            <w:pPr>
-              <w:pStyle w:val="Compact"/>
-              <w:jc w:val="left"/>
-            </w:pPr>
-            <w:r>
-              <w:rPr>
-                <w:bCs/>
-                <w:b/>
-              </w:rPr>
-              <w:t xml:space="preserve">④ 【代数推导给出方向、但符号未定】</w:t>
-            </w:r>
-            <w:r>
-              <w:t xml:space="preserve">（</w:t>
-            </w:r>
-            <w:r>
-              <w:rPr>
-                <w:bCs/>
-                <w:b/>
-              </w:rPr>
-              <w:t xml:space="preserve">批 2 落在这里；批 1 的【结论空间层】也落在这里</w:t>
-            </w:r>
-            <w:r>
-              <w:t xml:space="preserve">）</w:t>
-            </w:r>
-          </w:p>
-        </w:tc>
-        <w:tc>
-          <w:tcPr/>
-          <w:p>
-            <w:pPr>
-              <w:pStyle w:val="Compact"/>
-              <w:jc w:val="left"/>
-            </w:pPr>
-            <w:r>
-              <w:rPr>
-                <w:bCs/>
-                <w:b/>
-              </w:rPr>
-              <w:t xml:space="preserve">"方向为正的上界"不等于"净增益为正"</w:t>
-            </w:r>
-            <w:r>
-              <w:t xml:space="preserve">，</w:t>
-            </w:r>
-            <w:r>
-              <w:rPr>
-                <w:bCs/>
-                <w:b/>
-              </w:rPr>
-              <w:t xml:space="preserve">正确写法：「代数推导给出方向为正的上界，但符号未定，判决仍是『不可分辨』，仍待原始产出」</w:t>
-            </w:r>
-          </w:p>
-        </w:tc>
-        <w:tc>
-          <w:tcPr/>
-          <w:p>
-            <w:pPr>
-              <w:pStyle w:val="Compact"/>
-              <w:jc w:val="left"/>
-            </w:pPr>
-            <w:r>
-              <w:rPr>
-                <w:bCs/>
-                <w:b/>
-              </w:rPr>
-              <w:t xml:space="preserve">理由两条</w:t>
-            </w:r>
-            <w:r>
-              <w:t xml:space="preserve">：①</w:t>
-            </w:r>
-            <w:r>
-              <w:t xml:space="preserve"> </w:t>
-            </w:r>
-            <w:r>
-              <w:rPr>
-                <w:rStyle w:val="VerbatimChar"/>
-              </w:rPr>
-              <w:t xml:space="preserve">\|U\| = 宽度/题 × 18</w:t>
-            </w:r>
-            <w:r>
-              <w:t xml:space="preserve"> </w:t>
-            </w:r>
-            <w:r>
-              <w:t xml:space="preserve">是</w:t>
-            </w:r>
-            <w:r>
-              <w:rPr>
-                <w:bCs/>
-                <w:b/>
-              </w:rPr>
-              <w:t xml:space="preserve">逐题并集之和</w:t>
-            </w:r>
-            <w:r>
-              <w:t xml:space="preserve">，跨题去重使真实跨题并集 ≤ 该值，</w:t>
-            </w:r>
-            <w:r>
-              <w:rPr>
-                <w:bCs/>
-                <w:b/>
-              </w:rPr>
-              <w:t xml:space="preserve">两个上界之差不是净增益的上下界，符号未定</w:t>
-            </w:r>
-            <w:r>
-              <w:t xml:space="preserve">；② 该值落在</w:t>
-            </w:r>
-            <w:r>
-              <w:rPr>
-                <w:bCs/>
-                <w:b/>
-              </w:rPr>
-              <w:t xml:space="preserve">第三个口径</w:t>
-            </w:r>
-            <w:r>
-              <w:t xml:space="preserve">（去重并集宽度的代数推导），</w:t>
-            </w:r>
-            <w:r>
-              <w:rPr>
-                <w:bCs/>
-                <w:b/>
-              </w:rPr>
-              <w:t xml:space="preserve">不是</w:t>
-            </w:r>
-            <w:r>
-              <w:t xml:space="preserve">口径 A（结论空间）/ 口径 B（断言层），</w:t>
-            </w:r>
-            <w:r>
-              <w:rPr>
-                <w:bCs/>
-                <w:b/>
-              </w:rPr>
-              <w:t xml:space="preserve">本档与第 ③ 档的写法同形（都写"不可分辨"），但理由不同：第 ③ 档是"符号不一致"，第 ④ 档是"符号根本没定"</w:t>
-            </w:r>
-          </w:p>
-        </w:tc>
-      </w:tr>
-    </w:tbl>
-    <w:p>
-      <w:pPr>
-        <w:pStyle w:val="BodyText"/>
-      </w:pPr>
-      <w:r>
-        <w:rPr>
-          <w:bCs/>
-          <w:b/>
-        </w:rPr>
-        <w:t xml:space="preserve">无论落在哪一档，§1.5–§1.8（目标 / 五条原则 / 四个自由度 / 反面清单）都不需要重写</w:t>
-      </w:r>
-      <w:r>
-        <w:t xml:space="preserve"> </w:t>
-      </w:r>
-      <w:r>
-        <w:t xml:space="preserve">—— 因为那四节是</w:t>
-      </w:r>
-      <w:r>
-        <w:rPr>
-          <w:bCs/>
-          <w:b/>
-        </w:rPr>
-        <w:t xml:space="preserve">设计</w:t>
-      </w:r>
-      <w:r>
-        <w:t xml:space="preserve">，不是</w:t>
-      </w:r>
-      <w:r>
-        <w:rPr>
-          <w:bCs/>
-          <w:b/>
-        </w:rPr>
-        <w:t xml:space="preserve">读数</w:t>
-      </w:r>
-      <w:r>
-        <w:t xml:space="preserve">；</w:t>
-      </w:r>
-      <w:r>
-        <w:t xml:space="preserve"> </w:t>
-      </w:r>
-      <w:r>
-        <w:rPr>
-          <w:bCs/>
-          <w:b/>
-        </w:rPr>
-        <w:t xml:space="preserve">只有"这套设计的第一轮效果"那一节（§5）随重算结果变。</w:t>
-      </w:r>
-      <w:r>
-        <w:t xml:space="preserve">，</w:t>
-      </w:r>
-      <w:r>
-        <w:rPr>
-          <w:bCs/>
-          <w:b/>
-        </w:rPr>
-        <w:t xml:space="preserve">这正是本文按"主张在前、读数作支撑"组织的收益。</w:t>
-      </w:r>
-      <w:r>
-        <w:t xml:space="preserve"> </w:t>
-      </w:r>
-      <w:r>
-        <w:rPr>
-          <w:bCs/>
-          <w:b/>
-        </w:rPr>
-        <w:t xml:space="preserve">诚实要求（防"因为想正面才去重算"的质疑）</w:t>
-      </w:r>
-      <w:r>
-        <w:t xml:space="preserve">：</w:t>
-      </w:r>
-      <w:r>
-        <w:t xml:space="preserve"> </w:t>
-      </w:r>
-      <w:r>
-        <w:rPr>
-          <w:bCs/>
-          <w:b/>
-        </w:rPr>
-        <w:t xml:space="preserve">无论正负都照报</w:t>
-      </w:r>
-      <w:r>
-        <w:t xml:space="preserve">；档位标</w:t>
-      </w:r>
-      <w:r>
-        <w:t xml:space="preserve"> </w:t>
-      </w:r>
-      <w:r>
-        <w:rPr>
-          <w:rStyle w:val="VerbatimChar"/>
-          <w:bCs/>
-          <w:b/>
-        </w:rPr>
-        <w:t xml:space="preserve">✅ 事后重算</w:t>
-      </w:r>
-      <w:r>
-        <w:t xml:space="preserve">，并写明「</w:t>
-      </w:r>
-      <w:r>
-        <w:rPr>
-          <w:bCs/>
-          <w:b/>
-        </w:rPr>
-        <w:t xml:space="preserve">事后重算的必要性与结果方向无关</w:t>
-      </w:r>
-      <w:r>
-        <w:t xml:space="preserve">」（必要性来源 = §7 局限 11 指明这是唯一出路，与想不想转正无关）；</w:t>
-      </w:r>
-      <w:r>
-        <w:t xml:space="preserve"> </w:t>
-      </w:r>
-      <w:r>
-        <w:rPr>
-          <w:bCs/>
-          <w:b/>
-        </w:rPr>
-        <w:t xml:space="preserve">必给绝对分母</w:t>
-      </w:r>
-      <w:r>
-        <w:t xml:space="preserve">；</w:t>
-      </w:r>
-      <w:r>
-        <w:t xml:space="preserve"> </w:t>
-      </w:r>
-      <w:r>
-        <w:rPr>
-          <w:bCs/>
-          <w:b/>
-        </w:rPr>
-        <w:t xml:space="preserve">分母用 4 支</w:t>
-      </w:r>
-      <w:r>
-        <w:t xml:space="preserve">（型号池静默下架，附录 D.1），</w:t>
-      </w:r>
-      <w:r>
-        <w:rPr>
-          <w:bCs/>
-          <w:b/>
-        </w:rPr>
-        <w:t xml:space="preserve">不许用 5 支口径</w:t>
-      </w:r>
-      <w:r>
-        <w:t xml:space="preserve">；</w:t>
-      </w:r>
-      <w:r>
-        <w:t xml:space="preserve"> </w:t>
-      </w:r>
-      <w:r>
-        <w:rPr>
-          <w:bCs/>
-          <w:b/>
-        </w:rPr>
-        <w:t xml:space="preserve">承重分层必须分开报</w:t>
-      </w:r>
-      <w:r>
-        <w:t xml:space="preserve">，</w:t>
-      </w:r>
-      <w:r>
-        <w:rPr>
-          <w:bCs/>
-          <w:b/>
-        </w:rPr>
-        <w:t xml:space="preserve">不许只报总数</w:t>
-      </w:r>
-      <w:r>
-        <w:t xml:space="preserve">。</w:t>
-      </w:r>
-    </w:p>
-    <w:bookmarkEnd w:id="73"/>
-    <w:bookmarkStart w:id="76" w:name="X89da125ae7232ef4902b50ecbfc5884e640ef4d"/>
-    <w:p>
-      <w:pPr>
-        <w:pStyle w:val="Heading4"/>
-      </w:pPr>
-      <w:r>
-        <w:t xml:space="preserve">5.2.4 净增益双边重算：</w:t>
-      </w:r>
-      <w:r>
-        <w:t xml:space="preserve"> </w:t>
-      </w:r>
-      <w:r>
-        <w:rPr>
-          <w:bCs/>
-          <w:b/>
-        </w:rPr>
-        <w:t xml:space="preserve">批 1 已回填（判决 = 不可分辨）</w:t>
-      </w:r>
-      <w:r>
-        <w:t xml:space="preserve">，</w:t>
-      </w:r>
-      <w:r>
-        <w:t xml:space="preserve"> </w:t>
-      </w:r>
-      <w:r>
-        <w:rPr>
-          <w:bCs/>
-          <w:b/>
-        </w:rPr>
-        <w:t xml:space="preserve">批 2 仍待原始产出</w:t>
-      </w:r>
-      <w:r>
-        <w:t xml:space="preserve">（【待取证 T-A-02】）</w:t>
-      </w:r>
-    </w:p>
-    <w:p>
-      <w:pPr>
-        <w:pStyle w:val="FirstParagraph"/>
-      </w:pPr>
-      <w:r>
-        <w:rPr>
-          <w:bCs/>
-          <w:b/>
-        </w:rPr>
         <w:t xml:space="preserve">本小节的两段是回填正文</w:t>
       </w:r>
       <w:r>
         <w:t xml:space="preserve">（判据、算法、字段规格全部在动手前定版；</w:t>
-      </w:r>
-      <w:r>
-        <w:t xml:space="preserve"> </w:t>
       </w:r>
       <w:r>
         <w:rPr>
@@ -32570,9 +31768,6 @@
       </w:r>
       <w:r>
         <w:t xml:space="preserve">：</w:t>
-      </w:r>
-      <w:r>
-        <w:t xml:space="preserve"> </w:t>
       </w:r>
       <w:r>
         <w:rPr>
@@ -32959,12 +32154,6 @@
               <w:jc w:val="left"/>
             </w:pPr>
             <w:r>
-              <w:t xml:space="preserve">✔</w:t>
-            </w:r>
-            <w:r>
-              <w:t xml:space="preserve"> </w:t>
-            </w:r>
-            <w:r>
               <w:rPr>
                 <w:bCs/>
                 <w:b/>
@@ -32972,17 +32161,7 @@
               <w:t xml:space="preserve">可以，零 API</w:t>
             </w:r>
             <w:r>
-              <w:t xml:space="preserve">　</w:t>
-            </w:r>
-            <w:r>
-              <w:t xml:space="preserve"> </w:t>
-            </w:r>
-            <w:r>
-              <w:rPr>
-                <w:bCs/>
-                <w:b/>
-              </w:rPr>
-              <w:t xml:space="preserve">✅ 已回填（见下）</w:t>
+              <w:t xml:space="preserve">　 ** 已回填（见下）**</w:t>
             </w:r>
           </w:p>
         </w:tc>
@@ -33259,17 +32438,7 @@
               <w:jc w:val="left"/>
             </w:pPr>
             <w:r>
-              <w:t xml:space="preserve">✔ 纯匹配计算，零 API（前提：产出捞得回来）　</w:t>
-            </w:r>
-            <w:r>
-              <w:t xml:space="preserve"> </w:t>
-            </w:r>
-            <w:r>
-              <w:rPr>
-                <w:bCs/>
-                <w:b/>
-              </w:rPr>
-              <w:t xml:space="preserve">⚠️ 未捞到，只剩代数推导（见下）</w:t>
+              <w:t xml:space="preserve">纯匹配计算，零 API（前提：产出捞得回来）　 ** 未捞到，只剩代数推导（见下）**</w:t>
             </w:r>
           </w:p>
         </w:tc>
@@ -33299,9 +32468,6 @@
         <w:t xml:space="preserve">；</w:t>
       </w:r>
       <w:r>
-        <w:t xml:space="preserve"> </w:t>
-      </w:r>
-      <w:r>
         <w:rPr>
           <w:bCs/>
           <w:b/>
@@ -33390,13 +32556,6 @@
         <w:t xml:space="preserve">：</w:t>
       </w:r>
       <w:r>
-        <w:rPr>
-          <w:bCs/>
-          <w:b/>
-        </w:rPr>
-        <w:t xml:space="preserve"> </w:t>
-      </w:r>
-      <w:r>
         <w:t xml:space="preserve">n=8</w:t>
       </w:r>
       <w:r>
@@ -33779,13 +32938,6 @@
         <w:t xml:space="preserve">：</w:t>
       </w:r>
       <w:r>
-        <w:rPr>
-          <w:bCs/>
-          <w:b/>
-        </w:rPr>
-        <w:t xml:space="preserve"> </w:t>
-      </w:r>
-      <w:r>
         <w:t xml:space="preserve">符号逐配对不一致</w:t>
       </w:r>
       <w:r>
@@ -33886,12 +33038,6 @@
         <w:t xml:space="preserve"> </w:t>
       </w:r>
       <w:r>
-        <w:t xml:space="preserve">⚠️</w:t>
-      </w:r>
-      <w:r>
-        <w:t xml:space="preserve"> </w:t>
-      </w:r>
-      <w:r>
         <w:rPr>
           <w:bCs/>
           <w:b/>
@@ -33902,9 +33048,6 @@
         <w:t xml:space="preserve">：</w:t>
       </w:r>
       <w:r>
-        <w:t xml:space="preserve"> </w:t>
-      </w:r>
-      <w:r>
         <w:rPr>
           <w:bCs/>
           <w:b/>
@@ -33964,9 +33107,6 @@
       </w:r>
       <w:r>
         <w:t xml:space="preserve">，</w:t>
-      </w:r>
-      <w:r>
-        <w:t xml:space="preserve"> </w:t>
       </w:r>
       <w:r>
         <w:rPr>
@@ -34545,9 +33685,6 @@
               <w:t xml:space="preserve">（符号逐配对不一致；</w:t>
             </w:r>
             <w:r>
-              <w:t xml:space="preserve"> </w:t>
-            </w:r>
-            <w:r>
               <w:rPr>
                 <w:rStyle w:val="VerbatimChar"/>
                 <w:bCs/>
@@ -34662,13 +33799,6 @@
         <w:t xml:space="preserve">）；</w:t>
       </w:r>
       <w:r>
-        <w:rPr>
-          <w:bCs/>
-          <w:b/>
-        </w:rPr>
-        <w:t xml:space="preserve"> </w:t>
-      </w:r>
-      <w:r>
         <w:t xml:space="preserve">且"多出来的那些话承不承重"同样【不可分辨】** ——</w:t>
       </w:r>
       <w:r>
@@ -34740,7 +33870,7 @@
         <w:t xml:space="preserve">判决在【逐配对】层，不是汇总层</w:t>
       </w:r>
       <w:r>
-        <w:t xml:space="preserve">（口径 A 汇总 −7 / −11 是同向噪声累加）； ** 而那个超带的 −9 恰好是</w:t>
+        <w:t xml:space="preserve">（口径 A 汇总 −7 / −11 是同向噪声累加）；** 而那个超带的 −9 恰好是</w:t>
       </w:r>
       <w:r>
         <w:t xml:space="preserve"> </w:t>
@@ -34843,13 +33973,6 @@
         <w:t xml:space="preserve">：</w:t>
       </w:r>
       <w:r>
-        <w:rPr>
-          <w:bCs/>
-          <w:b/>
-        </w:rPr>
-        <w:t xml:space="preserve"> </w:t>
-      </w:r>
-      <w:r>
         <w:t xml:space="preserve">承重子层有两个聚合口径（OR 主口径 / AND 敏感性变体），只给一个数而不说口径 = 不可复现</w:t>
       </w:r>
       <w:r>
@@ -34868,13 +33991,6 @@
           <w:b/>
         </w:rPr>
         <w:t xml:space="preserve">；</w:t>
-      </w:r>
-      <w:r>
-        <w:rPr>
-          <w:bCs/>
-          <w:b/>
-        </w:rPr>
-        <w:t xml:space="preserve"> </w:t>
       </w:r>
       <w:r>
         <w:t xml:space="preserve">并且该层的零分布未单独标定（这一轮的零分布只标定在总净增益层），承重子层的一切读数只作方向性证据，不进结论句的一档。**</w:t>
@@ -35122,13 +34238,6 @@
         <w:t xml:space="preserve">、</w:t>
       </w:r>
       <w:r>
-        <w:rPr>
-          <w:bCs/>
-          <w:b/>
-        </w:rPr>
-        <w:t xml:space="preserve"> </w:t>
-      </w:r>
-      <w:r>
         <w:t xml:space="preserve">但不含**</w:t>
       </w:r>
       <w:r>
@@ -35220,9 +34329,6 @@
         <w:t xml:space="preserve">），</w:t>
       </w:r>
       <w:r>
-        <w:t xml:space="preserve"> </w:t>
-      </w:r>
-      <w:r>
         <w:rPr>
           <w:bCs/>
           <w:b/>
@@ -35231,9 +34337,6 @@
       </w:r>
       <w:r>
         <w:t xml:space="preserve">；</w:t>
-      </w:r>
-      <w:r>
-        <w:t xml:space="preserve"> </w:t>
       </w:r>
       <w:r>
         <w:rPr>
@@ -35614,9 +34717,6 @@
               <w:t xml:space="preserve">（结论层），</w:t>
             </w:r>
             <w:r>
-              <w:t xml:space="preserve"> </w:t>
-            </w:r>
-            <w:r>
               <w:rPr>
                 <w:bCs/>
                 <w:b/>
@@ -35748,9 +34848,6 @@
               <w:t xml:space="preserve">条 / 个，</w:t>
             </w:r>
             <w:r>
-              <w:t xml:space="preserve"> </w:t>
-            </w:r>
-            <w:r>
               <w:rPr>
                 <w:bCs/>
                 <w:b/>
@@ -36050,9 +35147,6 @@
             </w:r>
             <w:r>
               <w:t xml:space="preserve">；</w:t>
-            </w:r>
-            <w:r>
-              <w:t xml:space="preserve"> </w:t>
             </w:r>
             <w:r>
               <w:rPr>
@@ -36741,9 +35835,6 @@
         <w:t xml:space="preserve">（① 为正 / ② 为负 / ③ 不可分辨（符号不一致）/ ④ 【代数推导给出方向、符号未定】）；</w:t>
       </w:r>
       <w:r>
-        <w:t xml:space="preserve"> </w:t>
-      </w:r>
-      <w:r>
         <w:rPr>
           <w:bCs/>
           <w:b/>
@@ -36764,9 +35855,6 @@
         <w:t xml:space="preserve">；</w:t>
       </w:r>
       <w:r>
-        <w:t xml:space="preserve"> </w:t>
-      </w:r>
-      <w:r>
         <w:rPr>
           <w:bCs/>
           <w:b/>
@@ -36775,9 +35863,6 @@
       </w:r>
       <w:r>
         <w:t xml:space="preserve">（汇总会把同向噪声累加成信号）；</w:t>
-      </w:r>
-      <w:r>
-        <w:t xml:space="preserve"> </w:t>
       </w:r>
       <w:r>
         <w:rPr>
@@ -36815,9 +35900,6 @@
         <w:t xml:space="preserve">：</w:t>
       </w:r>
       <w:r>
-        <w:t xml:space="preserve"> </w:t>
-      </w:r>
-      <w:r>
         <w:rPr>
           <w:bCs/>
           <w:b/>
@@ -36828,9 +35910,6 @@
         <w:t xml:space="preserve">：</w:t>
       </w:r>
       <w:r>
-        <w:t xml:space="preserve"> </w:t>
-      </w:r>
-      <w:r>
         <w:rPr>
           <w:bCs/>
           <w:b/>
@@ -37068,9 +36147,6 @@
       </w:r>
       <w:r>
         <w:t xml:space="preserve">）。</w:t>
-      </w:r>
-      <w:r>
-        <w:t xml:space="preserve"> </w:t>
       </w:r>
       <w:r>
         <w:rPr>
@@ -37108,12 +36184,6 @@
       <w:pPr>
         <w:pStyle w:val="BodyText"/>
       </w:pPr>
-      <w:r>
-        <w:t xml:space="preserve">⚠️</w:t>
-      </w:r>
-      <w:r>
-        <w:t xml:space="preserve"> </w:t>
-      </w:r>
       <w:r>
         <w:rPr>
           <w:bCs/>
@@ -37736,12 +36806,6 @@
         <w:pStyle w:val="BlockText"/>
       </w:pPr>
       <w:r>
-        <w:t xml:space="preserve">⚠️</w:t>
-      </w:r>
-      <w:r>
-        <w:t xml:space="preserve"> </w:t>
-      </w:r>
-      <w:r>
         <w:rPr>
           <w:bCs/>
           <w:b/>
@@ -37822,10 +36886,7 @@
         <w:t xml:space="preserve"> </w:t>
       </w:r>
       <w:r>
-        <w:t xml:space="preserve">4 支口径。⚠️</w:t>
-      </w:r>
-      <w:r>
-        <w:t xml:space="preserve"> </w:t>
+        <w:t xml:space="preserve">4 支口径。</w:t>
       </w:r>
       <w:r>
         <w:rPr>
@@ -38467,12 +37528,6 @@
         <w:pStyle w:val="BlockText"/>
       </w:pPr>
       <w:r>
-        <w:t xml:space="preserve">⚠️</w:t>
-      </w:r>
-      <w:r>
-        <w:t xml:space="preserve"> </w:t>
-      </w:r>
-      <w:r>
         <w:rPr>
           <w:bCs/>
           <w:b/>
@@ -38553,10 +37608,7 @@
         <w:t xml:space="preserve"> </w:t>
       </w:r>
       <w:r>
-        <w:t xml:space="preserve">4 支口径。⚠️</w:t>
-      </w:r>
-      <w:r>
-        <w:t xml:space="preserve"> </w:t>
+        <w:t xml:space="preserve">4 支口径。</w:t>
       </w:r>
       <w:r>
         <w:rPr>
@@ -38603,9 +37655,6 @@
       </w:r>
       <w:r>
         <w:t xml:space="preserve">；</w:t>
-      </w:r>
-      <w:r>
-        <w:t xml:space="preserve"> </w:t>
       </w:r>
       <w:r>
         <w:rPr>
@@ -39591,95 +38640,110 @@
         <w:t xml:space="preserve"> </w:t>
       </w:r>
       <w:r>
-        <w:rPr>
-          <w:bCs/>
-          <w:b/>
-        </w:rPr>
-        <w:t xml:space="preserve">⚠️ 这一条的归因层必须限定（2026-10-20 外部只读审计后修订）</w:t>
-      </w:r>
-      <w:r>
+        <w:t xml:space="preserve">** 这一条的归因层必须限定（2026-10-20 外部只读审计后修订）</w:t>
+      </w:r>
+      <w:r>
+        <w:rPr>
+          <w:bCs/>
+          <w:b/>
+        </w:rPr>
         <w:t xml:space="preserve">：该学习实验存在</w:t>
       </w:r>
       <w:r>
-        <w:rPr>
-          <w:bCs/>
-          <w:b/>
-        </w:rPr>
         <w:t xml:space="preserve">动作—特征行错配</w:t>
       </w:r>
       <w:r>
+        <w:rPr>
+          <w:bCs/>
+          <w:b/>
+        </w:rPr>
         <w:t xml:space="preserve">（候选已按分数排序，但特征矩阵仍按原始顺序索引，梯度把功记给了错误的特征行），以及</w:t>
       </w:r>
       <w:r>
-        <w:rPr>
-          <w:bCs/>
-          <w:b/>
-        </w:rPr>
         <w:t xml:space="preserve">行为策略与更新假定的分布不一致</w:t>
       </w:r>
       <w:r>
+        <w:rPr>
+          <w:bCs/>
+          <w:b/>
+        </w:rPr>
         <w:t xml:space="preserve">（探索噪声直接加进分数，噪声幅度比策略信号大一个数量级）。</w:t>
       </w:r>
       <w:r>
-        <w:t xml:space="preserve"> </w:t>
-      </w:r>
-      <w:r>
-        <w:rPr>
-          <w:bCs/>
-          <w:b/>
-        </w:rPr>
+        <w:rPr>
+          <w:bCs/>
+          <w:b/>
+        </w:rPr>
+        <w:t xml:space="preserve"> </w:t>
+      </w:r>
+      <w:r>
         <w:t xml:space="preserve">可保留的结论</w:t>
       </w:r>
       <w:r>
+        <w:rPr>
+          <w:bCs/>
+          <w:b/>
+        </w:rPr>
         <w:t xml:space="preserve">：</w:t>
       </w:r>
       <w:r>
-        <w:rPr>
-          <w:bCs/>
-          <w:b/>
-        </w:rPr>
         <w:t xml:space="preserve">"权重改变了架构行为"成立</w:t>
       </w:r>
       <w:r>
+        <w:rPr>
+          <w:bCs/>
+          <w:b/>
+        </w:rPr>
         <w:t xml:space="preserve">（决策用</w:t>
       </w:r>
       <w:r>
+        <w:rPr>
+          <w:bCs/>
+          <w:b/>
+        </w:rPr>
         <w:t xml:space="preserve"> </w:t>
       </w:r>
       <w:r>
         <w:rPr>
           <w:rStyle w:val="VerbatimChar"/>
+          <w:bCs/>
+          <w:b/>
         </w:rPr>
         <w:t xml:space="preserve">w·f</w:t>
       </w:r>
       <w:r>
-        <w:t xml:space="preserve"> </w:t>
-      </w:r>
-      <w:r>
+        <w:rPr>
+          <w:bCs/>
+          <w:b/>
+        </w:rPr>
+        <w:t xml:space="preserve"> </w:t>
+      </w:r>
+      <w:r>
+        <w:rPr>
+          <w:bCs/>
+          <w:b/>
+        </w:rPr>
         <w:t xml:space="preserve">直接算，不经错位路径；操作直方图与留出错误率是实测的）。</w:t>
       </w:r>
       <w:r>
-        <w:t xml:space="preserve"> </w:t>
-      </w:r>
-      <w:r>
-        <w:rPr>
-          <w:bCs/>
-          <w:b/>
-        </w:rPr>
+        <w:rPr>
+          <w:bCs/>
+          <w:b/>
+        </w:rPr>
+        <w:t xml:space="preserve"> </w:t>
+      </w:r>
+      <w:r>
         <w:t xml:space="preserve">必须撤回的结论</w:t>
       </w:r>
       <w:r>
+        <w:rPr>
+          <w:bCs/>
+          <w:b/>
+        </w:rPr>
         <w:t xml:space="preserve">：</w:t>
       </w:r>
       <w:r>
-        <w:rPr>
-          <w:bCs/>
-          <w:b/>
-        </w:rPr>
-        <w:t xml:space="preserve">"这 14 维里的哪一维在起作用"不可信</w:t>
-      </w:r>
-      <w:r>
-        <w:t xml:space="preserve">——权重向量的具体数值不可解释。详见 C 篇 §3.3–3.4；一手文件待回查。</w:t>
+        <w:t xml:space="preserve">"这 14 维里的哪一维在起作用"不可信**——权重向量的具体数值不可解释。详见 C 篇 §3.3–3.4；一手文件待回查。</w:t>
       </w:r>
     </w:p>
     <w:p>
@@ -40160,9 +39224,6 @@
         <w:t xml:space="preserve">：</w:t>
       </w:r>
       <w:r>
-        <w:t xml:space="preserve"> </w:t>
-      </w:r>
-      <w:r>
         <w:rPr>
           <w:bCs/>
           <w:b/>
@@ -40207,12 +39268,6 @@
       <w:pPr>
         <w:pStyle w:val="BlockText"/>
       </w:pPr>
-      <w:r>
-        <w:t xml:space="preserve">⚠️</w:t>
-      </w:r>
-      <w:r>
-        <w:t xml:space="preserve"> </w:t>
-      </w:r>
       <w:r>
         <w:rPr>
           <w:bCs/>
@@ -40359,7 +39414,7 @@
               <w:t xml:space="preserve">本组自有的候选发现</w:t>
             </w:r>
             <w:r>
-              <w:t xml:space="preserve">（⚠️ 尚无事前预注册，</w:t>
+              <w:t xml:space="preserve">（尚无事前预注册，</w:t>
             </w:r>
             <w:r>
               <w:rPr>
@@ -40499,12 +39554,6 @@
               <w:jc w:val="left"/>
             </w:pPr>
             <w:r>
-              <w:t xml:space="preserve">⚠️⚠️</w:t>
-            </w:r>
-            <w:r>
-              <w:t xml:space="preserve"> </w:t>
-            </w:r>
-            <w:r>
               <w:rPr>
                 <w:bCs/>
                 <w:b/>
@@ -40745,12 +39794,6 @@
               <w:pStyle w:val="Compact"/>
               <w:jc w:val="left"/>
             </w:pPr>
-            <w:r>
-              <w:t xml:space="preserve">⚠️⚠️</w:t>
-            </w:r>
-            <w:r>
-              <w:t xml:space="preserve"> </w:t>
-            </w:r>
             <w:r>
               <w:rPr>
                 <w:bCs/>
@@ -41013,12 +40056,6 @@
         <w:t xml:space="preserve"> </w:t>
       </w:r>
       <w:r>
-        <w:t xml:space="preserve">⚠️</w:t>
-      </w:r>
-      <w:r>
-        <w:t xml:space="preserve"> </w:t>
-      </w:r>
-      <w:r>
         <w:rPr>
           <w:bCs/>
           <w:b/>
@@ -41063,12 +40100,6 @@
       <w:pPr>
         <w:pStyle w:val="BodyText"/>
       </w:pPr>
-      <w:r>
-        <w:t xml:space="preserve">⚠️</w:t>
-      </w:r>
-      <w:r>
-        <w:t xml:space="preserve"> </w:t>
-      </w:r>
       <w:r>
         <w:rPr>
           <w:bCs/>
@@ -41243,12 +40274,6 @@
       <w:pPr>
         <w:pStyle w:val="BlockText"/>
       </w:pPr>
-      <w:r>
-        <w:t xml:space="preserve">⚠️</w:t>
-      </w:r>
-      <w:r>
-        <w:t xml:space="preserve"> </w:t>
-      </w:r>
       <w:r>
         <w:rPr>
           <w:bCs/>
@@ -42647,9 +41672,6 @@
         <w:t xml:space="preserve">：</w:t>
       </w:r>
       <w:r>
-        <w:t xml:space="preserve"> </w:t>
-      </w:r>
-      <w:r>
         <w:rPr>
           <w:bCs/>
           <w:b/>
@@ -42845,9 +41867,6 @@
         <w:t xml:space="preserve">。</w:t>
       </w:r>
       <w:r>
-        <w:t xml:space="preserve"> </w:t>
-      </w:r>
-      <w:r>
         <w:rPr>
           <w:bCs/>
           <w:b/>
@@ -43216,7 +42235,7 @@
           <w:bCs/>
           <w:b/>
         </w:rPr>
-        <w:t xml:space="preserve">&gt; 📄 Chen et al.,</w:t>
+        <w:t xml:space="preserve">&gt; Chen et al.,</w:t>
       </w:r>
       <w:r>
         <w:rPr>
@@ -43437,12 +42456,6 @@
           <w:b/>
         </w:rPr>
         <w:t xml:space="preserve">拿"不确定性"当增益来源，等于拿一个已被否掉的前提当解释。</w:t>
-      </w:r>
-      <w:r>
-        <w:t xml:space="preserve"> </w:t>
-      </w:r>
-      <w:r>
-        <w:t xml:space="preserve">⚠️⚠️</w:t>
       </w:r>
       <w:r>
         <w:t xml:space="preserve"> </w:t>
@@ -43692,10 +42705,7 @@
         <w:t xml:space="preserve">盲写轮臂跑出来后可直接与它对照</w:t>
       </w:r>
       <w:r>
-        <w:t xml:space="preserve">，⚠️</w:t>
-      </w:r>
-      <w:r>
-        <w:t xml:space="preserve"> </w:t>
+        <w:t xml:space="preserve">，</w:t>
       </w:r>
       <w:r>
         <w:rPr>
@@ -44596,9 +43606,6 @@
             </w:r>
             <w:r>
               <w:t xml:space="preserve">；</w:t>
-            </w:r>
-            <w:r>
-              <w:t xml:space="preserve"> </w:t>
             </w:r>
             <w:r>
               <w:rPr>
@@ -46702,9 +45709,6 @@
         <w:t xml:space="preserve">：</w:t>
       </w:r>
       <w:r>
-        <w:t xml:space="preserve"> </w:t>
-      </w:r>
-      <w:r>
         <w:rPr>
           <w:bCs/>
           <w:b/>
@@ -47075,7 +46079,7 @@
               <w:t xml:space="preserve">在【无交互的并行发散】拓扑下它未观察到支持</w:t>
             </w:r>
             <w:r>
-              <w:t xml:space="preserve">（⚠️ 拓扑级限定：§7 适用条件 A1），</w:t>
+              <w:t xml:space="preserve">（拓扑级限定：§7 适用条件 A1），</w:t>
             </w:r>
             <w:r>
               <w:rPr>
@@ -47327,10 +46331,7 @@
               <w:t xml:space="preserve">错误在构造上被压到 0</w:t>
             </w:r>
             <w:r>
-              <w:t xml:space="preserve">、候选越多交付越宽，⚠️</w:t>
-            </w:r>
-            <w:r>
-              <w:t xml:space="preserve"> </w:t>
+              <w:t xml:space="preserve">、候选越多交付越宽，</w:t>
             </w:r>
             <w:r>
               <w:rPr>
@@ -47341,9 +46342,6 @@
             </w:r>
             <w:r>
               <w:t xml:space="preserve">、</w:t>
-            </w:r>
-            <w:r>
-              <w:t xml:space="preserve"> </w:t>
             </w:r>
             <w:r>
               <w:rPr>
@@ -47790,10 +46788,7 @@
               <w:t xml:space="preserve">R2 / R3 / R4 的 dual 臂读数（断言数、矛盾率分母、宽度表、10.5×）未按 4 支口径重算</w:t>
             </w:r>
             <w:r>
-              <w:t xml:space="preserve">，⚠️</w:t>
-            </w:r>
-            <w:r>
-              <w:t xml:space="preserve"> </w:t>
+              <w:t xml:space="preserve">，</w:t>
             </w:r>
             <w:r>
               <w:rPr>
@@ -48749,9 +47744,6 @@
         <w:t xml:space="preserve">（基线提到而工作流没提的东西，同样是损失））。</w:t>
       </w:r>
       <w:r>
-        <w:t xml:space="preserve"> </w:t>
-      </w:r>
-      <w:r>
         <w:rPr>
           <w:bCs/>
           <w:b/>
@@ -48771,9 +47763,6 @@
         <w:t xml:space="preserve">，零 API；自检六项全绿；</w:t>
       </w:r>
       <w:r>
-        <w:t xml:space="preserve"> </w:t>
-      </w:r>
-      <w:r>
         <w:rPr>
           <w:bCs/>
           <w:b/>
@@ -48824,9 +47813,6 @@
         <w:t xml:space="preserve">，</w:t>
       </w:r>
       <w:r>
-        <w:t xml:space="preserve"> </w:t>
-      </w:r>
-      <w:r>
         <w:rPr>
           <w:bCs/>
           <w:b/>
@@ -48845,9 +47831,6 @@
       </w:r>
       <w:r>
         <w:t xml:space="preserve">。</w:t>
-      </w:r>
-      <w:r>
-        <w:t xml:space="preserve"> </w:t>
       </w:r>
       <w:r>
         <w:rPr>
@@ -49857,10 +48840,7 @@
         <w:t xml:space="preserve">真正要拆的变量是【资历 / 权威层级】而不是【领域】</w:t>
       </w:r>
       <w:r>
-        <w:t xml:space="preserve">，⚠️</w:t>
-      </w:r>
-      <w:r>
-        <w:t xml:space="preserve"> </w:t>
+        <w:t xml:space="preserve">，</w:t>
       </w:r>
       <w:r>
         <w:rPr>
@@ -49940,10 +48920,7 @@
         <w:t xml:space="preserve">受影响的读数</w:t>
       </w:r>
       <w:r>
-        <w:t xml:space="preserve">：R2 的 dual 臂断言数与矛盾率分母（284 / 285）、R3 的分支数—分数表（4.20 / 3.20 / 4.30）、R4 的宽度表（5.8 / 5.4 / 5.2）与由它导出的 10.5×；，⚠️</w:t>
-      </w:r>
-      <w:r>
-        <w:t xml:space="preserve"> </w:t>
+        <w:t xml:space="preserve">：R2 的 dual 臂断言数与矛盾率分母（284 / 285）、R3 的分支数—分数表（4.20 / 3.20 / 4.30）、R4 的宽度表（5.8 / 5.4 / 5.2）与由它导出的 10.5×；，</w:t>
       </w:r>
       <w:r>
         <w:rPr>
@@ -50046,9 +49023,6 @@
         <w:t xml:space="preserve">：</w:t>
       </w:r>
       <w:r>
-        <w:t xml:space="preserve"> </w:t>
-      </w:r>
-      <w:r>
         <w:rPr>
           <w:bCs/>
           <w:b/>
@@ -50057,9 +49031,6 @@
       </w:r>
       <w:r>
         <w:t xml:space="preserve">（那几张表登记"要做什么"），</w:t>
-      </w:r>
-      <w:r>
-        <w:t xml:space="preserve"> </w:t>
       </w:r>
       <w:r>
         <w:rPr>
@@ -50344,7 +49315,7 @@
                 <w:bCs/>
                 <w:b/>
               </w:rPr>
-              <w:t xml:space="preserve">批 1 ✅ 已回填</w:t>
+              <w:t xml:space="preserve">批 1 已回填</w:t>
             </w:r>
             <w:r>
               <w:t xml:space="preserve">（仓内，零 API）：</w:t>
@@ -50438,7 +49409,7 @@
                 <w:bCs/>
                 <w:b/>
               </w:rPr>
-              <w:t xml:space="preserve">批 2 ⚠️ 未完成（本篇 R2 那一批）</w:t>
+              <w:t xml:space="preserve">批 2 未完成（本篇 R2 那一批）</w:t>
             </w:r>
             <w:r>
               <w:t xml:space="preserve">：法律域 944 条的原始产出（drive / 公开仓</w:t>
@@ -50744,9 +49715,6 @@
             </w:r>
             <w:r>
               <w:t xml:space="preserve">是否保持方向；</w:t>
-            </w:r>
-            <w:r>
-              <w:t xml:space="preserve"> </w:t>
             </w:r>
             <w:r>
               <w:rPr>
@@ -51834,10 +50802,7 @@
               <w:t xml:space="preserve">本文的判死门实验</w:t>
             </w:r>
             <w:r>
-              <w:t xml:space="preserve">。⚠️</w:t>
-            </w:r>
-            <w:r>
-              <w:t xml:space="preserve"> </w:t>
+              <w:t xml:space="preserve">。</w:t>
             </w:r>
             <w:r>
               <w:rPr>
@@ -52189,6 +51154,16 @@
               <w:t xml:space="preserve">。</w:t>
             </w:r>
             <w:r>
+              <w:rPr>
+                <w:bCs/>
+                <w:b/>
+              </w:rPr>
+              <w:t xml:space="preserve">回填字段规格见【待取证 T-A-02】（§5.2.4）</w:t>
+            </w:r>
+            <w:r>
+              <w:t xml:space="preserve">：每臂 |新增| / |丢失| / 净增益（双边）＋</w:t>
+            </w:r>
+            <w:r>
               <w:t xml:space="preserve"> </w:t>
             </w:r>
             <w:r>
@@ -52196,26 +51171,36 @@
                 <w:bCs/>
                 <w:b/>
               </w:rPr>
-              <w:t xml:space="preserve">回填字段规格见【待取证 T-A-02】（§5.2.4）</w:t>
-            </w:r>
-            <w:r>
-              <w:t xml:space="preserve">：每臂 |新增| / |丢失| / 净增益（双边）＋</w:t>
+              <w:t xml:space="preserve">承重分层四格</w:t>
             </w:r>
             <w:r>
               <w:t xml:space="preserve"> </w:t>
             </w:r>
             <w:r>
-              <w:rPr>
-                <w:bCs/>
-                <w:b/>
-              </w:rPr>
-              <w:t xml:space="preserve">承重分层四格</w:t>
+              <w:t xml:space="preserve">＋</w:t>
             </w:r>
             <w:r>
               <w:t xml:space="preserve"> </w:t>
             </w:r>
             <w:r>
-              <w:t xml:space="preserve">＋</w:t>
+              <w:rPr>
+                <w:bCs/>
+                <w:b/>
+              </w:rPr>
+              <w:t xml:space="preserve">绝对分母</w:t>
+            </w:r>
+            <w:r>
+              <w:t xml:space="preserve">（</w:t>
+            </w:r>
+            <w:r>
+              <w:rPr>
+                <w:bCs/>
+                <w:b/>
+              </w:rPr>
+              <w:t xml:space="preserve">分母用 4 支</w:t>
+            </w:r>
+            <w:r>
+              <w:t xml:space="preserve">，型号池静默下架见附录 D.1）＋ 臂名对应 ＋ 配对键 (task_id, rep) ＋</w:t>
             </w:r>
             <w:r>
               <w:t xml:space="preserve"> </w:t>
@@ -52225,20 +51210,35 @@
                 <w:bCs/>
                 <w:b/>
               </w:rPr>
-              <w:t xml:space="preserve">绝对分母</w:t>
-            </w:r>
-            <w:r>
-              <w:t xml:space="preserve">（</w:t>
-            </w:r>
-            <w:r>
-              <w:rPr>
-                <w:bCs/>
-                <w:b/>
-              </w:rPr>
-              <w:t xml:space="preserve">分母用 4 支</w:t>
-            </w:r>
-            <w:r>
-              <w:t xml:space="preserve">，型号池静默下架见附录 D.1）＋ 臂名对应 ＋ 配对键 (task_id, rep) ＋</w:t>
+              <w:t xml:space="preserve">零假设标定（噪声地板）</w:t>
+            </w:r>
+          </w:p>
+        </w:tc>
+        <w:tc>
+          <w:tcPr/>
+          <w:p>
+            <w:pPr>
+              <w:pStyle w:val="Compact"/>
+              <w:jc w:val="left"/>
+            </w:pPr>
+            <w:r>
+              <w:rPr>
+                <w:bCs/>
+                <w:b/>
+              </w:rPr>
+              <w:t xml:space="preserve">批 1（仓内 20 条）已完成</w:t>
+            </w:r>
+            <w:r>
+              <w:t xml:space="preserve">（零 API，</w:t>
+            </w:r>
+            <w:r>
+              <w:rPr>
+                <w:rStyle w:val="VerbatimChar"/>
+              </w:rPr>
+              <w:t xml:space="preserve">tools/calc_net_gain.py</w:t>
+            </w:r>
+            <w:r>
+              <w:t xml:space="preserve">；判决 =</w:t>
             </w:r>
             <w:r>
               <w:t xml:space="preserve"> </w:t>
@@ -52248,35 +51248,10 @@
                 <w:bCs/>
                 <w:b/>
               </w:rPr>
-              <w:t xml:space="preserve">零假设标定（噪声地板）</w:t>
-            </w:r>
-          </w:p>
-        </w:tc>
-        <w:tc>
-          <w:tcPr/>
-          <w:p>
-            <w:pPr>
-              <w:pStyle w:val="Compact"/>
-              <w:jc w:val="left"/>
-            </w:pPr>
-            <w:r>
-              <w:rPr>
-                <w:bCs/>
-                <w:b/>
-              </w:rPr>
-              <w:t xml:space="preserve">批 1（仓内 20 条）✅ 已完成</w:t>
-            </w:r>
-            <w:r>
-              <w:t xml:space="preserve">（零 API，</w:t>
-            </w:r>
-            <w:r>
-              <w:rPr>
-                <w:rStyle w:val="VerbatimChar"/>
-              </w:rPr>
-              <w:t xml:space="preserve">tools/calc_net_gain.py</w:t>
-            </w:r>
-            <w:r>
-              <w:t xml:space="preserve">；判决 =</w:t>
+              <w:t xml:space="preserve">不可分辨</w:t>
+            </w:r>
+            <w:r>
+              <w:t xml:space="preserve">）｜</w:t>
             </w:r>
             <w:r>
               <w:t xml:space="preserve"> </w:t>
@@ -52286,20 +51261,7 @@
                 <w:bCs/>
                 <w:b/>
               </w:rPr>
-              <w:t xml:space="preserve">不可分辨</w:t>
-            </w:r>
-            <w:r>
-              <w:t xml:space="preserve">）｜</w:t>
-            </w:r>
-            <w:r>
-              <w:t xml:space="preserve"> </w:t>
-            </w:r>
-            <w:r>
-              <w:rPr>
-                <w:bCs/>
-                <w:b/>
-              </w:rPr>
-              <w:t xml:space="preserve">批 2（法律域 944 条）⚠️ 未完成</w:t>
+              <w:t xml:space="preserve">批 2（法律域 944 条）未完成</w:t>
             </w:r>
             <w:r>
               <w:t xml:space="preserve">（原始产出未捞到，只剩代数推导，符号未定），</w:t>
@@ -52439,9 +51401,6 @@
             </w:r>
             <w:r>
               <w:t xml:space="preserve">；</w:t>
-            </w:r>
-            <w:r>
-              <w:t xml:space="preserve"> </w:t>
             </w:r>
             <w:r>
               <w:rPr>
@@ -52680,7 +51639,7 @@
         <w:t xml:space="preserve"> </w:t>
       </w:r>
       <w:r>
-        <w:t xml:space="preserve">- ⚠️</w:t>
+        <w:t xml:space="preserve">-</w:t>
       </w:r>
       <w:r>
         <w:t xml:space="preserve"> </w:t>
@@ -53391,14 +52350,7 @@
           <w:bCs/>
           <w:b/>
         </w:rPr>
-        <w:t xml:space="preserve">，⚠️</w:t>
-      </w:r>
-      <w:r>
-        <w:rPr>
-          <w:bCs/>
-          <w:b/>
-        </w:rPr>
-        <w:t xml:space="preserve"> </w:t>
+        <w:t xml:space="preserve">，</w:t>
       </w:r>
       <w:r>
         <w:t xml:space="preserve">不是 v1** ——</w:t>
@@ -54152,12 +53104,6 @@
               <w:jc w:val="left"/>
             </w:pPr>
             <w:r>
-              <w:t xml:space="preserve">❌</w:t>
-            </w:r>
-            <w:r>
-              <w:t xml:space="preserve"> </w:t>
-            </w:r>
-            <w:r>
               <w:rPr>
                 <w:bCs/>
                 <w:b/>
@@ -54218,12 +53164,6 @@
               <w:jc w:val="left"/>
             </w:pPr>
             <w:r>
-              <w:t xml:space="preserve">❌</w:t>
-            </w:r>
-            <w:r>
-              <w:t xml:space="preserve"> </w:t>
-            </w:r>
-            <w:r>
               <w:rPr>
                 <w:bCs/>
                 <w:b/>
@@ -54270,12 +53210,6 @@
               <w:pStyle w:val="Compact"/>
               <w:jc w:val="left"/>
             </w:pPr>
-            <w:r>
-              <w:t xml:space="preserve">❌</w:t>
-            </w:r>
-            <w:r>
-              <w:t xml:space="preserve"> </w:t>
-            </w:r>
             <w:r>
               <w:rPr>
                 <w:bCs/>
@@ -54633,13 +53567,6 @@
         <w:t xml:space="preserve">：</w:t>
       </w:r>
       <w:r>
-        <w:rPr>
-          <w:bCs/>
-          <w:b/>
-        </w:rPr>
-        <w:t xml:space="preserve"> </w:t>
-      </w:r>
-      <w:r>
         <w:t xml:space="preserve">任何"映射 / 编号对齐"类交付完成后，必须再回一次源，读【被映射对象的原文】</w:t>
       </w:r>
       <w:r>
@@ -54760,7 +53687,7 @@
           <w:bCs/>
           <w:b/>
         </w:rPr>
-        <w:t xml:space="preserve">- ⚠️</w:t>
+        <w:t xml:space="preserve">-</w:t>
       </w:r>
       <w:r>
         <w:rPr>
@@ -55594,9 +54521,6 @@
         <w:t xml:space="preserve">：</w:t>
       </w:r>
       <w:r>
-        <w:t xml:space="preserve"> </w:t>
-      </w:r>
-      <w:r>
         <w:rPr>
           <w:bCs/>
           <w:b/>
@@ -55769,7 +54693,7 @@
         <w:t xml:space="preserve">附带两条已作废的结论（写进正文以免又被引用）</w:t>
       </w:r>
       <w:r>
-        <w:t xml:space="preserve">：⛔ 「F 缺法条原文，F1–F3 这一轮不参与归族」，</w:t>
+        <w:t xml:space="preserve">： 「F 缺法条原文，F1–F3 这一轮不参与归族」，</w:t>
       </w:r>
       <w:r>
         <w:rPr>
@@ -55801,7 +54725,7 @@
         <w:t xml:space="preserve">（民法典合同编，1,073 字符），缺的是【命题】不是【原文】，F1–F3 不用排除</w:t>
       </w:r>
       <w:r>
-        <w:t xml:space="preserve">；⛔ 「v2 必须 join v1 才拿得到原文」，</w:t>
+        <w:t xml:space="preserve">； 「v2 必须 join v1 才拿得到原文」，</w:t>
       </w:r>
       <w:r>
         <w:rPr>
@@ -56535,67 +55459,93 @@
               <w:t xml:space="preserve"> </w:t>
             </w:r>
             <w:r>
-              <w:rPr>
-                <w:bCs/>
-                <w:b/>
-              </w:rPr>
-              <w:t xml:space="preserve">✅ 2026-10-22 已完成</w:t>
-            </w:r>
-            <w:r>
+              <w:t xml:space="preserve">** 2026-10-22 已完成</w:t>
+            </w:r>
+            <w:r>
+              <w:rPr>
+                <w:bCs/>
+                <w:b/>
+              </w:rPr>
               <w:t xml:space="preserve">：差异根源已定位为「</w:t>
             </w:r>
             <w:r>
               <w:rPr>
                 <w:rStyle w:val="VerbatimChar"/>
+                <w:bCs/>
+                <w:b/>
               </w:rPr>
               <w:t xml:space="preserve">DRILL §4c</w:t>
             </w:r>
             <w:r>
+              <w:rPr>
+                <w:bCs/>
+                <w:b/>
+              </w:rPr>
               <w:t xml:space="preserve"> </w:t>
             </w:r>
             <w:r>
+              <w:rPr>
+                <w:bCs/>
+                <w:b/>
+              </w:rPr>
               <w:t xml:space="preserve">= 原始断言全集」vs「</w:t>
             </w:r>
             <w:r>
               <w:rPr>
                 <w:rStyle w:val="VerbatimChar"/>
+                <w:bCs/>
+                <w:b/>
               </w:rPr>
               <w:t xml:space="preserve">CORRECTION</w:t>
             </w:r>
             <w:r>
+              <w:rPr>
+                <w:bCs/>
+                <w:b/>
+              </w:rPr>
               <w:t xml:space="preserve"> </w:t>
             </w:r>
             <w:r>
+              <w:rPr>
+                <w:bCs/>
+                <w:b/>
+              </w:rPr>
               <w:t xml:space="preserve">= 去重后并集」</w:t>
             </w:r>
             <w:r>
-              <w:rPr>
-                <w:bCs/>
-                <w:b/>
-              </w:rPr>
               <w:t xml:space="preserve">两个不同的量</w:t>
             </w:r>
             <w:r>
+              <w:rPr>
+                <w:bCs/>
+                <w:b/>
+              </w:rPr>
               <w:t xml:space="preserve">（</w:t>
             </w:r>
             <w:r>
               <w:rPr>
                 <w:rStyle w:val="VerbatimChar"/>
+                <w:bCs/>
+                <w:b/>
               </w:rPr>
               <w:t xml:space="preserve">CORRECTION</w:t>
             </w:r>
             <w:r>
+              <w:rPr>
+                <w:bCs/>
+                <w:b/>
+              </w:rPr>
               <w:t xml:space="preserve"> </w:t>
             </w:r>
             <w:r>
+              <w:rPr>
+                <w:bCs/>
+                <w:b/>
+              </w:rPr>
               <w:t xml:space="preserve">另未公布分母），非算错，</w:t>
             </w:r>
             <w:r>
-              <w:rPr>
-                <w:bCs/>
-                <w:b/>
-              </w:rPr>
-              <w:t xml:space="preserve">不可互换</w:t>
+              <w:t xml:space="preserve">不可互换**</w:t>
             </w:r>
           </w:p>
         </w:tc>
@@ -57072,7 +56022,7 @@
         <w:rPr>
           <w:rStyle w:val="VerbatimChar"/>
         </w:rPr>
-        <w:t xml:space="preserve">📌</w:t>
+        <w:t xml:space="preserve">【待回查】</w:t>
       </w:r>
       <w:r>
         <w:t xml:space="preserve"> </w:t>
@@ -57151,9 +56101,6 @@
       </w:r>
       <w:r>
         <w:t xml:space="preserve">；</w:t>
-      </w:r>
-      <w:r>
-        <w:t xml:space="preserve"> </w:t>
       </w:r>
       <w:r>
         <w:rPr>
@@ -57846,9 +56793,6 @@
               <w:t xml:space="preserve">—— 批 1 的结论已落进 §5.9 ②③ 与摘要第 1 点；</w:t>
             </w:r>
             <w:r>
-              <w:t xml:space="preserve"> </w:t>
-            </w:r>
-            <w:r>
               <w:rPr>
                 <w:bCs/>
                 <w:b/>
@@ -58075,9 +57019,6 @@
               <w:t xml:space="preserve">；</w:t>
             </w:r>
             <w:r>
-              <w:t xml:space="preserve"> </w:t>
-            </w:r>
-            <w:r>
               <w:rPr>
                 <w:bCs/>
                 <w:b/>
@@ -59067,7 +58008,7 @@
               <w:jc w:val="left"/>
             </w:pPr>
             <w:r>
-              <w:t xml:space="preserve">【待同步】 📌</w:t>
+              <w:t xml:space="preserve">【待同步】【待回查】</w:t>
             </w:r>
           </w:p>
         </w:tc>
@@ -59168,7 +58109,7 @@
               <w:jc w:val="left"/>
             </w:pPr>
             <w:r>
-              <w:t xml:space="preserve">【待同步】 📌</w:t>
+              <w:t xml:space="preserve">【待同步】【待回查】</w:t>
             </w:r>
           </w:p>
         </w:tc>
@@ -59281,7 +58222,7 @@
               <w:jc w:val="left"/>
             </w:pPr>
             <w:r>
-              <w:t xml:space="preserve">【待同步】 📌</w:t>
+              <w:t xml:space="preserve">【待同步】【待回查】</w:t>
             </w:r>
           </w:p>
         </w:tc>
@@ -59800,9 +58741,6 @@
       </w:r>
       <w:r>
         <w:t xml:space="preserve">；</w:t>
-      </w:r>
-      <w:r>
-        <w:t xml:space="preserve"> </w:t>
       </w:r>
       <w:r>
         <w:rPr>
@@ -60210,9 +59148,6 @@
         <w:t xml:space="preserve">；</w:t>
       </w:r>
       <w:r>
-        <w:t xml:space="preserve"> </w:t>
-      </w:r>
-      <w:r>
         <w:rPr>
           <w:bCs/>
           <w:b/>
@@ -60366,9 +59301,6 @@
         <w:t xml:space="preserve">：</w:t>
       </w:r>
       <w:r>
-        <w:t xml:space="preserve"> </w:t>
-      </w:r>
-      <w:r>
         <w:rPr>
           <w:bCs/>
           <w:b/>
@@ -60380,9 +59312,6 @@
       </w:r>
       <w:r>
         <w:t xml:space="preserve">= 这个目标函数的"实际达成度"度量（§1.5.3）；</w:t>
-      </w:r>
-      <w:r>
-        <w:t xml:space="preserve"> </w:t>
       </w:r>
       <w:r>
         <w:rPr>
@@ -61510,7 +60439,7 @@
               <w:jc w:val="left"/>
             </w:pPr>
             <w:r>
-              <w:t xml:space="preserve">✅ 公开仓</w:t>
+              <w:t xml:space="preserve">公开仓</w:t>
             </w:r>
           </w:p>
         </w:tc>
@@ -61578,7 +60507,7 @@
               <w:jc w:val="left"/>
             </w:pPr>
             <w:r>
-              <w:t xml:space="preserve">✅ 可复现</w:t>
+              <w:t xml:space="preserve">可复现</w:t>
             </w:r>
           </w:p>
         </w:tc>
@@ -61625,7 +60554,7 @@
               <w:jc w:val="left"/>
             </w:pPr>
             <w:r>
-              <w:t xml:space="preserve">✅ 仓内有全文；</w:t>
+              <w:t xml:space="preserve">仓内有全文；</w:t>
             </w:r>
             <w:r>
               <w:rPr>
@@ -61684,7 +60613,7 @@
               <w:jc w:val="left"/>
             </w:pPr>
             <w:r>
-              <w:t xml:space="preserve">✅ 仓内</w:t>
+              <w:t xml:space="preserve">仓内</w:t>
             </w:r>
           </w:p>
         </w:tc>
@@ -61725,7 +60654,7 @@
               <w:jc w:val="left"/>
             </w:pPr>
             <w:r>
-              <w:t xml:space="preserve">✅ 可复现</w:t>
+              <w:t xml:space="preserve">可复现</w:t>
             </w:r>
           </w:p>
         </w:tc>
@@ -61772,7 +60701,7 @@
               <w:jc w:val="left"/>
             </w:pPr>
             <w:r>
-              <w:t xml:space="preserve">✅ 仓内</w:t>
+              <w:t xml:space="preserve">仓内</w:t>
             </w:r>
           </w:p>
         </w:tc>
@@ -61810,7 +60739,7 @@
               <w:jc w:val="left"/>
             </w:pPr>
             <w:r>
-              <w:t xml:space="preserve">✅ 仓内</w:t>
+              <w:t xml:space="preserve">仓内</w:t>
             </w:r>
           </w:p>
         </w:tc>
@@ -61851,7 +60780,7 @@
               <w:jc w:val="left"/>
             </w:pPr>
             <w:r>
-              <w:t xml:space="preserve">✅ 仓内；</w:t>
+              <w:t xml:space="preserve">仓内；</w:t>
             </w:r>
             <w:r>
               <w:rPr>
@@ -61923,12 +60852,6 @@
               <w:jc w:val="left"/>
             </w:pPr>
             <w:r>
-              <w:t xml:space="preserve">❌</w:t>
-            </w:r>
-            <w:r>
-              <w:t xml:space="preserve"> </w:t>
-            </w:r>
-            <w:r>
               <w:rPr>
                 <w:bCs/>
                 <w:b/>
@@ -61989,10 +60912,7 @@
               <w:jc w:val="left"/>
             </w:pPr>
             <w:r>
-              <w:t xml:space="preserve">📌</w:t>
-            </w:r>
-            <w:r>
-              <w:t xml:space="preserve"> </w:t>
+              <w:t xml:space="preserve">【待回查】</w:t>
             </w:r>
             <w:r>
               <w:rPr>
@@ -62055,12 +60975,6 @@
               <w:jc w:val="left"/>
             </w:pPr>
             <w:r>
-              <w:t xml:space="preserve">🔄</w:t>
-            </w:r>
-            <w:r>
-              <w:t xml:space="preserve"> </w:t>
-            </w:r>
-            <w:r>
               <w:rPr>
                 <w:bCs/>
                 <w:b/>
@@ -62071,9 +60985,6 @@
               <w:t xml:space="preserve">（§8.1 第 5 项），尚未完成；</w:t>
             </w:r>
             <w:r>
-              <w:t xml:space="preserve"> </w:t>
-            </w:r>
-            <w:r>
               <w:rPr>
                 <w:bCs/>
                 <w:b/>
@@ -62082,9 +60993,6 @@
             </w:r>
             <w:r>
               <w:t xml:space="preserve">；</w:t>
-            </w:r>
-            <w:r>
-              <w:t xml:space="preserve"> </w:t>
             </w:r>
             <w:r>
               <w:rPr>
@@ -62148,12 +61056,6 @@
               <w:jc w:val="left"/>
             </w:pPr>
             <w:r>
-              <w:t xml:space="preserve">✅</w:t>
-            </w:r>
-            <w:r>
-              <w:t xml:space="preserve"> </w:t>
-            </w:r>
-            <w:r>
               <w:rPr>
                 <w:bCs/>
                 <w:b/>
@@ -62226,7 +61128,7 @@
               <w:jc w:val="left"/>
             </w:pPr>
             <w:r>
-              <w:t xml:space="preserve">✅ 已写入正文（2026-10-24）｜</w:t>
+              <w:t xml:space="preserve">已写入正文（2026-10-24）｜</w:t>
             </w:r>
             <w:r>
               <w:t xml:space="preserve"> </w:t>
@@ -62236,7 +61138,7 @@
                 <w:bCs/>
                 <w:b/>
               </w:rPr>
-              <w:t xml:space="preserve">"已独立复现"列全为「❌」</w:t>
+              <w:t xml:space="preserve">"已独立复现"列全为「」</w:t>
             </w:r>
           </w:p>
         </w:tc>
@@ -62442,7 +61344,7 @@
         <w:pStyle w:val="Heading3"/>
       </w:pPr>
       <w:r>
-        <w:t xml:space="preserve">D.1 ⚠️⚠️ 最重要的一条：</w:t>
+        <w:t xml:space="preserve">D.1 最重要的一条：</w:t>
       </w:r>
       <w:r>
         <w:rPr>
@@ -62834,7 +61736,7 @@
         <w:pStyle w:val="FirstParagraph"/>
       </w:pPr>
       <w:r>
-        <w:t xml:space="preserve">✅ 实测：</w:t>
+        <w:t xml:space="preserve">实测：</w:t>
       </w:r>
       <w:r>
         <w:rPr>
@@ -63025,12 +61927,6 @@
               <w:jc w:val="center"/>
             </w:pPr>
             <w:r>
-              <w:t xml:space="preserve">✅</w:t>
-            </w:r>
-            <w:r>
-              <w:t xml:space="preserve"> </w:t>
-            </w:r>
-            <w:r>
               <w:rPr>
                 <w:bCs/>
                 <w:b/>
@@ -63112,12 +62008,6 @@
               <w:jc w:val="center"/>
             </w:pPr>
             <w:r>
-              <w:t xml:space="preserve">⚠️</w:t>
-            </w:r>
-            <w:r>
-              <w:t xml:space="preserve"> </w:t>
-            </w:r>
-            <w:r>
               <w:rPr>
                 <w:bCs/>
                 <w:b/>
@@ -63190,12 +62080,6 @@
               <w:jc w:val="center"/>
             </w:pPr>
             <w:r>
-              <w:t xml:space="preserve">⚠️</w:t>
-            </w:r>
-            <w:r>
-              <w:t xml:space="preserve"> </w:t>
-            </w:r>
-            <w:r>
               <w:rPr>
                 <w:bCs/>
                 <w:b/>
@@ -63245,12 +62129,6 @@
               <w:jc w:val="center"/>
             </w:pPr>
             <w:r>
-              <w:t xml:space="preserve">⚠️</w:t>
-            </w:r>
-            <w:r>
-              <w:t xml:space="preserve"> </w:t>
-            </w:r>
-            <w:r>
               <w:rPr>
                 <w:bCs/>
                 <w:b/>
@@ -63326,7 +62204,7 @@
               <w:jc w:val="center"/>
             </w:pPr>
             <w:r>
-              <w:t xml:space="preserve">✅ 不受影响</w:t>
+              <w:t xml:space="preserve">不受影响</w:t>
             </w:r>
           </w:p>
         </w:tc>
@@ -63469,12 +62347,6 @@
       </w:r>
       <w:r>
         <w:t xml:space="preserve">（4 支口径重算，0 API）。</w:t>
-      </w:r>
-      <w:r>
-        <w:t xml:space="preserve"> </w:t>
-      </w:r>
-      <w:r>
-        <w:t xml:space="preserve">⚠️</w:t>
       </w:r>
       <w:r>
         <w:t xml:space="preserve"> </w:t>
@@ -63810,12 +62682,6 @@
           <w:b/>
         </w:rPr>
         <w:t xml:space="preserve">至少在"架构层干预有没有用"这个问题上，两个互不相干的代理量给出了同一个答案。</w:t>
-      </w:r>
-      <w:r>
-        <w:t xml:space="preserve"> </w:t>
-      </w:r>
-      <w:r>
-        <w:t xml:space="preserve">⚠️</w:t>
       </w:r>
       <w:r>
         <w:t xml:space="preserve"> </w:t>
@@ -64418,12 +63284,6 @@
         <w:t xml:space="preserve"> </w:t>
       </w:r>
       <w:r>
-        <w:t xml:space="preserve">⚠️</w:t>
-      </w:r>
-      <w:r>
-        <w:t xml:space="preserve"> </w:t>
-      </w:r>
-      <w:r>
         <w:rPr>
           <w:bCs/>
           <w:b/>
@@ -64442,12 +63302,6 @@
       </w:r>
       <w:r>
         <w:t xml:space="preserve">。</w:t>
-      </w:r>
-      <w:r>
-        <w:t xml:space="preserve"> </w:t>
-      </w:r>
-      <w:r>
-        <w:t xml:space="preserve">⚠️</w:t>
       </w:r>
       <w:r>
         <w:t xml:space="preserve"> </w:t>
@@ -64865,7 +63719,7 @@
         <w:pStyle w:val="Heading3"/>
       </w:pPr>
       <w:r>
-        <w:t xml:space="preserve">D.5 ⚠️ 两条仍然悬着的风险（提醒，不要在答辩里说漏）</w:t>
+        <w:t xml:space="preserve">D.5 两条仍然悬着的风险（提醒，不要在答辩里说漏）</w:t>
       </w:r>
     </w:p>
     <w:p>
@@ -64926,9 +63780,6 @@
         <w:t xml:space="preserve">（本文 §7 局限 11）。</w:t>
       </w:r>
       <w:r>
-        <w:t xml:space="preserve"> </w:t>
-      </w:r>
-      <w:r>
         <w:rPr>
           <w:bCs/>
           <w:b/>
@@ -64970,9 +63821,6 @@
       </w:r>
       <w:r>
         <w:t xml:space="preserve">，只量「说了更多话」。</w:t>
-      </w:r>
-      <w:r>
-        <w:t xml:space="preserve"> </w:t>
       </w:r>
       <w:r>
         <w:rPr>
@@ -65126,12 +63974,6 @@
               <w:jc w:val="center"/>
             </w:pPr>
             <w:r>
-              <w:t xml:space="preserve">✅</w:t>
-            </w:r>
-            <w:r>
-              <w:t xml:space="preserve"> </w:t>
-            </w:r>
-            <w:r>
               <w:rPr>
                 <w:bCs/>
                 <w:b/>
@@ -65210,7 +64052,7 @@
               <w:jc w:val="center"/>
             </w:pPr>
             <w:r>
-              <w:t xml:space="preserve">✅ 方向稳固；</w:t>
+              <w:t xml:space="preserve">方向稳固；</w:t>
             </w:r>
             <w:r>
               <w:rPr>
@@ -65221,9 +64063,6 @@
             </w:r>
             <w:r>
               <w:t xml:space="preserve">；</w:t>
-            </w:r>
-            <w:r>
-              <w:t xml:space="preserve"> </w:t>
             </w:r>
             <w:r>
               <w:rPr>
@@ -65281,7 +64120,7 @@
               <w:jc w:val="center"/>
             </w:pPr>
             <w:r>
-              <w:t xml:space="preserve">✅ 方向稳固；</w:t>
+              <w:t xml:space="preserve">方向稳固；</w:t>
             </w:r>
             <w:r>
               <w:rPr>
@@ -65326,7 +64165,7 @@
               <w:jc w:val="center"/>
             </w:pPr>
             <w:r>
-              <w:t xml:space="preserve">✅ 稳固</w:t>
+              <w:t xml:space="preserve">稳固</w:t>
             </w:r>
           </w:p>
         </w:tc>
@@ -65364,7 +64203,7 @@
               <w:jc w:val="center"/>
             </w:pPr>
             <w:r>
-              <w:t xml:space="preserve">✅ 稳固</w:t>
+              <w:t xml:space="preserve">稳固</w:t>
             </w:r>
           </w:p>
         </w:tc>
@@ -65429,7 +64268,7 @@
               <w:jc w:val="center"/>
             </w:pPr>
             <w:r>
-              <w:t xml:space="preserve">⚠️ 方向性支持，待 D.1 重算后定量</w:t>
+              <w:t xml:space="preserve">方向性支持，待 D.1 重算后定量</w:t>
             </w:r>
           </w:p>
         </w:tc>
@@ -65753,9 +64592,6 @@
             </w:pPr>
             <w:r>
               <w:t xml:space="preserve">6 臂、零自创算法；</w:t>
-            </w:r>
-            <w:r>
-              <w:t xml:space="preserve"> </w:t>
             </w:r>
             <w:r>
               <w:rPr>

--- a/papers/02_A_SelectionIsNotCreation_稿.docx
+++ b/papers/02_A_SelectionIsNotCreation_稿.docx
@@ -247,7 +247,7 @@
         <w:rPr>
           <w:rStyle w:val="VerbatimChar"/>
         </w:rPr>
-        <w:t xml:space="preserve">✅</w:t>
+        <w:t xml:space="preserve">【已核】</w:t>
       </w:r>
       <w:r>
         <w:t xml:space="preserve"> </w:t>
@@ -262,7 +262,7 @@
         <w:rPr>
           <w:rStyle w:val="VerbatimChar"/>
         </w:rPr>
-        <w:t xml:space="preserve">◐</w:t>
+        <w:t xml:space="preserve">【方向】</w:t>
       </w:r>
       <w:r>
         <w:t xml:space="preserve"> </w:t>
@@ -277,7 +277,7 @@
         <w:rPr>
           <w:rStyle w:val="VerbatimChar"/>
         </w:rPr>
-        <w:t xml:space="preserve">⬜</w:t>
+        <w:t xml:space="preserve">【未证】</w:t>
       </w:r>
       <w:r>
         <w:t xml:space="preserve"> </w:t>
@@ -292,7 +292,7 @@
         <w:rPr>
           <w:rStyle w:val="VerbatimChar"/>
         </w:rPr>
-        <w:t xml:space="preserve">❓</w:t>
+        <w:t xml:space="preserve">【未知】</w:t>
       </w:r>
       <w:r>
         <w:t xml:space="preserve"> </w:t>
@@ -440,7 +440,7 @@
           <w:bCs/>
           <w:b/>
         </w:rPr>
-        <w:t xml:space="preserve">◐</w:t>
+        <w:t xml:space="preserve">【方向】</w:t>
       </w:r>
       <w:r>
         <w:rPr>
@@ -2281,7 +2281,7 @@
           <w:bCs/>
           <w:b/>
         </w:rPr>
-        <w:t xml:space="preserve">◐</w:t>
+        <w:t xml:space="preserve">【方向】</w:t>
       </w:r>
       <w:r>
         <w:rPr>
@@ -2729,7 +2729,7 @@
         <w:rPr>
           <w:rStyle w:val="VerbatimChar"/>
         </w:rPr>
-        <w:t xml:space="preserve">✅</w:t>
+        <w:t xml:space="preserve">【已核】</w:t>
       </w:r>
       <w:r>
         <w:t xml:space="preserve"> </w:t>
@@ -2802,7 +2802,7 @@
         <w:rPr>
           <w:rStyle w:val="VerbatimChar"/>
         </w:rPr>
-        <w:t xml:space="preserve">✅</w:t>
+        <w:t xml:space="preserve">【已核】</w:t>
       </w:r>
       <w:r>
         <w:t xml:space="preserve"> </w:t>
@@ -2830,7 +2830,7 @@
         <w:rPr>
           <w:rStyle w:val="VerbatimChar"/>
         </w:rPr>
-        <w:t xml:space="preserve">✅</w:t>
+        <w:t xml:space="preserve">【已核】</w:t>
       </w:r>
       <w:r>
         <w:t xml:space="preserve"> </w:t>
@@ -2881,7 +2881,7 @@
         <w:rPr>
           <w:rStyle w:val="VerbatimChar"/>
         </w:rPr>
-        <w:t xml:space="preserve">✅</w:t>
+        <w:t xml:space="preserve">【已核】</w:t>
       </w:r>
       <w:r>
         <w:t xml:space="preserve"> </w:t>
@@ -2909,7 +2909,7 @@
         <w:rPr>
           <w:rStyle w:val="VerbatimChar"/>
         </w:rPr>
-        <w:t xml:space="preserve">✅</w:t>
+        <w:t xml:space="preserve">【已核】</w:t>
       </w:r>
       <w:r>
         <w:t xml:space="preserve"> </w:t>
@@ -2937,7 +2937,7 @@
         <w:rPr>
           <w:rStyle w:val="VerbatimChar"/>
         </w:rPr>
-        <w:t xml:space="preserve">✅</w:t>
+        <w:t xml:space="preserve">【已核】</w:t>
       </w:r>
       <w:r>
         <w:t xml:space="preserve"> </w:t>
@@ -2975,7 +2975,7 @@
         <w:rPr>
           <w:rStyle w:val="VerbatimChar"/>
         </w:rPr>
-        <w:t xml:space="preserve">📌</w:t>
+        <w:t xml:space="preserve">【待回查】</w:t>
       </w:r>
       <w:r>
         <w:t xml:space="preserve"> </w:t>
@@ -3023,7 +3023,7 @@
         <w:rPr>
           <w:rStyle w:val="VerbatimChar"/>
         </w:rPr>
-        <w:t xml:space="preserve">◐</w:t>
+        <w:t xml:space="preserve">【方向】</w:t>
       </w:r>
       <w:r>
         <w:t xml:space="preserve"> </w:t>
@@ -3205,7 +3205,7 @@
         <w:rPr>
           <w:rStyle w:val="VerbatimChar"/>
         </w:rPr>
-        <w:t xml:space="preserve">◐</w:t>
+        <w:t xml:space="preserve">【方向】</w:t>
       </w:r>
       <w:r>
         <w:t xml:space="preserve"> </w:t>
@@ -3246,7 +3246,7 @@
         <w:rPr>
           <w:rStyle w:val="VerbatimChar"/>
         </w:rPr>
-        <w:t xml:space="preserve">◐</w:t>
+        <w:t xml:space="preserve">【方向】</w:t>
       </w:r>
       <w:r>
         <w:t xml:space="preserve"> </w:t>
@@ -3277,7 +3277,7 @@
         <w:rPr>
           <w:rStyle w:val="VerbatimChar"/>
         </w:rPr>
-        <w:t xml:space="preserve">◐</w:t>
+        <w:t xml:space="preserve">【方向】</w:t>
       </w:r>
       <w:r>
         <w:t xml:space="preserve"> </w:t>
@@ -4796,7 +4796,7 @@
               <w:rPr>
                 <w:rStyle w:val="VerbatimChar"/>
               </w:rPr>
-              <w:t xml:space="preserve">◐</w:t>
+              <w:t xml:space="preserve">【方向】</w:t>
             </w:r>
             <w:r>
               <w:t xml:space="preserve">），主张层必须带这句</w:t>
@@ -5662,7 +5662,7 @@
           <w:bCs/>
           <w:b/>
         </w:rPr>
-        <w:t xml:space="preserve">◐</w:t>
+        <w:t xml:space="preserve">【方向】</w:t>
       </w:r>
       <w:r>
         <w:rPr>
@@ -11776,7 +11776,7 @@
         <w:rPr>
           <w:rStyle w:val="VerbatimChar"/>
         </w:rPr>
-        <w:t xml:space="preserve">📄</w:t>
+        <w:t xml:space="preserve">【文档】</w:t>
       </w:r>
       <w:r>
         <w:t xml:space="preserve"> </w:t>
@@ -11803,7 +11803,7 @@
         <w:rPr>
           <w:rStyle w:val="VerbatimChar"/>
         </w:rPr>
-        <w:t xml:space="preserve">◐</w:t>
+        <w:t xml:space="preserve">【方向】</w:t>
       </w:r>
       <w:r>
         <w:t xml:space="preserve"> </w:t>
@@ -11828,7 +11828,7 @@
           <w:bCs/>
           <w:b/>
         </w:rPr>
-        <w:t xml:space="preserve">📄</w:t>
+        <w:t xml:space="preserve">【文档】</w:t>
       </w:r>
       <w:r>
         <w:rPr>
@@ -11850,7 +11850,7 @@
           <w:bCs/>
           <w:b/>
         </w:rPr>
-        <w:t xml:space="preserve">◐</w:t>
+        <w:t xml:space="preserve">【方向】</w:t>
       </w:r>
       <w:r>
         <w:rPr>
@@ -12047,7 +12047,7 @@
         <w:rPr>
           <w:rStyle w:val="VerbatimChar"/>
         </w:rPr>
-        <w:t xml:space="preserve">📄</w:t>
+        <w:t xml:space="preserve">【文档】</w:t>
       </w:r>
       <w:r>
         <w:t xml:space="preserve"> </w:t>
@@ -16703,7 +16703,7 @@
           <w:bCs/>
           <w:b/>
         </w:rPr>
-        <w:t xml:space="preserve">◐</w:t>
+        <w:t xml:space="preserve">【方向】</w:t>
       </w:r>
       <w:r>
         <w:rPr>
@@ -16854,7 +16854,7 @@
           <w:bCs/>
           <w:b/>
         </w:rPr>
-        <w:t xml:space="preserve">◐</w:t>
+        <w:t xml:space="preserve">【方向】</w:t>
       </w:r>
       <w:r>
         <w:rPr>
@@ -17674,7 +17674,7 @@
         <w:rPr>
           <w:rStyle w:val="VerbatimChar"/>
         </w:rPr>
-        <w:t xml:space="preserve">✅</w:t>
+        <w:t xml:space="preserve">【已核】</w:t>
       </w:r>
       <w:r>
         <w:t xml:space="preserve"> </w:t>
@@ -18083,7 +18083,7 @@
         <w:rPr>
           <w:rStyle w:val="VerbatimChar"/>
         </w:rPr>
-        <w:t xml:space="preserve">✅</w:t>
+        <w:t xml:space="preserve">【已核】</w:t>
       </w:r>
       <w:r>
         <w:t xml:space="preserve"> </w:t>
@@ -18120,7 +18120,7 @@
         <w:rPr>
           <w:rStyle w:val="VerbatimChar"/>
         </w:rPr>
-        <w:t xml:space="preserve">✅</w:t>
+        <w:t xml:space="preserve">【已核】</w:t>
       </w:r>
       <w:r>
         <w:t xml:space="preserve"> </w:t>
@@ -18270,7 +18270,7 @@
         <w:rPr>
           <w:rStyle w:val="VerbatimChar"/>
         </w:rPr>
-        <w:t xml:space="preserve">✅</w:t>
+        <w:t xml:space="preserve">【已核】</w:t>
       </w:r>
       <w:r>
         <w:t xml:space="preserve"> </w:t>
@@ -18297,7 +18297,7 @@
         <w:rPr>
           <w:rStyle w:val="VerbatimChar"/>
         </w:rPr>
-        <w:t xml:space="preserve">✅</w:t>
+        <w:t xml:space="preserve">【已核】</w:t>
       </w:r>
       <w:r>
         <w:t xml:space="preserve"> </w:t>
@@ -18331,7 +18331,7 @@
         <w:rPr>
           <w:rStyle w:val="VerbatimChar"/>
         </w:rPr>
-        <w:t xml:space="preserve">✅</w:t>
+        <w:t xml:space="preserve">【已核】</w:t>
       </w:r>
       <w:r>
         <w:t xml:space="preserve"> </w:t>
@@ -18378,7 +18378,7 @@
         <w:rPr>
           <w:rStyle w:val="VerbatimChar"/>
         </w:rPr>
-        <w:t xml:space="preserve">✅</w:t>
+        <w:t xml:space="preserve">【已核】</w:t>
       </w:r>
       <w:r>
         <w:t xml:space="preserve"> </w:t>
@@ -18443,7 +18443,7 @@
         <w:rPr>
           <w:rStyle w:val="VerbatimChar"/>
         </w:rPr>
-        <w:t xml:space="preserve">✅</w:t>
+        <w:t xml:space="preserve">【已核】</w:t>
       </w:r>
       <w:r>
         <w:t xml:space="preserve"> </w:t>
@@ -21627,7 +21627,7 @@
         <w:rPr>
           <w:rStyle w:val="VerbatimChar"/>
         </w:rPr>
-        <w:t xml:space="preserve">◐</w:t>
+        <w:t xml:space="preserve">【方向】</w:t>
       </w:r>
       <w:r>
         <w:t xml:space="preserve"> </w:t>
@@ -22189,7 +22189,7 @@
         <w:rPr>
           <w:rStyle w:val="VerbatimChar"/>
         </w:rPr>
-        <w:t xml:space="preserve">✅</w:t>
+        <w:t xml:space="preserve">【已核】</w:t>
       </w:r>
       <w:r>
         <w:t xml:space="preserve"> </w:t>
@@ -22399,7 +22399,7 @@
         <w:rPr>
           <w:rStyle w:val="VerbatimChar"/>
         </w:rPr>
-        <w:t xml:space="preserve">✅</w:t>
+        <w:t xml:space="preserve">【已核】</w:t>
       </w:r>
       <w:r>
         <w:t xml:space="preserve"> </w:t>
@@ -22485,7 +22485,7 @@
         <w:rPr>
           <w:rStyle w:val="VerbatimChar"/>
         </w:rPr>
-        <w:t xml:space="preserve">✅</w:t>
+        <w:t xml:space="preserve">【已核】</w:t>
       </w:r>
       <w:r>
         <w:t xml:space="preserve"> </w:t>
@@ -22531,7 +22531,7 @@
         <w:rPr>
           <w:rStyle w:val="VerbatimChar"/>
         </w:rPr>
-        <w:t xml:space="preserve">✅</w:t>
+        <w:t xml:space="preserve">【已核】</w:t>
       </w:r>
       <w:r>
         <w:t xml:space="preserve"> </w:t>
@@ -22565,7 +22565,7 @@
         <w:rPr>
           <w:rStyle w:val="VerbatimChar"/>
         </w:rPr>
-        <w:t xml:space="preserve">✅</w:t>
+        <w:t xml:space="preserve">【已核】</w:t>
       </w:r>
       <w:r>
         <w:t xml:space="preserve"> </w:t>
@@ -22602,7 +22602,7 @@
         <w:rPr>
           <w:rStyle w:val="VerbatimChar"/>
         </w:rPr>
-        <w:t xml:space="preserve">✅</w:t>
+        <w:t xml:space="preserve">【已核】</w:t>
       </w:r>
       <w:r>
         <w:t xml:space="preserve"> </w:t>
@@ -24879,7 +24879,7 @@
         <w:t xml:space="preserve">那一节写死了"无论重算出什么，本文结构不需重写"。</w:t>
       </w:r>
     </w:p>
-    <w:bookmarkStart w:id="65" w:name="X209d14d18ae9e78fd8cd721197ebd16b2c774ee"/>
+    <w:bookmarkStart w:id="65" w:name="Xfb0c07749900b2144e1fd13b9ea3f3d4e6476b7"/>
     <w:p>
       <w:pPr>
         <w:pStyle w:val="Heading3"/>
@@ -24894,7 +24894,7 @@
         <w:rPr>
           <w:rStyle w:val="VerbatimChar"/>
         </w:rPr>
-        <w:t xml:space="preserve">✅</w:t>
+        <w:t xml:space="preserve">【已核】</w:t>
       </w:r>
       <w:r>
         <w:t xml:space="preserve"> </w:t>
@@ -25507,7 +25507,7 @@
         <w:rPr>
           <w:rStyle w:val="VerbatimChar"/>
         </w:rPr>
-        <w:t xml:space="preserve">✅</w:t>
+        <w:t xml:space="preserve">【已核】</w:t>
       </w:r>
       <w:r>
         <w:t xml:space="preserve"> </w:t>
@@ -25544,7 +25544,7 @@
         <w:rPr>
           <w:rStyle w:val="VerbatimChar"/>
         </w:rPr>
-        <w:t xml:space="preserve">✅</w:t>
+        <w:t xml:space="preserve">【已核】</w:t>
       </w:r>
       <w:r>
         <w:t xml:space="preserve"> </w:t>
@@ -29998,7 +29998,7 @@
         <w:rPr>
           <w:rStyle w:val="VerbatimChar"/>
         </w:rPr>
-        <w:t xml:space="preserve">✅</w:t>
+        <w:t xml:space="preserve">【已核】</w:t>
       </w:r>
       <w:r>
         <w:t xml:space="preserve"> </w:t>
@@ -30264,7 +30264,7 @@
         <w:rPr>
           <w:rStyle w:val="VerbatimChar"/>
         </w:rPr>
-        <w:t xml:space="preserve">✅</w:t>
+        <w:t xml:space="preserve">【已核】</w:t>
       </w:r>
       <w:r>
         <w:t xml:space="preserve"> </w:t>
@@ -31634,7 +31634,7 @@
           <w:bCs/>
           <w:b/>
         </w:rPr>
-        <w:t xml:space="preserve">✅ 事后重算</w:t>
+        <w:t xml:space="preserve">【事后重算】</w:t>
       </w:r>
       <w:r>
         <w:t xml:space="preserve">，并写明「</w:t>
@@ -35538,7 +35538,7 @@
               <w:rPr>
                 <w:rStyle w:val="VerbatimChar"/>
               </w:rPr>
-              <w:t xml:space="preserve">✅ 事后重算</w:t>
+              <w:t xml:space="preserve">【事后重算】</w:t>
             </w:r>
             <w:r>
               <w:t xml:space="preserve"> </w:t>
@@ -36171,7 +36171,7 @@
         <w:rPr>
           <w:rStyle w:val="VerbatimChar"/>
         </w:rPr>
-        <w:t xml:space="preserve">✅</w:t>
+        <w:t xml:space="preserve">【已核】</w:t>
       </w:r>
       <w:r>
         <w:t xml:space="preserve"> </w:t>
@@ -36539,7 +36539,7 @@
         <w:rPr>
           <w:rStyle w:val="VerbatimChar"/>
         </w:rPr>
-        <w:t xml:space="preserve">✅</w:t>
+        <w:t xml:space="preserve">【已核】</w:t>
       </w:r>
       <w:r>
         <w:t xml:space="preserve"> </w:t>
@@ -36950,7 +36950,7 @@
         <w:rPr>
           <w:rStyle w:val="VerbatimChar"/>
         </w:rPr>
-        <w:t xml:space="preserve">✅</w:t>
+        <w:t xml:space="preserve">【已核】</w:t>
       </w:r>
       <w:r>
         <w:t xml:space="preserve"> </w:t>
@@ -37009,7 +37009,7 @@
     <w:bookmarkEnd w:id="75"/>
     <w:bookmarkEnd w:id="76"/>
     <w:bookmarkEnd w:id="77"/>
-    <w:bookmarkStart w:id="78" w:name="r4-双轴最会扩展的臂也是最容易说错的臂"/>
+    <w:bookmarkStart w:id="78" w:name="r4-已核-双轴最会扩展的臂也是最容易说错的臂"/>
     <w:p>
       <w:pPr>
         <w:pStyle w:val="Heading3"/>
@@ -37024,7 +37024,7 @@
         <w:rPr>
           <w:rStyle w:val="VerbatimChar"/>
         </w:rPr>
-        <w:t xml:space="preserve">✅</w:t>
+        <w:t xml:space="preserve">【已核】</w:t>
       </w:r>
       <w:r>
         <w:t xml:space="preserve"> </w:t>
@@ -37041,7 +37041,7 @@
         <w:rPr>
           <w:rStyle w:val="VerbatimChar"/>
         </w:rPr>
-        <w:t xml:space="preserve">✅</w:t>
+        <w:t xml:space="preserve">【已核】</w:t>
       </w:r>
       <w:r>
         <w:t xml:space="preserve"> </w:t>
@@ -37675,7 +37675,7 @@
         <w:rPr>
           <w:rStyle w:val="VerbatimChar"/>
         </w:rPr>
-        <w:t xml:space="preserve">✅</w:t>
+        <w:t xml:space="preserve">【已核】</w:t>
       </w:r>
       <w:r>
         <w:t xml:space="preserve"> </w:t>
@@ -37702,7 +37702,7 @@
         <w:rPr>
           <w:rStyle w:val="VerbatimChar"/>
         </w:rPr>
-        <w:t xml:space="preserve">✅</w:t>
+        <w:t xml:space="preserve">【已核】</w:t>
       </w:r>
       <w:r>
         <w:t xml:space="preserve"> </w:t>
@@ -37888,7 +37888,7 @@
         <w:rPr>
           <w:rStyle w:val="VerbatimChar"/>
         </w:rPr>
-        <w:t xml:space="preserve">✅</w:t>
+        <w:t xml:space="preserve">【已核】</w:t>
       </w:r>
       <w:r>
         <w:t xml:space="preserve"> </w:t>
@@ -37924,7 +37924,7 @@
         <w:rPr>
           <w:rStyle w:val="VerbatimChar"/>
         </w:rPr>
-        <w:t xml:space="preserve">✅</w:t>
+        <w:t xml:space="preserve">【已核】</w:t>
       </w:r>
       <w:r>
         <w:t xml:space="preserve"> </w:t>
@@ -37974,7 +37974,7 @@
       </w:r>
     </w:p>
     <w:bookmarkEnd w:id="78"/>
-    <w:bookmarkStart w:id="79" w:name="r5-一个反例指标重加权类指标给出相反方向"/>
+    <w:bookmarkStart w:id="79" w:name="r5-已核-一个反例指标重加权类指标给出相反方向"/>
     <w:p>
       <w:pPr>
         <w:pStyle w:val="Heading3"/>
@@ -37989,7 +37989,7 @@
         <w:rPr>
           <w:rStyle w:val="VerbatimChar"/>
         </w:rPr>
-        <w:t xml:space="preserve">✅</w:t>
+        <w:t xml:space="preserve">【已核】</w:t>
       </w:r>
       <w:r>
         <w:t xml:space="preserve"> </w:t>
@@ -38006,7 +38006,7 @@
         <w:rPr>
           <w:rStyle w:val="VerbatimChar"/>
         </w:rPr>
-        <w:t xml:space="preserve">✅</w:t>
+        <w:t xml:space="preserve">【已核】</w:t>
       </w:r>
       <w:r>
         <w:t xml:space="preserve"> </w:t>
@@ -38198,7 +38198,7 @@
         <w:rPr>
           <w:rStyle w:val="VerbatimChar"/>
         </w:rPr>
-        <w:t xml:space="preserve">✅</w:t>
+        <w:t xml:space="preserve">【已核】</w:t>
       </w:r>
       <w:r>
         <w:t xml:space="preserve"> </w:t>
@@ -38228,7 +38228,7 @@
       </w:r>
     </w:p>
     <w:bookmarkEnd w:id="79"/>
-    <w:bookmarkStart w:id="80" w:name="r6-逃逸悖论在测量层有一个出口"/>
+    <w:bookmarkStart w:id="80" w:name="r6-已核-逃逸悖论在测量层有一个出口"/>
     <w:p>
       <w:pPr>
         <w:pStyle w:val="Heading3"/>
@@ -38243,7 +38243,7 @@
         <w:rPr>
           <w:rStyle w:val="VerbatimChar"/>
         </w:rPr>
-        <w:t xml:space="preserve">✅</w:t>
+        <w:t xml:space="preserve">【已核】</w:t>
       </w:r>
       <w:r>
         <w:t xml:space="preserve"> </w:t>
@@ -38260,7 +38260,7 @@
         <w:rPr>
           <w:rStyle w:val="VerbatimChar"/>
         </w:rPr>
-        <w:t xml:space="preserve">✅</w:t>
+        <w:t xml:space="preserve">【已核】</w:t>
       </w:r>
       <w:r>
         <w:t xml:space="preserve"> </w:t>
@@ -38551,7 +38551,7 @@
         <w:rPr>
           <w:rStyle w:val="VerbatimChar"/>
         </w:rPr>
-        <w:t xml:space="preserve">✅</w:t>
+        <w:t xml:space="preserve">【已核】</w:t>
       </w:r>
       <w:r>
         <w:t xml:space="preserve"> </w:t>
@@ -38598,7 +38598,7 @@
         <w:rPr>
           <w:rStyle w:val="VerbatimChar"/>
         </w:rPr>
-        <w:t xml:space="preserve">✅</w:t>
+        <w:t xml:space="preserve">【已核】</w:t>
       </w:r>
       <w:r>
         <w:t xml:space="preserve"> </w:t>
@@ -38634,7 +38634,7 @@
         <w:rPr>
           <w:rStyle w:val="VerbatimChar"/>
         </w:rPr>
-        <w:t xml:space="preserve">📌</w:t>
+        <w:t xml:space="preserve">【待回查】</w:t>
       </w:r>
       <w:r>
         <w:t xml:space="preserve"> </w:t>
@@ -38754,7 +38754,7 @@
       </w:r>
     </w:p>
     <w:bookmarkEnd w:id="80"/>
-    <w:bookmarkStart w:id="81" w:name="r7-方法论旁证外部只读审计能发现被自己报告掩盖的缺陷"/>
+    <w:bookmarkStart w:id="81" w:name="r7-待回查-方法论旁证外部只读审计能发现被自己报告掩盖的缺陷"/>
     <w:p>
       <w:pPr>
         <w:pStyle w:val="Heading3"/>
@@ -38769,7 +38769,7 @@
         <w:rPr>
           <w:rStyle w:val="VerbatimChar"/>
         </w:rPr>
-        <w:t xml:space="preserve">📌</w:t>
+        <w:t xml:space="preserve">【待回查】</w:t>
       </w:r>
       <w:r>
         <w:t xml:space="preserve"> </w:t>
@@ -38786,7 +38786,7 @@
         <w:rPr>
           <w:rStyle w:val="VerbatimChar"/>
         </w:rPr>
-        <w:t xml:space="preserve">📌</w:t>
+        <w:t xml:space="preserve">【待回查】</w:t>
       </w:r>
       <w:r>
         <w:t xml:space="preserve"> </w:t>
@@ -39069,7 +39069,7 @@
         <w:rPr>
           <w:rStyle w:val="VerbatimChar"/>
         </w:rPr>
-        <w:t xml:space="preserve">📌</w:t>
+        <w:t xml:space="preserve">【待回查】</w:t>
       </w:r>
       <w:r>
         <w:t xml:space="preserve"> </w:t>
@@ -39106,7 +39106,7 @@
         <w:rPr>
           <w:rStyle w:val="VerbatimChar"/>
         </w:rPr>
-        <w:t xml:space="preserve">📌</w:t>
+        <w:t xml:space="preserve">【待回查】</w:t>
       </w:r>
       <w:r>
         <w:t xml:space="preserve"> </w:t>
@@ -39160,7 +39160,7 @@
         <w:rPr>
           <w:rStyle w:val="VerbatimChar"/>
         </w:rPr>
-        <w:t xml:space="preserve">📌</w:t>
+        <w:t xml:space="preserve">【待回查】</w:t>
       </w:r>
       <w:r>
         <w:t xml:space="preserve"> </w:t>
@@ -44398,7 +44398,7 @@
                 <w:bCs/>
                 <w:b/>
               </w:rPr>
-              <w:t xml:space="preserve">◐</w:t>
+              <w:t xml:space="preserve">【方向】</w:t>
             </w:r>
             <w:r>
               <w:rPr>
@@ -44515,7 +44515,7 @@
                 <w:bCs/>
                 <w:b/>
               </w:rPr>
-              <w:t xml:space="preserve">✅</w:t>
+              <w:t xml:space="preserve">【已核】</w:t>
             </w:r>
             <w:r>
               <w:rPr>
@@ -44601,7 +44601,7 @@
                 <w:bCs/>
                 <w:b/>
               </w:rPr>
-              <w:t xml:space="preserve">✅</w:t>
+              <w:t xml:space="preserve">【已核】</w:t>
             </w:r>
             <w:r>
               <w:rPr>
@@ -44684,7 +44684,7 @@
                 <w:bCs/>
                 <w:b/>
               </w:rPr>
-              <w:t xml:space="preserve">◐</w:t>
+              <w:t xml:space="preserve">【方向】</w:t>
             </w:r>
             <w:r>
               <w:rPr>
@@ -44734,7 +44734,7 @@
                 <w:bCs/>
                 <w:b/>
               </w:rPr>
-              <w:t xml:space="preserve">◐</w:t>
+              <w:t xml:space="preserve">【方向】</w:t>
             </w:r>
             <w:r>
               <w:rPr>
@@ -44906,7 +44906,7 @@
         <w:rPr>
           <w:rStyle w:val="VerbatimChar"/>
         </w:rPr>
-        <w:t xml:space="preserve">◐</w:t>
+        <w:t xml:space="preserve">【方向】</w:t>
       </w:r>
       <w:r>
         <w:t xml:space="preserve"> </w:t>
@@ -44928,7 +44928,7 @@
         <w:rPr>
           <w:rStyle w:val="VerbatimChar"/>
         </w:rPr>
-        <w:t xml:space="preserve">◐</w:t>
+        <w:t xml:space="preserve">【方向】</w:t>
       </w:r>
       <w:r>
         <w:t xml:space="preserve"> </w:t>
@@ -44953,7 +44953,7 @@
         <w:rPr>
           <w:rStyle w:val="VerbatimChar"/>
         </w:rPr>
-        <w:t xml:space="preserve">◐</w:t>
+        <w:t xml:space="preserve">【方向】</w:t>
       </w:r>
       <w:r>
         <w:t xml:space="preserve"> </w:t>
@@ -44990,7 +44990,7 @@
         <w:rPr>
           <w:rStyle w:val="VerbatimChar"/>
         </w:rPr>
-        <w:t xml:space="preserve">✅</w:t>
+        <w:t xml:space="preserve">【已核】</w:t>
       </w:r>
       <w:r>
         <w:t xml:space="preserve"> </w:t>
@@ -45655,7 +45655,7 @@
         <w:rPr>
           <w:rStyle w:val="VerbatimChar"/>
         </w:rPr>
-        <w:t xml:space="preserve">❓</w:t>
+        <w:t xml:space="preserve">【未知】</w:t>
       </w:r>
       <w:r>
         <w:t xml:space="preserve"> </w:t>
@@ -47098,7 +47098,7 @@
         <w:rPr>
           <w:rStyle w:val="VerbatimChar"/>
         </w:rPr>
-        <w:t xml:space="preserve">◐</w:t>
+        <w:t xml:space="preserve">【方向】</w:t>
       </w:r>
       <w:r>
         <w:t xml:space="preserve"> </w:t>
@@ -47146,7 +47146,7 @@
         <w:rPr>
           <w:rStyle w:val="VerbatimChar"/>
         </w:rPr>
-        <w:t xml:space="preserve">◐</w:t>
+        <w:t xml:space="preserve">【方向】</w:t>
       </w:r>
       <w:r>
         <w:t xml:space="preserve"> </w:t>
@@ -47174,7 +47174,7 @@
         <w:rPr>
           <w:rStyle w:val="VerbatimChar"/>
         </w:rPr>
-        <w:t xml:space="preserve">◐</w:t>
+        <w:t xml:space="preserve">【方向】</w:t>
       </w:r>
       <w:r>
         <w:t xml:space="preserve"> </w:t>
@@ -47212,7 +47212,7 @@
         <w:rPr>
           <w:rStyle w:val="VerbatimChar"/>
         </w:rPr>
-        <w:t xml:space="preserve">◐</w:t>
+        <w:t xml:space="preserve">【方向】</w:t>
       </w:r>
       <w:r>
         <w:t xml:space="preserve"> </w:t>
@@ -47250,7 +47250,7 @@
         <w:rPr>
           <w:rStyle w:val="VerbatimChar"/>
         </w:rPr>
-        <w:t xml:space="preserve">◐</w:t>
+        <w:t xml:space="preserve">【方向】</w:t>
       </w:r>
       <w:r>
         <w:t xml:space="preserve"> </w:t>
@@ -47288,7 +47288,7 @@
         <w:rPr>
           <w:rStyle w:val="VerbatimChar"/>
         </w:rPr>
-        <w:t xml:space="preserve">◐</w:t>
+        <w:t xml:space="preserve">【方向】</w:t>
       </w:r>
       <w:r>
         <w:t xml:space="preserve"> </w:t>
@@ -47379,7 +47379,7 @@
         <w:rPr>
           <w:rStyle w:val="VerbatimChar"/>
         </w:rPr>
-        <w:t xml:space="preserve">◐</w:t>
+        <w:t xml:space="preserve">【方向】</w:t>
       </w:r>
       <w:r>
         <w:t xml:space="preserve">→</w:t>
@@ -47388,7 +47388,7 @@
         <w:rPr>
           <w:rStyle w:val="VerbatimChar"/>
         </w:rPr>
-        <w:t xml:space="preserve">✅</w:t>
+        <w:t xml:space="preserve">【已核】</w:t>
       </w:r>
       <w:r>
         <w:t xml:space="preserve"> </w:t>
@@ -47495,7 +47495,7 @@
         <w:rPr>
           <w:rStyle w:val="VerbatimChar"/>
         </w:rPr>
-        <w:t xml:space="preserve">◐</w:t>
+        <w:t xml:space="preserve">【方向】</w:t>
       </w:r>
       <w:r>
         <w:t xml:space="preserve"> </w:t>
@@ -47637,7 +47637,7 @@
         <w:rPr>
           <w:rStyle w:val="VerbatimChar"/>
         </w:rPr>
-        <w:t xml:space="preserve">◐</w:t>
+        <w:t xml:space="preserve">【方向】</w:t>
       </w:r>
       <w:r>
         <w:t xml:space="preserve"> </w:t>
@@ -47666,7 +47666,7 @@
         <w:rPr>
           <w:rStyle w:val="VerbatimChar"/>
         </w:rPr>
-        <w:t xml:space="preserve">📄</w:t>
+        <w:t xml:space="preserve">【文档】</w:t>
       </w:r>
       <w:r>
         <w:t xml:space="preserve"> </w:t>
@@ -47687,7 +47687,7 @@
         <w:rPr>
           <w:rStyle w:val="VerbatimChar"/>
         </w:rPr>
-        <w:t xml:space="preserve">◐</w:t>
+        <w:t xml:space="preserve">【方向】</w:t>
       </w:r>
       <w:r>
         <w:t xml:space="preserve"> </w:t>
@@ -47715,7 +47715,7 @@
         <w:rPr>
           <w:rStyle w:val="VerbatimChar"/>
         </w:rPr>
-        <w:t xml:space="preserve">📌</w:t>
+        <w:t xml:space="preserve">【待回查】</w:t>
       </w:r>
       <w:r>
         <w:t xml:space="preserve"> </w:t>
@@ -47855,7 +47855,7 @@
         <w:rPr>
           <w:rStyle w:val="VerbatimChar"/>
         </w:rPr>
-        <w:t xml:space="preserve">📌</w:t>
+        <w:t xml:space="preserve">【待回查】</w:t>
       </w:r>
       <w:r>
         <w:t xml:space="preserve"> </w:t>
@@ -47903,7 +47903,7 @@
         <w:rPr>
           <w:rStyle w:val="VerbatimChar"/>
         </w:rPr>
-        <w:t xml:space="preserve">📌</w:t>
+        <w:t xml:space="preserve">【待回查】</w:t>
       </w:r>
       <w:r>
         <w:t xml:space="preserve"> </w:t>
@@ -47961,7 +47961,7 @@
         <w:rPr>
           <w:rStyle w:val="VerbatimChar"/>
         </w:rPr>
-        <w:t xml:space="preserve">◐</w:t>
+        <w:t xml:space="preserve">【方向】</w:t>
       </w:r>
       <w:r>
         <w:t xml:space="preserve"> </w:t>
@@ -48018,7 +48018,7 @@
           <w:bCs/>
           <w:b/>
         </w:rPr>
-        <w:t xml:space="preserve">◐</w:t>
+        <w:t xml:space="preserve">【方向】</w:t>
       </w:r>
       <w:r>
         <w:rPr>
@@ -48063,7 +48063,7 @@
         <w:rPr>
           <w:rStyle w:val="VerbatimChar"/>
         </w:rPr>
-        <w:t xml:space="preserve">◐</w:t>
+        <w:t xml:space="preserve">【方向】</w:t>
       </w:r>
       <w:r>
         <w:t xml:space="preserve"> </w:t>
@@ -48111,7 +48111,7 @@
         <w:rPr>
           <w:rStyle w:val="VerbatimChar"/>
         </w:rPr>
-        <w:t xml:space="preserve">◐</w:t>
+        <w:t xml:space="preserve">【方向】</w:t>
       </w:r>
       <w:r>
         <w:t xml:space="preserve"> </w:t>
@@ -48156,7 +48156,7 @@
         <w:rPr>
           <w:rStyle w:val="VerbatimChar"/>
         </w:rPr>
-        <w:t xml:space="preserve">◐</w:t>
+        <w:t xml:space="preserve">【方向】</w:t>
       </w:r>
       <w:r>
         <w:t xml:space="preserve"> </w:t>
@@ -48252,7 +48252,7 @@
         <w:rPr>
           <w:rStyle w:val="VerbatimChar"/>
         </w:rPr>
-        <w:t xml:space="preserve">◐</w:t>
+        <w:t xml:space="preserve">【方向】</w:t>
       </w:r>
       <w:r>
         <w:t xml:space="preserve"> </w:t>
@@ -48303,7 +48303,7 @@
         <w:rPr>
           <w:rStyle w:val="VerbatimChar"/>
         </w:rPr>
-        <w:t xml:space="preserve">◐</w:t>
+        <w:t xml:space="preserve">【方向】</w:t>
       </w:r>
       <w:r>
         <w:t xml:space="preserve"> </w:t>
@@ -48344,7 +48344,7 @@
         <w:rPr>
           <w:rStyle w:val="VerbatimChar"/>
         </w:rPr>
-        <w:t xml:space="preserve">◐</w:t>
+        <w:t xml:space="preserve">【方向】</w:t>
       </w:r>
       <w:r>
         <w:t xml:space="preserve"> </w:t>
@@ -48498,7 +48498,7 @@
         <w:rPr>
           <w:rStyle w:val="VerbatimChar"/>
         </w:rPr>
-        <w:t xml:space="preserve">◐</w:t>
+        <w:t xml:space="preserve">【方向】</w:t>
       </w:r>
       <w:r>
         <w:t xml:space="preserve"> </w:t>
@@ -48642,7 +48642,7 @@
         <w:rPr>
           <w:rStyle w:val="VerbatimChar"/>
         </w:rPr>
-        <w:t xml:space="preserve">◐</w:t>
+        <w:t xml:space="preserve">【方向】</w:t>
       </w:r>
       <w:r>
         <w:t xml:space="preserve"> </w:t>
@@ -48700,7 +48700,7 @@
         <w:rPr>
           <w:rStyle w:val="VerbatimChar"/>
         </w:rPr>
-        <w:t xml:space="preserve">◐</w:t>
+        <w:t xml:space="preserve">【方向】</w:t>
       </w:r>
       <w:r>
         <w:t xml:space="preserve"> </w:t>
@@ -48781,7 +48781,7 @@
         <w:rPr>
           <w:rStyle w:val="VerbatimChar"/>
         </w:rPr>
-        <w:t xml:space="preserve">◐</w:t>
+        <w:t xml:space="preserve">【方向】</w:t>
       </w:r>
       <w:r>
         <w:t xml:space="preserve"> </w:t>
@@ -48859,7 +48859,7 @@
         <w:rPr>
           <w:rStyle w:val="VerbatimChar"/>
         </w:rPr>
-        <w:t xml:space="preserve">◐</w:t>
+        <w:t xml:space="preserve">【方向】</w:t>
       </w:r>
       <w:r>
         <w:t xml:space="preserve">（第二组核查·本组未独立复核代码）。</w:t>
@@ -48877,7 +48877,7 @@
         <w:rPr>
           <w:rStyle w:val="VerbatimChar"/>
         </w:rPr>
-        <w:t xml:space="preserve">◐</w:t>
+        <w:t xml:space="preserve">【方向】</w:t>
       </w:r>
       <w:r>
         <w:t xml:space="preserve"> </w:t>
@@ -52437,7 +52437,7 @@
           <w:bCs/>
           <w:b/>
         </w:rPr>
-        <w:t xml:space="preserve">◐</w:t>
+        <w:t xml:space="preserve">【方向】</w:t>
       </w:r>
       <w:r>
         <w:rPr>
@@ -54666,7 +54666,7 @@
           <w:bCs/>
           <w:b/>
         </w:rPr>
-        <w:t xml:space="preserve">◐</w:t>
+        <w:t xml:space="preserve">【方向】</w:t>
       </w:r>
       <w:r>
         <w:rPr>
@@ -55643,7 +55643,7 @@
               <w:rPr>
                 <w:rStyle w:val="VerbatimChar"/>
               </w:rPr>
-              <w:t xml:space="preserve">📌</w:t>
+              <w:t xml:space="preserve">【待回查】</w:t>
             </w:r>
             <w:r>
               <w:t xml:space="preserve"> </w:t>
@@ -55707,7 +55707,7 @@
               <w:rPr>
                 <w:rStyle w:val="VerbatimChar"/>
               </w:rPr>
-              <w:t xml:space="preserve">📌</w:t>
+              <w:t xml:space="preserve">【待回查】</w:t>
             </w:r>
             <w:r>
               <w:t xml:space="preserve"> </w:t>
@@ -55776,7 +55776,7 @@
               <w:rPr>
                 <w:rStyle w:val="VerbatimChar"/>
               </w:rPr>
-              <w:t xml:space="preserve">📌</w:t>
+              <w:t xml:space="preserve">【待回查】</w:t>
             </w:r>
             <w:r>
               <w:t xml:space="preserve"> </w:t>
@@ -55852,7 +55852,7 @@
         <w:rPr>
           <w:rStyle w:val="VerbatimChar"/>
         </w:rPr>
-        <w:t xml:space="preserve">📄</w:t>
+        <w:t xml:space="preserve">【文档】</w:t>
       </w:r>
       <w:r>
         <w:t xml:space="preserve"> </w:t>
@@ -55915,7 +55915,7 @@
         <w:rPr>
           <w:rStyle w:val="VerbatimChar"/>
         </w:rPr>
-        <w:t xml:space="preserve">📄</w:t>
+        <w:t xml:space="preserve">【文档】</w:t>
       </w:r>
       <w:r>
         <w:t xml:space="preserve"> </w:t>
@@ -58361,7 +58361,7 @@
               <w:rPr>
                 <w:rStyle w:val="VerbatimChar"/>
               </w:rPr>
-              <w:t xml:space="preserve">📄</w:t>
+              <w:t xml:space="preserve">【文档】</w:t>
             </w:r>
             <w:r>
               <w:t xml:space="preserve">）；不做的代价是本文</w:t>
@@ -58641,7 +58641,7 @@
               <w:rPr>
                 <w:rStyle w:val="VerbatimChar"/>
               </w:rPr>
-              <w:t xml:space="preserve">📄</w:t>
+              <w:t xml:space="preserve">【文档】</w:t>
             </w:r>
             <w:r>
               <w:t xml:space="preserve"> </w:t>
@@ -59373,7 +59373,7 @@
         <w:rPr>
           <w:rStyle w:val="VerbatimChar"/>
         </w:rPr>
-        <w:t xml:space="preserve">✅</w:t>
+        <w:t xml:space="preserve">【已核】</w:t>
       </w:r>
       <w:r>
         <w:t xml:space="preserve"> </w:t>
@@ -59764,7 +59764,7 @@
         <w:rPr>
           <w:rStyle w:val="VerbatimChar"/>
         </w:rPr>
-        <w:t xml:space="preserve">✅</w:t>
+        <w:t xml:space="preserve">【已核】</w:t>
       </w:r>
       <w:r>
         <w:t xml:space="preserve"> </w:t>
@@ -60931,7 +60931,7 @@
               <w:rPr>
                 <w:rStyle w:val="VerbatimChar"/>
               </w:rPr>
-              <w:t xml:space="preserve">📌</w:t>
+              <w:t xml:space="preserve">【待回查】</w:t>
             </w:r>
             <w:r>
               <w:t xml:space="preserve"> </w:t>
@@ -61191,7 +61191,7 @@
           <w:iCs/>
           <w:i/>
         </w:rPr>
-        <w:t xml:space="preserve">✅</w:t>
+        <w:t xml:space="preserve">【已核】</w:t>
       </w:r>
       <w:r>
         <w:rPr>
@@ -61314,7 +61314,7 @@
         <w:rPr>
           <w:rStyle w:val="VerbatimChar"/>
         </w:rPr>
-        <w:t xml:space="preserve">✅</w:t>
+        <w:t xml:space="preserve">【已核】</w:t>
       </w:r>
       <w:r>
         <w:t xml:space="preserve"> </w:t>
@@ -62178,7 +62178,7 @@
                 <w:bCs/>
                 <w:b/>
               </w:rPr>
-              <w:t xml:space="preserve">📌</w:t>
+              <w:t xml:space="preserve">【待回查】</w:t>
             </w:r>
             <w:r>
               <w:rPr>
